--- a/4304 Хафизов - Отчёт о НИР.docx
+++ b/4304 Хафизов - Отчёт о НИР.docx
@@ -1,6 +1,6 @@
 
 <file path=word/document.xml><?xml version="1.0" encoding="utf-8"?>
-<w:document xmlns:ve="http://schemas.openxmlformats.org/markup-compatibility/2006" xmlns:o="urn:schemas-microsoft-com:office:office" xmlns:r="http://schemas.openxmlformats.org/officeDocument/2006/relationships" xmlns:m="http://schemas.openxmlformats.org/officeDocument/2006/math" xmlns:v="urn:schemas-microsoft-com:vml" xmlns:wp="http://schemas.openxmlformats.org/drawingml/2006/wordprocessingDrawing" xmlns:w10="urn:schemas-microsoft-com:office:word" xmlns:w="http://schemas.openxmlformats.org/wordprocessingml/2006/main" xmlns:wne="http://schemas.microsoft.com/office/word/2006/wordml">
+<w:document xmlns:wpc="http://schemas.microsoft.com/office/word/2010/wordprocessingCanvas" xmlns:mc="http://schemas.openxmlformats.org/markup-compatibility/2006" xmlns:o="urn:schemas-microsoft-com:office:office" xmlns:r="http://schemas.openxmlformats.org/officeDocument/2006/relationships" xmlns:m="http://schemas.openxmlformats.org/officeDocument/2006/math" xmlns:v="urn:schemas-microsoft-com:vml" xmlns:wp14="http://schemas.microsoft.com/office/word/2010/wordprocessingDrawing" xmlns:wp="http://schemas.openxmlformats.org/drawingml/2006/wordprocessingDrawing" xmlns:w10="urn:schemas-microsoft-com:office:word" xmlns:w="http://schemas.openxmlformats.org/wordprocessingml/2006/main" xmlns:w14="http://schemas.microsoft.com/office/word/2010/wordml" xmlns:w15="http://schemas.microsoft.com/office/word/2012/wordml" xmlns:wpg="http://schemas.microsoft.com/office/word/2010/wordprocessingGroup" xmlns:wpi="http://schemas.microsoft.com/office/word/2010/wordprocessingInk" xmlns:wne="http://schemas.microsoft.com/office/word/2006/wordml" xmlns:wps="http://schemas.microsoft.com/office/word/2010/wordprocessingShape" mc:Ignorable="w14 w15 wp14">
   <w:body>
     <w:p>
       <w:pPr>
@@ -355,7 +355,7 @@
     <w:tbl>
       <w:tblPr>
         <w:tblW w:w="5000" w:type="pct"/>
-        <w:tblLook w:val="04A0"/>
+        <w:tblLook w:val="04A0" w:firstRow="1" w:lastRow="0" w:firstColumn="1" w:lastColumn="0" w:noHBand="0" w:noVBand="1"/>
       </w:tblPr>
       <w:tblGrid>
         <w:gridCol w:w="4166"/>
@@ -654,7 +654,7 @@
           <w:insideH w:val="single" w:sz="4" w:space="0" w:color="000000"/>
           <w:insideV w:val="single" w:sz="4" w:space="0" w:color="000000"/>
         </w:tblBorders>
-        <w:tblLook w:val="04A0"/>
+        <w:tblLook w:val="04A0" w:firstRow="1" w:lastRow="0" w:firstColumn="1" w:lastColumn="0" w:noHBand="0" w:noVBand="1"/>
       </w:tblPr>
       <w:tblGrid>
         <w:gridCol w:w="4265"/>
@@ -1258,8 +1258,36 @@
           <w:sz w:val="28"/>
           <w:szCs w:val="28"/>
         </w:rPr>
-        <w:t>В данной работе исследуется подходы к обслуживанию напольных объектов железнодорожных станций. В настоящее время на станциях проводится только регламентное обслуживание (запланированное), что является неэффективным по затрате ресурсов (чел/часов). Напротив регламентному обслуживанию приводится обслуживание по состоянию. Последнее реализуется посредством внедрения статистического анализа данных состояния объектов.</w:t>
-      </w:r>
+        <w:t xml:space="preserve">В данной работе исследуется подходы к обслуживанию напольных объектов железнодорожных станций. В настоящее время на станциях проводится только регламентное обслуживание (запланированное), что является неэффективным по затрате ресурсов (чел/часов). </w:t>
+      </w:r>
+      <w:r>
+        <w:rPr>
+          <w:color w:val="000000"/>
+          <w:sz w:val="28"/>
+          <w:szCs w:val="28"/>
+        </w:rPr>
+        <w:t xml:space="preserve">На замену регламентному обслуживанию предлагается обслуживание по состоянию. </w:t>
+      </w:r>
+      <w:r>
+        <w:rPr>
+          <w:color w:val="000000"/>
+          <w:sz w:val="28"/>
+          <w:szCs w:val="28"/>
+        </w:rPr>
+        <w:t>Последнее реализуется посредством внедрения статистического анализа данных состояния объектов.</w:t>
+      </w:r>
+    </w:p>
+    <w:p>
+      <w:pPr>
+        <w:spacing w:line="360" w:lineRule="auto"/>
+        <w:ind w:firstLine="709"/>
+        <w:jc w:val="both"/>
+        <w:rPr>
+          <w:color w:val="000000"/>
+          <w:sz w:val="28"/>
+          <w:szCs w:val="28"/>
+        </w:rPr>
+      </w:pPr>
     </w:p>
     <w:p>
       <w:pPr>
@@ -1417,8 +1445,9 @@
           <w:szCs w:val="28"/>
           <w:lang w:val="en-US"/>
         </w:rPr>
-        <w:t>This paper explores approaches to servicing outdoor facilities at railway stations. At present, only scheduled maintenance (planned) is being carried out at the stations, which is inefficien</w:t>
-      </w:r>
+        <w:t xml:space="preserve">This paper explores approaches to servicing outdoor facilities at railway stations. At present, only scheduled maintenance (planned) </w:t>
+      </w:r>
+      <w:proofErr w:type="gramStart"/>
       <w:r>
         <w:rPr>
           <w:color w:val="000000"/>
@@ -1426,6 +1455,25 @@
           <w:szCs w:val="28"/>
           <w:lang w:val="en-US"/>
         </w:rPr>
+        <w:t>is being carried out</w:t>
+      </w:r>
+      <w:proofErr w:type="gramEnd"/>
+      <w:r>
+        <w:rPr>
+          <w:color w:val="000000"/>
+          <w:sz w:val="28"/>
+          <w:szCs w:val="28"/>
+          <w:lang w:val="en-US"/>
+        </w:rPr>
+        <w:t xml:space="preserve"> at the stations, which is inefficien</w:t>
+      </w:r>
+      <w:r>
+        <w:rPr>
+          <w:color w:val="000000"/>
+          <w:sz w:val="28"/>
+          <w:szCs w:val="28"/>
+          <w:lang w:val="en-US"/>
+        </w:rPr>
         <w:t>t in terms of resources (man/ hour</w:t>
       </w:r>
       <w:r>
@@ -1435,7 +1483,56 @@
           <w:szCs w:val="28"/>
           <w:lang w:val="en-US"/>
         </w:rPr>
-        <w:t>). In contrast to routine maintenance, conditional maintenance is provided. The latter is implemented through the introduction of statistical analysis of the state data of objects.</w:t>
+        <w:t xml:space="preserve">). </w:t>
+      </w:r>
+      <w:r>
+        <w:rPr>
+          <w:color w:val="000000"/>
+          <w:sz w:val="28"/>
+          <w:szCs w:val="28"/>
+          <w:lang w:val="en-US"/>
+        </w:rPr>
+        <w:t xml:space="preserve">As a replacement for routine maintenance, conditional service </w:t>
+      </w:r>
+      <w:proofErr w:type="gramStart"/>
+      <w:r>
+        <w:rPr>
+          <w:color w:val="000000"/>
+          <w:sz w:val="28"/>
+          <w:szCs w:val="28"/>
+          <w:lang w:val="en-US"/>
+        </w:rPr>
+        <w:t>is offered</w:t>
+      </w:r>
+      <w:proofErr w:type="gramEnd"/>
+      <w:r>
+        <w:rPr>
+          <w:color w:val="000000"/>
+          <w:sz w:val="28"/>
+          <w:szCs w:val="28"/>
+          <w:lang w:val="en-US"/>
+        </w:rPr>
+        <w:t xml:space="preserve">. The latter </w:t>
+      </w:r>
+      <w:proofErr w:type="gramStart"/>
+      <w:r>
+        <w:rPr>
+          <w:color w:val="000000"/>
+          <w:sz w:val="28"/>
+          <w:szCs w:val="28"/>
+          <w:lang w:val="en-US"/>
+        </w:rPr>
+        <w:t>is implemented</w:t>
+      </w:r>
+      <w:proofErr w:type="gramEnd"/>
+      <w:r>
+        <w:rPr>
+          <w:color w:val="000000"/>
+          <w:sz w:val="28"/>
+          <w:szCs w:val="28"/>
+          <w:lang w:val="en-US"/>
+        </w:rPr>
+        <w:t xml:space="preserve"> through the introduction of statistical analysis of the state data of objects.</w:t>
       </w:r>
     </w:p>
     <w:p>
@@ -1772,6 +1869,7 @@
           <w:szCs w:val="28"/>
         </w:rPr>
       </w:pPr>
+      <w:proofErr w:type="spellStart"/>
       <w:r>
         <w:rPr>
           <w:sz w:val="28"/>
@@ -1779,6 +1877,7 @@
         </w:rPr>
         <w:t>УиСЖАТ</w:t>
       </w:r>
+      <w:proofErr w:type="spellEnd"/>
       <w:r>
         <w:rPr>
           <w:sz w:val="28"/>
@@ -1977,7 +2076,7 @@
     <w:tbl>
       <w:tblPr>
         <w:tblW w:w="0" w:type="auto"/>
-        <w:tblLook w:val="04A0"/>
+        <w:tblLook w:val="04A0" w:firstRow="1" w:lastRow="0" w:firstColumn="1" w:lastColumn="0" w:noHBand="0" w:noVBand="1"/>
       </w:tblPr>
       <w:tblGrid>
         <w:gridCol w:w="803"/>
@@ -2987,7 +3086,23 @@
           <w:sz w:val="28"/>
           <w:szCs w:val="28"/>
         </w:rPr>
-        <w:t xml:space="preserve">В настоящее время на железнодорожных станциях проводится только регламентное обслуживание (запланированное) напольных объектов, которое выполняет электромеханик. В обслуживание входит проверка состояния таких объектов как железнодорожные стрелки (смазывание/замена привода) и светофоры (замена лампочек). </w:t>
+        <w:t>В настоящее время на железнодорожных станциях проводится только регламентное обслуживание (запланированное) напольных объектов, которое выполняет электромеханик. В обслуживание входит проверка состояния таких объектов</w:t>
+      </w:r>
+      <w:r>
+        <w:rPr>
+          <w:color w:val="000000"/>
+          <w:sz w:val="28"/>
+          <w:szCs w:val="28"/>
+        </w:rPr>
+        <w:t>,</w:t>
+      </w:r>
+      <w:r>
+        <w:rPr>
+          <w:color w:val="000000"/>
+          <w:sz w:val="28"/>
+          <w:szCs w:val="28"/>
+        </w:rPr>
+        <w:t xml:space="preserve"> как железнодорожные стрелки (смазывание/замена привода) и светофоры (замена лампочек). </w:t>
       </w:r>
     </w:p>
     <w:p>
@@ -3007,7 +3122,23 @@
           <w:sz w:val="28"/>
           <w:szCs w:val="28"/>
         </w:rPr>
-        <w:t xml:space="preserve">С целью оптимизации ресурсов (чел/часов) затрачиваемых на регламентные работы, специалисты ОАО РЖД ставят задачу перехода с регламентного обслуживания на обслуживание по состоянию. Применительно к стрелочным приводам – обслуживание не раз в месяц по графику, а при достижении определенного суммарного времени работы и общего количества переводов стрелки. </w:t>
+        <w:t xml:space="preserve">С целью оптимизации ресурсов (чел/часов) затрачиваемых на регламентные работы, специалисты ОАО РЖД ставят задачу перехода с </w:t>
+      </w:r>
+      <w:r>
+        <w:rPr>
+          <w:color w:val="000000"/>
+          <w:sz w:val="28"/>
+          <w:szCs w:val="28"/>
+        </w:rPr>
+        <w:t>запланированного</w:t>
+      </w:r>
+      <w:r>
+        <w:rPr>
+          <w:color w:val="000000"/>
+          <w:sz w:val="28"/>
+          <w:szCs w:val="28"/>
+        </w:rPr>
+        <w:t xml:space="preserve"> обслуживания на обслуживание по состоянию. Применительно к стрелочным приводам – обслуживание не раз в месяц по графику, а при достижении определенного суммарного времени работы и общего количества переводов стрелки. </w:t>
       </w:r>
     </w:p>
     <w:p>
@@ -3027,7 +3158,59 @@
           <w:sz w:val="28"/>
           <w:szCs w:val="28"/>
         </w:rPr>
-        <w:t xml:space="preserve">Для возможности реализации обслуживания по состоянию требуется информация о количестве и временах перевода каждой стрелки. Данная информация в опосредственном виде уже содержится в архивах диагностических данных КСУ РА. Для реализации поставленной задачи необходимо </w:t>
+        <w:t xml:space="preserve">Для возможности реализации обслуживания по состоянию требуется информация о количестве и временах перевода каждой стрелки. Данная информация в </w:t>
+      </w:r>
+      <w:proofErr w:type="spellStart"/>
+      <w:r>
+        <w:rPr>
+          <w:color w:val="000000"/>
+          <w:sz w:val="28"/>
+          <w:szCs w:val="28"/>
+        </w:rPr>
+        <w:t>опосредственном</w:t>
+      </w:r>
+      <w:proofErr w:type="spellEnd"/>
+      <w:r>
+        <w:rPr>
+          <w:color w:val="000000"/>
+          <w:sz w:val="28"/>
+          <w:szCs w:val="28"/>
+        </w:rPr>
+        <w:t xml:space="preserve"> виде уже содержится </w:t>
+      </w:r>
+      <w:proofErr w:type="gramStart"/>
+      <w:r>
+        <w:rPr>
+          <w:color w:val="000000"/>
+          <w:sz w:val="28"/>
+          <w:szCs w:val="28"/>
+        </w:rPr>
+        <w:t>в</w:t>
+      </w:r>
+      <w:r>
+        <w:rPr>
+          <w:color w:val="000000"/>
+          <w:sz w:val="28"/>
+          <w:szCs w:val="28"/>
+        </w:rPr>
+        <w:t xml:space="preserve"> </w:t>
+      </w:r>
+      <w:r>
+        <w:rPr>
+          <w:color w:val="000000"/>
+          <w:sz w:val="28"/>
+          <w:szCs w:val="28"/>
+        </w:rPr>
+        <w:t>архивах</w:t>
+      </w:r>
+      <w:proofErr w:type="gramEnd"/>
+      <w:r>
+        <w:rPr>
+          <w:color w:val="000000"/>
+          <w:sz w:val="28"/>
+          <w:szCs w:val="28"/>
+        </w:rPr>
+        <w:t xml:space="preserve"> диагностических данных КСУ РА. Для реализации поставленной задачи необходимо </w:t>
       </w:r>
       <w:r>
         <w:rPr>
@@ -3105,6 +3288,7 @@
         <w:rPr>
           <w:b/>
           <w:caps/>
+          <w:color w:val="000000" w:themeColor="text1"/>
           <w:sz w:val="28"/>
           <w:szCs w:val="28"/>
         </w:rPr>
@@ -3122,6 +3306,7 @@
         <w:rPr>
           <w:b/>
           <w:caps/>
+          <w:color w:val="000000" w:themeColor="text1"/>
           <w:sz w:val="28"/>
           <w:szCs w:val="28"/>
         </w:rPr>
@@ -3132,126 +3317,11 @@
         <w:rPr>
           <w:b/>
           <w:caps/>
-          <w:color w:val="FF0000"/>
-          <w:sz w:val="28"/>
-          <w:szCs w:val="28"/>
-        </w:rPr>
-        <w:t>Первый раздел</w:t>
-      </w:r>
-    </w:p>
-    <w:p>
-      <w:pPr>
-        <w:spacing w:line="360" w:lineRule="auto"/>
-        <w:jc w:val="center"/>
-        <w:rPr>
-          <w:bCs/>
-          <w:sz w:val="28"/>
-          <w:szCs w:val="28"/>
-        </w:rPr>
-      </w:pPr>
-    </w:p>
-    <w:p>
-      <w:pPr>
-        <w:spacing w:line="360" w:lineRule="auto"/>
-        <w:ind w:firstLine="709"/>
-        <w:rPr>
-          <w:b/>
-          <w:bCs/>
-          <w:color w:val="FF0000"/>
-          <w:sz w:val="28"/>
-          <w:szCs w:val="28"/>
-        </w:rPr>
-      </w:pPr>
-      <w:r>
-        <w:rPr>
-          <w:b/>
-          <w:bCs/>
-          <w:sz w:val="28"/>
-          <w:szCs w:val="28"/>
-        </w:rPr>
-        <w:t xml:space="preserve">1.1. </w:t>
-      </w:r>
-      <w:r>
-        <w:rPr>
-          <w:b/>
-          <w:bCs/>
-          <w:color w:val="FF0000"/>
-          <w:sz w:val="28"/>
-          <w:szCs w:val="28"/>
-        </w:rPr>
-        <w:t>Первый подраздел первого раздела</w:t>
-      </w:r>
-    </w:p>
-    <w:p>
-      <w:pPr>
-        <w:spacing w:line="360" w:lineRule="auto"/>
-        <w:ind w:firstLine="709"/>
-        <w:rPr>
-          <w:b/>
-          <w:bCs/>
-          <w:sz w:val="28"/>
-          <w:szCs w:val="28"/>
-        </w:rPr>
-      </w:pPr>
-    </w:p>
-    <w:p>
-      <w:pPr>
-        <w:spacing w:line="360" w:lineRule="auto"/>
-        <w:ind w:firstLine="709"/>
-        <w:rPr>
-          <w:b/>
-          <w:bCs/>
-          <w:color w:val="FF0000"/>
-          <w:sz w:val="28"/>
-          <w:szCs w:val="28"/>
-        </w:rPr>
-      </w:pPr>
-      <w:r>
-        <w:rPr>
-          <w:b/>
-          <w:bCs/>
-          <w:sz w:val="28"/>
-          <w:szCs w:val="28"/>
-        </w:rPr>
-        <w:t>1.</w:t>
-      </w:r>
-      <w:r>
-        <w:rPr>
-          <w:b/>
-          <w:bCs/>
-          <w:sz w:val="28"/>
-          <w:szCs w:val="28"/>
-        </w:rPr>
-        <w:t>2</w:t>
-      </w:r>
-      <w:r>
-        <w:rPr>
-          <w:b/>
-          <w:bCs/>
-          <w:sz w:val="28"/>
-          <w:szCs w:val="28"/>
-        </w:rPr>
-        <w:t xml:space="preserve">. </w:t>
-      </w:r>
-      <w:r>
-        <w:rPr>
-          <w:b/>
-          <w:bCs/>
-          <w:color w:val="FF0000"/>
-          <w:sz w:val="28"/>
-          <w:szCs w:val="28"/>
-        </w:rPr>
-        <w:t xml:space="preserve">Второй </w:t>
-      </w:r>
-      <w:r>
-        <w:rPr>
-          <w:b/>
-          <w:bCs/>
-          <w:color w:val="FF0000"/>
-          <w:sz w:val="28"/>
-          <w:szCs w:val="28"/>
-        </w:rPr>
-        <w:t>подраздел первого раздела</w:t>
+          <w:color w:val="000000" w:themeColor="text1"/>
+          <w:sz w:val="28"/>
+          <w:szCs w:val="28"/>
+        </w:rPr>
+        <w:t>обзор подходов обслуживания</w:t>
       </w:r>
     </w:p>
     <w:p>
@@ -3261,6 +3331,134 @@
         <w:rPr>
           <w:b/>
           <w:caps/>
+          <w:color w:val="000000" w:themeColor="text1"/>
+          <w:sz w:val="28"/>
+          <w:szCs w:val="28"/>
+        </w:rPr>
+      </w:pPr>
+    </w:p>
+    <w:p>
+      <w:pPr>
+        <w:spacing w:line="360" w:lineRule="auto"/>
+        <w:ind w:firstLine="709"/>
+        <w:jc w:val="both"/>
+        <w:rPr>
+          <w:sz w:val="28"/>
+          <w:szCs w:val="28"/>
+        </w:rPr>
+      </w:pPr>
+      <w:r>
+        <w:rPr>
+          <w:rStyle w:val="aff2"/>
+        </w:rPr>
+        <w:t>В данный мом</w:t>
+      </w:r>
+      <w:r>
+        <w:rPr>
+          <w:rStyle w:val="aff2"/>
+        </w:rPr>
+        <w:t>ент на железнодорожных станциях проводится только р</w:t>
+      </w:r>
+      <w:r>
+        <w:rPr>
+          <w:rStyle w:val="aff2"/>
+        </w:rPr>
+        <w:t>егламентированное обслуживание. Работы выполняются по запланированному графику электромехаником. Данный подход имеет следующие</w:t>
+      </w:r>
+      <w:r>
+        <w:rPr>
+          <w:sz w:val="28"/>
+          <w:szCs w:val="28"/>
+        </w:rPr>
+        <w:t xml:space="preserve"> преимущества:</w:t>
+      </w:r>
+    </w:p>
+    <w:p>
+      <w:pPr>
+        <w:pStyle w:val="af2"/>
+        <w:numPr>
+          <w:ilvl w:val="0"/>
+          <w:numId w:val="7"/>
+        </w:numPr>
+        <w:spacing w:line="360" w:lineRule="auto"/>
+        <w:jc w:val="both"/>
+        <w:rPr>
+          <w:b/>
+          <w:caps/>
+          <w:sz w:val="28"/>
+          <w:szCs w:val="28"/>
+        </w:rPr>
+      </w:pPr>
+      <w:r>
+        <w:rPr>
+          <w:sz w:val="28"/>
+          <w:szCs w:val="28"/>
+        </w:rPr>
+        <w:t>Проверяются и обслуживаются все напольные объекты на станциях;</w:t>
+      </w:r>
+    </w:p>
+    <w:p>
+      <w:pPr>
+        <w:pStyle w:val="af2"/>
+        <w:numPr>
+          <w:ilvl w:val="0"/>
+          <w:numId w:val="7"/>
+        </w:numPr>
+        <w:spacing w:line="360" w:lineRule="auto"/>
+        <w:jc w:val="both"/>
+        <w:rPr>
+          <w:b/>
+          <w:caps/>
+          <w:sz w:val="28"/>
+          <w:szCs w:val="28"/>
+        </w:rPr>
+      </w:pPr>
+      <w:r>
+        <w:rPr>
+          <w:sz w:val="28"/>
+          <w:szCs w:val="28"/>
+        </w:rPr>
+        <w:t>Ремонтные работы не задерживают график поездов, так как для них выбирается специальное свободное время в расписании.</w:t>
+      </w:r>
+    </w:p>
+    <w:p>
+      <w:pPr>
+        <w:pStyle w:val="aff1"/>
+        <w:jc w:val="both"/>
+      </w:pPr>
+      <w:r>
+        <w:t xml:space="preserve">Также данный подход имеет </w:t>
+      </w:r>
+      <w:r>
+        <w:t>главный недостаток – у всех напольных объектов разное количество включения/выключения, в зависимости от загруженности конкретного направления. Из-за чего подвижные приводы стрелок, лампочки светофоров и т.п. изнашиваются в разной степени.</w:t>
+      </w:r>
+    </w:p>
+    <w:p>
+      <w:pPr>
+        <w:pStyle w:val="aff1"/>
+        <w:jc w:val="both"/>
+      </w:pPr>
+      <w:r>
+        <w:t>Подход обслуживания по со</w:t>
+      </w:r>
+      <w:r>
+        <w:t xml:space="preserve">стоянию решает этот недостаток, так как помимо плановых работ, электромеханику выводится статусы по всем объектам (количество включений-выключений, общее время работы), а также рекомендации </w:t>
+      </w:r>
+      <w:r>
+        <w:rPr>
+          <w:color w:val="000000"/>
+        </w:rPr>
+        <w:t>о проведении внеочередного обслуживания. Для этого требуется внедрить в существующую систему статистический анализ данных состояния устройств.</w:t>
+      </w:r>
+    </w:p>
+    <w:p>
+      <w:pPr>
+        <w:spacing w:line="360" w:lineRule="auto"/>
+        <w:jc w:val="center"/>
+        <w:rPr>
+          <w:b/>
+          <w:caps/>
+          <w:color w:val="000000" w:themeColor="text1"/>
           <w:sz w:val="28"/>
           <w:szCs w:val="28"/>
         </w:rPr>
@@ -3275,6 +3473,7 @@
       <w:r>
         <w:rPr>
           <w:b/>
+          <w:color w:val="000000" w:themeColor="text1"/>
           <w:sz w:val="28"/>
           <w:szCs w:val="28"/>
         </w:rPr>
@@ -3285,6 +3484,7 @@
         <w:rPr>
           <w:b/>
           <w:caps/>
+          <w:color w:val="000000" w:themeColor="text1"/>
           <w:sz w:val="28"/>
           <w:szCs w:val="28"/>
         </w:rPr>
@@ -3294,11 +3494,11 @@
         <w:rPr>
           <w:b/>
           <w:caps/>
-          <w:color w:val="FF0000"/>
-          <w:sz w:val="28"/>
-          <w:szCs w:val="28"/>
-        </w:rPr>
-        <w:t>ВТОРОЙ раздел</w:t>
+          <w:color w:val="000000" w:themeColor="text1"/>
+          <w:sz w:val="28"/>
+          <w:szCs w:val="28"/>
+        </w:rPr>
+        <w:t>Требования для анализа</w:t>
       </w:r>
     </w:p>
     <w:p>
@@ -3316,10 +3516,9 @@
       <w:pPr>
         <w:spacing w:line="360" w:lineRule="auto"/>
         <w:ind w:firstLine="709"/>
+        <w:jc w:val="both"/>
         <w:rPr>
           <w:b/>
-          <w:bCs/>
-          <w:color w:val="FF0000"/>
           <w:sz w:val="28"/>
           <w:szCs w:val="28"/>
         </w:rPr>
@@ -3327,153 +3526,1612 @@
       <w:r>
         <w:rPr>
           <w:b/>
-          <w:bCs/>
-          <w:sz w:val="28"/>
-          <w:szCs w:val="28"/>
-        </w:rPr>
-        <w:t>2</w:t>
+          <w:sz w:val="28"/>
+          <w:szCs w:val="28"/>
+        </w:rPr>
+        <w:t>2.1</w:t>
       </w:r>
       <w:r>
         <w:rPr>
           <w:b/>
-          <w:bCs/>
-          <w:sz w:val="28"/>
-          <w:szCs w:val="28"/>
-        </w:rPr>
-        <w:t xml:space="preserve">.1. </w:t>
-      </w:r>
-      <w:r>
+          <w:sz w:val="28"/>
+          <w:szCs w:val="28"/>
+        </w:rPr>
+        <w:tab/>
+        <w:t>Общие требования</w:t>
+      </w:r>
+    </w:p>
+    <w:p>
+      <w:pPr>
+        <w:spacing w:line="360" w:lineRule="auto"/>
+        <w:ind w:firstLine="709"/>
+        <w:jc w:val="both"/>
+        <w:rPr>
+          <w:sz w:val="28"/>
+          <w:szCs w:val="28"/>
+        </w:rPr>
+      </w:pPr>
+      <w:r>
+        <w:rPr>
+          <w:sz w:val="28"/>
+          <w:szCs w:val="28"/>
+        </w:rPr>
+        <w:t>Назовем фильтрами событий функциональные блоки, реализующие отдельные варианты выборки и / или анализа данных состояния ЭК. Фильтры событий представляют собой функции над множеством данных состояния ЭК (сигн</w:t>
+      </w:r>
+      <w:r>
+        <w:rPr>
+          <w:sz w:val="28"/>
+          <w:szCs w:val="28"/>
+        </w:rPr>
+        <w:t>алов, значений параметров работы</w:t>
+      </w:r>
+      <w:r>
+        <w:rPr>
+          <w:sz w:val="28"/>
+          <w:szCs w:val="28"/>
+        </w:rPr>
+        <w:t>) и / или над результатами применения других фильтров с использованием:</w:t>
+      </w:r>
+    </w:p>
+    <w:p>
+      <w:pPr>
+        <w:spacing w:line="360" w:lineRule="auto"/>
+        <w:ind w:firstLine="709"/>
+        <w:jc w:val="both"/>
+        <w:rPr>
+          <w:sz w:val="28"/>
+          <w:szCs w:val="28"/>
+        </w:rPr>
+      </w:pPr>
+      <w:r>
+        <w:rPr>
+          <w:sz w:val="28"/>
+          <w:szCs w:val="28"/>
+        </w:rPr>
+        <w:t>●</w:t>
+      </w:r>
+      <w:r>
+        <w:rPr>
+          <w:sz w:val="28"/>
+          <w:szCs w:val="28"/>
+        </w:rPr>
+        <w:tab/>
+        <w:t>арифметико-логических операций (И, ИЛИ, НЕ, БОЛЬШЕ, РАВНО, ПЛЮС, ДЕЛИТЬ и пр.);</w:t>
+      </w:r>
+    </w:p>
+    <w:p>
+      <w:pPr>
+        <w:spacing w:line="360" w:lineRule="auto"/>
+        <w:ind w:firstLine="709"/>
+        <w:jc w:val="both"/>
+        <w:rPr>
+          <w:sz w:val="28"/>
+          <w:szCs w:val="28"/>
+        </w:rPr>
+      </w:pPr>
+      <w:r>
+        <w:rPr>
+          <w:sz w:val="28"/>
+          <w:szCs w:val="28"/>
+        </w:rPr>
+        <w:t>●</w:t>
+      </w:r>
+      <w:r>
+        <w:rPr>
+          <w:sz w:val="28"/>
+          <w:szCs w:val="28"/>
+        </w:rPr>
+        <w:tab/>
+        <w:t>арифметико-логических функций (СТЕПЕНЬ, КОРЕНЬ, МАКС, МИН и пр.);</w:t>
+      </w:r>
+    </w:p>
+    <w:p>
+      <w:pPr>
+        <w:spacing w:line="360" w:lineRule="auto"/>
+        <w:ind w:firstLine="709"/>
+        <w:jc w:val="both"/>
+        <w:rPr>
+          <w:sz w:val="28"/>
+          <w:szCs w:val="28"/>
+        </w:rPr>
+      </w:pPr>
+      <w:r>
+        <w:rPr>
+          <w:sz w:val="28"/>
+          <w:szCs w:val="28"/>
+        </w:rPr>
+        <w:t>●</w:t>
+      </w:r>
+      <w:r>
+        <w:rPr>
+          <w:sz w:val="28"/>
+          <w:szCs w:val="28"/>
+        </w:rPr>
+        <w:tab/>
+        <w:t>функторов типа КОЛИЧЕСТВО, СУММА и пр.;</w:t>
+      </w:r>
+    </w:p>
+    <w:p>
+      <w:pPr>
+        <w:spacing w:line="360" w:lineRule="auto"/>
+        <w:ind w:firstLine="709"/>
+        <w:jc w:val="both"/>
+        <w:rPr>
+          <w:sz w:val="28"/>
+          <w:szCs w:val="28"/>
+        </w:rPr>
+      </w:pPr>
+      <w:r>
+        <w:rPr>
+          <w:sz w:val="28"/>
+          <w:szCs w:val="28"/>
+        </w:rPr>
+        <w:t>●</w:t>
+      </w:r>
+      <w:r>
+        <w:rPr>
+          <w:sz w:val="28"/>
+          <w:szCs w:val="28"/>
+        </w:rPr>
+        <w:tab/>
+        <w:t>селекторов типа ДЛЯ КАЖДОГО с дополнительными условиями СТАНЦИЯ=, ОБЪЕКТ.ТИП=, ОБЪЕКТ.ИМЯ= и пр.;</w:t>
+      </w:r>
+    </w:p>
+    <w:p>
+      <w:pPr>
+        <w:spacing w:line="360" w:lineRule="auto"/>
+        <w:ind w:firstLine="709"/>
+        <w:jc w:val="both"/>
+        <w:rPr>
+          <w:sz w:val="28"/>
+          <w:szCs w:val="28"/>
+        </w:rPr>
+      </w:pPr>
+      <w:r>
+        <w:rPr>
+          <w:sz w:val="28"/>
+          <w:szCs w:val="28"/>
+        </w:rPr>
+        <w:t>●</w:t>
+      </w:r>
+      <w:r>
+        <w:rPr>
+          <w:sz w:val="28"/>
+          <w:szCs w:val="28"/>
+        </w:rPr>
+        <w:tab/>
+        <w:t>действий типа формирования / дополнения комментария к событию (например, КОММЕНТАРИЙ += «ОБЪЕКТ.ИМЯ.ПАРАМЕТР = ОБЪЕКТ.ИМЯ.ПАРАМЕТР.ЗНАЧЕНИЕ») и пр.</w:t>
+      </w:r>
+    </w:p>
+    <w:p>
+      <w:pPr>
+        <w:spacing w:line="360" w:lineRule="auto"/>
+        <w:ind w:firstLine="709"/>
+        <w:jc w:val="both"/>
+        <w:rPr>
+          <w:sz w:val="28"/>
+          <w:szCs w:val="28"/>
+        </w:rPr>
+      </w:pPr>
+      <w:r>
+        <w:rPr>
+          <w:sz w:val="28"/>
+          <w:szCs w:val="28"/>
+        </w:rPr>
+        <w:t>●</w:t>
+      </w:r>
+      <w:r>
+        <w:rPr>
+          <w:sz w:val="28"/>
+          <w:szCs w:val="28"/>
+        </w:rPr>
+        <w:tab/>
+        <w:t>и других необходимых элементов.</w:t>
+      </w:r>
+    </w:p>
+    <w:p>
+      <w:pPr>
+        <w:spacing w:line="360" w:lineRule="auto"/>
+        <w:ind w:firstLine="709"/>
+        <w:jc w:val="both"/>
+        <w:rPr>
+          <w:sz w:val="28"/>
+          <w:szCs w:val="28"/>
+        </w:rPr>
+      </w:pPr>
+      <w:r>
+        <w:rPr>
+          <w:sz w:val="28"/>
+          <w:szCs w:val="28"/>
+        </w:rPr>
+        <w:t>2.1.1</w:t>
+      </w:r>
+      <w:r>
+        <w:rPr>
+          <w:sz w:val="28"/>
+          <w:szCs w:val="28"/>
+        </w:rPr>
+        <w:tab/>
+        <w:t xml:space="preserve"> Фильтры событий должны обеспечивать:</w:t>
+      </w:r>
+    </w:p>
+    <w:p>
+      <w:pPr>
+        <w:spacing w:line="360" w:lineRule="auto"/>
+        <w:ind w:firstLine="709"/>
+        <w:jc w:val="both"/>
+        <w:rPr>
+          <w:sz w:val="28"/>
+          <w:szCs w:val="28"/>
+        </w:rPr>
+      </w:pPr>
+      <w:r>
+        <w:rPr>
+          <w:sz w:val="28"/>
+          <w:szCs w:val="28"/>
+        </w:rPr>
+        <w:t>●</w:t>
+      </w:r>
+      <w:r>
+        <w:rPr>
+          <w:sz w:val="28"/>
+          <w:szCs w:val="28"/>
+        </w:rPr>
+        <w:tab/>
+        <w:t>отслеживание значений сиг</w:t>
+      </w:r>
+      <w:r>
+        <w:rPr>
+          <w:sz w:val="28"/>
+          <w:szCs w:val="28"/>
+        </w:rPr>
+        <w:t>налов и параметров ЭК</w:t>
+      </w:r>
+      <w:r>
+        <w:rPr>
+          <w:sz w:val="28"/>
+          <w:szCs w:val="28"/>
+        </w:rPr>
+        <w:t>;</w:t>
+      </w:r>
+    </w:p>
+    <w:p>
+      <w:pPr>
+        <w:spacing w:line="360" w:lineRule="auto"/>
+        <w:ind w:firstLine="709"/>
+        <w:jc w:val="both"/>
+        <w:rPr>
+          <w:sz w:val="28"/>
+          <w:szCs w:val="28"/>
+        </w:rPr>
+      </w:pPr>
+      <w:r>
+        <w:rPr>
+          <w:sz w:val="28"/>
+          <w:szCs w:val="28"/>
+        </w:rPr>
+        <w:t>●</w:t>
+      </w:r>
+      <w:r>
+        <w:rPr>
+          <w:sz w:val="28"/>
+          <w:szCs w:val="28"/>
+        </w:rPr>
+        <w:tab/>
+        <w:t>реализацию функций первичного, статистического и, при возможности, эвристического анализа данных состояния ЭК на заданном временном интервале;</w:t>
+      </w:r>
+    </w:p>
+    <w:p>
+      <w:pPr>
+        <w:spacing w:line="360" w:lineRule="auto"/>
+        <w:ind w:firstLine="709"/>
+        <w:jc w:val="both"/>
+        <w:rPr>
+          <w:sz w:val="28"/>
+          <w:szCs w:val="28"/>
+        </w:rPr>
+      </w:pPr>
+      <w:r>
+        <w:rPr>
+          <w:sz w:val="28"/>
+          <w:szCs w:val="28"/>
+        </w:rPr>
+        <w:t>●</w:t>
+      </w:r>
+      <w:r>
+        <w:rPr>
+          <w:sz w:val="28"/>
+          <w:szCs w:val="28"/>
+        </w:rPr>
+        <w:tab/>
+        <w:t>выборку данных по событиям;</w:t>
+      </w:r>
+    </w:p>
+    <w:p>
+      <w:pPr>
+        <w:spacing w:line="360" w:lineRule="auto"/>
+        <w:ind w:firstLine="709"/>
+        <w:jc w:val="both"/>
+        <w:rPr>
+          <w:sz w:val="28"/>
+          <w:szCs w:val="28"/>
+        </w:rPr>
+      </w:pPr>
+      <w:r>
+        <w:rPr>
+          <w:sz w:val="28"/>
+          <w:szCs w:val="28"/>
+        </w:rPr>
+        <w:t>●</w:t>
+      </w:r>
+      <w:r>
+        <w:rPr>
+          <w:sz w:val="28"/>
+          <w:szCs w:val="28"/>
+        </w:rPr>
+        <w:tab/>
+        <w:t>просмотр архивных данных по событиям.</w:t>
+      </w:r>
+    </w:p>
+    <w:p>
+      <w:pPr>
+        <w:spacing w:line="360" w:lineRule="auto"/>
+        <w:ind w:firstLine="709"/>
+        <w:jc w:val="both"/>
+        <w:rPr>
+          <w:sz w:val="28"/>
+          <w:szCs w:val="28"/>
+        </w:rPr>
+      </w:pPr>
+      <w:r>
+        <w:rPr>
+          <w:sz w:val="28"/>
+          <w:szCs w:val="28"/>
+        </w:rPr>
+        <w:t>2.1.2</w:t>
+      </w:r>
+      <w:r>
+        <w:rPr>
+          <w:sz w:val="28"/>
+          <w:szCs w:val="28"/>
+        </w:rPr>
+        <w:tab/>
+        <w:t xml:space="preserve"> ПО должно обеспечивать использование фильтров со всеми данными состояния ЭК заданного объекта внедрения.</w:t>
+      </w:r>
+    </w:p>
+    <w:p>
+      <w:pPr>
+        <w:spacing w:line="360" w:lineRule="auto"/>
+        <w:ind w:firstLine="709"/>
+        <w:jc w:val="both"/>
+        <w:rPr>
+          <w:sz w:val="28"/>
+          <w:szCs w:val="28"/>
+        </w:rPr>
+      </w:pPr>
+      <w:r>
+        <w:rPr>
+          <w:sz w:val="28"/>
+          <w:szCs w:val="28"/>
+        </w:rPr>
+        <w:t>2.1.3</w:t>
+      </w:r>
+      <w:r>
+        <w:rPr>
+          <w:sz w:val="28"/>
+          <w:szCs w:val="28"/>
+        </w:rPr>
+        <w:tab/>
+        <w:t xml:space="preserve"> ПО может обеспечивать использование фильтров с данными состояния ЭК разных объектов внедрения.</w:t>
+      </w:r>
+    </w:p>
+    <w:p>
+      <w:pPr>
+        <w:spacing w:line="360" w:lineRule="auto"/>
+        <w:ind w:firstLine="709"/>
+        <w:jc w:val="both"/>
+        <w:rPr>
+          <w:sz w:val="28"/>
+          <w:szCs w:val="28"/>
+        </w:rPr>
+      </w:pPr>
+      <w:r>
+        <w:rPr>
+          <w:sz w:val="28"/>
+          <w:szCs w:val="28"/>
+        </w:rPr>
+        <w:lastRenderedPageBreak/>
+        <w:t>2.1.4</w:t>
+      </w:r>
+      <w:r>
+        <w:rPr>
+          <w:sz w:val="28"/>
+          <w:szCs w:val="28"/>
+        </w:rPr>
+        <w:tab/>
+        <w:t xml:space="preserve"> ПО должно содержать базовый набор фильтров событий для реализации требуемых функций ан</w:t>
+      </w:r>
+      <w:r>
+        <w:rPr>
+          <w:sz w:val="28"/>
+          <w:szCs w:val="28"/>
+        </w:rPr>
+        <w:t>ализа, построения отчетов и пр.</w:t>
+      </w:r>
+    </w:p>
+    <w:p>
+      <w:pPr>
+        <w:spacing w:line="360" w:lineRule="auto"/>
+        <w:ind w:firstLine="709"/>
+        <w:jc w:val="both"/>
+        <w:rPr>
+          <w:sz w:val="28"/>
+          <w:szCs w:val="28"/>
+        </w:rPr>
+      </w:pPr>
+      <w:r>
+        <w:rPr>
+          <w:sz w:val="28"/>
+          <w:szCs w:val="28"/>
+        </w:rPr>
+        <w:t>2.1.5</w:t>
+      </w:r>
+      <w:r>
+        <w:rPr>
+          <w:sz w:val="28"/>
+          <w:szCs w:val="28"/>
+        </w:rPr>
+        <w:tab/>
+        <w:t xml:space="preserve"> ПО должно предоставлять возможность создания и редактирования пользователями собственных пользовательских фильтров событий с использованием графического интерфейса.</w:t>
+      </w:r>
+    </w:p>
+    <w:p>
+      <w:pPr>
+        <w:spacing w:line="360" w:lineRule="auto"/>
+        <w:ind w:firstLine="709"/>
+        <w:jc w:val="both"/>
+        <w:rPr>
+          <w:sz w:val="28"/>
+          <w:szCs w:val="28"/>
+        </w:rPr>
+      </w:pPr>
+      <w:r>
+        <w:rPr>
+          <w:sz w:val="28"/>
+          <w:szCs w:val="28"/>
+        </w:rPr>
+        <w:t>2.1.6</w:t>
+      </w:r>
+      <w:r>
+        <w:rPr>
+          <w:sz w:val="28"/>
+          <w:szCs w:val="28"/>
+        </w:rPr>
+        <w:tab/>
+        <w:t xml:space="preserve"> ПО может обеспечивать возможность создания и использования пользовательских функций и функторов на основе имеющихся.</w:t>
+      </w:r>
+    </w:p>
+    <w:p>
+      <w:pPr>
+        <w:spacing w:line="360" w:lineRule="auto"/>
+        <w:ind w:firstLine="709"/>
+        <w:jc w:val="both"/>
+        <w:rPr>
+          <w:sz w:val="28"/>
+          <w:szCs w:val="28"/>
+        </w:rPr>
+      </w:pPr>
+      <w:r>
+        <w:rPr>
+          <w:sz w:val="28"/>
+          <w:szCs w:val="28"/>
+        </w:rPr>
+        <w:t>2.1.7</w:t>
+      </w:r>
+      <w:r>
+        <w:rPr>
+          <w:sz w:val="28"/>
+          <w:szCs w:val="28"/>
+        </w:rPr>
+        <w:tab/>
+        <w:t xml:space="preserve"> ПО может обеспечивать получение фильтров базового набора от КСУ РА вместе с адаптацией.</w:t>
+      </w:r>
+    </w:p>
+    <w:p>
+      <w:pPr>
+        <w:spacing w:line="360" w:lineRule="auto"/>
+        <w:ind w:firstLine="709"/>
+        <w:jc w:val="both"/>
+        <w:rPr>
+          <w:sz w:val="28"/>
+          <w:szCs w:val="28"/>
+        </w:rPr>
+      </w:pPr>
+      <w:r>
+        <w:rPr>
+          <w:sz w:val="28"/>
+          <w:szCs w:val="28"/>
+        </w:rPr>
+        <w:t>2.1.8</w:t>
+      </w:r>
+      <w:r>
+        <w:rPr>
+          <w:sz w:val="28"/>
+          <w:szCs w:val="28"/>
+        </w:rPr>
+        <w:tab/>
+        <w:t xml:space="preserve"> Пользовательские фильтры должны храниться ПО локально, на ПЭВМ АРМ ШН.</w:t>
+      </w:r>
+    </w:p>
+    <w:p>
+      <w:pPr>
+        <w:spacing w:line="360" w:lineRule="auto"/>
+        <w:ind w:firstLine="709"/>
+        <w:jc w:val="both"/>
         <w:rPr>
           <w:b/>
-          <w:bCs/>
-          <w:color w:val="FF0000"/>
-          <w:sz w:val="28"/>
-          <w:szCs w:val="28"/>
-        </w:rPr>
-        <w:t xml:space="preserve">Первый подраздел </w:t>
-      </w:r>
+          <w:sz w:val="28"/>
+          <w:szCs w:val="28"/>
+        </w:rPr>
+      </w:pPr>
       <w:r>
         <w:rPr>
           <w:b/>
-          <w:bCs/>
-          <w:color w:val="FF0000"/>
-          <w:sz w:val="28"/>
-          <w:szCs w:val="28"/>
-        </w:rPr>
-        <w:t>второго</w:t>
+          <w:sz w:val="28"/>
+          <w:szCs w:val="28"/>
+        </w:rPr>
+        <w:t>2.2</w:t>
       </w:r>
       <w:r>
         <w:rPr>
           <w:b/>
-          <w:bCs/>
-          <w:color w:val="FF0000"/>
-          <w:sz w:val="28"/>
-          <w:szCs w:val="28"/>
-        </w:rPr>
-        <w:t xml:space="preserve"> раздела</w:t>
+          <w:sz w:val="28"/>
+          <w:szCs w:val="28"/>
+        </w:rPr>
+        <w:tab/>
+        <w:t>Выполнение анализа и представление результатов</w:t>
       </w:r>
     </w:p>
     <w:p>
       <w:pPr>
         <w:spacing w:line="360" w:lineRule="auto"/>
         <w:ind w:firstLine="709"/>
+        <w:jc w:val="both"/>
+        <w:rPr>
+          <w:sz w:val="28"/>
+          <w:szCs w:val="28"/>
+        </w:rPr>
+      </w:pPr>
+      <w:r>
+        <w:rPr>
+          <w:sz w:val="28"/>
+          <w:szCs w:val="28"/>
+        </w:rPr>
+        <w:t>ПО должно обеспечивать следующие способы выполнения анализа:</w:t>
+      </w:r>
+    </w:p>
+    <w:p>
+      <w:pPr>
+        <w:spacing w:line="360" w:lineRule="auto"/>
+        <w:ind w:firstLine="709"/>
+        <w:jc w:val="both"/>
+        <w:rPr>
+          <w:sz w:val="28"/>
+          <w:szCs w:val="28"/>
+        </w:rPr>
+      </w:pPr>
+      <w:r>
+        <w:rPr>
+          <w:sz w:val="28"/>
+          <w:szCs w:val="28"/>
+        </w:rPr>
+        <w:t>●</w:t>
+      </w:r>
+      <w:r>
+        <w:rPr>
+          <w:sz w:val="28"/>
+          <w:szCs w:val="28"/>
+        </w:rPr>
+        <w:tab/>
+        <w:t>архивный – выполняется по архивным данным за задаваемый пользователем период времени;</w:t>
+      </w:r>
+    </w:p>
+    <w:p>
+      <w:pPr>
+        <w:spacing w:line="360" w:lineRule="auto"/>
+        <w:ind w:firstLine="709"/>
+        <w:jc w:val="both"/>
+        <w:rPr>
+          <w:sz w:val="28"/>
+          <w:szCs w:val="28"/>
+        </w:rPr>
+      </w:pPr>
+      <w:r>
+        <w:rPr>
+          <w:sz w:val="28"/>
+          <w:szCs w:val="28"/>
+        </w:rPr>
+        <w:t>●</w:t>
+      </w:r>
+      <w:r>
+        <w:rPr>
+          <w:sz w:val="28"/>
+          <w:szCs w:val="28"/>
+        </w:rPr>
+        <w:tab/>
+        <w:t xml:space="preserve">динамический – выполняется в процессе работы ПО </w:t>
+      </w:r>
+      <w:proofErr w:type="spellStart"/>
+      <w:r>
+        <w:rPr>
+          <w:sz w:val="28"/>
+          <w:szCs w:val="28"/>
+        </w:rPr>
+        <w:t>по</w:t>
+      </w:r>
+      <w:proofErr w:type="spellEnd"/>
+      <w:r>
+        <w:rPr>
+          <w:sz w:val="28"/>
+          <w:szCs w:val="28"/>
+        </w:rPr>
+        <w:t xml:space="preserve"> данным реального времени;</w:t>
+      </w:r>
+    </w:p>
+    <w:p>
+      <w:pPr>
+        <w:spacing w:line="360" w:lineRule="auto"/>
+        <w:ind w:firstLine="709"/>
+        <w:jc w:val="both"/>
+        <w:rPr>
+          <w:sz w:val="28"/>
+          <w:szCs w:val="28"/>
+        </w:rPr>
+      </w:pPr>
+      <w:r>
+        <w:rPr>
+          <w:sz w:val="28"/>
+          <w:szCs w:val="28"/>
+        </w:rPr>
+        <w:t>●</w:t>
+      </w:r>
+      <w:r>
+        <w:rPr>
+          <w:sz w:val="28"/>
+          <w:szCs w:val="28"/>
+        </w:rPr>
+        <w:tab/>
+        <w:t xml:space="preserve">комбинированный – выполняется по архивным данным до текущего момента, после чего дополняется в процессе работы ПО </w:t>
+      </w:r>
+      <w:proofErr w:type="spellStart"/>
+      <w:r>
+        <w:rPr>
+          <w:sz w:val="28"/>
+          <w:szCs w:val="28"/>
+        </w:rPr>
+        <w:t>по</w:t>
+      </w:r>
+      <w:proofErr w:type="spellEnd"/>
+      <w:r>
+        <w:rPr>
+          <w:sz w:val="28"/>
+          <w:szCs w:val="28"/>
+        </w:rPr>
+        <w:t xml:space="preserve"> данным реального времени</w:t>
+      </w:r>
+      <w:r>
+        <w:rPr>
+          <w:sz w:val="28"/>
+          <w:szCs w:val="28"/>
+        </w:rPr>
+        <w:t>.</w:t>
+      </w:r>
+    </w:p>
+    <w:p>
+      <w:pPr>
+        <w:spacing w:line="360" w:lineRule="auto"/>
+        <w:ind w:firstLine="709"/>
+        <w:jc w:val="both"/>
+        <w:rPr>
+          <w:sz w:val="28"/>
+          <w:szCs w:val="28"/>
+        </w:rPr>
+      </w:pPr>
+      <w:r>
+        <w:rPr>
+          <w:sz w:val="28"/>
+          <w:szCs w:val="28"/>
+        </w:rPr>
+        <w:t>Результаты анализа должны предоставляться польз</w:t>
+      </w:r>
+      <w:r>
+        <w:rPr>
+          <w:sz w:val="28"/>
+          <w:szCs w:val="28"/>
+        </w:rPr>
+        <w:t>ователю в виде графиков и таблиц</w:t>
+      </w:r>
+      <w:r>
+        <w:rPr>
+          <w:sz w:val="28"/>
+          <w:szCs w:val="28"/>
+        </w:rPr>
+        <w:t>. ПО должно предоставлять пользователю возможность выбора варианта представления результатов (только график, только таблица, график и таблица), их вида и оформления.</w:t>
+      </w:r>
+    </w:p>
+    <w:p>
+      <w:pPr>
+        <w:spacing w:line="360" w:lineRule="auto"/>
+        <w:ind w:firstLine="709"/>
+        <w:jc w:val="both"/>
         <w:rPr>
           <w:b/>
-          <w:bCs/>
-          <w:sz w:val="28"/>
-          <w:szCs w:val="28"/>
-        </w:rPr>
-      </w:pPr>
+          <w:sz w:val="28"/>
+          <w:szCs w:val="28"/>
+        </w:rPr>
+      </w:pPr>
+      <w:r>
+        <w:rPr>
+          <w:b/>
+          <w:sz w:val="28"/>
+          <w:szCs w:val="28"/>
+        </w:rPr>
+        <w:t>2.3</w:t>
+      </w:r>
+      <w:r>
+        <w:rPr>
+          <w:b/>
+          <w:sz w:val="28"/>
+          <w:szCs w:val="28"/>
+        </w:rPr>
+        <w:tab/>
+        <w:t>Первичный анализ</w:t>
+      </w:r>
     </w:p>
     <w:p>
       <w:pPr>
         <w:spacing w:line="360" w:lineRule="auto"/>
         <w:ind w:firstLine="709"/>
-        <w:rPr>
-          <w:b/>
-          <w:bCs/>
-          <w:color w:val="FF0000"/>
-          <w:sz w:val="28"/>
-          <w:szCs w:val="28"/>
-        </w:rPr>
-      </w:pPr>
-      <w:r>
-        <w:rPr>
-          <w:b/>
-          <w:bCs/>
-          <w:sz w:val="28"/>
-          <w:szCs w:val="28"/>
-        </w:rPr>
-        <w:t>2</w:t>
-      </w:r>
-      <w:r>
-        <w:rPr>
-          <w:b/>
-          <w:bCs/>
-          <w:sz w:val="28"/>
-          <w:szCs w:val="28"/>
-        </w:rPr>
-        <w:t>.</w:t>
-      </w:r>
-      <w:r>
-        <w:rPr>
-          <w:b/>
-          <w:bCs/>
-          <w:sz w:val="28"/>
-          <w:szCs w:val="28"/>
-        </w:rPr>
-        <w:t>2</w:t>
-      </w:r>
-      <w:r>
-        <w:rPr>
-          <w:b/>
-          <w:bCs/>
-          <w:sz w:val="28"/>
-          <w:szCs w:val="28"/>
-        </w:rPr>
-        <w:t xml:space="preserve">. </w:t>
-      </w:r>
-      <w:r>
-        <w:rPr>
-          <w:b/>
-          <w:bCs/>
-          <w:color w:val="FF0000"/>
-          <w:sz w:val="28"/>
-          <w:szCs w:val="28"/>
-        </w:rPr>
-        <w:t xml:space="preserve">Второй </w:t>
-      </w:r>
-      <w:r>
-        <w:rPr>
-          <w:b/>
-          <w:bCs/>
-          <w:color w:val="FF0000"/>
-          <w:sz w:val="28"/>
-          <w:szCs w:val="28"/>
-        </w:rPr>
-        <w:t xml:space="preserve">подраздел </w:t>
-      </w:r>
-      <w:r>
-        <w:rPr>
-          <w:b/>
-          <w:bCs/>
-          <w:color w:val="FF0000"/>
-          <w:sz w:val="28"/>
-          <w:szCs w:val="28"/>
-        </w:rPr>
-        <w:t>второго</w:t>
-      </w:r>
-      <w:r>
-        <w:rPr>
-          <w:b/>
-          <w:bCs/>
-          <w:color w:val="FF0000"/>
-          <w:sz w:val="28"/>
-          <w:szCs w:val="28"/>
-        </w:rPr>
-        <w:t xml:space="preserve"> раздела</w:t>
-      </w:r>
-    </w:p>
+        <w:jc w:val="both"/>
+        <w:rPr>
+          <w:sz w:val="28"/>
+          <w:szCs w:val="28"/>
+        </w:rPr>
+      </w:pPr>
+      <w:r>
+        <w:rPr>
+          <w:sz w:val="28"/>
+          <w:szCs w:val="28"/>
+        </w:rPr>
+        <w:t>Первичный анализ предназначен для выявления событий на основе мгновенного состояния ЭК и их комбинаций. Перечень типов функций перви</w:t>
+      </w:r>
+      <w:r>
+        <w:rPr>
+          <w:sz w:val="28"/>
+          <w:szCs w:val="28"/>
+        </w:rPr>
+        <w:t>чного анализа приведен в Табл. 1.</w:t>
+      </w:r>
+    </w:p>
+    <w:p>
+      <w:pPr>
+        <w:spacing w:line="360" w:lineRule="auto"/>
+        <w:ind w:firstLine="709"/>
+        <w:jc w:val="both"/>
+        <w:rPr>
+          <w:sz w:val="28"/>
+          <w:szCs w:val="28"/>
+        </w:rPr>
+      </w:pPr>
+    </w:p>
+    <w:tbl>
+      <w:tblPr>
+        <w:tblStyle w:val="af3"/>
+        <w:tblW w:w="0" w:type="auto"/>
+        <w:jc w:val="center"/>
+        <w:tblLook w:val="04A0" w:firstRow="1" w:lastRow="0" w:firstColumn="1" w:lastColumn="0" w:noHBand="0" w:noVBand="1"/>
+      </w:tblPr>
+      <w:tblGrid>
+        <w:gridCol w:w="534"/>
+        <w:gridCol w:w="3543"/>
+        <w:gridCol w:w="5777"/>
+      </w:tblGrid>
+      <w:tr>
+        <w:trPr>
+          <w:trHeight w:val="483"/>
+          <w:jc w:val="center"/>
+        </w:trPr>
+        <w:tc>
+          <w:tcPr>
+            <w:tcW w:w="534" w:type="dxa"/>
+            <w:vAlign w:val="bottom"/>
+          </w:tcPr>
+          <w:p>
+            <w:pPr>
+              <w:spacing w:line="360" w:lineRule="auto"/>
+              <w:jc w:val="center"/>
+              <w:rPr>
+                <w:sz w:val="28"/>
+                <w:szCs w:val="28"/>
+              </w:rPr>
+            </w:pPr>
+            <w:r>
+              <w:rPr>
+                <w:sz w:val="28"/>
+                <w:szCs w:val="28"/>
+              </w:rPr>
+              <w:lastRenderedPageBreak/>
+              <w:t>№</w:t>
+            </w:r>
+          </w:p>
+        </w:tc>
+        <w:tc>
+          <w:tcPr>
+            <w:tcW w:w="3543" w:type="dxa"/>
+            <w:vAlign w:val="center"/>
+          </w:tcPr>
+          <w:p>
+            <w:pPr>
+              <w:spacing w:line="360" w:lineRule="auto"/>
+              <w:jc w:val="center"/>
+              <w:rPr>
+                <w:sz w:val="28"/>
+                <w:szCs w:val="28"/>
+              </w:rPr>
+            </w:pPr>
+            <w:r>
+              <w:rPr>
+                <w:sz w:val="28"/>
+                <w:szCs w:val="28"/>
+              </w:rPr>
+              <w:t>Тип функции</w:t>
+            </w:r>
+          </w:p>
+        </w:tc>
+        <w:tc>
+          <w:tcPr>
+            <w:tcW w:w="5777" w:type="dxa"/>
+            <w:vAlign w:val="bottom"/>
+          </w:tcPr>
+          <w:p>
+            <w:pPr>
+              <w:spacing w:line="360" w:lineRule="auto"/>
+              <w:jc w:val="center"/>
+              <w:rPr>
+                <w:sz w:val="28"/>
+                <w:szCs w:val="28"/>
+              </w:rPr>
+            </w:pPr>
+            <w:r>
+              <w:rPr>
+                <w:sz w:val="28"/>
+                <w:szCs w:val="28"/>
+              </w:rPr>
+              <w:t>Примеры</w:t>
+            </w:r>
+          </w:p>
+        </w:tc>
+      </w:tr>
+      <w:tr>
+        <w:trPr>
+          <w:trHeight w:val="483"/>
+          <w:jc w:val="center"/>
+        </w:trPr>
+        <w:tc>
+          <w:tcPr>
+            <w:tcW w:w="534" w:type="dxa"/>
+            <w:vAlign w:val="center"/>
+          </w:tcPr>
+          <w:p>
+            <w:pPr>
+              <w:spacing w:line="360" w:lineRule="auto"/>
+              <w:jc w:val="center"/>
+            </w:pPr>
+            <w:r>
+              <w:t>1</w:t>
+            </w:r>
+          </w:p>
+        </w:tc>
+        <w:tc>
+          <w:tcPr>
+            <w:tcW w:w="3543" w:type="dxa"/>
+            <w:vAlign w:val="center"/>
+          </w:tcPr>
+          <w:p>
+            <w:pPr>
+              <w:spacing w:line="360" w:lineRule="auto"/>
+              <w:jc w:val="both"/>
+            </w:pPr>
+            <w:r>
+              <w:t>Обнаружение заданного значения или изменения сигнала / параметра ЭК</w:t>
+            </w:r>
+          </w:p>
+        </w:tc>
+        <w:tc>
+          <w:tcPr>
+            <w:tcW w:w="5777" w:type="dxa"/>
+            <w:vAlign w:val="center"/>
+          </w:tcPr>
+          <w:p>
+            <w:pPr>
+              <w:pStyle w:val="af2"/>
+              <w:numPr>
+                <w:ilvl w:val="0"/>
+                <w:numId w:val="12"/>
+              </w:numPr>
+              <w:spacing w:line="360" w:lineRule="auto"/>
+              <w:ind w:left="459"/>
+              <w:jc w:val="both"/>
+            </w:pPr>
+            <w:r>
+              <w:t>сигнал ПК стрелки 1 = 0;</w:t>
+            </w:r>
+          </w:p>
+          <w:p>
+            <w:pPr>
+              <w:pStyle w:val="af2"/>
+              <w:numPr>
+                <w:ilvl w:val="0"/>
+                <w:numId w:val="12"/>
+              </w:numPr>
+              <w:spacing w:line="360" w:lineRule="auto"/>
+              <w:ind w:left="459"/>
+              <w:jc w:val="both"/>
+            </w:pPr>
+            <w:r>
+              <w:t>сигнал КРАСН светофора М1 = 1;</w:t>
+            </w:r>
+          </w:p>
+          <w:p>
+            <w:pPr>
+              <w:pStyle w:val="af2"/>
+              <w:numPr>
+                <w:ilvl w:val="0"/>
+                <w:numId w:val="12"/>
+              </w:numPr>
+              <w:spacing w:line="360" w:lineRule="auto"/>
+              <w:ind w:left="459"/>
+              <w:jc w:val="both"/>
+            </w:pPr>
+            <w:r>
+              <w:t>напряжение УБП 1 = 220;</w:t>
+            </w:r>
+          </w:p>
+          <w:p>
+            <w:pPr>
+              <w:pStyle w:val="af2"/>
+              <w:numPr>
+                <w:ilvl w:val="0"/>
+                <w:numId w:val="12"/>
+              </w:numPr>
+              <w:spacing w:line="360" w:lineRule="auto"/>
+              <w:ind w:left="459"/>
+              <w:jc w:val="both"/>
+            </w:pPr>
+            <w:r>
+              <w:t>значение счетчика цикла ЦПУ = 86400;</w:t>
+            </w:r>
+          </w:p>
+          <w:p>
+            <w:pPr>
+              <w:pStyle w:val="af2"/>
+              <w:numPr>
+                <w:ilvl w:val="0"/>
+                <w:numId w:val="12"/>
+              </w:numPr>
+              <w:spacing w:line="360" w:lineRule="auto"/>
+              <w:ind w:left="459"/>
+              <w:jc w:val="both"/>
+            </w:pPr>
+            <w:r>
+              <w:t>изменение сигнала ПК стрелки 2;</w:t>
+            </w:r>
+          </w:p>
+          <w:p>
+            <w:pPr>
+              <w:pStyle w:val="af2"/>
+              <w:numPr>
+                <w:ilvl w:val="0"/>
+                <w:numId w:val="12"/>
+              </w:numPr>
+              <w:spacing w:line="360" w:lineRule="auto"/>
+              <w:ind w:left="459"/>
+              <w:jc w:val="both"/>
+            </w:pPr>
+            <w:r>
+              <w:t>изменение сигнала ПК стрелки 2 с 0 на 1;</w:t>
+            </w:r>
+          </w:p>
+        </w:tc>
+      </w:tr>
+      <w:tr>
+        <w:trPr>
+          <w:trHeight w:val="483"/>
+          <w:jc w:val="center"/>
+        </w:trPr>
+        <w:tc>
+          <w:tcPr>
+            <w:tcW w:w="534" w:type="dxa"/>
+            <w:vAlign w:val="center"/>
+          </w:tcPr>
+          <w:p>
+            <w:pPr>
+              <w:spacing w:line="360" w:lineRule="auto"/>
+              <w:jc w:val="center"/>
+            </w:pPr>
+            <w:r>
+              <w:t>2</w:t>
+            </w:r>
+          </w:p>
+        </w:tc>
+        <w:tc>
+          <w:tcPr>
+            <w:tcW w:w="3543" w:type="dxa"/>
+          </w:tcPr>
+          <w:p>
+            <w:pPr>
+              <w:pStyle w:val="aff3"/>
+              <w:jc w:val="both"/>
+              <w:rPr>
+                <w:rStyle w:val="81"/>
+                <w:rFonts w:ascii="Times New Roman" w:hAnsi="Times New Roman"/>
+                <w:sz w:val="24"/>
+                <w:szCs w:val="24"/>
+              </w:rPr>
+            </w:pPr>
+            <w:r>
+              <w:rPr>
+                <w:rStyle w:val="81"/>
+                <w:rFonts w:ascii="Times New Roman" w:hAnsi="Times New Roman"/>
+                <w:sz w:val="24"/>
+                <w:szCs w:val="24"/>
+              </w:rPr>
+              <w:t>Обнаружение нахождения значения параметра ЭК в заданных пределах или выхода за них</w:t>
+            </w:r>
+          </w:p>
+        </w:tc>
+        <w:tc>
+          <w:tcPr>
+            <w:tcW w:w="5777" w:type="dxa"/>
+          </w:tcPr>
+          <w:p>
+            <w:pPr>
+              <w:pStyle w:val="82"/>
+              <w:numPr>
+                <w:ilvl w:val="0"/>
+                <w:numId w:val="13"/>
+              </w:numPr>
+              <w:ind w:left="459"/>
+              <w:jc w:val="both"/>
+              <w:rPr>
+                <w:rStyle w:val="81"/>
+                <w:rFonts w:ascii="Times New Roman" w:hAnsi="Times New Roman"/>
+                <w:sz w:val="24"/>
+                <w:szCs w:val="24"/>
+              </w:rPr>
+            </w:pPr>
+            <w:r>
+              <w:rPr>
+                <w:rStyle w:val="81"/>
+                <w:rFonts w:ascii="Times New Roman" w:hAnsi="Times New Roman"/>
+                <w:sz w:val="24"/>
+                <w:szCs w:val="24"/>
+              </w:rPr>
+              <w:t xml:space="preserve">напряжение УБП </w:t>
+            </w:r>
+            <w:proofErr w:type="gramStart"/>
+            <w:r>
+              <w:rPr>
+                <w:rStyle w:val="81"/>
+                <w:rFonts w:ascii="Times New Roman" w:hAnsi="Times New Roman"/>
+                <w:sz w:val="24"/>
+                <w:szCs w:val="24"/>
+              </w:rPr>
+              <w:t>1 &gt;</w:t>
+            </w:r>
+            <w:bookmarkStart w:id="0" w:name="_GoBack"/>
+            <w:bookmarkEnd w:id="0"/>
+            <w:proofErr w:type="gramEnd"/>
+            <w:r>
+              <w:rPr>
+                <w:rStyle w:val="81"/>
+                <w:rFonts w:ascii="Times New Roman" w:hAnsi="Times New Roman"/>
+                <w:sz w:val="24"/>
+                <w:szCs w:val="24"/>
+              </w:rPr>
+              <w:t>= 215 и &lt;= 230;</w:t>
+            </w:r>
+          </w:p>
+          <w:p>
+            <w:pPr>
+              <w:pStyle w:val="82"/>
+              <w:numPr>
+                <w:ilvl w:val="0"/>
+                <w:numId w:val="13"/>
+              </w:numPr>
+              <w:ind w:left="459"/>
+              <w:jc w:val="both"/>
+              <w:rPr>
+                <w:rStyle w:val="81"/>
+                <w:rFonts w:ascii="Times New Roman" w:hAnsi="Times New Roman"/>
+                <w:sz w:val="24"/>
+                <w:szCs w:val="24"/>
+              </w:rPr>
+            </w:pPr>
+            <w:r>
+              <w:rPr>
+                <w:rStyle w:val="81"/>
+                <w:rFonts w:ascii="Times New Roman" w:hAnsi="Times New Roman"/>
+                <w:sz w:val="24"/>
+                <w:szCs w:val="24"/>
+              </w:rPr>
+              <w:t xml:space="preserve">напряжение УБП 1 </w:t>
+            </w:r>
+            <w:proofErr w:type="gramStart"/>
+            <w:r>
+              <w:rPr>
+                <w:rStyle w:val="81"/>
+                <w:rFonts w:ascii="Times New Roman" w:hAnsi="Times New Roman"/>
+                <w:sz w:val="24"/>
+                <w:szCs w:val="24"/>
+              </w:rPr>
+              <w:t>&lt; 215</w:t>
+            </w:r>
+            <w:proofErr w:type="gramEnd"/>
+            <w:r>
+              <w:rPr>
+                <w:rStyle w:val="81"/>
+                <w:rFonts w:ascii="Times New Roman" w:hAnsi="Times New Roman"/>
+                <w:sz w:val="24"/>
+                <w:szCs w:val="24"/>
+              </w:rPr>
+              <w:t xml:space="preserve"> или &gt; 230;</w:t>
+            </w:r>
+          </w:p>
+          <w:p>
+            <w:pPr>
+              <w:pStyle w:val="82"/>
+              <w:numPr>
+                <w:ilvl w:val="0"/>
+                <w:numId w:val="13"/>
+              </w:numPr>
+              <w:ind w:left="459"/>
+              <w:jc w:val="both"/>
+              <w:rPr>
+                <w:rStyle w:val="81"/>
+                <w:rFonts w:ascii="Times New Roman" w:hAnsi="Times New Roman"/>
+                <w:sz w:val="24"/>
+                <w:szCs w:val="24"/>
+              </w:rPr>
+            </w:pPr>
+            <w:r>
+              <w:rPr>
+                <w:rStyle w:val="81"/>
+                <w:rFonts w:ascii="Times New Roman" w:hAnsi="Times New Roman"/>
+                <w:sz w:val="24"/>
+                <w:szCs w:val="24"/>
+              </w:rPr>
+              <w:t xml:space="preserve">напряжение УБП 1 </w:t>
+            </w:r>
+            <w:proofErr w:type="gramStart"/>
+            <w:r>
+              <w:rPr>
+                <w:rStyle w:val="81"/>
+                <w:rFonts w:ascii="Times New Roman" w:hAnsi="Times New Roman"/>
+                <w:sz w:val="24"/>
+                <w:szCs w:val="24"/>
+              </w:rPr>
+              <w:t>&lt; 210</w:t>
+            </w:r>
+            <w:proofErr w:type="gramEnd"/>
+            <w:r>
+              <w:rPr>
+                <w:rStyle w:val="81"/>
+                <w:rFonts w:ascii="Times New Roman" w:hAnsi="Times New Roman"/>
+                <w:sz w:val="24"/>
+                <w:szCs w:val="24"/>
+              </w:rPr>
+              <w:t>;</w:t>
+            </w:r>
+          </w:p>
+        </w:tc>
+      </w:tr>
+      <w:tr>
+        <w:trPr>
+          <w:trHeight w:val="483"/>
+          <w:jc w:val="center"/>
+        </w:trPr>
+        <w:tc>
+          <w:tcPr>
+            <w:tcW w:w="534" w:type="dxa"/>
+            <w:vAlign w:val="center"/>
+          </w:tcPr>
+          <w:p>
+            <w:pPr>
+              <w:spacing w:line="360" w:lineRule="auto"/>
+              <w:jc w:val="center"/>
+            </w:pPr>
+            <w:r>
+              <w:t>3</w:t>
+            </w:r>
+          </w:p>
+        </w:tc>
+        <w:tc>
+          <w:tcPr>
+            <w:tcW w:w="3543" w:type="dxa"/>
+          </w:tcPr>
+          <w:p>
+            <w:pPr>
+              <w:pStyle w:val="aff3"/>
+              <w:jc w:val="both"/>
+              <w:rPr>
+                <w:rStyle w:val="81"/>
+                <w:rFonts w:ascii="Times New Roman" w:hAnsi="Times New Roman"/>
+                <w:sz w:val="24"/>
+                <w:szCs w:val="24"/>
+              </w:rPr>
+            </w:pPr>
+            <w:r>
+              <w:rPr>
+                <w:rStyle w:val="81"/>
+                <w:rFonts w:ascii="Times New Roman" w:hAnsi="Times New Roman"/>
+                <w:sz w:val="24"/>
+                <w:szCs w:val="24"/>
+              </w:rPr>
+              <w:t>Обнаружение комбинации значений сигналов / параметров одного или нескольких ЭК</w:t>
+            </w:r>
+          </w:p>
+        </w:tc>
+        <w:tc>
+          <w:tcPr>
+            <w:tcW w:w="5777" w:type="dxa"/>
+          </w:tcPr>
+          <w:p>
+            <w:pPr>
+              <w:pStyle w:val="82"/>
+              <w:numPr>
+                <w:ilvl w:val="0"/>
+                <w:numId w:val="14"/>
+              </w:numPr>
+              <w:ind w:left="459"/>
+              <w:jc w:val="both"/>
+              <w:rPr>
+                <w:rFonts w:ascii="Times New Roman" w:hAnsi="Times New Roman"/>
+                <w:sz w:val="24"/>
+                <w:szCs w:val="24"/>
+              </w:rPr>
+            </w:pPr>
+            <w:r>
+              <w:rPr>
+                <w:rFonts w:ascii="Times New Roman" w:hAnsi="Times New Roman"/>
+                <w:sz w:val="24"/>
+                <w:szCs w:val="24"/>
+              </w:rPr>
+              <w:t xml:space="preserve">сигналы </w:t>
+            </w:r>
+            <w:proofErr w:type="gramStart"/>
+            <w:r>
+              <w:rPr>
+                <w:rFonts w:ascii="Times New Roman" w:hAnsi="Times New Roman"/>
+                <w:sz w:val="24"/>
+                <w:szCs w:val="24"/>
+              </w:rPr>
+              <w:t>ПК  и</w:t>
+            </w:r>
+            <w:proofErr w:type="gramEnd"/>
+            <w:r>
+              <w:rPr>
+                <w:rFonts w:ascii="Times New Roman" w:hAnsi="Times New Roman"/>
+                <w:sz w:val="24"/>
+                <w:szCs w:val="24"/>
+              </w:rPr>
+              <w:t xml:space="preserve"> МК стрелки 5 = 0 и ток перевода &gt; 10;</w:t>
+            </w:r>
+          </w:p>
+          <w:p>
+            <w:pPr>
+              <w:pStyle w:val="82"/>
+              <w:numPr>
+                <w:ilvl w:val="0"/>
+                <w:numId w:val="14"/>
+              </w:numPr>
+              <w:ind w:left="459"/>
+              <w:jc w:val="both"/>
+              <w:rPr>
+                <w:rStyle w:val="81"/>
+                <w:rFonts w:ascii="Times New Roman" w:hAnsi="Times New Roman"/>
+                <w:sz w:val="24"/>
+                <w:szCs w:val="24"/>
+              </w:rPr>
+            </w:pPr>
+            <w:r>
+              <w:rPr>
+                <w:rFonts w:ascii="Times New Roman" w:hAnsi="Times New Roman"/>
+                <w:sz w:val="24"/>
+                <w:szCs w:val="24"/>
+              </w:rPr>
+              <w:t>сигнал ПК стрелки 5 = 1 и сигнал МК стрелки 8 = 1 или сигнал КРАСН светофора М4 = 1;</w:t>
+            </w:r>
+          </w:p>
+        </w:tc>
+      </w:tr>
+      <w:tr>
+        <w:trPr>
+          <w:trHeight w:val="483"/>
+          <w:jc w:val="center"/>
+        </w:trPr>
+        <w:tc>
+          <w:tcPr>
+            <w:tcW w:w="534" w:type="dxa"/>
+            <w:vAlign w:val="center"/>
+          </w:tcPr>
+          <w:p>
+            <w:pPr>
+              <w:spacing w:line="360" w:lineRule="auto"/>
+              <w:jc w:val="center"/>
+            </w:pPr>
+            <w:r>
+              <w:t>4</w:t>
+            </w:r>
+          </w:p>
+        </w:tc>
+        <w:tc>
+          <w:tcPr>
+            <w:tcW w:w="3543" w:type="dxa"/>
+          </w:tcPr>
+          <w:p>
+            <w:pPr>
+              <w:pStyle w:val="aff3"/>
+              <w:jc w:val="both"/>
+              <w:rPr>
+                <w:rStyle w:val="81"/>
+                <w:rFonts w:ascii="Times New Roman" w:hAnsi="Times New Roman"/>
+                <w:sz w:val="24"/>
+                <w:szCs w:val="24"/>
+              </w:rPr>
+            </w:pPr>
+            <w:r>
+              <w:rPr>
+                <w:rStyle w:val="81"/>
+                <w:rFonts w:ascii="Times New Roman" w:hAnsi="Times New Roman"/>
+                <w:sz w:val="24"/>
+                <w:szCs w:val="24"/>
+              </w:rPr>
+              <w:t>Обнаружение заданного значения арифметико-логического выражения над значениями сигналов / параметров одного или нескольких ЭК</w:t>
+            </w:r>
+          </w:p>
+        </w:tc>
+        <w:tc>
+          <w:tcPr>
+            <w:tcW w:w="5777" w:type="dxa"/>
+          </w:tcPr>
+          <w:p>
+            <w:pPr>
+              <w:pStyle w:val="82"/>
+              <w:numPr>
+                <w:ilvl w:val="0"/>
+                <w:numId w:val="15"/>
+              </w:numPr>
+              <w:ind w:left="459"/>
+              <w:jc w:val="both"/>
+              <w:rPr>
+                <w:rStyle w:val="81"/>
+                <w:rFonts w:ascii="Times New Roman" w:hAnsi="Times New Roman"/>
+                <w:sz w:val="24"/>
+                <w:szCs w:val="24"/>
+              </w:rPr>
+            </w:pPr>
+            <w:r>
+              <w:rPr>
+                <w:rFonts w:ascii="Times New Roman" w:hAnsi="Times New Roman"/>
+                <w:sz w:val="24"/>
+                <w:szCs w:val="24"/>
+              </w:rPr>
+              <w:t>сигнал ПК стрелки 5 + сигнал ПК стрелки 6 + сигнал ПК стрелки 7 = 2 (две из трех стрелок имеют плюсовой контроль);</w:t>
+            </w:r>
+          </w:p>
+        </w:tc>
+      </w:tr>
+      <w:tr>
+        <w:trPr>
+          <w:trHeight w:val="483"/>
+          <w:jc w:val="center"/>
+        </w:trPr>
+        <w:tc>
+          <w:tcPr>
+            <w:tcW w:w="534" w:type="dxa"/>
+            <w:vAlign w:val="center"/>
+          </w:tcPr>
+          <w:p>
+            <w:pPr>
+              <w:spacing w:line="360" w:lineRule="auto"/>
+              <w:jc w:val="center"/>
+            </w:pPr>
+            <w:r>
+              <w:t>5</w:t>
+            </w:r>
+          </w:p>
+        </w:tc>
+        <w:tc>
+          <w:tcPr>
+            <w:tcW w:w="3543" w:type="dxa"/>
+          </w:tcPr>
+          <w:p>
+            <w:pPr>
+              <w:pStyle w:val="aff3"/>
+              <w:jc w:val="both"/>
+              <w:rPr>
+                <w:rStyle w:val="81"/>
+                <w:rFonts w:ascii="Times New Roman" w:hAnsi="Times New Roman"/>
+                <w:sz w:val="24"/>
+                <w:szCs w:val="24"/>
+              </w:rPr>
+            </w:pPr>
+            <w:r>
+              <w:rPr>
+                <w:rStyle w:val="81"/>
+                <w:rFonts w:ascii="Times New Roman" w:hAnsi="Times New Roman"/>
+                <w:sz w:val="24"/>
+                <w:szCs w:val="24"/>
+              </w:rPr>
+              <w:t xml:space="preserve">Обнаружение событий для заданных ЭК </w:t>
+            </w:r>
+          </w:p>
+        </w:tc>
+        <w:tc>
+          <w:tcPr>
+            <w:tcW w:w="5777" w:type="dxa"/>
+          </w:tcPr>
+          <w:p>
+            <w:pPr>
+              <w:pStyle w:val="82"/>
+              <w:numPr>
+                <w:ilvl w:val="0"/>
+                <w:numId w:val="15"/>
+              </w:numPr>
+              <w:ind w:left="459"/>
+              <w:jc w:val="both"/>
+              <w:rPr>
+                <w:rStyle w:val="81"/>
+                <w:rFonts w:ascii="Times New Roman" w:hAnsi="Times New Roman"/>
+                <w:sz w:val="24"/>
+                <w:szCs w:val="24"/>
+              </w:rPr>
+            </w:pPr>
+            <w:r>
+              <w:rPr>
+                <w:rStyle w:val="81"/>
+                <w:rFonts w:ascii="Times New Roman" w:hAnsi="Times New Roman"/>
+                <w:sz w:val="24"/>
+                <w:szCs w:val="24"/>
+              </w:rPr>
+              <w:t>сигнал ПК = 1 и сигнал МК = 1 у любой стрелки;</w:t>
+            </w:r>
+          </w:p>
+          <w:p>
+            <w:pPr>
+              <w:pStyle w:val="82"/>
+              <w:numPr>
+                <w:ilvl w:val="0"/>
+                <w:numId w:val="15"/>
+              </w:numPr>
+              <w:ind w:left="459"/>
+              <w:jc w:val="both"/>
+              <w:rPr>
+                <w:rStyle w:val="81"/>
+                <w:rFonts w:ascii="Times New Roman" w:hAnsi="Times New Roman"/>
+                <w:sz w:val="24"/>
+                <w:szCs w:val="24"/>
+              </w:rPr>
+            </w:pPr>
+            <w:r>
+              <w:rPr>
+                <w:rStyle w:val="81"/>
+                <w:rFonts w:ascii="Times New Roman" w:hAnsi="Times New Roman"/>
+                <w:sz w:val="24"/>
+                <w:szCs w:val="24"/>
+              </w:rPr>
+              <w:t>сигнал ПК = 1 у стрелки 1,2,3,7 или 8;</w:t>
+            </w:r>
+          </w:p>
+          <w:p>
+            <w:pPr>
+              <w:pStyle w:val="82"/>
+              <w:numPr>
+                <w:ilvl w:val="0"/>
+                <w:numId w:val="15"/>
+              </w:numPr>
+              <w:ind w:left="459"/>
+              <w:jc w:val="both"/>
+              <w:rPr>
+                <w:rFonts w:ascii="Times New Roman" w:hAnsi="Times New Roman"/>
+                <w:sz w:val="24"/>
+                <w:szCs w:val="24"/>
+              </w:rPr>
+            </w:pPr>
+            <w:r>
+              <w:rPr>
+                <w:rFonts w:ascii="Times New Roman" w:hAnsi="Times New Roman"/>
+                <w:sz w:val="24"/>
+                <w:szCs w:val="24"/>
+              </w:rPr>
+              <w:t>изменение сигнала ПК или МК у любой стрелки;</w:t>
+            </w:r>
+          </w:p>
+          <w:p>
+            <w:pPr>
+              <w:pStyle w:val="82"/>
+              <w:numPr>
+                <w:ilvl w:val="0"/>
+                <w:numId w:val="15"/>
+              </w:numPr>
+              <w:ind w:left="459"/>
+              <w:jc w:val="both"/>
+              <w:rPr>
+                <w:rStyle w:val="81"/>
+                <w:rFonts w:ascii="Times New Roman" w:hAnsi="Times New Roman"/>
+                <w:sz w:val="24"/>
+                <w:szCs w:val="24"/>
+              </w:rPr>
+            </w:pPr>
+            <w:r>
+              <w:rPr>
+                <w:rStyle w:val="81"/>
+                <w:rFonts w:ascii="Times New Roman" w:hAnsi="Times New Roman"/>
+                <w:sz w:val="24"/>
+                <w:szCs w:val="24"/>
+              </w:rPr>
+              <w:t xml:space="preserve">напряжение </w:t>
+            </w:r>
+            <w:proofErr w:type="gramStart"/>
+            <w:r>
+              <w:rPr>
+                <w:rStyle w:val="81"/>
+                <w:rFonts w:ascii="Times New Roman" w:hAnsi="Times New Roman"/>
+                <w:sz w:val="24"/>
+                <w:szCs w:val="24"/>
+              </w:rPr>
+              <w:t>&lt; 215</w:t>
+            </w:r>
+            <w:proofErr w:type="gramEnd"/>
+            <w:r>
+              <w:rPr>
+                <w:rStyle w:val="81"/>
+                <w:rFonts w:ascii="Times New Roman" w:hAnsi="Times New Roman"/>
+                <w:sz w:val="24"/>
+                <w:szCs w:val="24"/>
+              </w:rPr>
+              <w:t xml:space="preserve"> или &gt; 230 у любого УБП;</w:t>
+            </w:r>
+          </w:p>
+          <w:p>
+            <w:pPr>
+              <w:pStyle w:val="82"/>
+              <w:numPr>
+                <w:ilvl w:val="0"/>
+                <w:numId w:val="15"/>
+              </w:numPr>
+              <w:ind w:left="459"/>
+              <w:jc w:val="both"/>
+              <w:rPr>
+                <w:rStyle w:val="81"/>
+                <w:rFonts w:ascii="Times New Roman" w:hAnsi="Times New Roman"/>
+                <w:sz w:val="24"/>
+                <w:szCs w:val="24"/>
+              </w:rPr>
+            </w:pPr>
+            <w:r>
+              <w:rPr>
+                <w:rFonts w:ascii="Times New Roman" w:hAnsi="Times New Roman"/>
+                <w:sz w:val="24"/>
+                <w:szCs w:val="24"/>
+              </w:rPr>
+              <w:t>обрыв связи между любыми СЦПУ;</w:t>
+            </w:r>
+          </w:p>
+        </w:tc>
+      </w:tr>
+    </w:tbl>
     <w:p>
       <w:pPr>
         <w:spacing w:line="360" w:lineRule="auto"/>
@@ -3986,7 +5644,25 @@
           <w:sz w:val="28"/>
           <w:szCs w:val="28"/>
         </w:rPr>
-        <w:t xml:space="preserve"> Иванов, П. П. Петров, С. С. Сидоров, В. В. Васильев. СПб.: Издательство, 2010. 000 с.</w:t>
+        <w:t xml:space="preserve"> Иванов, П. П. Петров, С. С. Сидоров, В. В. Васильев. </w:t>
+      </w:r>
+      <w:proofErr w:type="gramStart"/>
+      <w:r>
+        <w:rPr>
+          <w:color w:val="FF0000"/>
+          <w:sz w:val="28"/>
+          <w:szCs w:val="28"/>
+        </w:rPr>
+        <w:t>СПб.:</w:t>
+      </w:r>
+      <w:proofErr w:type="gramEnd"/>
+      <w:r>
+        <w:rPr>
+          <w:color w:val="FF0000"/>
+          <w:sz w:val="28"/>
+          <w:szCs w:val="28"/>
+        </w:rPr>
+        <w:t xml:space="preserve"> Издательство, 2010. 000 с.</w:t>
       </w:r>
     </w:p>
     <w:p>
@@ -4006,7 +5682,16 @@
           <w:sz w:val="28"/>
           <w:szCs w:val="28"/>
         </w:rPr>
-        <w:t>3. Книга пяти и более авторов / И. И. Иванов, П. П. Петров, С. С. Сидоров и др.</w:t>
+        <w:t xml:space="preserve">3. Книга пяти и более авторов / И. И. Иванов, П. П. Петров, С. С. Сидоров и </w:t>
+      </w:r>
+      <w:proofErr w:type="gramStart"/>
+      <w:r>
+        <w:rPr>
+          <w:color w:val="FF0000"/>
+          <w:sz w:val="28"/>
+          <w:szCs w:val="28"/>
+        </w:rPr>
+        <w:t>др.</w:t>
       </w:r>
       <w:r>
         <w:rPr>
@@ -4016,13 +5701,32 @@
         </w:rPr>
         <w:t>.</w:t>
       </w:r>
-      <w:r>
-        <w:rPr>
-          <w:color w:val="FF0000"/>
-          <w:sz w:val="28"/>
-          <w:szCs w:val="28"/>
-        </w:rPr>
-        <w:t xml:space="preserve"> СПб.: Издательство, 2010. 000 с.</w:t>
+      <w:proofErr w:type="gramEnd"/>
+      <w:r>
+        <w:rPr>
+          <w:color w:val="FF0000"/>
+          <w:sz w:val="28"/>
+          <w:szCs w:val="28"/>
+        </w:rPr>
+        <w:t xml:space="preserve"> </w:t>
+      </w:r>
+      <w:proofErr w:type="gramStart"/>
+      <w:r>
+        <w:rPr>
+          <w:color w:val="FF0000"/>
+          <w:sz w:val="28"/>
+          <w:szCs w:val="28"/>
+        </w:rPr>
+        <w:t>СПб.:</w:t>
+      </w:r>
+      <w:proofErr w:type="gramEnd"/>
+      <w:r>
+        <w:rPr>
+          <w:color w:val="FF0000"/>
+          <w:sz w:val="28"/>
+          <w:szCs w:val="28"/>
+        </w:rPr>
+        <w:t xml:space="preserve"> Издательство, 2010. 000 с.</w:t>
       </w:r>
     </w:p>
     <w:p>
@@ -4042,7 +5746,25 @@
           <w:sz w:val="28"/>
           <w:szCs w:val="28"/>
         </w:rPr>
-        <w:t>4. Описание книги под редакцией / под ред. И.И. Иванова СПб., Издательство, 2010. 000 с.</w:t>
+        <w:t xml:space="preserve">4. Описание книги под редакцией / под ред. И.И. Иванова </w:t>
+      </w:r>
+      <w:proofErr w:type="gramStart"/>
+      <w:r>
+        <w:rPr>
+          <w:color w:val="FF0000"/>
+          <w:sz w:val="28"/>
+          <w:szCs w:val="28"/>
+        </w:rPr>
+        <w:t>СПб.,</w:t>
+      </w:r>
+      <w:proofErr w:type="gramEnd"/>
+      <w:r>
+        <w:rPr>
+          <w:color w:val="FF0000"/>
+          <w:sz w:val="28"/>
+          <w:szCs w:val="28"/>
+        </w:rPr>
+        <w:t xml:space="preserve"> Издательство, 2010. 000 с.</w:t>
       </w:r>
     </w:p>
     <w:p>
@@ -4062,7 +5784,43 @@
           <w:sz w:val="28"/>
           <w:szCs w:val="28"/>
         </w:rPr>
-        <w:t>5. Иванов И.И. Описание учебного пособия и текста лекций: учеб. пособие. СПб.: Изд-во СПбГЭТУ «ЛЭТИ», 2010. 000 с.</w:t>
+        <w:t xml:space="preserve">5. Иванов И.И. Описание учебного пособия и текста лекций: учеб. пособие. </w:t>
+      </w:r>
+      <w:proofErr w:type="gramStart"/>
+      <w:r>
+        <w:rPr>
+          <w:color w:val="FF0000"/>
+          <w:sz w:val="28"/>
+          <w:szCs w:val="28"/>
+        </w:rPr>
+        <w:t>СПб.:</w:t>
+      </w:r>
+      <w:proofErr w:type="gramEnd"/>
+      <w:r>
+        <w:rPr>
+          <w:color w:val="FF0000"/>
+          <w:sz w:val="28"/>
+          <w:szCs w:val="28"/>
+        </w:rPr>
+        <w:t xml:space="preserve"> Изд-во </w:t>
+      </w:r>
+      <w:proofErr w:type="spellStart"/>
+      <w:r>
+        <w:rPr>
+          <w:color w:val="FF0000"/>
+          <w:sz w:val="28"/>
+          <w:szCs w:val="28"/>
+        </w:rPr>
+        <w:t>СПбГЭТУ</w:t>
+      </w:r>
+      <w:proofErr w:type="spellEnd"/>
+      <w:r>
+        <w:rPr>
+          <w:color w:val="FF0000"/>
+          <w:sz w:val="28"/>
+          <w:szCs w:val="28"/>
+        </w:rPr>
+        <w:t xml:space="preserve"> «ЛЭТИ», 2010. 000 с.</w:t>
       </w:r>
     </w:p>
     <w:p>
@@ -4082,7 +5840,43 @@
           <w:sz w:val="28"/>
           <w:szCs w:val="28"/>
         </w:rPr>
-        <w:t>6. Описание методических указаний / сост.: И.И. Иванов, П.П. Петров. СПб.: Изд-во СПбГЭТУ «ЛЭТИ», 2010. 000 с.</w:t>
+        <w:t xml:space="preserve">6. Описание методических указаний / сост.: И.И. Иванов, П.П. Петров. </w:t>
+      </w:r>
+      <w:proofErr w:type="gramStart"/>
+      <w:r>
+        <w:rPr>
+          <w:color w:val="FF0000"/>
+          <w:sz w:val="28"/>
+          <w:szCs w:val="28"/>
+        </w:rPr>
+        <w:t>СПб.:</w:t>
+      </w:r>
+      <w:proofErr w:type="gramEnd"/>
+      <w:r>
+        <w:rPr>
+          <w:color w:val="FF0000"/>
+          <w:sz w:val="28"/>
+          <w:szCs w:val="28"/>
+        </w:rPr>
+        <w:t xml:space="preserve"> Изд-во </w:t>
+      </w:r>
+      <w:proofErr w:type="spellStart"/>
+      <w:r>
+        <w:rPr>
+          <w:color w:val="FF0000"/>
+          <w:sz w:val="28"/>
+          <w:szCs w:val="28"/>
+        </w:rPr>
+        <w:t>СПбГЭТУ</w:t>
+      </w:r>
+      <w:proofErr w:type="spellEnd"/>
+      <w:r>
+        <w:rPr>
+          <w:color w:val="FF0000"/>
+          <w:sz w:val="28"/>
+          <w:szCs w:val="28"/>
+        </w:rPr>
+        <w:t xml:space="preserve"> «ЛЭТИ», 2010. 000 с.</w:t>
       </w:r>
     </w:p>
     <w:p>
@@ -4102,7 +5896,25 @@
           <w:sz w:val="28"/>
           <w:szCs w:val="28"/>
         </w:rPr>
-        <w:t>7. Иванов И.И. Описание статьи с одним-тремя авторами из журнала // Название журнала. 2010, вып. (№) 00. С. 000–000.</w:t>
+        <w:t xml:space="preserve">7. Иванов И.И. Описание статьи с одним-тремя авторами из журнала // Название журнала. 2010, </w:t>
+      </w:r>
+      <w:proofErr w:type="spellStart"/>
+      <w:r>
+        <w:rPr>
+          <w:color w:val="FF0000"/>
+          <w:sz w:val="28"/>
+          <w:szCs w:val="28"/>
+        </w:rPr>
+        <w:t>вып</w:t>
+      </w:r>
+      <w:proofErr w:type="spellEnd"/>
+      <w:r>
+        <w:rPr>
+          <w:color w:val="FF0000"/>
+          <w:sz w:val="28"/>
+          <w:szCs w:val="28"/>
+        </w:rPr>
+        <w:t>. (№) 00. С. 000–000.</w:t>
       </w:r>
     </w:p>
     <w:p>
@@ -4122,7 +5934,25 @@
           <w:sz w:val="28"/>
           <w:szCs w:val="28"/>
         </w:rPr>
-        <w:t>8. Описание статьи с четырьмя и более авторами из журнала / И. И. Иванов, П. П. Петров, С. С. Сидоров и др. // Название журнала. 2010, вып. (№) 00. С. 000–000.</w:t>
+        <w:t xml:space="preserve">8. Описание статьи с четырьмя и более авторами из журнала / И. И. Иванов, П. П. Петров, С. С. Сидоров и др. // Название журнала. 2010, </w:t>
+      </w:r>
+      <w:proofErr w:type="spellStart"/>
+      <w:r>
+        <w:rPr>
+          <w:color w:val="FF0000"/>
+          <w:sz w:val="28"/>
+          <w:szCs w:val="28"/>
+        </w:rPr>
+        <w:t>вып</w:t>
+      </w:r>
+      <w:proofErr w:type="spellEnd"/>
+      <w:r>
+        <w:rPr>
+          <w:color w:val="FF0000"/>
+          <w:sz w:val="28"/>
+          <w:szCs w:val="28"/>
+        </w:rPr>
+        <w:t>. (№) 00. С. 000–000.</w:t>
       </w:r>
     </w:p>
     <w:p>
@@ -4142,7 +5972,71 @@
           <w:sz w:val="28"/>
           <w:szCs w:val="28"/>
         </w:rPr>
-        <w:t>9. Иванов И.И. Описание тезисов доклада с одним-тремя авторами / Название конференции: тез. докл. III международной науч.-техн. конф., СПб,  00–00 янв. 2000 г. / СПбГЭТУ «ЛЭТИ», СПБ, 2010, С. 000–000.</w:t>
+        <w:t xml:space="preserve">9. Иванов И.И. Описание тезисов доклада с одним-тремя авторами / Название конференции: тез. </w:t>
+      </w:r>
+      <w:proofErr w:type="spellStart"/>
+      <w:r>
+        <w:rPr>
+          <w:color w:val="FF0000"/>
+          <w:sz w:val="28"/>
+          <w:szCs w:val="28"/>
+        </w:rPr>
+        <w:t>докл</w:t>
+      </w:r>
+      <w:proofErr w:type="spellEnd"/>
+      <w:r>
+        <w:rPr>
+          <w:color w:val="FF0000"/>
+          <w:sz w:val="28"/>
+          <w:szCs w:val="28"/>
+        </w:rPr>
+        <w:t xml:space="preserve">. III международной науч.-техн. </w:t>
+      </w:r>
+      <w:proofErr w:type="spellStart"/>
+      <w:proofErr w:type="gramStart"/>
+      <w:r>
+        <w:rPr>
+          <w:color w:val="FF0000"/>
+          <w:sz w:val="28"/>
+          <w:szCs w:val="28"/>
+        </w:rPr>
+        <w:t>конф</w:t>
+      </w:r>
+      <w:proofErr w:type="spellEnd"/>
+      <w:r>
+        <w:rPr>
+          <w:color w:val="FF0000"/>
+          <w:sz w:val="28"/>
+          <w:szCs w:val="28"/>
+        </w:rPr>
+        <w:t>.,</w:t>
+      </w:r>
+      <w:proofErr w:type="gramEnd"/>
+      <w:r>
+        <w:rPr>
+          <w:color w:val="FF0000"/>
+          <w:sz w:val="28"/>
+          <w:szCs w:val="28"/>
+        </w:rPr>
+        <w:t xml:space="preserve"> СПб,  00–00 янв. 2000 г. / </w:t>
+      </w:r>
+      <w:proofErr w:type="spellStart"/>
+      <w:r>
+        <w:rPr>
+          <w:color w:val="FF0000"/>
+          <w:sz w:val="28"/>
+          <w:szCs w:val="28"/>
+        </w:rPr>
+        <w:t>СПбГЭТУ</w:t>
+      </w:r>
+      <w:proofErr w:type="spellEnd"/>
+      <w:r>
+        <w:rPr>
+          <w:color w:val="FF0000"/>
+          <w:sz w:val="28"/>
+          <w:szCs w:val="28"/>
+        </w:rPr>
+        <w:t xml:space="preserve"> «ЛЭТИ», СПБ, 2010, С. 000–000.</w:t>
       </w:r>
     </w:p>
     <w:p>
@@ -4162,7 +6056,71 @@
           <w:sz w:val="28"/>
           <w:szCs w:val="28"/>
         </w:rPr>
-        <w:t>10. Описание тезисов доклада с четырьмя и более авторами / И. И. Иванов, П. П. Петров, С. С. Сидоров и др. // Название конференции: тез. докл. III международной науч.-техн. конф., СПб,  00–00 янв. 2000 г. / СПбГЭТУ «ЛЭТИ», СПБ, 2010, С. 000–000.</w:t>
+        <w:t xml:space="preserve">10. Описание тезисов доклада с четырьмя и более авторами / И. И. Иванов, П. П. Петров, С. С. Сидоров и др. // Название конференции: тез. </w:t>
+      </w:r>
+      <w:proofErr w:type="spellStart"/>
+      <w:r>
+        <w:rPr>
+          <w:color w:val="FF0000"/>
+          <w:sz w:val="28"/>
+          <w:szCs w:val="28"/>
+        </w:rPr>
+        <w:t>докл</w:t>
+      </w:r>
+      <w:proofErr w:type="spellEnd"/>
+      <w:r>
+        <w:rPr>
+          <w:color w:val="FF0000"/>
+          <w:sz w:val="28"/>
+          <w:szCs w:val="28"/>
+        </w:rPr>
+        <w:t xml:space="preserve">. III международной науч.-техн. </w:t>
+      </w:r>
+      <w:proofErr w:type="spellStart"/>
+      <w:proofErr w:type="gramStart"/>
+      <w:r>
+        <w:rPr>
+          <w:color w:val="FF0000"/>
+          <w:sz w:val="28"/>
+          <w:szCs w:val="28"/>
+        </w:rPr>
+        <w:t>конф</w:t>
+      </w:r>
+      <w:proofErr w:type="spellEnd"/>
+      <w:r>
+        <w:rPr>
+          <w:color w:val="FF0000"/>
+          <w:sz w:val="28"/>
+          <w:szCs w:val="28"/>
+        </w:rPr>
+        <w:t>.,</w:t>
+      </w:r>
+      <w:proofErr w:type="gramEnd"/>
+      <w:r>
+        <w:rPr>
+          <w:color w:val="FF0000"/>
+          <w:sz w:val="28"/>
+          <w:szCs w:val="28"/>
+        </w:rPr>
+        <w:t xml:space="preserve"> СПб,  00–00 янв. 2000 г. / </w:t>
+      </w:r>
+      <w:proofErr w:type="spellStart"/>
+      <w:r>
+        <w:rPr>
+          <w:color w:val="FF0000"/>
+          <w:sz w:val="28"/>
+          <w:szCs w:val="28"/>
+        </w:rPr>
+        <w:t>СПбГЭТУ</w:t>
+      </w:r>
+      <w:proofErr w:type="spellEnd"/>
+      <w:r>
+        <w:rPr>
+          <w:color w:val="FF0000"/>
+          <w:sz w:val="28"/>
+          <w:szCs w:val="28"/>
+        </w:rPr>
+        <w:t xml:space="preserve"> «ЛЭТИ», СПБ, 2010, С. 000–000.</w:t>
       </w:r>
     </w:p>
     <w:p>
@@ -4231,7 +6189,43 @@
           <w:sz w:val="28"/>
           <w:szCs w:val="28"/>
         </w:rPr>
-        <w:t>13. Пат. RU 00000000. Описание патентных документов / И. И. Иванов, П. П. Петров, С. С. Сидоров. Опубл. 00.00.2010. Бюл. № 00.</w:t>
+        <w:t xml:space="preserve">13. Пат. RU 00000000. Описание патентных документов / И. И. Иванов, П. П. Петров, С. С. Сидоров. </w:t>
+      </w:r>
+      <w:proofErr w:type="spellStart"/>
+      <w:r>
+        <w:rPr>
+          <w:color w:val="FF0000"/>
+          <w:sz w:val="28"/>
+          <w:szCs w:val="28"/>
+        </w:rPr>
+        <w:t>Опубл</w:t>
+      </w:r>
+      <w:proofErr w:type="spellEnd"/>
+      <w:r>
+        <w:rPr>
+          <w:color w:val="FF0000"/>
+          <w:sz w:val="28"/>
+          <w:szCs w:val="28"/>
+        </w:rPr>
+        <w:t xml:space="preserve">. 00.00.2010. </w:t>
+      </w:r>
+      <w:proofErr w:type="spellStart"/>
+      <w:r>
+        <w:rPr>
+          <w:color w:val="FF0000"/>
+          <w:sz w:val="28"/>
+          <w:szCs w:val="28"/>
+        </w:rPr>
+        <w:t>Бюл</w:t>
+      </w:r>
+      <w:proofErr w:type="spellEnd"/>
+      <w:r>
+        <w:rPr>
+          <w:color w:val="FF0000"/>
+          <w:sz w:val="28"/>
+          <w:szCs w:val="28"/>
+        </w:rPr>
+        <w:t>. № 00.</w:t>
       </w:r>
     </w:p>
     <w:p>
@@ -4259,7 +6253,79 @@
           <w:sz w:val="28"/>
           <w:szCs w:val="28"/>
         </w:rPr>
-        <w:t>Иванов И.И. Описание авторефератов диссертаций: автореф. дисс. канд. техн. наук / СПбГЭТУ «ЛЭТИ», СПБ, 2010.</w:t>
+        <w:t xml:space="preserve">Иванов И.И. Описание авторефератов диссертаций: </w:t>
+      </w:r>
+      <w:proofErr w:type="spellStart"/>
+      <w:r>
+        <w:rPr>
+          <w:color w:val="FF0000"/>
+          <w:sz w:val="28"/>
+          <w:szCs w:val="28"/>
+        </w:rPr>
+        <w:t>автореф</w:t>
+      </w:r>
+      <w:proofErr w:type="spellEnd"/>
+      <w:r>
+        <w:rPr>
+          <w:color w:val="FF0000"/>
+          <w:sz w:val="28"/>
+          <w:szCs w:val="28"/>
+        </w:rPr>
+        <w:t xml:space="preserve">. </w:t>
+      </w:r>
+      <w:proofErr w:type="spellStart"/>
+      <w:r>
+        <w:rPr>
+          <w:color w:val="FF0000"/>
+          <w:sz w:val="28"/>
+          <w:szCs w:val="28"/>
+        </w:rPr>
+        <w:t>дисс</w:t>
+      </w:r>
+      <w:proofErr w:type="spellEnd"/>
+      <w:r>
+        <w:rPr>
+          <w:color w:val="FF0000"/>
+          <w:sz w:val="28"/>
+          <w:szCs w:val="28"/>
+        </w:rPr>
+        <w:t xml:space="preserve">. канд. </w:t>
+      </w:r>
+      <w:proofErr w:type="spellStart"/>
+      <w:r>
+        <w:rPr>
+          <w:color w:val="FF0000"/>
+          <w:sz w:val="28"/>
+          <w:szCs w:val="28"/>
+        </w:rPr>
+        <w:t>техн</w:t>
+      </w:r>
+      <w:proofErr w:type="spellEnd"/>
+      <w:r>
+        <w:rPr>
+          <w:color w:val="FF0000"/>
+          <w:sz w:val="28"/>
+          <w:szCs w:val="28"/>
+        </w:rPr>
+        <w:t xml:space="preserve">. наук / </w:t>
+      </w:r>
+      <w:proofErr w:type="spellStart"/>
+      <w:r>
+        <w:rPr>
+          <w:color w:val="FF0000"/>
+          <w:sz w:val="28"/>
+          <w:szCs w:val="28"/>
+        </w:rPr>
+        <w:t>СПбГЭТУ</w:t>
+      </w:r>
+      <w:proofErr w:type="spellEnd"/>
+      <w:r>
+        <w:rPr>
+          <w:color w:val="FF0000"/>
+          <w:sz w:val="28"/>
+          <w:szCs w:val="28"/>
+        </w:rPr>
+        <w:t xml:space="preserve"> «ЛЭТИ», СПБ, 2010.</w:t>
       </w:r>
     </w:p>
     <w:p>
@@ -4279,7 +6345,25 @@
           <w:sz w:val="28"/>
           <w:szCs w:val="28"/>
         </w:rPr>
-        <w:t>15. Описание федерального закона: Федер. закон [принят Гос. Думой 00.00.2010] // Собрание законодательств РФ. 2010. № 00. Ст. 00. С. 000–000.</w:t>
+        <w:t xml:space="preserve">15. Описание федерального закона: </w:t>
+      </w:r>
+      <w:proofErr w:type="spellStart"/>
+      <w:r>
+        <w:rPr>
+          <w:color w:val="FF0000"/>
+          <w:sz w:val="28"/>
+          <w:szCs w:val="28"/>
+        </w:rPr>
+        <w:t>Федер</w:t>
+      </w:r>
+      <w:proofErr w:type="spellEnd"/>
+      <w:r>
+        <w:rPr>
+          <w:color w:val="FF0000"/>
+          <w:sz w:val="28"/>
+          <w:szCs w:val="28"/>
+        </w:rPr>
+        <w:t>. закон [принят Гос. Думой 00.00.2010] // Собрание законодательств РФ. 2010. № 00. Ст. 00. С. 000–000.</w:t>
       </w:r>
     </w:p>
     <w:p>
@@ -4392,8 +6476,6 @@
           <w:szCs w:val="28"/>
         </w:rPr>
       </w:pPr>
-      <w:bookmarkStart w:id="0" w:name="_GoBack"/>
-      <w:bookmarkEnd w:id="0"/>
     </w:p>
     <w:sectPr>
       <w:headerReference w:type="default" r:id="rId8"/>
@@ -4409,7 +6491,7 @@
 </file>
 
 <file path=word/endnotes.xml><?xml version="1.0" encoding="utf-8"?>
-<w:endnotes xmlns:ve="http://schemas.openxmlformats.org/markup-compatibility/2006" xmlns:o="urn:schemas-microsoft-com:office:office" xmlns:r="http://schemas.openxmlformats.org/officeDocument/2006/relationships" xmlns:m="http://schemas.openxmlformats.org/officeDocument/2006/math" xmlns:v="urn:schemas-microsoft-com:vml" xmlns:wp="http://schemas.openxmlformats.org/drawingml/2006/wordprocessingDrawing" xmlns:w10="urn:schemas-microsoft-com:office:word" xmlns:w="http://schemas.openxmlformats.org/wordprocessingml/2006/main" xmlns:wne="http://schemas.microsoft.com/office/word/2006/wordml">
+<w:endnotes xmlns:wpc="http://schemas.microsoft.com/office/word/2010/wordprocessingCanvas" xmlns:mc="http://schemas.openxmlformats.org/markup-compatibility/2006" xmlns:o="urn:schemas-microsoft-com:office:office" xmlns:r="http://schemas.openxmlformats.org/officeDocument/2006/relationships" xmlns:m="http://schemas.openxmlformats.org/officeDocument/2006/math" xmlns:v="urn:schemas-microsoft-com:vml" xmlns:wp14="http://schemas.microsoft.com/office/word/2010/wordprocessingDrawing" xmlns:wp="http://schemas.openxmlformats.org/drawingml/2006/wordprocessingDrawing" xmlns:w10="urn:schemas-microsoft-com:office:word" xmlns:w="http://schemas.openxmlformats.org/wordprocessingml/2006/main" xmlns:w14="http://schemas.microsoft.com/office/word/2010/wordml" xmlns:w15="http://schemas.microsoft.com/office/word/2012/wordml" xmlns:wpg="http://schemas.microsoft.com/office/word/2010/wordprocessingGroup" xmlns:wpi="http://schemas.microsoft.com/office/word/2010/wordprocessingInk" xmlns:wne="http://schemas.microsoft.com/office/word/2006/wordml" xmlns:wps="http://schemas.microsoft.com/office/word/2010/wordprocessingShape" mc:Ignorable="w14 w15 wp14">
   <w:endnote w:type="separator" w:id="-1">
     <w:p>
       <w:r>
@@ -4428,7 +6510,7 @@
 </file>
 
 <file path=word/footer1.xml><?xml version="1.0" encoding="utf-8"?>
-<w:ftr xmlns:ve="http://schemas.openxmlformats.org/markup-compatibility/2006" xmlns:o="urn:schemas-microsoft-com:office:office" xmlns:r="http://schemas.openxmlformats.org/officeDocument/2006/relationships" xmlns:m="http://schemas.openxmlformats.org/officeDocument/2006/math" xmlns:v="urn:schemas-microsoft-com:vml" xmlns:wp="http://schemas.openxmlformats.org/drawingml/2006/wordprocessingDrawing" xmlns:w10="urn:schemas-microsoft-com:office:word" xmlns:w="http://schemas.openxmlformats.org/wordprocessingml/2006/main" xmlns:wne="http://schemas.microsoft.com/office/word/2006/wordml">
+<w:ftr xmlns:wpc="http://schemas.microsoft.com/office/word/2010/wordprocessingCanvas" xmlns:mc="http://schemas.openxmlformats.org/markup-compatibility/2006" xmlns:o="urn:schemas-microsoft-com:office:office" xmlns:r="http://schemas.openxmlformats.org/officeDocument/2006/relationships" xmlns:m="http://schemas.openxmlformats.org/officeDocument/2006/math" xmlns:v="urn:schemas-microsoft-com:vml" xmlns:wp14="http://schemas.microsoft.com/office/word/2010/wordprocessingDrawing" xmlns:wp="http://schemas.openxmlformats.org/drawingml/2006/wordprocessingDrawing" xmlns:w10="urn:schemas-microsoft-com:office:word" xmlns:w="http://schemas.openxmlformats.org/wordprocessingml/2006/main" xmlns:w14="http://schemas.microsoft.com/office/word/2010/wordml" xmlns:w15="http://schemas.microsoft.com/office/word/2012/wordml" xmlns:wpg="http://schemas.microsoft.com/office/word/2010/wordprocessingGroup" xmlns:wpi="http://schemas.microsoft.com/office/word/2010/wordprocessingInk" xmlns:wne="http://schemas.microsoft.com/office/word/2006/wordml" xmlns:wps="http://schemas.microsoft.com/office/word/2010/wordprocessingShape" mc:Ignorable="w14 w15 wp14">
   <w:p>
     <w:pPr>
       <w:pStyle w:val="af0"/>
@@ -4447,7 +6529,7 @@
       <w:rPr>
         <w:noProof/>
       </w:rPr>
-      <w:t>13</w:t>
+      <w:t>15</w:t>
     </w:r>
     <w:r>
       <w:fldChar w:fldCharType="end"/>
@@ -4462,7 +6544,7 @@
 </file>
 
 <file path=word/footnotes.xml><?xml version="1.0" encoding="utf-8"?>
-<w:footnotes xmlns:ve="http://schemas.openxmlformats.org/markup-compatibility/2006" xmlns:o="urn:schemas-microsoft-com:office:office" xmlns:r="http://schemas.openxmlformats.org/officeDocument/2006/relationships" xmlns:m="http://schemas.openxmlformats.org/officeDocument/2006/math" xmlns:v="urn:schemas-microsoft-com:vml" xmlns:wp="http://schemas.openxmlformats.org/drawingml/2006/wordprocessingDrawing" xmlns:w10="urn:schemas-microsoft-com:office:word" xmlns:w="http://schemas.openxmlformats.org/wordprocessingml/2006/main" xmlns:wne="http://schemas.microsoft.com/office/word/2006/wordml">
+<w:footnotes xmlns:wpc="http://schemas.microsoft.com/office/word/2010/wordprocessingCanvas" xmlns:mc="http://schemas.openxmlformats.org/markup-compatibility/2006" xmlns:o="urn:schemas-microsoft-com:office:office" xmlns:r="http://schemas.openxmlformats.org/officeDocument/2006/relationships" xmlns:m="http://schemas.openxmlformats.org/officeDocument/2006/math" xmlns:v="urn:schemas-microsoft-com:vml" xmlns:wp14="http://schemas.microsoft.com/office/word/2010/wordprocessingDrawing" xmlns:wp="http://schemas.openxmlformats.org/drawingml/2006/wordprocessingDrawing" xmlns:w10="urn:schemas-microsoft-com:office:word" xmlns:w="http://schemas.openxmlformats.org/wordprocessingml/2006/main" xmlns:w14="http://schemas.microsoft.com/office/word/2010/wordml" xmlns:w15="http://schemas.microsoft.com/office/word/2012/wordml" xmlns:wpg="http://schemas.microsoft.com/office/word/2010/wordprocessingGroup" xmlns:wpi="http://schemas.microsoft.com/office/word/2010/wordprocessingInk" xmlns:wne="http://schemas.microsoft.com/office/word/2006/wordml" xmlns:wps="http://schemas.microsoft.com/office/word/2010/wordprocessingShape" mc:Ignorable="w14 w15 wp14">
   <w:footnote w:type="separator" w:id="-1">
     <w:p>
       <w:r>
@@ -4481,7 +6563,7 @@
 </file>
 
 <file path=word/header1.xml><?xml version="1.0" encoding="utf-8"?>
-<w:hdr xmlns:ve="http://schemas.openxmlformats.org/markup-compatibility/2006" xmlns:o="urn:schemas-microsoft-com:office:office" xmlns:r="http://schemas.openxmlformats.org/officeDocument/2006/relationships" xmlns:m="http://schemas.openxmlformats.org/officeDocument/2006/math" xmlns:v="urn:schemas-microsoft-com:vml" xmlns:wp="http://schemas.openxmlformats.org/drawingml/2006/wordprocessingDrawing" xmlns:w10="urn:schemas-microsoft-com:office:word" xmlns:w="http://schemas.openxmlformats.org/wordprocessingml/2006/main" xmlns:wne="http://schemas.microsoft.com/office/word/2006/wordml">
+<w:hdr xmlns:wpc="http://schemas.microsoft.com/office/word/2010/wordprocessingCanvas" xmlns:mc="http://schemas.openxmlformats.org/markup-compatibility/2006" xmlns:o="urn:schemas-microsoft-com:office:office" xmlns:r="http://schemas.openxmlformats.org/officeDocument/2006/relationships" xmlns:m="http://schemas.openxmlformats.org/officeDocument/2006/math" xmlns:v="urn:schemas-microsoft-com:vml" xmlns:wp14="http://schemas.microsoft.com/office/word/2010/wordprocessingDrawing" xmlns:wp="http://schemas.openxmlformats.org/drawingml/2006/wordprocessingDrawing" xmlns:w10="urn:schemas-microsoft-com:office:word" xmlns:w="http://schemas.openxmlformats.org/wordprocessingml/2006/main" xmlns:w14="http://schemas.microsoft.com/office/word/2010/wordml" xmlns:w15="http://schemas.microsoft.com/office/word/2012/wordml" xmlns:wpg="http://schemas.microsoft.com/office/word/2010/wordprocessingGroup" xmlns:wpi="http://schemas.microsoft.com/office/word/2010/wordprocessingInk" xmlns:wne="http://schemas.microsoft.com/office/word/2006/wordml" xmlns:wps="http://schemas.microsoft.com/office/word/2010/wordprocessingShape" mc:Ignorable="w14 w15 wp14">
   <w:p>
     <w:pPr>
       <w:pStyle w:val="af5"/>
@@ -4496,7 +6578,7 @@
 </file>
 
 <file path=word/numbering.xml><?xml version="1.0" encoding="utf-8"?>
-<w:numbering xmlns:ve="http://schemas.openxmlformats.org/markup-compatibility/2006" xmlns:o="urn:schemas-microsoft-com:office:office" xmlns:r="http://schemas.openxmlformats.org/officeDocument/2006/relationships" xmlns:m="http://schemas.openxmlformats.org/officeDocument/2006/math" xmlns:v="urn:schemas-microsoft-com:vml" xmlns:wp="http://schemas.openxmlformats.org/drawingml/2006/wordprocessingDrawing" xmlns:w10="urn:schemas-microsoft-com:office:word" xmlns:w="http://schemas.openxmlformats.org/wordprocessingml/2006/main" xmlns:wne="http://schemas.microsoft.com/office/word/2006/wordml">
+<w:numbering xmlns:wpc="http://schemas.microsoft.com/office/word/2010/wordprocessingCanvas" xmlns:mc="http://schemas.openxmlformats.org/markup-compatibility/2006" xmlns:o="urn:schemas-microsoft-com:office:office" xmlns:r="http://schemas.openxmlformats.org/officeDocument/2006/relationships" xmlns:m="http://schemas.openxmlformats.org/officeDocument/2006/math" xmlns:v="urn:schemas-microsoft-com:vml" xmlns:wp14="http://schemas.microsoft.com/office/word/2010/wordprocessingDrawing" xmlns:wp="http://schemas.openxmlformats.org/drawingml/2006/wordprocessingDrawing" xmlns:w10="urn:schemas-microsoft-com:office:word" xmlns:w="http://schemas.openxmlformats.org/wordprocessingml/2006/main" xmlns:w14="http://schemas.microsoft.com/office/word/2010/wordml" xmlns:w15="http://schemas.microsoft.com/office/word/2012/wordml" xmlns:wpg="http://schemas.microsoft.com/office/word/2010/wordprocessingGroup" xmlns:wpi="http://schemas.microsoft.com/office/word/2010/wordprocessingInk" xmlns:wne="http://schemas.microsoft.com/office/word/2006/wordml" xmlns:wps="http://schemas.microsoft.com/office/word/2010/wordprocessingShape" mc:Ignorable="w14 w15 wp14">
   <w:abstractNum w:abstractNumId="0">
     <w:nsid w:val="016A7988"/>
     <w:multiLevelType w:val="multilevel"/>
@@ -4594,6 +6676,119 @@
     </w:lvl>
   </w:abstractNum>
   <w:abstractNum w:abstractNumId="1">
+    <w:nsid w:val="02162729"/>
+    <w:multiLevelType w:val="hybridMultilevel"/>
+    <w:tmpl w:val="F5D447BC"/>
+    <w:lvl w:ilvl="0" w:tplc="04190001">
+      <w:start w:val="1"/>
+      <w:numFmt w:val="bullet"/>
+      <w:lvlText w:val=""/>
+      <w:lvlJc w:val="left"/>
+      <w:pPr>
+        <w:ind w:left="833" w:hanging="360"/>
+      </w:pPr>
+      <w:rPr>
+        <w:rFonts w:ascii="Symbol" w:hAnsi="Symbol" w:hint="default"/>
+      </w:rPr>
+    </w:lvl>
+    <w:lvl w:ilvl="1" w:tplc="04190003" w:tentative="1">
+      <w:start w:val="1"/>
+      <w:numFmt w:val="bullet"/>
+      <w:lvlText w:val="o"/>
+      <w:lvlJc w:val="left"/>
+      <w:pPr>
+        <w:ind w:left="1553" w:hanging="360"/>
+      </w:pPr>
+      <w:rPr>
+        <w:rFonts w:ascii="Courier New" w:hAnsi="Courier New" w:cs="Courier New" w:hint="default"/>
+      </w:rPr>
+    </w:lvl>
+    <w:lvl w:ilvl="2" w:tplc="04190005" w:tentative="1">
+      <w:start w:val="1"/>
+      <w:numFmt w:val="bullet"/>
+      <w:lvlText w:val=""/>
+      <w:lvlJc w:val="left"/>
+      <w:pPr>
+        <w:ind w:left="2273" w:hanging="360"/>
+      </w:pPr>
+      <w:rPr>
+        <w:rFonts w:ascii="Wingdings" w:hAnsi="Wingdings" w:hint="default"/>
+      </w:rPr>
+    </w:lvl>
+    <w:lvl w:ilvl="3" w:tplc="04190001" w:tentative="1">
+      <w:start w:val="1"/>
+      <w:numFmt w:val="bullet"/>
+      <w:lvlText w:val=""/>
+      <w:lvlJc w:val="left"/>
+      <w:pPr>
+        <w:ind w:left="2993" w:hanging="360"/>
+      </w:pPr>
+      <w:rPr>
+        <w:rFonts w:ascii="Symbol" w:hAnsi="Symbol" w:hint="default"/>
+      </w:rPr>
+    </w:lvl>
+    <w:lvl w:ilvl="4" w:tplc="04190003" w:tentative="1">
+      <w:start w:val="1"/>
+      <w:numFmt w:val="bullet"/>
+      <w:lvlText w:val="o"/>
+      <w:lvlJc w:val="left"/>
+      <w:pPr>
+        <w:ind w:left="3713" w:hanging="360"/>
+      </w:pPr>
+      <w:rPr>
+        <w:rFonts w:ascii="Courier New" w:hAnsi="Courier New" w:cs="Courier New" w:hint="default"/>
+      </w:rPr>
+    </w:lvl>
+    <w:lvl w:ilvl="5" w:tplc="04190005" w:tentative="1">
+      <w:start w:val="1"/>
+      <w:numFmt w:val="bullet"/>
+      <w:lvlText w:val=""/>
+      <w:lvlJc w:val="left"/>
+      <w:pPr>
+        <w:ind w:left="4433" w:hanging="360"/>
+      </w:pPr>
+      <w:rPr>
+        <w:rFonts w:ascii="Wingdings" w:hAnsi="Wingdings" w:hint="default"/>
+      </w:rPr>
+    </w:lvl>
+    <w:lvl w:ilvl="6" w:tplc="04190001" w:tentative="1">
+      <w:start w:val="1"/>
+      <w:numFmt w:val="bullet"/>
+      <w:lvlText w:val=""/>
+      <w:lvlJc w:val="left"/>
+      <w:pPr>
+        <w:ind w:left="5153" w:hanging="360"/>
+      </w:pPr>
+      <w:rPr>
+        <w:rFonts w:ascii="Symbol" w:hAnsi="Symbol" w:hint="default"/>
+      </w:rPr>
+    </w:lvl>
+    <w:lvl w:ilvl="7" w:tplc="04190003" w:tentative="1">
+      <w:start w:val="1"/>
+      <w:numFmt w:val="bullet"/>
+      <w:lvlText w:val="o"/>
+      <w:lvlJc w:val="left"/>
+      <w:pPr>
+        <w:ind w:left="5873" w:hanging="360"/>
+      </w:pPr>
+      <w:rPr>
+        <w:rFonts w:ascii="Courier New" w:hAnsi="Courier New" w:cs="Courier New" w:hint="default"/>
+      </w:rPr>
+    </w:lvl>
+    <w:lvl w:ilvl="8" w:tplc="04190005" w:tentative="1">
+      <w:start w:val="1"/>
+      <w:numFmt w:val="bullet"/>
+      <w:lvlText w:val=""/>
+      <w:lvlJc w:val="left"/>
+      <w:pPr>
+        <w:ind w:left="6593" w:hanging="360"/>
+      </w:pPr>
+      <w:rPr>
+        <w:rFonts w:ascii="Wingdings" w:hAnsi="Wingdings" w:hint="default"/>
+      </w:rPr>
+    </w:lvl>
+  </w:abstractNum>
+  <w:abstractNum w:abstractNumId="2">
     <w:nsid w:val="08834BF1"/>
     <w:multiLevelType w:val="hybridMultilevel"/>
     <w:tmpl w:val="BF6ADEB2"/>
@@ -4709,7 +6904,97 @@
       </w:pPr>
     </w:lvl>
   </w:abstractNum>
-  <w:abstractNum w:abstractNumId="2">
+  <w:abstractNum w:abstractNumId="3">
+    <w:nsid w:val="0FBF427A"/>
+    <w:multiLevelType w:val="hybridMultilevel"/>
+    <w:tmpl w:val="0398321A"/>
+    <w:lvl w:ilvl="0" w:tplc="9C6C6B5C">
+      <w:start w:val="1"/>
+      <w:numFmt w:val="decimal"/>
+      <w:lvlText w:val="%1)"/>
+      <w:lvlJc w:val="left"/>
+      <w:pPr>
+        <w:ind w:left="1778" w:hanging="360"/>
+      </w:pPr>
+      <w:rPr>
+        <w:rFonts w:hint="default"/>
+        <w:b w:val="0"/>
+      </w:rPr>
+    </w:lvl>
+    <w:lvl w:ilvl="1" w:tplc="04190019" w:tentative="1">
+      <w:start w:val="1"/>
+      <w:numFmt w:val="lowerLetter"/>
+      <w:lvlText w:val="%2."/>
+      <w:lvlJc w:val="left"/>
+      <w:pPr>
+        <w:ind w:left="2149" w:hanging="360"/>
+      </w:pPr>
+    </w:lvl>
+    <w:lvl w:ilvl="2" w:tplc="0419001B" w:tentative="1">
+      <w:start w:val="1"/>
+      <w:numFmt w:val="lowerRoman"/>
+      <w:lvlText w:val="%3."/>
+      <w:lvlJc w:val="right"/>
+      <w:pPr>
+        <w:ind w:left="2869" w:hanging="180"/>
+      </w:pPr>
+    </w:lvl>
+    <w:lvl w:ilvl="3" w:tplc="0419000F" w:tentative="1">
+      <w:start w:val="1"/>
+      <w:numFmt w:val="decimal"/>
+      <w:lvlText w:val="%4."/>
+      <w:lvlJc w:val="left"/>
+      <w:pPr>
+        <w:ind w:left="3589" w:hanging="360"/>
+      </w:pPr>
+    </w:lvl>
+    <w:lvl w:ilvl="4" w:tplc="04190019" w:tentative="1">
+      <w:start w:val="1"/>
+      <w:numFmt w:val="lowerLetter"/>
+      <w:lvlText w:val="%5."/>
+      <w:lvlJc w:val="left"/>
+      <w:pPr>
+        <w:ind w:left="4309" w:hanging="360"/>
+      </w:pPr>
+    </w:lvl>
+    <w:lvl w:ilvl="5" w:tplc="0419001B" w:tentative="1">
+      <w:start w:val="1"/>
+      <w:numFmt w:val="lowerRoman"/>
+      <w:lvlText w:val="%6."/>
+      <w:lvlJc w:val="right"/>
+      <w:pPr>
+        <w:ind w:left="5029" w:hanging="180"/>
+      </w:pPr>
+    </w:lvl>
+    <w:lvl w:ilvl="6" w:tplc="0419000F" w:tentative="1">
+      <w:start w:val="1"/>
+      <w:numFmt w:val="decimal"/>
+      <w:lvlText w:val="%7."/>
+      <w:lvlJc w:val="left"/>
+      <w:pPr>
+        <w:ind w:left="5749" w:hanging="360"/>
+      </w:pPr>
+    </w:lvl>
+    <w:lvl w:ilvl="7" w:tplc="04190019" w:tentative="1">
+      <w:start w:val="1"/>
+      <w:numFmt w:val="lowerLetter"/>
+      <w:lvlText w:val="%8."/>
+      <w:lvlJc w:val="left"/>
+      <w:pPr>
+        <w:ind w:left="6469" w:hanging="360"/>
+      </w:pPr>
+    </w:lvl>
+    <w:lvl w:ilvl="8" w:tplc="0419001B" w:tentative="1">
+      <w:start w:val="1"/>
+      <w:numFmt w:val="lowerRoman"/>
+      <w:lvlText w:val="%9."/>
+      <w:lvlJc w:val="right"/>
+      <w:pPr>
+        <w:ind w:left="7189" w:hanging="180"/>
+      </w:pPr>
+    </w:lvl>
+  </w:abstractNum>
+  <w:abstractNum w:abstractNumId="4">
     <w:nsid w:val="11AF0F48"/>
     <w:multiLevelType w:val="hybridMultilevel"/>
     <w:tmpl w:val="EF8C7FB2"/>
@@ -4822,7 +7107,7 @@
       </w:rPr>
     </w:lvl>
   </w:abstractNum>
-  <w:abstractNum w:abstractNumId="3">
+  <w:abstractNum w:abstractNumId="5">
     <w:nsid w:val="36E6422A"/>
     <w:multiLevelType w:val="hybridMultilevel"/>
     <w:tmpl w:val="0016B184"/>
@@ -4946,7 +7231,7 @@
       </w:rPr>
     </w:lvl>
   </w:abstractNum>
-  <w:abstractNum w:abstractNumId="4">
+  <w:abstractNum w:abstractNumId="6">
     <w:nsid w:val="3CD27A42"/>
     <w:multiLevelType w:val="hybridMultilevel"/>
     <w:tmpl w:val="AE9C2690"/>
@@ -5087,7 +7372,572 @@
       </w:rPr>
     </w:lvl>
   </w:abstractNum>
-  <w:abstractNum w:abstractNumId="5">
+  <w:abstractNum w:abstractNumId="7">
+    <w:nsid w:val="3EB434F4"/>
+    <w:multiLevelType w:val="multilevel"/>
+    <w:tmpl w:val="59801F04"/>
+    <w:styleLink w:val="8"/>
+    <w:lvl w:ilvl="0">
+      <w:start w:val="1"/>
+      <w:numFmt w:val="bullet"/>
+      <w:pStyle w:val="80"/>
+      <w:lvlText w:val="●"/>
+      <w:lvlJc w:val="left"/>
+      <w:pPr>
+        <w:tabs>
+          <w:tab w:val="num" w:pos="454"/>
+        </w:tabs>
+        <w:ind w:left="454" w:hanging="341"/>
+      </w:pPr>
+      <w:rPr>
+        <w:rFonts w:ascii="Courier New" w:hAnsi="Courier New" w:hint="default"/>
+        <w:sz w:val="16"/>
+        <w:szCs w:val="16"/>
+      </w:rPr>
+    </w:lvl>
+    <w:lvl w:ilvl="1">
+      <w:start w:val="1"/>
+      <w:numFmt w:val="bullet"/>
+      <w:lvlText w:val="○"/>
+      <w:lvlJc w:val="left"/>
+      <w:pPr>
+        <w:tabs>
+          <w:tab w:val="num" w:pos="794"/>
+        </w:tabs>
+        <w:ind w:left="794" w:hanging="340"/>
+      </w:pPr>
+      <w:rPr>
+        <w:rFonts w:ascii="Courier New" w:hAnsi="Courier New" w:hint="default"/>
+        <w:sz w:val="16"/>
+      </w:rPr>
+    </w:lvl>
+    <w:lvl w:ilvl="2">
+      <w:start w:val="1"/>
+      <w:numFmt w:val="bullet"/>
+      <w:lvlText w:val="■"/>
+      <w:lvlJc w:val="left"/>
+      <w:pPr>
+        <w:tabs>
+          <w:tab w:val="num" w:pos="1134"/>
+        </w:tabs>
+        <w:ind w:left="1134" w:hanging="340"/>
+      </w:pPr>
+      <w:rPr>
+        <w:rFonts w:ascii="Courier New" w:hAnsi="Courier New" w:hint="default"/>
+        <w:sz w:val="10"/>
+      </w:rPr>
+    </w:lvl>
+    <w:lvl w:ilvl="3">
+      <w:start w:val="1"/>
+      <w:numFmt w:val="bullet"/>
+      <w:lvlText w:val="●"/>
+      <w:lvlJc w:val="left"/>
+      <w:pPr>
+        <w:tabs>
+          <w:tab w:val="num" w:pos="1474"/>
+        </w:tabs>
+        <w:ind w:left="1474" w:hanging="340"/>
+      </w:pPr>
+      <w:rPr>
+        <w:rFonts w:ascii="Courier New" w:hAnsi="Courier New" w:hint="default"/>
+        <w:sz w:val="16"/>
+      </w:rPr>
+    </w:lvl>
+    <w:lvl w:ilvl="4">
+      <w:start w:val="1"/>
+      <w:numFmt w:val="bullet"/>
+      <w:lvlText w:val="○"/>
+      <w:lvlJc w:val="left"/>
+      <w:pPr>
+        <w:tabs>
+          <w:tab w:val="num" w:pos="1814"/>
+        </w:tabs>
+        <w:ind w:left="1814" w:hanging="340"/>
+      </w:pPr>
+      <w:rPr>
+        <w:rFonts w:ascii="Courier New" w:hAnsi="Courier New" w:hint="default"/>
+        <w:sz w:val="16"/>
+      </w:rPr>
+    </w:lvl>
+    <w:lvl w:ilvl="5">
+      <w:start w:val="1"/>
+      <w:numFmt w:val="bullet"/>
+      <w:lvlText w:val="■"/>
+      <w:lvlJc w:val="left"/>
+      <w:pPr>
+        <w:tabs>
+          <w:tab w:val="num" w:pos="2155"/>
+        </w:tabs>
+        <w:ind w:left="2155" w:hanging="341"/>
+      </w:pPr>
+      <w:rPr>
+        <w:rFonts w:ascii="Courier New" w:hAnsi="Courier New" w:hint="default"/>
+        <w:sz w:val="10"/>
+      </w:rPr>
+    </w:lvl>
+    <w:lvl w:ilvl="6">
+      <w:start w:val="1"/>
+      <w:numFmt w:val="bullet"/>
+      <w:lvlText w:val="●"/>
+      <w:lvlJc w:val="left"/>
+      <w:pPr>
+        <w:tabs>
+          <w:tab w:val="num" w:pos="2495"/>
+        </w:tabs>
+        <w:ind w:left="2495" w:hanging="340"/>
+      </w:pPr>
+      <w:rPr>
+        <w:rFonts w:ascii="Courier New" w:hAnsi="Courier New" w:hint="default"/>
+        <w:sz w:val="16"/>
+      </w:rPr>
+    </w:lvl>
+    <w:lvl w:ilvl="7">
+      <w:start w:val="1"/>
+      <w:numFmt w:val="bullet"/>
+      <w:lvlText w:val="○"/>
+      <w:lvlJc w:val="left"/>
+      <w:pPr>
+        <w:tabs>
+          <w:tab w:val="num" w:pos="2835"/>
+        </w:tabs>
+        <w:ind w:left="2835" w:hanging="340"/>
+      </w:pPr>
+      <w:rPr>
+        <w:rFonts w:ascii="Courier New" w:hAnsi="Courier New" w:hint="default"/>
+        <w:sz w:val="16"/>
+      </w:rPr>
+    </w:lvl>
+    <w:lvl w:ilvl="8">
+      <w:start w:val="1"/>
+      <w:numFmt w:val="bullet"/>
+      <w:lvlText w:val="■"/>
+      <w:lvlJc w:val="left"/>
+      <w:pPr>
+        <w:tabs>
+          <w:tab w:val="num" w:pos="3175"/>
+        </w:tabs>
+        <w:ind w:left="3175" w:hanging="340"/>
+      </w:pPr>
+      <w:rPr>
+        <w:rFonts w:ascii="Courier New" w:hAnsi="Courier New" w:hint="default"/>
+        <w:sz w:val="10"/>
+      </w:rPr>
+    </w:lvl>
+  </w:abstractNum>
+  <w:abstractNum w:abstractNumId="8">
+    <w:nsid w:val="3EC833C0"/>
+    <w:multiLevelType w:val="hybridMultilevel"/>
+    <w:tmpl w:val="27E4B0A4"/>
+    <w:lvl w:ilvl="0" w:tplc="9C6C6B5C">
+      <w:start w:val="1"/>
+      <w:numFmt w:val="decimal"/>
+      <w:lvlText w:val="%1)"/>
+      <w:lvlJc w:val="left"/>
+      <w:pPr>
+        <w:ind w:left="1778" w:hanging="360"/>
+      </w:pPr>
+      <w:rPr>
+        <w:rFonts w:hint="default"/>
+        <w:b w:val="0"/>
+      </w:rPr>
+    </w:lvl>
+    <w:lvl w:ilvl="1" w:tplc="04190019" w:tentative="1">
+      <w:start w:val="1"/>
+      <w:numFmt w:val="lowerLetter"/>
+      <w:lvlText w:val="%2."/>
+      <w:lvlJc w:val="left"/>
+      <w:pPr>
+        <w:ind w:left="2149" w:hanging="360"/>
+      </w:pPr>
+    </w:lvl>
+    <w:lvl w:ilvl="2" w:tplc="0419001B" w:tentative="1">
+      <w:start w:val="1"/>
+      <w:numFmt w:val="lowerRoman"/>
+      <w:lvlText w:val="%3."/>
+      <w:lvlJc w:val="right"/>
+      <w:pPr>
+        <w:ind w:left="2869" w:hanging="180"/>
+      </w:pPr>
+    </w:lvl>
+    <w:lvl w:ilvl="3" w:tplc="0419000F" w:tentative="1">
+      <w:start w:val="1"/>
+      <w:numFmt w:val="decimal"/>
+      <w:lvlText w:val="%4."/>
+      <w:lvlJc w:val="left"/>
+      <w:pPr>
+        <w:ind w:left="3589" w:hanging="360"/>
+      </w:pPr>
+    </w:lvl>
+    <w:lvl w:ilvl="4" w:tplc="04190019" w:tentative="1">
+      <w:start w:val="1"/>
+      <w:numFmt w:val="lowerLetter"/>
+      <w:lvlText w:val="%5."/>
+      <w:lvlJc w:val="left"/>
+      <w:pPr>
+        <w:ind w:left="4309" w:hanging="360"/>
+      </w:pPr>
+    </w:lvl>
+    <w:lvl w:ilvl="5" w:tplc="0419001B" w:tentative="1">
+      <w:start w:val="1"/>
+      <w:numFmt w:val="lowerRoman"/>
+      <w:lvlText w:val="%6."/>
+      <w:lvlJc w:val="right"/>
+      <w:pPr>
+        <w:ind w:left="5029" w:hanging="180"/>
+      </w:pPr>
+    </w:lvl>
+    <w:lvl w:ilvl="6" w:tplc="0419000F" w:tentative="1">
+      <w:start w:val="1"/>
+      <w:numFmt w:val="decimal"/>
+      <w:lvlText w:val="%7."/>
+      <w:lvlJc w:val="left"/>
+      <w:pPr>
+        <w:ind w:left="5749" w:hanging="360"/>
+      </w:pPr>
+    </w:lvl>
+    <w:lvl w:ilvl="7" w:tplc="04190019" w:tentative="1">
+      <w:start w:val="1"/>
+      <w:numFmt w:val="lowerLetter"/>
+      <w:lvlText w:val="%8."/>
+      <w:lvlJc w:val="left"/>
+      <w:pPr>
+        <w:ind w:left="6469" w:hanging="360"/>
+      </w:pPr>
+    </w:lvl>
+    <w:lvl w:ilvl="8" w:tplc="0419001B" w:tentative="1">
+      <w:start w:val="1"/>
+      <w:numFmt w:val="lowerRoman"/>
+      <w:lvlText w:val="%9."/>
+      <w:lvlJc w:val="right"/>
+      <w:pPr>
+        <w:ind w:left="7189" w:hanging="180"/>
+      </w:pPr>
+    </w:lvl>
+  </w:abstractNum>
+  <w:abstractNum w:abstractNumId="9">
+    <w:nsid w:val="40617C73"/>
+    <w:multiLevelType w:val="hybridMultilevel"/>
+    <w:tmpl w:val="4B94E18A"/>
+    <w:lvl w:ilvl="0" w:tplc="04190001">
+      <w:start w:val="1"/>
+      <w:numFmt w:val="bullet"/>
+      <w:lvlText w:val=""/>
+      <w:lvlJc w:val="left"/>
+      <w:pPr>
+        <w:ind w:left="833" w:hanging="360"/>
+      </w:pPr>
+      <w:rPr>
+        <w:rFonts w:ascii="Symbol" w:hAnsi="Symbol" w:hint="default"/>
+        <w:b w:val="0"/>
+      </w:rPr>
+    </w:lvl>
+    <w:lvl w:ilvl="1" w:tplc="04190003" w:tentative="1">
+      <w:start w:val="1"/>
+      <w:numFmt w:val="bullet"/>
+      <w:lvlText w:val="o"/>
+      <w:lvlJc w:val="left"/>
+      <w:pPr>
+        <w:ind w:left="1553" w:hanging="360"/>
+      </w:pPr>
+      <w:rPr>
+        <w:rFonts w:ascii="Courier New" w:hAnsi="Courier New" w:cs="Courier New" w:hint="default"/>
+      </w:rPr>
+    </w:lvl>
+    <w:lvl w:ilvl="2" w:tplc="04190005" w:tentative="1">
+      <w:start w:val="1"/>
+      <w:numFmt w:val="bullet"/>
+      <w:lvlText w:val=""/>
+      <w:lvlJc w:val="left"/>
+      <w:pPr>
+        <w:ind w:left="2273" w:hanging="360"/>
+      </w:pPr>
+      <w:rPr>
+        <w:rFonts w:ascii="Wingdings" w:hAnsi="Wingdings" w:hint="default"/>
+      </w:rPr>
+    </w:lvl>
+    <w:lvl w:ilvl="3" w:tplc="04190001" w:tentative="1">
+      <w:start w:val="1"/>
+      <w:numFmt w:val="bullet"/>
+      <w:lvlText w:val=""/>
+      <w:lvlJc w:val="left"/>
+      <w:pPr>
+        <w:ind w:left="2993" w:hanging="360"/>
+      </w:pPr>
+      <w:rPr>
+        <w:rFonts w:ascii="Symbol" w:hAnsi="Symbol" w:hint="default"/>
+      </w:rPr>
+    </w:lvl>
+    <w:lvl w:ilvl="4" w:tplc="04190003" w:tentative="1">
+      <w:start w:val="1"/>
+      <w:numFmt w:val="bullet"/>
+      <w:lvlText w:val="o"/>
+      <w:lvlJc w:val="left"/>
+      <w:pPr>
+        <w:ind w:left="3713" w:hanging="360"/>
+      </w:pPr>
+      <w:rPr>
+        <w:rFonts w:ascii="Courier New" w:hAnsi="Courier New" w:cs="Courier New" w:hint="default"/>
+      </w:rPr>
+    </w:lvl>
+    <w:lvl w:ilvl="5" w:tplc="04190005" w:tentative="1">
+      <w:start w:val="1"/>
+      <w:numFmt w:val="bullet"/>
+      <w:lvlText w:val=""/>
+      <w:lvlJc w:val="left"/>
+      <w:pPr>
+        <w:ind w:left="4433" w:hanging="360"/>
+      </w:pPr>
+      <w:rPr>
+        <w:rFonts w:ascii="Wingdings" w:hAnsi="Wingdings" w:hint="default"/>
+      </w:rPr>
+    </w:lvl>
+    <w:lvl w:ilvl="6" w:tplc="04190001" w:tentative="1">
+      <w:start w:val="1"/>
+      <w:numFmt w:val="bullet"/>
+      <w:lvlText w:val=""/>
+      <w:lvlJc w:val="left"/>
+      <w:pPr>
+        <w:ind w:left="5153" w:hanging="360"/>
+      </w:pPr>
+      <w:rPr>
+        <w:rFonts w:ascii="Symbol" w:hAnsi="Symbol" w:hint="default"/>
+      </w:rPr>
+    </w:lvl>
+    <w:lvl w:ilvl="7" w:tplc="04190003" w:tentative="1">
+      <w:start w:val="1"/>
+      <w:numFmt w:val="bullet"/>
+      <w:lvlText w:val="o"/>
+      <w:lvlJc w:val="left"/>
+      <w:pPr>
+        <w:ind w:left="5873" w:hanging="360"/>
+      </w:pPr>
+      <w:rPr>
+        <w:rFonts w:ascii="Courier New" w:hAnsi="Courier New" w:cs="Courier New" w:hint="default"/>
+      </w:rPr>
+    </w:lvl>
+    <w:lvl w:ilvl="8" w:tplc="04190005" w:tentative="1">
+      <w:start w:val="1"/>
+      <w:numFmt w:val="bullet"/>
+      <w:lvlText w:val=""/>
+      <w:lvlJc w:val="left"/>
+      <w:pPr>
+        <w:ind w:left="6593" w:hanging="360"/>
+      </w:pPr>
+      <w:rPr>
+        <w:rFonts w:ascii="Wingdings" w:hAnsi="Wingdings" w:hint="default"/>
+      </w:rPr>
+    </w:lvl>
+  </w:abstractNum>
+  <w:abstractNum w:abstractNumId="10">
+    <w:nsid w:val="41FC2817"/>
+    <w:multiLevelType w:val="hybridMultilevel"/>
+    <w:tmpl w:val="0C42BE2E"/>
+    <w:lvl w:ilvl="0" w:tplc="9C6C6B5C">
+      <w:start w:val="1"/>
+      <w:numFmt w:val="decimal"/>
+      <w:lvlText w:val="%1)"/>
+      <w:lvlJc w:val="left"/>
+      <w:pPr>
+        <w:ind w:left="1069" w:hanging="360"/>
+      </w:pPr>
+      <w:rPr>
+        <w:rFonts w:hint="default"/>
+        <w:b w:val="0"/>
+      </w:rPr>
+    </w:lvl>
+    <w:lvl w:ilvl="1" w:tplc="04190019" w:tentative="1">
+      <w:start w:val="1"/>
+      <w:numFmt w:val="lowerLetter"/>
+      <w:lvlText w:val="%2."/>
+      <w:lvlJc w:val="left"/>
+      <w:pPr>
+        <w:ind w:left="1789" w:hanging="360"/>
+      </w:pPr>
+    </w:lvl>
+    <w:lvl w:ilvl="2" w:tplc="0419001B" w:tentative="1">
+      <w:start w:val="1"/>
+      <w:numFmt w:val="lowerRoman"/>
+      <w:lvlText w:val="%3."/>
+      <w:lvlJc w:val="right"/>
+      <w:pPr>
+        <w:ind w:left="2509" w:hanging="180"/>
+      </w:pPr>
+    </w:lvl>
+    <w:lvl w:ilvl="3" w:tplc="0419000F" w:tentative="1">
+      <w:start w:val="1"/>
+      <w:numFmt w:val="decimal"/>
+      <w:lvlText w:val="%4."/>
+      <w:lvlJc w:val="left"/>
+      <w:pPr>
+        <w:ind w:left="3229" w:hanging="360"/>
+      </w:pPr>
+    </w:lvl>
+    <w:lvl w:ilvl="4" w:tplc="04190019" w:tentative="1">
+      <w:start w:val="1"/>
+      <w:numFmt w:val="lowerLetter"/>
+      <w:lvlText w:val="%5."/>
+      <w:lvlJc w:val="left"/>
+      <w:pPr>
+        <w:ind w:left="3949" w:hanging="360"/>
+      </w:pPr>
+    </w:lvl>
+    <w:lvl w:ilvl="5" w:tplc="0419001B" w:tentative="1">
+      <w:start w:val="1"/>
+      <w:numFmt w:val="lowerRoman"/>
+      <w:lvlText w:val="%6."/>
+      <w:lvlJc w:val="right"/>
+      <w:pPr>
+        <w:ind w:left="4669" w:hanging="180"/>
+      </w:pPr>
+    </w:lvl>
+    <w:lvl w:ilvl="6" w:tplc="0419000F" w:tentative="1">
+      <w:start w:val="1"/>
+      <w:numFmt w:val="decimal"/>
+      <w:lvlText w:val="%7."/>
+      <w:lvlJc w:val="left"/>
+      <w:pPr>
+        <w:ind w:left="5389" w:hanging="360"/>
+      </w:pPr>
+    </w:lvl>
+    <w:lvl w:ilvl="7" w:tplc="04190019" w:tentative="1">
+      <w:start w:val="1"/>
+      <w:numFmt w:val="lowerLetter"/>
+      <w:lvlText w:val="%8."/>
+      <w:lvlJc w:val="left"/>
+      <w:pPr>
+        <w:ind w:left="6109" w:hanging="360"/>
+      </w:pPr>
+    </w:lvl>
+    <w:lvl w:ilvl="8" w:tplc="0419001B" w:tentative="1">
+      <w:start w:val="1"/>
+      <w:numFmt w:val="lowerRoman"/>
+      <w:lvlText w:val="%9."/>
+      <w:lvlJc w:val="right"/>
+      <w:pPr>
+        <w:ind w:left="6829" w:hanging="180"/>
+      </w:pPr>
+    </w:lvl>
+  </w:abstractNum>
+  <w:abstractNum w:abstractNumId="11">
+    <w:nsid w:val="4EA73575"/>
+    <w:multiLevelType w:val="hybridMultilevel"/>
+    <w:tmpl w:val="1908BDFA"/>
+    <w:lvl w:ilvl="0" w:tplc="04190001">
+      <w:start w:val="1"/>
+      <w:numFmt w:val="bullet"/>
+      <w:lvlText w:val=""/>
+      <w:lvlJc w:val="left"/>
+      <w:pPr>
+        <w:ind w:left="720" w:hanging="360"/>
+      </w:pPr>
+      <w:rPr>
+        <w:rFonts w:ascii="Symbol" w:hAnsi="Symbol" w:hint="default"/>
+      </w:rPr>
+    </w:lvl>
+    <w:lvl w:ilvl="1" w:tplc="04190003" w:tentative="1">
+      <w:start w:val="1"/>
+      <w:numFmt w:val="bullet"/>
+      <w:lvlText w:val="o"/>
+      <w:lvlJc w:val="left"/>
+      <w:pPr>
+        <w:ind w:left="1440" w:hanging="360"/>
+      </w:pPr>
+      <w:rPr>
+        <w:rFonts w:ascii="Courier New" w:hAnsi="Courier New" w:cs="Courier New" w:hint="default"/>
+      </w:rPr>
+    </w:lvl>
+    <w:lvl w:ilvl="2" w:tplc="04190005" w:tentative="1">
+      <w:start w:val="1"/>
+      <w:numFmt w:val="bullet"/>
+      <w:lvlText w:val=""/>
+      <w:lvlJc w:val="left"/>
+      <w:pPr>
+        <w:ind w:left="2160" w:hanging="360"/>
+      </w:pPr>
+      <w:rPr>
+        <w:rFonts w:ascii="Wingdings" w:hAnsi="Wingdings" w:hint="default"/>
+      </w:rPr>
+    </w:lvl>
+    <w:lvl w:ilvl="3" w:tplc="04190001" w:tentative="1">
+      <w:start w:val="1"/>
+      <w:numFmt w:val="bullet"/>
+      <w:lvlText w:val=""/>
+      <w:lvlJc w:val="left"/>
+      <w:pPr>
+        <w:ind w:left="2880" w:hanging="360"/>
+      </w:pPr>
+      <w:rPr>
+        <w:rFonts w:ascii="Symbol" w:hAnsi="Symbol" w:hint="default"/>
+      </w:rPr>
+    </w:lvl>
+    <w:lvl w:ilvl="4" w:tplc="04190003" w:tentative="1">
+      <w:start w:val="1"/>
+      <w:numFmt w:val="bullet"/>
+      <w:lvlText w:val="o"/>
+      <w:lvlJc w:val="left"/>
+      <w:pPr>
+        <w:ind w:left="3600" w:hanging="360"/>
+      </w:pPr>
+      <w:rPr>
+        <w:rFonts w:ascii="Courier New" w:hAnsi="Courier New" w:cs="Courier New" w:hint="default"/>
+      </w:rPr>
+    </w:lvl>
+    <w:lvl w:ilvl="5" w:tplc="04190005" w:tentative="1">
+      <w:start w:val="1"/>
+      <w:numFmt w:val="bullet"/>
+      <w:lvlText w:val=""/>
+      <w:lvlJc w:val="left"/>
+      <w:pPr>
+        <w:ind w:left="4320" w:hanging="360"/>
+      </w:pPr>
+      <w:rPr>
+        <w:rFonts w:ascii="Wingdings" w:hAnsi="Wingdings" w:hint="default"/>
+      </w:rPr>
+    </w:lvl>
+    <w:lvl w:ilvl="6" w:tplc="04190001" w:tentative="1">
+      <w:start w:val="1"/>
+      <w:numFmt w:val="bullet"/>
+      <w:lvlText w:val=""/>
+      <w:lvlJc w:val="left"/>
+      <w:pPr>
+        <w:ind w:left="5040" w:hanging="360"/>
+      </w:pPr>
+      <w:rPr>
+        <w:rFonts w:ascii="Symbol" w:hAnsi="Symbol" w:hint="default"/>
+      </w:rPr>
+    </w:lvl>
+    <w:lvl w:ilvl="7" w:tplc="04190003" w:tentative="1">
+      <w:start w:val="1"/>
+      <w:numFmt w:val="bullet"/>
+      <w:lvlText w:val="o"/>
+      <w:lvlJc w:val="left"/>
+      <w:pPr>
+        <w:ind w:left="5760" w:hanging="360"/>
+      </w:pPr>
+      <w:rPr>
+        <w:rFonts w:ascii="Courier New" w:hAnsi="Courier New" w:cs="Courier New" w:hint="default"/>
+      </w:rPr>
+    </w:lvl>
+    <w:lvl w:ilvl="8" w:tplc="04190005" w:tentative="1">
+      <w:start w:val="1"/>
+      <w:numFmt w:val="bullet"/>
+      <w:lvlText w:val=""/>
+      <w:lvlJc w:val="left"/>
+      <w:pPr>
+        <w:ind w:left="6480" w:hanging="360"/>
+      </w:pPr>
+      <w:rPr>
+        <w:rFonts w:ascii="Wingdings" w:hAnsi="Wingdings" w:hint="default"/>
+      </w:rPr>
+    </w:lvl>
+  </w:abstractNum>
+  <w:abstractNum w:abstractNumId="12">
+    <w:nsid w:val="607F3DEB"/>
+    <w:multiLevelType w:val="multilevel"/>
+    <w:tmpl w:val="59801F04"/>
+    <w:numStyleLink w:val="8"/>
+  </w:abstractNum>
+  <w:abstractNum w:abstractNumId="13">
     <w:nsid w:val="64A83CEC"/>
     <w:multiLevelType w:val="hybridMultilevel"/>
     <w:tmpl w:val="C360E2A6"/>
@@ -5200,30 +8050,170 @@
       </w:rPr>
     </w:lvl>
   </w:abstractNum>
+  <w:abstractNum w:abstractNumId="14">
+    <w:nsid w:val="72E64027"/>
+    <w:multiLevelType w:val="hybridMultilevel"/>
+    <w:tmpl w:val="CF48B86C"/>
+    <w:lvl w:ilvl="0" w:tplc="04190001">
+      <w:start w:val="1"/>
+      <w:numFmt w:val="bullet"/>
+      <w:lvlText w:val=""/>
+      <w:lvlJc w:val="left"/>
+      <w:pPr>
+        <w:ind w:left="1174" w:hanging="360"/>
+      </w:pPr>
+      <w:rPr>
+        <w:rFonts w:ascii="Symbol" w:hAnsi="Symbol" w:hint="default"/>
+      </w:rPr>
+    </w:lvl>
+    <w:lvl w:ilvl="1" w:tplc="04190003" w:tentative="1">
+      <w:start w:val="1"/>
+      <w:numFmt w:val="bullet"/>
+      <w:lvlText w:val="o"/>
+      <w:lvlJc w:val="left"/>
+      <w:pPr>
+        <w:ind w:left="1894" w:hanging="360"/>
+      </w:pPr>
+      <w:rPr>
+        <w:rFonts w:ascii="Courier New" w:hAnsi="Courier New" w:cs="Courier New" w:hint="default"/>
+      </w:rPr>
+    </w:lvl>
+    <w:lvl w:ilvl="2" w:tplc="04190005" w:tentative="1">
+      <w:start w:val="1"/>
+      <w:numFmt w:val="bullet"/>
+      <w:lvlText w:val=""/>
+      <w:lvlJc w:val="left"/>
+      <w:pPr>
+        <w:ind w:left="2614" w:hanging="360"/>
+      </w:pPr>
+      <w:rPr>
+        <w:rFonts w:ascii="Wingdings" w:hAnsi="Wingdings" w:hint="default"/>
+      </w:rPr>
+    </w:lvl>
+    <w:lvl w:ilvl="3" w:tplc="04190001" w:tentative="1">
+      <w:start w:val="1"/>
+      <w:numFmt w:val="bullet"/>
+      <w:lvlText w:val=""/>
+      <w:lvlJc w:val="left"/>
+      <w:pPr>
+        <w:ind w:left="3334" w:hanging="360"/>
+      </w:pPr>
+      <w:rPr>
+        <w:rFonts w:ascii="Symbol" w:hAnsi="Symbol" w:hint="default"/>
+      </w:rPr>
+    </w:lvl>
+    <w:lvl w:ilvl="4" w:tplc="04190003" w:tentative="1">
+      <w:start w:val="1"/>
+      <w:numFmt w:val="bullet"/>
+      <w:lvlText w:val="o"/>
+      <w:lvlJc w:val="left"/>
+      <w:pPr>
+        <w:ind w:left="4054" w:hanging="360"/>
+      </w:pPr>
+      <w:rPr>
+        <w:rFonts w:ascii="Courier New" w:hAnsi="Courier New" w:cs="Courier New" w:hint="default"/>
+      </w:rPr>
+    </w:lvl>
+    <w:lvl w:ilvl="5" w:tplc="04190005" w:tentative="1">
+      <w:start w:val="1"/>
+      <w:numFmt w:val="bullet"/>
+      <w:lvlText w:val=""/>
+      <w:lvlJc w:val="left"/>
+      <w:pPr>
+        <w:ind w:left="4774" w:hanging="360"/>
+      </w:pPr>
+      <w:rPr>
+        <w:rFonts w:ascii="Wingdings" w:hAnsi="Wingdings" w:hint="default"/>
+      </w:rPr>
+    </w:lvl>
+    <w:lvl w:ilvl="6" w:tplc="04190001" w:tentative="1">
+      <w:start w:val="1"/>
+      <w:numFmt w:val="bullet"/>
+      <w:lvlText w:val=""/>
+      <w:lvlJc w:val="left"/>
+      <w:pPr>
+        <w:ind w:left="5494" w:hanging="360"/>
+      </w:pPr>
+      <w:rPr>
+        <w:rFonts w:ascii="Symbol" w:hAnsi="Symbol" w:hint="default"/>
+      </w:rPr>
+    </w:lvl>
+    <w:lvl w:ilvl="7" w:tplc="04190003" w:tentative="1">
+      <w:start w:val="1"/>
+      <w:numFmt w:val="bullet"/>
+      <w:lvlText w:val="o"/>
+      <w:lvlJc w:val="left"/>
+      <w:pPr>
+        <w:ind w:left="6214" w:hanging="360"/>
+      </w:pPr>
+      <w:rPr>
+        <w:rFonts w:ascii="Courier New" w:hAnsi="Courier New" w:cs="Courier New" w:hint="default"/>
+      </w:rPr>
+    </w:lvl>
+    <w:lvl w:ilvl="8" w:tplc="04190005" w:tentative="1">
+      <w:start w:val="1"/>
+      <w:numFmt w:val="bullet"/>
+      <w:lvlText w:val=""/>
+      <w:lvlJc w:val="left"/>
+      <w:pPr>
+        <w:ind w:left="6934" w:hanging="360"/>
+      </w:pPr>
+      <w:rPr>
+        <w:rFonts w:ascii="Wingdings" w:hAnsi="Wingdings" w:hint="default"/>
+      </w:rPr>
+    </w:lvl>
+  </w:abstractNum>
   <w:num w:numId="1">
-    <w:abstractNumId w:val="4"/>
+    <w:abstractNumId w:val="6"/>
   </w:num>
   <w:num w:numId="2">
     <w:abstractNumId w:val="0"/>
   </w:num>
   <w:num w:numId="3">
+    <w:abstractNumId w:val="5"/>
+  </w:num>
+  <w:num w:numId="4">
+    <w:abstractNumId w:val="13"/>
+  </w:num>
+  <w:num w:numId="5">
+    <w:abstractNumId w:val="4"/>
+  </w:num>
+  <w:num w:numId="6">
+    <w:abstractNumId w:val="2"/>
+  </w:num>
+  <w:num w:numId="7">
+    <w:abstractNumId w:val="10"/>
+  </w:num>
+  <w:num w:numId="8">
     <w:abstractNumId w:val="3"/>
   </w:num>
-  <w:num w:numId="4">
-    <w:abstractNumId w:val="5"/>
+  <w:num w:numId="9">
+    <w:abstractNumId w:val="8"/>
   </w:num>
-  <w:num w:numId="5">
-    <w:abstractNumId w:val="2"/>
+  <w:num w:numId="10">
+    <w:abstractNumId w:val="7"/>
   </w:num>
-  <w:num w:numId="6">
+  <w:num w:numId="11">
+    <w:abstractNumId w:val="12"/>
+  </w:num>
+  <w:num w:numId="12">
+    <w:abstractNumId w:val="11"/>
+  </w:num>
+  <w:num w:numId="13">
+    <w:abstractNumId w:val="9"/>
+  </w:num>
+  <w:num w:numId="14">
     <w:abstractNumId w:val="1"/>
+  </w:num>
+  <w:num w:numId="15">
+    <w:abstractNumId w:val="14"/>
   </w:num>
   <w:numIdMacAtCleanup w:val="3"/>
 </w:numbering>
 </file>
 
 <file path=word/styles.xml><?xml version="1.0" encoding="utf-8"?>
-<w:styles xmlns:r="http://schemas.openxmlformats.org/officeDocument/2006/relationships" xmlns:w="http://schemas.openxmlformats.org/wordprocessingml/2006/main">
+<w:styles xmlns:mc="http://schemas.openxmlformats.org/markup-compatibility/2006" xmlns:r="http://schemas.openxmlformats.org/officeDocument/2006/relationships" xmlns:w="http://schemas.openxmlformats.org/wordprocessingml/2006/main" xmlns:w14="http://schemas.microsoft.com/office/word/2010/wordml" xmlns:w15="http://schemas.microsoft.com/office/word/2012/wordml" mc:Ignorable="w14 w15">
   <w:docDefaults>
     <w:rPrDefault>
       <w:rPr>
@@ -5233,274 +8223,377 @@
     </w:rPrDefault>
     <w:pPrDefault/>
   </w:docDefaults>
-  <w:latentStyles w:defLockedState="0" w:defUIPriority="99" w:defSemiHidden="1" w:defUnhideWhenUsed="1" w:defQFormat="0" w:count="267">
-    <w:lsdException w:name="Normal" w:semiHidden="0" w:uiPriority="0" w:unhideWhenUsed="0" w:qFormat="1"/>
-    <w:lsdException w:name="heading 1" w:semiHidden="0" w:uiPriority="0" w:unhideWhenUsed="0" w:qFormat="1"/>
-    <w:lsdException w:name="heading 2" w:semiHidden="0" w:uiPriority="0" w:unhideWhenUsed="0" w:qFormat="1"/>
-    <w:lsdException w:name="heading 3" w:uiPriority="0" w:qFormat="1"/>
-    <w:lsdException w:name="heading 4" w:semiHidden="0" w:uiPriority="0" w:unhideWhenUsed="0" w:qFormat="1"/>
-    <w:lsdException w:name="heading 5" w:semiHidden="0" w:uiPriority="0" w:unhideWhenUsed="0" w:qFormat="1"/>
-    <w:lsdException w:name="heading 6" w:semiHidden="0" w:uiPriority="0" w:unhideWhenUsed="0" w:qFormat="1"/>
-    <w:lsdException w:name="heading 7" w:semiHidden="0" w:uiPriority="0" w:unhideWhenUsed="0" w:qFormat="1"/>
-    <w:lsdException w:name="heading 8" w:uiPriority="0" w:qFormat="1"/>
-    <w:lsdException w:name="heading 9" w:semiHidden="0" w:uiPriority="0" w:unhideWhenUsed="0" w:qFormat="1"/>
-    <w:lsdException w:name="index 1" w:locked="1"/>
-    <w:lsdException w:name="index 2" w:locked="1"/>
-    <w:lsdException w:name="index 3" w:locked="1"/>
-    <w:lsdException w:name="index 4" w:locked="1"/>
-    <w:lsdException w:name="index 5" w:locked="1"/>
-    <w:lsdException w:name="index 6" w:locked="1"/>
-    <w:lsdException w:name="index 7" w:locked="1"/>
-    <w:lsdException w:name="index 8" w:locked="1"/>
-    <w:lsdException w:name="index 9" w:locked="1"/>
-    <w:lsdException w:name="toc 1" w:semiHidden="0" w:uiPriority="0" w:unhideWhenUsed="0"/>
-    <w:lsdException w:name="toc 2" w:semiHidden="0" w:uiPriority="0" w:unhideWhenUsed="0"/>
-    <w:lsdException w:name="toc 3" w:semiHidden="0" w:uiPriority="0" w:unhideWhenUsed="0"/>
-    <w:lsdException w:name="toc 4" w:semiHidden="0" w:uiPriority="0" w:unhideWhenUsed="0"/>
-    <w:lsdException w:name="toc 5" w:semiHidden="0" w:uiPriority="0" w:unhideWhenUsed="0"/>
-    <w:lsdException w:name="toc 6" w:semiHidden="0" w:uiPriority="0" w:unhideWhenUsed="0"/>
-    <w:lsdException w:name="toc 7" w:semiHidden="0" w:uiPriority="0" w:unhideWhenUsed="0"/>
-    <w:lsdException w:name="toc 8" w:semiHidden="0" w:uiPriority="0" w:unhideWhenUsed="0"/>
-    <w:lsdException w:name="toc 9" w:semiHidden="0" w:uiPriority="0" w:unhideWhenUsed="0"/>
-    <w:lsdException w:name="Normal Indent" w:locked="1"/>
-    <w:lsdException w:name="footnote text" w:locked="1"/>
-    <w:lsdException w:name="annotation text" w:locked="1"/>
-    <w:lsdException w:name="header" w:locked="1"/>
-    <w:lsdException w:name="footer" w:locked="1"/>
-    <w:lsdException w:name="index heading" w:locked="1"/>
-    <w:lsdException w:name="caption" w:uiPriority="0" w:qFormat="1"/>
-    <w:lsdException w:name="table of figures" w:locked="1"/>
-    <w:lsdException w:name="envelope address" w:locked="1"/>
-    <w:lsdException w:name="envelope return" w:locked="1"/>
-    <w:lsdException w:name="footnote reference" w:locked="1"/>
-    <w:lsdException w:name="annotation reference" w:locked="1"/>
-    <w:lsdException w:name="line number" w:locked="1"/>
-    <w:lsdException w:name="page number" w:locked="1"/>
-    <w:lsdException w:name="endnote reference" w:locked="1"/>
-    <w:lsdException w:name="endnote text" w:locked="1"/>
-    <w:lsdException w:name="table of authorities" w:locked="1"/>
-    <w:lsdException w:name="macro" w:locked="1"/>
-    <w:lsdException w:name="toa heading" w:locked="1"/>
-    <w:lsdException w:name="List" w:locked="1"/>
-    <w:lsdException w:name="List Bullet" w:locked="1" w:uiPriority="0"/>
-    <w:lsdException w:name="List Number" w:locked="1"/>
-    <w:lsdException w:name="List 2" w:locked="1"/>
-    <w:lsdException w:name="List 3" w:locked="1"/>
-    <w:lsdException w:name="List 4" w:locked="1"/>
-    <w:lsdException w:name="List 5" w:locked="1"/>
-    <w:lsdException w:name="List Bullet 2" w:locked="1"/>
-    <w:lsdException w:name="List Bullet 3" w:locked="1"/>
-    <w:lsdException w:name="List Bullet 4" w:locked="1"/>
-    <w:lsdException w:name="List Bullet 5" w:locked="1"/>
-    <w:lsdException w:name="List Number 2" w:locked="1"/>
-    <w:lsdException w:name="List Number 3" w:locked="1"/>
-    <w:lsdException w:name="List Number 4" w:locked="1"/>
-    <w:lsdException w:name="List Number 5" w:locked="1"/>
-    <w:lsdException w:name="Title" w:semiHidden="0" w:unhideWhenUsed="0" w:qFormat="1"/>
-    <w:lsdException w:name="Closing" w:locked="1"/>
-    <w:lsdException w:name="Signature" w:locked="1"/>
-    <w:lsdException w:name="Default Paragraph Font" w:semiHidden="0" w:uiPriority="0" w:unhideWhenUsed="0"/>
-    <w:lsdException w:name="Body Text" w:locked="1"/>
-    <w:lsdException w:name="Body Text Indent" w:locked="1"/>
-    <w:lsdException w:name="List Continue" w:locked="1"/>
-    <w:lsdException w:name="List Continue 2" w:locked="1"/>
-    <w:lsdException w:name="List Continue 3" w:locked="1"/>
-    <w:lsdException w:name="List Continue 4" w:locked="1"/>
-    <w:lsdException w:name="List Continue 5" w:locked="1"/>
-    <w:lsdException w:name="Message Header" w:locked="1"/>
-    <w:lsdException w:name="Subtitle" w:semiHidden="0" w:uiPriority="0" w:unhideWhenUsed="0" w:qFormat="1"/>
-    <w:lsdException w:name="Salutation" w:locked="1"/>
-    <w:lsdException w:name="Date" w:locked="1"/>
-    <w:lsdException w:name="Body Text First Indent" w:locked="1"/>
-    <w:lsdException w:name="Body Text First Indent 2" w:locked="1"/>
-    <w:lsdException w:name="Note Heading" w:locked="1"/>
-    <w:lsdException w:name="Body Text 2" w:locked="1" w:uiPriority="0"/>
-    <w:lsdException w:name="Body Text 3" w:locked="1"/>
-    <w:lsdException w:name="Body Text Indent 2" w:locked="1"/>
-    <w:lsdException w:name="Body Text Indent 3" w:locked="1"/>
-    <w:lsdException w:name="Block Text" w:locked="1"/>
-    <w:lsdException w:name="Hyperlink" w:locked="1"/>
-    <w:lsdException w:name="FollowedHyperlink" w:locked="1"/>
-    <w:lsdException w:name="Strong" w:semiHidden="0" w:uiPriority="0" w:unhideWhenUsed="0" w:qFormat="1"/>
-    <w:lsdException w:name="Emphasis" w:semiHidden="0" w:uiPriority="0" w:unhideWhenUsed="0" w:qFormat="1"/>
-    <w:lsdException w:name="Document Map" w:locked="1"/>
-    <w:lsdException w:name="Plain Text" w:locked="1" w:uiPriority="0"/>
-    <w:lsdException w:name="E-mail Signature" w:locked="1"/>
-    <w:lsdException w:name="HTML Top of Form" w:locked="1"/>
-    <w:lsdException w:name="HTML Bottom of Form" w:locked="1"/>
-    <w:lsdException w:name="Normal (Web)" w:locked="1"/>
-    <w:lsdException w:name="HTML Acronym" w:locked="1"/>
-    <w:lsdException w:name="HTML Address" w:locked="1"/>
-    <w:lsdException w:name="HTML Cite" w:locked="1"/>
-    <w:lsdException w:name="HTML Code" w:locked="1"/>
-    <w:lsdException w:name="HTML Definition" w:locked="1"/>
-    <w:lsdException w:name="HTML Keyboard" w:locked="1"/>
-    <w:lsdException w:name="HTML Preformatted" w:locked="1"/>
-    <w:lsdException w:name="HTML Sample" w:locked="1"/>
-    <w:lsdException w:name="HTML Typewriter" w:locked="1"/>
-    <w:lsdException w:name="HTML Variable" w:locked="1"/>
-    <w:lsdException w:name="Normal Table" w:locked="1"/>
-    <w:lsdException w:name="annotation subject" w:locked="1"/>
-    <w:lsdException w:name="No List" w:locked="1"/>
-    <w:lsdException w:name="Outline List 1" w:locked="1"/>
-    <w:lsdException w:name="Outline List 2" w:locked="1"/>
-    <w:lsdException w:name="Outline List 3" w:locked="1"/>
-    <w:lsdException w:name="Table Simple 1" w:locked="1"/>
-    <w:lsdException w:name="Table Simple 2" w:locked="1"/>
-    <w:lsdException w:name="Table Simple 3" w:locked="1"/>
-    <w:lsdException w:name="Table Classic 1" w:locked="1"/>
-    <w:lsdException w:name="Table Classic 2" w:locked="1"/>
-    <w:lsdException w:name="Table Classic 3" w:locked="1"/>
-    <w:lsdException w:name="Table Classic 4" w:locked="1"/>
-    <w:lsdException w:name="Table Colorful 1" w:locked="1"/>
-    <w:lsdException w:name="Table Colorful 2" w:locked="1"/>
-    <w:lsdException w:name="Table Colorful 3" w:locked="1"/>
-    <w:lsdException w:name="Table Columns 1" w:locked="1"/>
-    <w:lsdException w:name="Table Columns 2" w:locked="1"/>
-    <w:lsdException w:name="Table Columns 3" w:locked="1"/>
-    <w:lsdException w:name="Table Columns 4" w:locked="1"/>
-    <w:lsdException w:name="Table Columns 5" w:locked="1"/>
-    <w:lsdException w:name="Table Grid 1" w:locked="1"/>
-    <w:lsdException w:name="Table Grid 2" w:locked="1"/>
-    <w:lsdException w:name="Table Grid 3" w:locked="1"/>
-    <w:lsdException w:name="Table Grid 4" w:locked="1"/>
-    <w:lsdException w:name="Table Grid 5" w:locked="1"/>
-    <w:lsdException w:name="Table Grid 6" w:locked="1"/>
-    <w:lsdException w:name="Table Grid 7" w:locked="1"/>
-    <w:lsdException w:name="Table Grid 8" w:locked="1"/>
-    <w:lsdException w:name="Table List 1" w:locked="1"/>
-    <w:lsdException w:name="Table List 2" w:locked="1"/>
-    <w:lsdException w:name="Table List 3" w:locked="1"/>
-    <w:lsdException w:name="Table List 4" w:locked="1"/>
-    <w:lsdException w:name="Table List 5" w:locked="1"/>
-    <w:lsdException w:name="Table List 6" w:locked="1"/>
-    <w:lsdException w:name="Table List 7" w:locked="1"/>
-    <w:lsdException w:name="Table List 8" w:locked="1"/>
-    <w:lsdException w:name="Table 3D effects 1" w:locked="1"/>
-    <w:lsdException w:name="Table 3D effects 2" w:locked="1"/>
-    <w:lsdException w:name="Table 3D effects 3" w:locked="1"/>
-    <w:lsdException w:name="Table Contemporary" w:locked="1"/>
-    <w:lsdException w:name="Table Elegant" w:locked="1"/>
-    <w:lsdException w:name="Table Professional" w:locked="1"/>
-    <w:lsdException w:name="Table Subtle 1" w:locked="1"/>
-    <w:lsdException w:name="Table Subtle 2" w:locked="1"/>
-    <w:lsdException w:name="Table Web 1" w:locked="1"/>
-    <w:lsdException w:name="Table Web 2" w:locked="1"/>
-    <w:lsdException w:name="Table Web 3" w:locked="1"/>
-    <w:lsdException w:name="Balloon Text" w:locked="1"/>
-    <w:lsdException w:name="Table Grid" w:semiHidden="0" w:unhideWhenUsed="0"/>
-    <w:lsdException w:name="Table Theme" w:locked="1"/>
-    <w:lsdException w:name="Placeholder Text" w:unhideWhenUsed="0"/>
-    <w:lsdException w:name="No Spacing" w:semiHidden="0" w:uiPriority="1" w:unhideWhenUsed="0" w:qFormat="1"/>
-    <w:lsdException w:name="Light Shading" w:semiHidden="0" w:uiPriority="60" w:unhideWhenUsed="0"/>
-    <w:lsdException w:name="Light List" w:semiHidden="0" w:uiPriority="61" w:unhideWhenUsed="0"/>
-    <w:lsdException w:name="Light Grid" w:semiHidden="0" w:uiPriority="62" w:unhideWhenUsed="0"/>
-    <w:lsdException w:name="Medium Shading 1" w:semiHidden="0" w:uiPriority="63" w:unhideWhenUsed="0"/>
-    <w:lsdException w:name="Medium Shading 2" w:semiHidden="0" w:uiPriority="64" w:unhideWhenUsed="0"/>
-    <w:lsdException w:name="Medium List 1" w:semiHidden="0" w:uiPriority="65" w:unhideWhenUsed="0"/>
-    <w:lsdException w:name="Medium List 2" w:semiHidden="0" w:uiPriority="66" w:unhideWhenUsed="0"/>
-    <w:lsdException w:name="Medium Grid 1" w:semiHidden="0" w:uiPriority="67" w:unhideWhenUsed="0"/>
-    <w:lsdException w:name="Medium Grid 2" w:semiHidden="0" w:uiPriority="68" w:unhideWhenUsed="0"/>
-    <w:lsdException w:name="Medium Grid 3" w:semiHidden="0" w:uiPriority="69" w:unhideWhenUsed="0"/>
-    <w:lsdException w:name="Dark List" w:semiHidden="0" w:uiPriority="70" w:unhideWhenUsed="0"/>
-    <w:lsdException w:name="Colorful Shading" w:semiHidden="0" w:uiPriority="71" w:unhideWhenUsed="0"/>
-    <w:lsdException w:name="Colorful List" w:semiHidden="0" w:uiPriority="72" w:unhideWhenUsed="0"/>
-    <w:lsdException w:name="Colorful Grid" w:semiHidden="0" w:uiPriority="73" w:unhideWhenUsed="0"/>
-    <w:lsdException w:name="Light Shading Accent 1" w:semiHidden="0" w:uiPriority="60" w:unhideWhenUsed="0"/>
-    <w:lsdException w:name="Light List Accent 1" w:semiHidden="0" w:uiPriority="61" w:unhideWhenUsed="0"/>
-    <w:lsdException w:name="Light Grid Accent 1" w:semiHidden="0" w:uiPriority="62" w:unhideWhenUsed="0"/>
-    <w:lsdException w:name="Medium Shading 1 Accent 1" w:semiHidden="0" w:uiPriority="63" w:unhideWhenUsed="0"/>
-    <w:lsdException w:name="Medium Shading 2 Accent 1" w:semiHidden="0" w:uiPriority="64" w:unhideWhenUsed="0"/>
-    <w:lsdException w:name="Medium List 1 Accent 1" w:semiHidden="0" w:uiPriority="65" w:unhideWhenUsed="0"/>
-    <w:lsdException w:name="Revision" w:unhideWhenUsed="0"/>
-    <w:lsdException w:name="List Paragraph" w:semiHidden="0" w:uiPriority="34" w:unhideWhenUsed="0" w:qFormat="1"/>
-    <w:lsdException w:name="Quote" w:semiHidden="0" w:uiPriority="29" w:unhideWhenUsed="0" w:qFormat="1"/>
-    <w:lsdException w:name="Intense Quote" w:semiHidden="0" w:uiPriority="30" w:unhideWhenUsed="0" w:qFormat="1"/>
-    <w:lsdException w:name="Medium List 2 Accent 1" w:semiHidden="0" w:uiPriority="66" w:unhideWhenUsed="0"/>
-    <w:lsdException w:name="Medium Grid 1 Accent 1" w:semiHidden="0" w:uiPriority="67" w:unhideWhenUsed="0"/>
-    <w:lsdException w:name="Medium Grid 2 Accent 1" w:semiHidden="0" w:uiPriority="68" w:unhideWhenUsed="0"/>
-    <w:lsdException w:name="Medium Grid 3 Accent 1" w:semiHidden="0" w:uiPriority="69" w:unhideWhenUsed="0"/>
-    <w:lsdException w:name="Dark List Accent 1" w:semiHidden="0" w:uiPriority="70" w:unhideWhenUsed="0"/>
-    <w:lsdException w:name="Colorful Shading Accent 1" w:semiHidden="0" w:uiPriority="71" w:unhideWhenUsed="0"/>
-    <w:lsdException w:name="Colorful List Accent 1" w:semiHidden="0" w:uiPriority="72" w:unhideWhenUsed="0"/>
-    <w:lsdException w:name="Colorful Grid Accent 1" w:semiHidden="0" w:uiPriority="73" w:unhideWhenUsed="0"/>
-    <w:lsdException w:name="Light Shading Accent 2" w:semiHidden="0" w:uiPriority="60" w:unhideWhenUsed="0"/>
-    <w:lsdException w:name="Light List Accent 2" w:semiHidden="0" w:uiPriority="61" w:unhideWhenUsed="0"/>
-    <w:lsdException w:name="Light Grid Accent 2" w:semiHidden="0" w:uiPriority="62" w:unhideWhenUsed="0"/>
-    <w:lsdException w:name="Medium Shading 1 Accent 2" w:semiHidden="0" w:uiPriority="63" w:unhideWhenUsed="0"/>
-    <w:lsdException w:name="Medium Shading 2 Accent 2" w:semiHidden="0" w:uiPriority="64" w:unhideWhenUsed="0"/>
-    <w:lsdException w:name="Medium List 1 Accent 2" w:semiHidden="0" w:uiPriority="65" w:unhideWhenUsed="0"/>
-    <w:lsdException w:name="Medium List 2 Accent 2" w:semiHidden="0" w:uiPriority="66" w:unhideWhenUsed="0"/>
-    <w:lsdException w:name="Medium Grid 1 Accent 2" w:semiHidden="0" w:uiPriority="67" w:unhideWhenUsed="0"/>
-    <w:lsdException w:name="Medium Grid 2 Accent 2" w:semiHidden="0" w:uiPriority="68" w:unhideWhenUsed="0"/>
-    <w:lsdException w:name="Medium Grid 3 Accent 2" w:semiHidden="0" w:uiPriority="69" w:unhideWhenUsed="0"/>
-    <w:lsdException w:name="Dark List Accent 2" w:semiHidden="0" w:uiPriority="70" w:unhideWhenUsed="0"/>
-    <w:lsdException w:name="Colorful Shading Accent 2" w:semiHidden="0" w:uiPriority="71" w:unhideWhenUsed="0"/>
-    <w:lsdException w:name="Colorful List Accent 2" w:semiHidden="0" w:uiPriority="72" w:unhideWhenUsed="0"/>
-    <w:lsdException w:name="Colorful Grid Accent 2" w:semiHidden="0" w:uiPriority="73" w:unhideWhenUsed="0"/>
-    <w:lsdException w:name="Light Shading Accent 3" w:semiHidden="0" w:uiPriority="60" w:unhideWhenUsed="0"/>
-    <w:lsdException w:name="Light List Accent 3" w:semiHidden="0" w:uiPriority="61" w:unhideWhenUsed="0"/>
-    <w:lsdException w:name="Light Grid Accent 3" w:semiHidden="0" w:uiPriority="62" w:unhideWhenUsed="0"/>
-    <w:lsdException w:name="Medium Shading 1 Accent 3" w:semiHidden="0" w:uiPriority="63" w:unhideWhenUsed="0"/>
-    <w:lsdException w:name="Medium Shading 2 Accent 3" w:semiHidden="0" w:uiPriority="64" w:unhideWhenUsed="0"/>
-    <w:lsdException w:name="Medium List 1 Accent 3" w:semiHidden="0" w:uiPriority="65" w:unhideWhenUsed="0"/>
-    <w:lsdException w:name="Medium List 2 Accent 3" w:semiHidden="0" w:uiPriority="66" w:unhideWhenUsed="0"/>
-    <w:lsdException w:name="Medium Grid 1 Accent 3" w:semiHidden="0" w:uiPriority="67" w:unhideWhenUsed="0"/>
-    <w:lsdException w:name="Medium Grid 2 Accent 3" w:semiHidden="0" w:uiPriority="68" w:unhideWhenUsed="0"/>
-    <w:lsdException w:name="Medium Grid 3 Accent 3" w:semiHidden="0" w:uiPriority="69" w:unhideWhenUsed="0"/>
-    <w:lsdException w:name="Dark List Accent 3" w:semiHidden="0" w:uiPriority="70" w:unhideWhenUsed="0"/>
-    <w:lsdException w:name="Colorful Shading Accent 3" w:semiHidden="0" w:uiPriority="71" w:unhideWhenUsed="0"/>
-    <w:lsdException w:name="Colorful List Accent 3" w:semiHidden="0" w:uiPriority="72" w:unhideWhenUsed="0"/>
-    <w:lsdException w:name="Colorful Grid Accent 3" w:semiHidden="0" w:uiPriority="73" w:unhideWhenUsed="0"/>
-    <w:lsdException w:name="Light Shading Accent 4" w:semiHidden="0" w:uiPriority="60" w:unhideWhenUsed="0"/>
-    <w:lsdException w:name="Light List Accent 4" w:semiHidden="0" w:uiPriority="61" w:unhideWhenUsed="0"/>
-    <w:lsdException w:name="Light Grid Accent 4" w:semiHidden="0" w:uiPriority="62" w:unhideWhenUsed="0"/>
-    <w:lsdException w:name="Medium Shading 1 Accent 4" w:semiHidden="0" w:uiPriority="63" w:unhideWhenUsed="0"/>
-    <w:lsdException w:name="Medium Shading 2 Accent 4" w:semiHidden="0" w:uiPriority="64" w:unhideWhenUsed="0"/>
-    <w:lsdException w:name="Medium List 1 Accent 4" w:semiHidden="0" w:uiPriority="65" w:unhideWhenUsed="0"/>
-    <w:lsdException w:name="Medium List 2 Accent 4" w:semiHidden="0" w:uiPriority="66" w:unhideWhenUsed="0"/>
-    <w:lsdException w:name="Medium Grid 1 Accent 4" w:semiHidden="0" w:uiPriority="67" w:unhideWhenUsed="0"/>
-    <w:lsdException w:name="Medium Grid 2 Accent 4" w:semiHidden="0" w:uiPriority="68" w:unhideWhenUsed="0"/>
-    <w:lsdException w:name="Medium Grid 3 Accent 4" w:semiHidden="0" w:uiPriority="69" w:unhideWhenUsed="0"/>
-    <w:lsdException w:name="Dark List Accent 4" w:semiHidden="0" w:uiPriority="70" w:unhideWhenUsed="0"/>
-    <w:lsdException w:name="Colorful Shading Accent 4" w:semiHidden="0" w:uiPriority="71" w:unhideWhenUsed="0"/>
-    <w:lsdException w:name="Colorful List Accent 4" w:semiHidden="0" w:uiPriority="72" w:unhideWhenUsed="0"/>
-    <w:lsdException w:name="Colorful Grid Accent 4" w:semiHidden="0" w:uiPriority="73" w:unhideWhenUsed="0"/>
-    <w:lsdException w:name="Light Shading Accent 5" w:semiHidden="0" w:uiPriority="60" w:unhideWhenUsed="0"/>
-    <w:lsdException w:name="Light List Accent 5" w:semiHidden="0" w:uiPriority="61" w:unhideWhenUsed="0"/>
-    <w:lsdException w:name="Light Grid Accent 5" w:semiHidden="0" w:uiPriority="62" w:unhideWhenUsed="0"/>
-    <w:lsdException w:name="Medium Shading 1 Accent 5" w:semiHidden="0" w:uiPriority="63" w:unhideWhenUsed="0"/>
-    <w:lsdException w:name="Medium Shading 2 Accent 5" w:semiHidden="0" w:uiPriority="64" w:unhideWhenUsed="0"/>
-    <w:lsdException w:name="Medium List 1 Accent 5" w:semiHidden="0" w:uiPriority="65" w:unhideWhenUsed="0"/>
-    <w:lsdException w:name="Medium List 2 Accent 5" w:semiHidden="0" w:uiPriority="66" w:unhideWhenUsed="0"/>
-    <w:lsdException w:name="Medium Grid 1 Accent 5" w:semiHidden="0" w:uiPriority="67" w:unhideWhenUsed="0"/>
-    <w:lsdException w:name="Medium Grid 2 Accent 5" w:semiHidden="0" w:uiPriority="68" w:unhideWhenUsed="0"/>
-    <w:lsdException w:name="Medium Grid 3 Accent 5" w:semiHidden="0" w:uiPriority="69" w:unhideWhenUsed="0"/>
-    <w:lsdException w:name="Dark List Accent 5" w:semiHidden="0" w:uiPriority="70" w:unhideWhenUsed="0"/>
-    <w:lsdException w:name="Colorful Shading Accent 5" w:semiHidden="0" w:uiPriority="71" w:unhideWhenUsed="0"/>
-    <w:lsdException w:name="Colorful List Accent 5" w:semiHidden="0" w:uiPriority="72" w:unhideWhenUsed="0"/>
-    <w:lsdException w:name="Colorful Grid Accent 5" w:semiHidden="0" w:uiPriority="73" w:unhideWhenUsed="0"/>
-    <w:lsdException w:name="Light Shading Accent 6" w:semiHidden="0" w:uiPriority="60" w:unhideWhenUsed="0"/>
-    <w:lsdException w:name="Light List Accent 6" w:semiHidden="0" w:uiPriority="61" w:unhideWhenUsed="0"/>
-    <w:lsdException w:name="Light Grid Accent 6" w:semiHidden="0" w:uiPriority="62" w:unhideWhenUsed="0"/>
-    <w:lsdException w:name="Medium Shading 1 Accent 6" w:semiHidden="0" w:uiPriority="63" w:unhideWhenUsed="0"/>
-    <w:lsdException w:name="Medium Shading 2 Accent 6" w:semiHidden="0" w:uiPriority="64" w:unhideWhenUsed="0"/>
-    <w:lsdException w:name="Medium List 1 Accent 6" w:semiHidden="0" w:uiPriority="65" w:unhideWhenUsed="0"/>
-    <w:lsdException w:name="Medium List 2 Accent 6" w:semiHidden="0" w:uiPriority="66" w:unhideWhenUsed="0"/>
-    <w:lsdException w:name="Medium Grid 1 Accent 6" w:semiHidden="0" w:uiPriority="67" w:unhideWhenUsed="0"/>
-    <w:lsdException w:name="Medium Grid 2 Accent 6" w:semiHidden="0" w:uiPriority="68" w:unhideWhenUsed="0"/>
-    <w:lsdException w:name="Medium Grid 3 Accent 6" w:semiHidden="0" w:uiPriority="69" w:unhideWhenUsed="0"/>
-    <w:lsdException w:name="Dark List Accent 6" w:semiHidden="0" w:uiPriority="70" w:unhideWhenUsed="0"/>
-    <w:lsdException w:name="Colorful Shading Accent 6" w:semiHidden="0" w:uiPriority="71" w:unhideWhenUsed="0"/>
-    <w:lsdException w:name="Colorful List Accent 6" w:semiHidden="0" w:uiPriority="72" w:unhideWhenUsed="0"/>
-    <w:lsdException w:name="Colorful Grid Accent 6" w:semiHidden="0" w:uiPriority="73" w:unhideWhenUsed="0"/>
-    <w:lsdException w:name="Subtle Emphasis" w:semiHidden="0" w:uiPriority="19" w:unhideWhenUsed="0" w:qFormat="1"/>
-    <w:lsdException w:name="Intense Emphasis" w:semiHidden="0" w:uiPriority="21" w:unhideWhenUsed="0" w:qFormat="1"/>
-    <w:lsdException w:name="Subtle Reference" w:semiHidden="0" w:uiPriority="31" w:unhideWhenUsed="0" w:qFormat="1"/>
-    <w:lsdException w:name="Intense Reference" w:semiHidden="0" w:uiPriority="32" w:unhideWhenUsed="0" w:qFormat="1"/>
-    <w:lsdException w:name="Book Title" w:semiHidden="0" w:uiPriority="33" w:unhideWhenUsed="0" w:qFormat="1"/>
-    <w:lsdException w:name="Bibliography" w:uiPriority="37"/>
-    <w:lsdException w:name="TOC Heading" w:uiPriority="39" w:qFormat="1"/>
+  <w:latentStyles w:defLockedState="0" w:defUIPriority="99" w:defSemiHidden="0" w:defUnhideWhenUsed="0" w:defQFormat="0" w:count="371">
+    <w:lsdException w:name="Normal" w:uiPriority="0" w:qFormat="1"/>
+    <w:lsdException w:name="heading 1" w:uiPriority="0" w:qFormat="1"/>
+    <w:lsdException w:name="heading 2" w:uiPriority="0" w:qFormat="1"/>
+    <w:lsdException w:name="heading 3" w:semiHidden="1" w:uiPriority="0" w:unhideWhenUsed="1" w:qFormat="1"/>
+    <w:lsdException w:name="heading 4" w:uiPriority="0" w:qFormat="1"/>
+    <w:lsdException w:name="heading 5" w:uiPriority="0" w:qFormat="1"/>
+    <w:lsdException w:name="heading 6" w:uiPriority="0" w:qFormat="1"/>
+    <w:lsdException w:name="heading 7" w:uiPriority="0" w:qFormat="1"/>
+    <w:lsdException w:name="heading 8" w:semiHidden="1" w:uiPriority="0" w:unhideWhenUsed="1" w:qFormat="1"/>
+    <w:lsdException w:name="heading 9" w:uiPriority="0" w:qFormat="1"/>
+    <w:lsdException w:name="index 1" w:locked="1" w:semiHidden="1" w:unhideWhenUsed="1"/>
+    <w:lsdException w:name="index 2" w:locked="1" w:semiHidden="1" w:unhideWhenUsed="1"/>
+    <w:lsdException w:name="index 3" w:locked="1" w:semiHidden="1" w:unhideWhenUsed="1"/>
+    <w:lsdException w:name="index 4" w:locked="1" w:semiHidden="1" w:unhideWhenUsed="1"/>
+    <w:lsdException w:name="index 5" w:locked="1" w:semiHidden="1" w:unhideWhenUsed="1"/>
+    <w:lsdException w:name="index 6" w:locked="1" w:semiHidden="1" w:unhideWhenUsed="1"/>
+    <w:lsdException w:name="index 7" w:locked="1" w:semiHidden="1" w:unhideWhenUsed="1"/>
+    <w:lsdException w:name="index 8" w:locked="1" w:semiHidden="1" w:unhideWhenUsed="1"/>
+    <w:lsdException w:name="index 9" w:locked="1" w:semiHidden="1" w:unhideWhenUsed="1"/>
+    <w:lsdException w:name="toc 1" w:uiPriority="0"/>
+    <w:lsdException w:name="toc 2" w:uiPriority="0"/>
+    <w:lsdException w:name="toc 3" w:uiPriority="0"/>
+    <w:lsdException w:name="toc 4" w:uiPriority="0"/>
+    <w:lsdException w:name="toc 5" w:uiPriority="0"/>
+    <w:lsdException w:name="toc 6" w:uiPriority="0"/>
+    <w:lsdException w:name="toc 7" w:uiPriority="0"/>
+    <w:lsdException w:name="toc 8" w:uiPriority="0"/>
+    <w:lsdException w:name="toc 9" w:uiPriority="0"/>
+    <w:lsdException w:name="Normal Indent" w:locked="1" w:semiHidden="1" w:unhideWhenUsed="1"/>
+    <w:lsdException w:name="footnote text" w:locked="1" w:semiHidden="1" w:unhideWhenUsed="1"/>
+    <w:lsdException w:name="annotation text" w:locked="1" w:semiHidden="1" w:unhideWhenUsed="1"/>
+    <w:lsdException w:name="header" w:locked="1" w:semiHidden="1" w:unhideWhenUsed="1"/>
+    <w:lsdException w:name="footer" w:locked="1" w:semiHidden="1" w:unhideWhenUsed="1"/>
+    <w:lsdException w:name="index heading" w:locked="1" w:semiHidden="1" w:unhideWhenUsed="1"/>
+    <w:lsdException w:name="caption" w:semiHidden="1" w:uiPriority="0" w:unhideWhenUsed="1" w:qFormat="1"/>
+    <w:lsdException w:name="table of figures" w:locked="1" w:semiHidden="1" w:unhideWhenUsed="1"/>
+    <w:lsdException w:name="envelope address" w:locked="1" w:semiHidden="1" w:unhideWhenUsed="1"/>
+    <w:lsdException w:name="envelope return" w:locked="1" w:semiHidden="1" w:unhideWhenUsed="1"/>
+    <w:lsdException w:name="footnote reference" w:locked="1" w:semiHidden="1" w:unhideWhenUsed="1"/>
+    <w:lsdException w:name="annotation reference" w:locked="1" w:semiHidden="1" w:unhideWhenUsed="1"/>
+    <w:lsdException w:name="line number" w:locked="1" w:semiHidden="1" w:unhideWhenUsed="1"/>
+    <w:lsdException w:name="page number" w:locked="1" w:semiHidden="1" w:unhideWhenUsed="1"/>
+    <w:lsdException w:name="endnote reference" w:locked="1" w:semiHidden="1" w:unhideWhenUsed="1"/>
+    <w:lsdException w:name="endnote text" w:locked="1" w:semiHidden="1" w:unhideWhenUsed="1"/>
+    <w:lsdException w:name="table of authorities" w:locked="1" w:semiHidden="1" w:unhideWhenUsed="1"/>
+    <w:lsdException w:name="macro" w:locked="1" w:semiHidden="1" w:unhideWhenUsed="1"/>
+    <w:lsdException w:name="toa heading" w:locked="1" w:semiHidden="1" w:unhideWhenUsed="1"/>
+    <w:lsdException w:name="List" w:locked="1" w:semiHidden="1" w:unhideWhenUsed="1"/>
+    <w:lsdException w:name="List Bullet" w:locked="1" w:semiHidden="1" w:uiPriority="0" w:unhideWhenUsed="1"/>
+    <w:lsdException w:name="List Number" w:locked="1" w:semiHidden="1" w:unhideWhenUsed="1"/>
+    <w:lsdException w:name="List 2" w:locked="1" w:semiHidden="1" w:unhideWhenUsed="1"/>
+    <w:lsdException w:name="List 3" w:locked="1" w:semiHidden="1" w:unhideWhenUsed="1"/>
+    <w:lsdException w:name="List 4" w:locked="1" w:semiHidden="1" w:unhideWhenUsed="1"/>
+    <w:lsdException w:name="List 5" w:locked="1" w:semiHidden="1" w:unhideWhenUsed="1"/>
+    <w:lsdException w:name="List Bullet 2" w:locked="1" w:semiHidden="1" w:unhideWhenUsed="1"/>
+    <w:lsdException w:name="List Bullet 3" w:locked="1" w:semiHidden="1" w:unhideWhenUsed="1"/>
+    <w:lsdException w:name="List Bullet 4" w:locked="1" w:semiHidden="1" w:unhideWhenUsed="1"/>
+    <w:lsdException w:name="List Bullet 5" w:locked="1" w:semiHidden="1" w:unhideWhenUsed="1"/>
+    <w:lsdException w:name="List Number 2" w:locked="1" w:semiHidden="1" w:unhideWhenUsed="1"/>
+    <w:lsdException w:name="List Number 3" w:locked="1" w:semiHidden="1" w:unhideWhenUsed="1"/>
+    <w:lsdException w:name="List Number 4" w:locked="1" w:semiHidden="1" w:unhideWhenUsed="1"/>
+    <w:lsdException w:name="List Number 5" w:locked="1" w:semiHidden="1" w:unhideWhenUsed="1"/>
+    <w:lsdException w:name="Title" w:qFormat="1"/>
+    <w:lsdException w:name="Closing" w:locked="1" w:semiHidden="1" w:unhideWhenUsed="1"/>
+    <w:lsdException w:name="Signature" w:locked="1" w:semiHidden="1" w:unhideWhenUsed="1"/>
+    <w:lsdException w:name="Default Paragraph Font" w:uiPriority="0"/>
+    <w:lsdException w:name="Body Text" w:locked="1" w:semiHidden="1" w:unhideWhenUsed="1"/>
+    <w:lsdException w:name="Body Text Indent" w:locked="1" w:semiHidden="1" w:unhideWhenUsed="1"/>
+    <w:lsdException w:name="List Continue" w:locked="1" w:semiHidden="1" w:unhideWhenUsed="1"/>
+    <w:lsdException w:name="List Continue 2" w:locked="1" w:semiHidden="1" w:unhideWhenUsed="1"/>
+    <w:lsdException w:name="List Continue 3" w:locked="1" w:semiHidden="1" w:unhideWhenUsed="1"/>
+    <w:lsdException w:name="List Continue 4" w:locked="1" w:semiHidden="1" w:unhideWhenUsed="1"/>
+    <w:lsdException w:name="List Continue 5" w:locked="1" w:semiHidden="1" w:unhideWhenUsed="1"/>
+    <w:lsdException w:name="Message Header" w:locked="1" w:semiHidden="1" w:unhideWhenUsed="1"/>
+    <w:lsdException w:name="Subtitle" w:uiPriority="0" w:qFormat="1"/>
+    <w:lsdException w:name="Salutation" w:locked="1" w:semiHidden="1" w:unhideWhenUsed="1"/>
+    <w:lsdException w:name="Date" w:locked="1" w:semiHidden="1" w:unhideWhenUsed="1"/>
+    <w:lsdException w:name="Body Text First Indent" w:locked="1" w:semiHidden="1" w:unhideWhenUsed="1"/>
+    <w:lsdException w:name="Body Text First Indent 2" w:locked="1" w:semiHidden="1" w:unhideWhenUsed="1"/>
+    <w:lsdException w:name="Note Heading" w:locked="1" w:semiHidden="1" w:unhideWhenUsed="1"/>
+    <w:lsdException w:name="Body Text 2" w:locked="1" w:semiHidden="1" w:uiPriority="0" w:unhideWhenUsed="1"/>
+    <w:lsdException w:name="Body Text 3" w:locked="1" w:semiHidden="1" w:unhideWhenUsed="1"/>
+    <w:lsdException w:name="Body Text Indent 2" w:locked="1" w:semiHidden="1" w:unhideWhenUsed="1"/>
+    <w:lsdException w:name="Body Text Indent 3" w:locked="1" w:semiHidden="1" w:unhideWhenUsed="1"/>
+    <w:lsdException w:name="Block Text" w:locked="1" w:semiHidden="1" w:unhideWhenUsed="1"/>
+    <w:lsdException w:name="Hyperlink" w:locked="1" w:semiHidden="1" w:unhideWhenUsed="1"/>
+    <w:lsdException w:name="FollowedHyperlink" w:locked="1" w:semiHidden="1" w:unhideWhenUsed="1"/>
+    <w:lsdException w:name="Strong" w:uiPriority="0" w:qFormat="1"/>
+    <w:lsdException w:name="Emphasis" w:uiPriority="0" w:qFormat="1"/>
+    <w:lsdException w:name="Document Map" w:locked="1" w:semiHidden="1" w:unhideWhenUsed="1"/>
+    <w:lsdException w:name="Plain Text" w:locked="1" w:semiHidden="1" w:uiPriority="0" w:unhideWhenUsed="1"/>
+    <w:lsdException w:name="E-mail Signature" w:locked="1" w:semiHidden="1" w:unhideWhenUsed="1"/>
+    <w:lsdException w:name="HTML Top of Form" w:locked="1" w:semiHidden="1" w:unhideWhenUsed="1"/>
+    <w:lsdException w:name="HTML Bottom of Form" w:locked="1" w:semiHidden="1" w:unhideWhenUsed="1"/>
+    <w:lsdException w:name="Normal (Web)" w:locked="1" w:semiHidden="1" w:unhideWhenUsed="1"/>
+    <w:lsdException w:name="HTML Acronym" w:locked="1" w:semiHidden="1" w:unhideWhenUsed="1"/>
+    <w:lsdException w:name="HTML Address" w:locked="1" w:semiHidden="1" w:unhideWhenUsed="1"/>
+    <w:lsdException w:name="HTML Cite" w:locked="1" w:semiHidden="1" w:unhideWhenUsed="1"/>
+    <w:lsdException w:name="HTML Code" w:locked="1" w:semiHidden="1" w:unhideWhenUsed="1"/>
+    <w:lsdException w:name="HTML Definition" w:locked="1" w:semiHidden="1" w:unhideWhenUsed="1"/>
+    <w:lsdException w:name="HTML Keyboard" w:locked="1" w:semiHidden="1" w:unhideWhenUsed="1"/>
+    <w:lsdException w:name="HTML Preformatted" w:locked="1" w:semiHidden="1" w:unhideWhenUsed="1"/>
+    <w:lsdException w:name="HTML Sample" w:locked="1" w:semiHidden="1" w:unhideWhenUsed="1"/>
+    <w:lsdException w:name="HTML Typewriter" w:locked="1" w:semiHidden="1" w:unhideWhenUsed="1"/>
+    <w:lsdException w:name="HTML Variable" w:locked="1" w:semiHidden="1" w:unhideWhenUsed="1"/>
+    <w:lsdException w:name="Normal Table" w:locked="1" w:semiHidden="1" w:unhideWhenUsed="1"/>
+    <w:lsdException w:name="annotation subject" w:locked="1" w:semiHidden="1" w:unhideWhenUsed="1"/>
+    <w:lsdException w:name="No List" w:locked="1" w:semiHidden="1" w:unhideWhenUsed="1"/>
+    <w:lsdException w:name="Outline List 1" w:locked="1" w:semiHidden="1" w:unhideWhenUsed="1"/>
+    <w:lsdException w:name="Outline List 2" w:locked="1" w:semiHidden="1" w:unhideWhenUsed="1"/>
+    <w:lsdException w:name="Outline List 3" w:locked="1" w:semiHidden="1" w:unhideWhenUsed="1"/>
+    <w:lsdException w:name="Table Simple 1" w:locked="1" w:semiHidden="1" w:unhideWhenUsed="1"/>
+    <w:lsdException w:name="Table Simple 2" w:locked="1" w:semiHidden="1" w:unhideWhenUsed="1"/>
+    <w:lsdException w:name="Table Simple 3" w:locked="1" w:semiHidden="1" w:unhideWhenUsed="1"/>
+    <w:lsdException w:name="Table Classic 1" w:locked="1" w:semiHidden="1" w:unhideWhenUsed="1"/>
+    <w:lsdException w:name="Table Classic 2" w:locked="1" w:semiHidden="1" w:unhideWhenUsed="1"/>
+    <w:lsdException w:name="Table Classic 3" w:locked="1" w:semiHidden="1" w:unhideWhenUsed="1"/>
+    <w:lsdException w:name="Table Classic 4" w:locked="1" w:semiHidden="1" w:unhideWhenUsed="1"/>
+    <w:lsdException w:name="Table Colorful 1" w:locked="1" w:semiHidden="1" w:unhideWhenUsed="1"/>
+    <w:lsdException w:name="Table Colorful 2" w:locked="1" w:semiHidden="1" w:unhideWhenUsed="1"/>
+    <w:lsdException w:name="Table Colorful 3" w:locked="1" w:semiHidden="1" w:unhideWhenUsed="1"/>
+    <w:lsdException w:name="Table Columns 1" w:locked="1" w:semiHidden="1" w:unhideWhenUsed="1"/>
+    <w:lsdException w:name="Table Columns 2" w:locked="1" w:semiHidden="1" w:unhideWhenUsed="1"/>
+    <w:lsdException w:name="Table Columns 3" w:locked="1" w:semiHidden="1" w:unhideWhenUsed="1"/>
+    <w:lsdException w:name="Table Columns 4" w:locked="1" w:semiHidden="1" w:unhideWhenUsed="1"/>
+    <w:lsdException w:name="Table Columns 5" w:locked="1" w:semiHidden="1" w:unhideWhenUsed="1"/>
+    <w:lsdException w:name="Table Grid 1" w:locked="1" w:semiHidden="1" w:unhideWhenUsed="1"/>
+    <w:lsdException w:name="Table Grid 2" w:locked="1" w:semiHidden="1" w:unhideWhenUsed="1"/>
+    <w:lsdException w:name="Table Grid 3" w:locked="1" w:semiHidden="1" w:unhideWhenUsed="1"/>
+    <w:lsdException w:name="Table Grid 4" w:locked="1" w:semiHidden="1" w:unhideWhenUsed="1"/>
+    <w:lsdException w:name="Table Grid 5" w:locked="1" w:semiHidden="1" w:unhideWhenUsed="1"/>
+    <w:lsdException w:name="Table Grid 6" w:locked="1" w:semiHidden="1" w:unhideWhenUsed="1"/>
+    <w:lsdException w:name="Table Grid 7" w:locked="1" w:semiHidden="1" w:unhideWhenUsed="1"/>
+    <w:lsdException w:name="Table Grid 8" w:locked="1" w:semiHidden="1" w:unhideWhenUsed="1"/>
+    <w:lsdException w:name="Table List 1" w:locked="1" w:semiHidden="1" w:unhideWhenUsed="1"/>
+    <w:lsdException w:name="Table List 2" w:locked="1" w:semiHidden="1" w:unhideWhenUsed="1"/>
+    <w:lsdException w:name="Table List 3" w:locked="1" w:semiHidden="1" w:unhideWhenUsed="1"/>
+    <w:lsdException w:name="Table List 4" w:locked="1" w:semiHidden="1" w:unhideWhenUsed="1"/>
+    <w:lsdException w:name="Table List 5" w:locked="1" w:semiHidden="1" w:unhideWhenUsed="1"/>
+    <w:lsdException w:name="Table List 6" w:locked="1" w:semiHidden="1" w:unhideWhenUsed="1"/>
+    <w:lsdException w:name="Table List 7" w:locked="1" w:semiHidden="1" w:unhideWhenUsed="1"/>
+    <w:lsdException w:name="Table List 8" w:locked="1" w:semiHidden="1" w:unhideWhenUsed="1"/>
+    <w:lsdException w:name="Table 3D effects 1" w:locked="1" w:semiHidden="1" w:unhideWhenUsed="1"/>
+    <w:lsdException w:name="Table 3D effects 2" w:locked="1" w:semiHidden="1" w:unhideWhenUsed="1"/>
+    <w:lsdException w:name="Table 3D effects 3" w:locked="1" w:semiHidden="1" w:unhideWhenUsed="1"/>
+    <w:lsdException w:name="Table Contemporary" w:locked="1" w:semiHidden="1" w:unhideWhenUsed="1"/>
+    <w:lsdException w:name="Table Elegant" w:locked="1" w:semiHidden="1" w:unhideWhenUsed="1"/>
+    <w:lsdException w:name="Table Professional" w:locked="1" w:semiHidden="1" w:unhideWhenUsed="1"/>
+    <w:lsdException w:name="Table Subtle 1" w:locked="1" w:semiHidden="1" w:unhideWhenUsed="1"/>
+    <w:lsdException w:name="Table Subtle 2" w:locked="1" w:semiHidden="1" w:unhideWhenUsed="1"/>
+    <w:lsdException w:name="Table Web 1" w:locked="1" w:semiHidden="1" w:unhideWhenUsed="1"/>
+    <w:lsdException w:name="Table Web 2" w:locked="1" w:semiHidden="1" w:unhideWhenUsed="1"/>
+    <w:lsdException w:name="Table Web 3" w:locked="1" w:semiHidden="1" w:unhideWhenUsed="1"/>
+    <w:lsdException w:name="Balloon Text" w:locked="1" w:semiHidden="1" w:unhideWhenUsed="1"/>
+    <w:lsdException w:name="Table Theme" w:locked="1" w:semiHidden="1" w:unhideWhenUsed="1"/>
+    <w:lsdException w:name="Placeholder Text" w:semiHidden="1"/>
+    <w:lsdException w:name="No Spacing" w:uiPriority="1" w:qFormat="1"/>
+    <w:lsdException w:name="Light Shading" w:uiPriority="60"/>
+    <w:lsdException w:name="Light List" w:uiPriority="61"/>
+    <w:lsdException w:name="Light Grid" w:uiPriority="62"/>
+    <w:lsdException w:name="Medium Shading 1" w:uiPriority="63"/>
+    <w:lsdException w:name="Medium Shading 2" w:uiPriority="64"/>
+    <w:lsdException w:name="Medium List 1" w:uiPriority="65"/>
+    <w:lsdException w:name="Medium List 2" w:uiPriority="66"/>
+    <w:lsdException w:name="Medium Grid 1" w:uiPriority="67"/>
+    <w:lsdException w:name="Medium Grid 2" w:uiPriority="68"/>
+    <w:lsdException w:name="Medium Grid 3" w:uiPriority="69"/>
+    <w:lsdException w:name="Dark List" w:uiPriority="70"/>
+    <w:lsdException w:name="Colorful Shading" w:uiPriority="71"/>
+    <w:lsdException w:name="Colorful List" w:uiPriority="72"/>
+    <w:lsdException w:name="Colorful Grid" w:uiPriority="73"/>
+    <w:lsdException w:name="Light Shading Accent 1" w:uiPriority="60"/>
+    <w:lsdException w:name="Light List Accent 1" w:uiPriority="61"/>
+    <w:lsdException w:name="Light Grid Accent 1" w:uiPriority="62"/>
+    <w:lsdException w:name="Medium Shading 1 Accent 1" w:uiPriority="63"/>
+    <w:lsdException w:name="Medium Shading 2 Accent 1" w:uiPriority="64"/>
+    <w:lsdException w:name="Medium List 1 Accent 1" w:uiPriority="65"/>
+    <w:lsdException w:name="Revision" w:semiHidden="1"/>
+    <w:lsdException w:name="List Paragraph" w:uiPriority="34" w:qFormat="1"/>
+    <w:lsdException w:name="Quote" w:uiPriority="29" w:qFormat="1"/>
+    <w:lsdException w:name="Intense Quote" w:uiPriority="30" w:qFormat="1"/>
+    <w:lsdException w:name="Medium List 2 Accent 1" w:uiPriority="66"/>
+    <w:lsdException w:name="Medium Grid 1 Accent 1" w:uiPriority="67"/>
+    <w:lsdException w:name="Medium Grid 2 Accent 1" w:uiPriority="68"/>
+    <w:lsdException w:name="Medium Grid 3 Accent 1" w:uiPriority="69"/>
+    <w:lsdException w:name="Dark List Accent 1" w:uiPriority="70"/>
+    <w:lsdException w:name="Colorful Shading Accent 1" w:uiPriority="71"/>
+    <w:lsdException w:name="Colorful List Accent 1" w:uiPriority="72"/>
+    <w:lsdException w:name="Colorful Grid Accent 1" w:uiPriority="73"/>
+    <w:lsdException w:name="Light Shading Accent 2" w:uiPriority="60"/>
+    <w:lsdException w:name="Light List Accent 2" w:uiPriority="61"/>
+    <w:lsdException w:name="Light Grid Accent 2" w:uiPriority="62"/>
+    <w:lsdException w:name="Medium Shading 1 Accent 2" w:uiPriority="63"/>
+    <w:lsdException w:name="Medium Shading 2 Accent 2" w:uiPriority="64"/>
+    <w:lsdException w:name="Medium List 1 Accent 2" w:uiPriority="65"/>
+    <w:lsdException w:name="Medium List 2 Accent 2" w:uiPriority="66"/>
+    <w:lsdException w:name="Medium Grid 1 Accent 2" w:uiPriority="67"/>
+    <w:lsdException w:name="Medium Grid 2 Accent 2" w:uiPriority="68"/>
+    <w:lsdException w:name="Medium Grid 3 Accent 2" w:uiPriority="69"/>
+    <w:lsdException w:name="Dark List Accent 2" w:uiPriority="70"/>
+    <w:lsdException w:name="Colorful Shading Accent 2" w:uiPriority="71"/>
+    <w:lsdException w:name="Colorful List Accent 2" w:uiPriority="72"/>
+    <w:lsdException w:name="Colorful Grid Accent 2" w:uiPriority="73"/>
+    <w:lsdException w:name="Light Shading Accent 3" w:uiPriority="60"/>
+    <w:lsdException w:name="Light List Accent 3" w:uiPriority="61"/>
+    <w:lsdException w:name="Light Grid Accent 3" w:uiPriority="62"/>
+    <w:lsdException w:name="Medium Shading 1 Accent 3" w:uiPriority="63"/>
+    <w:lsdException w:name="Medium Shading 2 Accent 3" w:uiPriority="64"/>
+    <w:lsdException w:name="Medium List 1 Accent 3" w:uiPriority="65"/>
+    <w:lsdException w:name="Medium List 2 Accent 3" w:uiPriority="66"/>
+    <w:lsdException w:name="Medium Grid 1 Accent 3" w:uiPriority="67"/>
+    <w:lsdException w:name="Medium Grid 2 Accent 3" w:uiPriority="68"/>
+    <w:lsdException w:name="Medium Grid 3 Accent 3" w:uiPriority="69"/>
+    <w:lsdException w:name="Dark List Accent 3" w:uiPriority="70"/>
+    <w:lsdException w:name="Colorful Shading Accent 3" w:uiPriority="71"/>
+    <w:lsdException w:name="Colorful List Accent 3" w:uiPriority="72"/>
+    <w:lsdException w:name="Colorful Grid Accent 3" w:uiPriority="73"/>
+    <w:lsdException w:name="Light Shading Accent 4" w:uiPriority="60"/>
+    <w:lsdException w:name="Light List Accent 4" w:uiPriority="61"/>
+    <w:lsdException w:name="Light Grid Accent 4" w:uiPriority="62"/>
+    <w:lsdException w:name="Medium Shading 1 Accent 4" w:uiPriority="63"/>
+    <w:lsdException w:name="Medium Shading 2 Accent 4" w:uiPriority="64"/>
+    <w:lsdException w:name="Medium List 1 Accent 4" w:uiPriority="65"/>
+    <w:lsdException w:name="Medium List 2 Accent 4" w:uiPriority="66"/>
+    <w:lsdException w:name="Medium Grid 1 Accent 4" w:uiPriority="67"/>
+    <w:lsdException w:name="Medium Grid 2 Accent 4" w:uiPriority="68"/>
+    <w:lsdException w:name="Medium Grid 3 Accent 4" w:uiPriority="69"/>
+    <w:lsdException w:name="Dark List Accent 4" w:uiPriority="70"/>
+    <w:lsdException w:name="Colorful Shading Accent 4" w:uiPriority="71"/>
+    <w:lsdException w:name="Colorful List Accent 4" w:uiPriority="72"/>
+    <w:lsdException w:name="Colorful Grid Accent 4" w:uiPriority="73"/>
+    <w:lsdException w:name="Light Shading Accent 5" w:uiPriority="60"/>
+    <w:lsdException w:name="Light List Accent 5" w:uiPriority="61"/>
+    <w:lsdException w:name="Light Grid Accent 5" w:uiPriority="62"/>
+    <w:lsdException w:name="Medium Shading 1 Accent 5" w:uiPriority="63"/>
+    <w:lsdException w:name="Medium Shading 2 Accent 5" w:uiPriority="64"/>
+    <w:lsdException w:name="Medium List 1 Accent 5" w:uiPriority="65"/>
+    <w:lsdException w:name="Medium List 2 Accent 5" w:uiPriority="66"/>
+    <w:lsdException w:name="Medium Grid 1 Accent 5" w:uiPriority="67"/>
+    <w:lsdException w:name="Medium Grid 2 Accent 5" w:uiPriority="68"/>
+    <w:lsdException w:name="Medium Grid 3 Accent 5" w:uiPriority="69"/>
+    <w:lsdException w:name="Dark List Accent 5" w:uiPriority="70"/>
+    <w:lsdException w:name="Colorful Shading Accent 5" w:uiPriority="71"/>
+    <w:lsdException w:name="Colorful List Accent 5" w:uiPriority="72"/>
+    <w:lsdException w:name="Colorful Grid Accent 5" w:uiPriority="73"/>
+    <w:lsdException w:name="Light Shading Accent 6" w:uiPriority="60"/>
+    <w:lsdException w:name="Light List Accent 6" w:uiPriority="61"/>
+    <w:lsdException w:name="Light Grid Accent 6" w:uiPriority="62"/>
+    <w:lsdException w:name="Medium Shading 1 Accent 6" w:uiPriority="63"/>
+    <w:lsdException w:name="Medium Shading 2 Accent 6" w:uiPriority="64"/>
+    <w:lsdException w:name="Medium List 1 Accent 6" w:uiPriority="65"/>
+    <w:lsdException w:name="Medium List 2 Accent 6" w:uiPriority="66"/>
+    <w:lsdException w:name="Medium Grid 1 Accent 6" w:uiPriority="67"/>
+    <w:lsdException w:name="Medium Grid 2 Accent 6" w:uiPriority="68"/>
+    <w:lsdException w:name="Medium Grid 3 Accent 6" w:uiPriority="69"/>
+    <w:lsdException w:name="Dark List Accent 6" w:uiPriority="70"/>
+    <w:lsdException w:name="Colorful Shading Accent 6" w:uiPriority="71"/>
+    <w:lsdException w:name="Colorful List Accent 6" w:uiPriority="72"/>
+    <w:lsdException w:name="Colorful Grid Accent 6" w:uiPriority="73"/>
+    <w:lsdException w:name="Subtle Emphasis" w:uiPriority="19" w:qFormat="1"/>
+    <w:lsdException w:name="Intense Emphasis" w:uiPriority="21" w:qFormat="1"/>
+    <w:lsdException w:name="Subtle Reference" w:uiPriority="31" w:qFormat="1"/>
+    <w:lsdException w:name="Intense Reference" w:uiPriority="32" w:qFormat="1"/>
+    <w:lsdException w:name="Book Title" w:uiPriority="33" w:qFormat="1"/>
+    <w:lsdException w:name="Bibliography" w:semiHidden="1" w:uiPriority="37" w:unhideWhenUsed="1"/>
+    <w:lsdException w:name="TOC Heading" w:semiHidden="1" w:uiPriority="39" w:unhideWhenUsed="1" w:qFormat="1"/>
+    <w:lsdException w:name="Plain Table 1" w:uiPriority="41"/>
+    <w:lsdException w:name="Plain Table 2" w:uiPriority="42"/>
+    <w:lsdException w:name="Plain Table 3" w:uiPriority="43"/>
+    <w:lsdException w:name="Plain Table 4" w:uiPriority="44"/>
+    <w:lsdException w:name="Plain Table 5" w:uiPriority="45"/>
+    <w:lsdException w:name="Grid Table Light" w:uiPriority="40"/>
+    <w:lsdException w:name="Grid Table 1 Light" w:uiPriority="46"/>
+    <w:lsdException w:name="Grid Table 2" w:uiPriority="47"/>
+    <w:lsdException w:name="Grid Table 3" w:uiPriority="48"/>
+    <w:lsdException w:name="Grid Table 4" w:uiPriority="49"/>
+    <w:lsdException w:name="Grid Table 5 Dark" w:uiPriority="50"/>
+    <w:lsdException w:name="Grid Table 6 Colorful" w:uiPriority="51"/>
+    <w:lsdException w:name="Grid Table 7 Colorful" w:uiPriority="52"/>
+    <w:lsdException w:name="Grid Table 1 Light Accent 1" w:uiPriority="46"/>
+    <w:lsdException w:name="Grid Table 2 Accent 1" w:uiPriority="47"/>
+    <w:lsdException w:name="Grid Table 3 Accent 1" w:uiPriority="48"/>
+    <w:lsdException w:name="Grid Table 4 Accent 1" w:uiPriority="49"/>
+    <w:lsdException w:name="Grid Table 5 Dark Accent 1" w:uiPriority="50"/>
+    <w:lsdException w:name="Grid Table 6 Colorful Accent 1" w:uiPriority="51"/>
+    <w:lsdException w:name="Grid Table 7 Colorful Accent 1" w:uiPriority="52"/>
+    <w:lsdException w:name="Grid Table 1 Light Accent 2" w:uiPriority="46"/>
+    <w:lsdException w:name="Grid Table 2 Accent 2" w:uiPriority="47"/>
+    <w:lsdException w:name="Grid Table 3 Accent 2" w:uiPriority="48"/>
+    <w:lsdException w:name="Grid Table 4 Accent 2" w:uiPriority="49"/>
+    <w:lsdException w:name="Grid Table 5 Dark Accent 2" w:uiPriority="50"/>
+    <w:lsdException w:name="Grid Table 6 Colorful Accent 2" w:uiPriority="51"/>
+    <w:lsdException w:name="Grid Table 7 Colorful Accent 2" w:uiPriority="52"/>
+    <w:lsdException w:name="Grid Table 1 Light Accent 3" w:uiPriority="46"/>
+    <w:lsdException w:name="Grid Table 2 Accent 3" w:uiPriority="47"/>
+    <w:lsdException w:name="Grid Table 3 Accent 3" w:uiPriority="48"/>
+    <w:lsdException w:name="Grid Table 4 Accent 3" w:uiPriority="49"/>
+    <w:lsdException w:name="Grid Table 5 Dark Accent 3" w:uiPriority="50"/>
+    <w:lsdException w:name="Grid Table 6 Colorful Accent 3" w:uiPriority="51"/>
+    <w:lsdException w:name="Grid Table 7 Colorful Accent 3" w:uiPriority="52"/>
+    <w:lsdException w:name="Grid Table 1 Light Accent 4" w:uiPriority="46"/>
+    <w:lsdException w:name="Grid Table 2 Accent 4" w:uiPriority="47"/>
+    <w:lsdException w:name="Grid Table 3 Accent 4" w:uiPriority="48"/>
+    <w:lsdException w:name="Grid Table 4 Accent 4" w:uiPriority="49"/>
+    <w:lsdException w:name="Grid Table 5 Dark Accent 4" w:uiPriority="50"/>
+    <w:lsdException w:name="Grid Table 6 Colorful Accent 4" w:uiPriority="51"/>
+    <w:lsdException w:name="Grid Table 7 Colorful Accent 4" w:uiPriority="52"/>
+    <w:lsdException w:name="Grid Table 1 Light Accent 5" w:uiPriority="46"/>
+    <w:lsdException w:name="Grid Table 2 Accent 5" w:uiPriority="47"/>
+    <w:lsdException w:name="Grid Table 3 Accent 5" w:uiPriority="48"/>
+    <w:lsdException w:name="Grid Table 4 Accent 5" w:uiPriority="49"/>
+    <w:lsdException w:name="Grid Table 5 Dark Accent 5" w:uiPriority="50"/>
+    <w:lsdException w:name="Grid Table 6 Colorful Accent 5" w:uiPriority="51"/>
+    <w:lsdException w:name="Grid Table 7 Colorful Accent 5" w:uiPriority="52"/>
+    <w:lsdException w:name="Grid Table 1 Light Accent 6" w:uiPriority="46"/>
+    <w:lsdException w:name="Grid Table 2 Accent 6" w:uiPriority="47"/>
+    <w:lsdException w:name="Grid Table 3 Accent 6" w:uiPriority="48"/>
+    <w:lsdException w:name="Grid Table 4 Accent 6" w:uiPriority="49"/>
+    <w:lsdException w:name="Grid Table 5 Dark Accent 6" w:uiPriority="50"/>
+    <w:lsdException w:name="Grid Table 6 Colorful Accent 6" w:uiPriority="51"/>
+    <w:lsdException w:name="Grid Table 7 Colorful Accent 6" w:uiPriority="52"/>
+    <w:lsdException w:name="List Table 1 Light" w:uiPriority="46"/>
+    <w:lsdException w:name="List Table 2" w:uiPriority="47"/>
+    <w:lsdException w:name="List Table 3" w:uiPriority="48"/>
+    <w:lsdException w:name="List Table 4" w:uiPriority="49"/>
+    <w:lsdException w:name="List Table 5 Dark" w:uiPriority="50"/>
+    <w:lsdException w:name="List Table 6 Colorful" w:uiPriority="51"/>
+    <w:lsdException w:name="List Table 7 Colorful" w:uiPriority="52"/>
+    <w:lsdException w:name="List Table 1 Light Accent 1" w:uiPriority="46"/>
+    <w:lsdException w:name="List Table 2 Accent 1" w:uiPriority="47"/>
+    <w:lsdException w:name="List Table 3 Accent 1" w:uiPriority="48"/>
+    <w:lsdException w:name="List Table 4 Accent 1" w:uiPriority="49"/>
+    <w:lsdException w:name="List Table 5 Dark Accent 1" w:uiPriority="50"/>
+    <w:lsdException w:name="List Table 6 Colorful Accent 1" w:uiPriority="51"/>
+    <w:lsdException w:name="List Table 7 Colorful Accent 1" w:uiPriority="52"/>
+    <w:lsdException w:name="List Table 1 Light Accent 2" w:uiPriority="46"/>
+    <w:lsdException w:name="List Table 2 Accent 2" w:uiPriority="47"/>
+    <w:lsdException w:name="List Table 3 Accent 2" w:uiPriority="48"/>
+    <w:lsdException w:name="List Table 4 Accent 2" w:uiPriority="49"/>
+    <w:lsdException w:name="List Table 5 Dark Accent 2" w:uiPriority="50"/>
+    <w:lsdException w:name="List Table 6 Colorful Accent 2" w:uiPriority="51"/>
+    <w:lsdException w:name="List Table 7 Colorful Accent 2" w:uiPriority="52"/>
+    <w:lsdException w:name="List Table 1 Light Accent 3" w:uiPriority="46"/>
+    <w:lsdException w:name="List Table 2 Accent 3" w:uiPriority="47"/>
+    <w:lsdException w:name="List Table 3 Accent 3" w:uiPriority="48"/>
+    <w:lsdException w:name="List Table 4 Accent 3" w:uiPriority="49"/>
+    <w:lsdException w:name="List Table 5 Dark Accent 3" w:uiPriority="50"/>
+    <w:lsdException w:name="List Table 6 Colorful Accent 3" w:uiPriority="51"/>
+    <w:lsdException w:name="List Table 7 Colorful Accent 3" w:uiPriority="52"/>
+    <w:lsdException w:name="List Table 1 Light Accent 4" w:uiPriority="46"/>
+    <w:lsdException w:name="List Table 2 Accent 4" w:uiPriority="47"/>
+    <w:lsdException w:name="List Table 3 Accent 4" w:uiPriority="48"/>
+    <w:lsdException w:name="List Table 4 Accent 4" w:uiPriority="49"/>
+    <w:lsdException w:name="List Table 5 Dark Accent 4" w:uiPriority="50"/>
+    <w:lsdException w:name="List Table 6 Colorful Accent 4" w:uiPriority="51"/>
+    <w:lsdException w:name="List Table 7 Colorful Accent 4" w:uiPriority="52"/>
+    <w:lsdException w:name="List Table 1 Light Accent 5" w:uiPriority="46"/>
+    <w:lsdException w:name="List Table 2 Accent 5" w:uiPriority="47"/>
+    <w:lsdException w:name="List Table 3 Accent 5" w:uiPriority="48"/>
+    <w:lsdException w:name="List Table 4 Accent 5" w:uiPriority="49"/>
+    <w:lsdException w:name="List Table 5 Dark Accent 5" w:uiPriority="50"/>
+    <w:lsdException w:name="List Table 6 Colorful Accent 5" w:uiPriority="51"/>
+    <w:lsdException w:name="List Table 7 Colorful Accent 5" w:uiPriority="52"/>
+    <w:lsdException w:name="List Table 1 Light Accent 6" w:uiPriority="46"/>
+    <w:lsdException w:name="List Table 2 Accent 6" w:uiPriority="47"/>
+    <w:lsdException w:name="List Table 3 Accent 6" w:uiPriority="48"/>
+    <w:lsdException w:name="List Table 4 Accent 6" w:uiPriority="49"/>
+    <w:lsdException w:name="List Table 5 Dark Accent 6" w:uiPriority="50"/>
+    <w:lsdException w:name="List Table 6 Colorful Accent 6" w:uiPriority="51"/>
+    <w:lsdException w:name="List Table 7 Colorful Accent 6" w:uiPriority="52"/>
   </w:latentStyles>
   <w:style w:type="paragraph" w:default="1" w:styleId="a0">
     <w:name w:val="Normal"/>
@@ -5528,7 +8621,6 @@
     <w:rPr>
       <w:rFonts w:eastAsia="Calibri"/>
       <w:i/>
-      <w:lang/>
     </w:rPr>
   </w:style>
   <w:style w:type="paragraph" w:styleId="20">
@@ -5552,7 +8644,6 @@
       <w:color w:val="4F81BD"/>
       <w:sz w:val="26"/>
       <w:szCs w:val="26"/>
-      <w:lang/>
     </w:rPr>
   </w:style>
   <w:style w:type="paragraph" w:styleId="3">
@@ -5574,7 +8665,6 @@
       <w:b/>
       <w:bCs/>
       <w:color w:val="4F81BD"/>
-      <w:lang/>
     </w:rPr>
   </w:style>
   <w:style w:type="paragraph" w:styleId="4">
@@ -5596,7 +8686,6 @@
       <w:bCs/>
       <w:sz w:val="28"/>
       <w:szCs w:val="28"/>
-      <w:lang/>
     </w:rPr>
   </w:style>
   <w:style w:type="paragraph" w:styleId="5">
@@ -5619,7 +8708,6 @@
       <w:iCs/>
       <w:sz w:val="26"/>
       <w:szCs w:val="26"/>
-      <w:lang/>
     </w:rPr>
   </w:style>
   <w:style w:type="paragraph" w:styleId="6">
@@ -5641,7 +8729,6 @@
       <w:i/>
       <w:iCs/>
       <w:color w:val="243F60"/>
-      <w:lang/>
     </w:rPr>
   </w:style>
   <w:style w:type="paragraph" w:styleId="7">
@@ -5663,7 +8750,6 @@
       <w:i/>
       <w:iCs/>
       <w:color w:val="404040"/>
-      <w:lang/>
     </w:rPr>
   </w:style>
   <w:style w:type="paragraph" w:styleId="9">
@@ -5687,12 +8773,12 @@
       <w:color w:val="404040"/>
       <w:sz w:val="20"/>
       <w:szCs w:val="20"/>
-      <w:lang/>
     </w:rPr>
   </w:style>
   <w:style w:type="character" w:default="1" w:styleId="a1">
     <w:name w:val="Default Paragraph Font"/>
     <w:uiPriority w:val="1"/>
+    <w:semiHidden/>
     <w:unhideWhenUsed/>
   </w:style>
   <w:style w:type="table" w:default="1" w:styleId="a2">
@@ -5700,7 +8786,6 @@
     <w:uiPriority w:val="99"/>
     <w:semiHidden/>
     <w:unhideWhenUsed/>
-    <w:qFormat/>
     <w:tblPr>
       <w:tblInd w:w="0" w:type="dxa"/>
       <w:tblCellMar>
@@ -5836,7 +8921,6 @@
     <w:rPr>
       <w:rFonts w:eastAsia="Calibri"/>
       <w:b/>
-      <w:lang/>
     </w:rPr>
   </w:style>
   <w:style w:type="character" w:customStyle="1" w:styleId="a5">
@@ -5868,7 +8952,6 @@
     <w:rPr>
       <w:rFonts w:eastAsia="Calibri"/>
       <w:color w:val="000000"/>
-      <w:lang/>
     </w:rPr>
   </w:style>
   <w:style w:type="character" w:customStyle="1" w:styleId="a7">
@@ -5938,7 +9021,6 @@
       <w:b/>
       <w:bCs/>
       <w:smallCaps/>
-      <w:lang/>
     </w:rPr>
   </w:style>
   <w:style w:type="character" w:customStyle="1" w:styleId="ab">
@@ -5970,7 +9052,6 @@
     <w:rPr>
       <w:rFonts w:eastAsia="Calibri"/>
       <w:b/>
-      <w:lang/>
     </w:rPr>
   </w:style>
   <w:style w:type="character" w:customStyle="1" w:styleId="ad">
@@ -6005,7 +9086,6 @@
     <w:rPr>
       <w:rFonts w:eastAsia="Calibri"/>
       <w:b/>
-      <w:lang/>
     </w:rPr>
   </w:style>
   <w:style w:type="character" w:customStyle="1" w:styleId="23">
@@ -6040,7 +9120,6 @@
     </w:pPr>
     <w:rPr>
       <w:rFonts w:eastAsia="Calibri"/>
-      <w:lang/>
     </w:rPr>
   </w:style>
   <w:style w:type="character" w:customStyle="1" w:styleId="32">
@@ -6145,7 +9224,6 @@
     </w:pPr>
     <w:rPr>
       <w:rFonts w:eastAsia="Calibri"/>
-      <w:lang/>
     </w:rPr>
   </w:style>
   <w:style w:type="character" w:customStyle="1" w:styleId="af1">
@@ -6254,7 +9332,6 @@
     </w:pPr>
     <w:rPr>
       <w:rFonts w:eastAsia="Calibri"/>
-      <w:lang/>
     </w:rPr>
   </w:style>
   <w:style w:type="character" w:customStyle="1" w:styleId="af6">
@@ -6373,7 +9450,6 @@
       <w:rFonts w:eastAsia="Calibri"/>
       <w:sz w:val="20"/>
       <w:szCs w:val="20"/>
-      <w:lang/>
     </w:rPr>
   </w:style>
   <w:style w:type="paragraph" w:customStyle="1" w:styleId="13">
@@ -6416,7 +9492,6 @@
       <w:rFonts w:ascii="Calibri" w:hAnsi="Calibri"/>
       <w:sz w:val="22"/>
       <w:szCs w:val="22"/>
-      <w:lang/>
     </w:rPr>
   </w:style>
   <w:style w:type="character" w:customStyle="1" w:styleId="28">
@@ -6460,7 +9535,6 @@
       <w:rFonts w:ascii="Calibri" w:hAnsi="Calibri"/>
       <w:sz w:val="16"/>
       <w:szCs w:val="16"/>
-      <w:lang/>
     </w:rPr>
   </w:style>
   <w:style w:type="character" w:customStyle="1" w:styleId="34">
@@ -6789,7 +9863,6 @@
       <w:rFonts w:ascii="Courier New" w:eastAsia="Calibri" w:hAnsi="Courier New"/>
       <w:sz w:val="20"/>
       <w:szCs w:val="20"/>
-      <w:lang/>
     </w:rPr>
   </w:style>
   <w:style w:type="character" w:customStyle="1" w:styleId="afb">
@@ -6932,7 +10005,6 @@
     </w:pPr>
     <w:rPr>
       <w:sz w:val="28"/>
-      <w:lang/>
     </w:rPr>
   </w:style>
   <w:style w:type="character" w:customStyle="1" w:styleId="Times1420">
@@ -7016,7 +10088,6 @@
       <w:rFonts w:ascii="Tahoma" w:hAnsi="Tahoma"/>
       <w:sz w:val="16"/>
       <w:szCs w:val="16"/>
-      <w:lang/>
     </w:rPr>
   </w:style>
   <w:style w:type="character" w:customStyle="1" w:styleId="afe">
@@ -7097,6 +10168,96 @@
       <w:szCs w:val="24"/>
       <w:lang w:val="en-US"/>
     </w:rPr>
+  </w:style>
+  <w:style w:type="paragraph" w:customStyle="1" w:styleId="aff1">
+    <w:name w:val="Курсовая"/>
+    <w:basedOn w:val="a0"/>
+    <w:link w:val="aff2"/>
+    <w:qFormat/>
+    <w:rsid w:val="00A572BB"/>
+    <w:pPr>
+      <w:spacing w:line="360" w:lineRule="auto"/>
+      <w:ind w:firstLine="709"/>
+    </w:pPr>
+    <w:rPr>
+      <w:sz w:val="28"/>
+      <w:szCs w:val="28"/>
+    </w:rPr>
+  </w:style>
+  <w:style w:type="paragraph" w:customStyle="1" w:styleId="aff3">
+    <w:name w:val="Обычный одинар без отступа лев"/>
+    <w:basedOn w:val="a0"/>
+    <w:rsid w:val="00AC5B38"/>
+    <w:pPr>
+      <w:spacing w:before="60" w:after="60"/>
+    </w:pPr>
+    <w:rPr>
+      <w:rFonts w:ascii="Arial" w:hAnsi="Arial"/>
+      <w:sz w:val="20"/>
+      <w:szCs w:val="22"/>
+    </w:rPr>
+  </w:style>
+  <w:style w:type="character" w:customStyle="1" w:styleId="aff2">
+    <w:name w:val="Курсовая Знак"/>
+    <w:basedOn w:val="a1"/>
+    <w:link w:val="aff1"/>
+    <w:rsid w:val="00A572BB"/>
+    <w:rPr>
+      <w:rFonts w:ascii="Times New Roman" w:eastAsia="Times New Roman" w:hAnsi="Times New Roman"/>
+      <w:sz w:val="28"/>
+      <w:szCs w:val="28"/>
+    </w:rPr>
+  </w:style>
+  <w:style w:type="character" w:customStyle="1" w:styleId="81">
+    <w:name w:val="Шрифт 8"/>
+    <w:basedOn w:val="a1"/>
+    <w:rsid w:val="00AC5B38"/>
+    <w:rPr>
+      <w:sz w:val="16"/>
+      <w:szCs w:val="16"/>
+    </w:rPr>
+  </w:style>
+  <w:style w:type="paragraph" w:customStyle="1" w:styleId="80">
+    <w:name w:val="Маркированный 8 сжатый"/>
+    <w:basedOn w:val="a0"/>
+    <w:rsid w:val="00A42E2E"/>
+    <w:pPr>
+      <w:numPr>
+        <w:numId w:val="11"/>
+      </w:numPr>
+      <w:spacing w:before="60" w:after="60" w:line="288" w:lineRule="auto"/>
+      <w:jc w:val="both"/>
+    </w:pPr>
+    <w:rPr>
+      <w:rFonts w:ascii="Arial" w:hAnsi="Arial"/>
+      <w:sz w:val="16"/>
+      <w:szCs w:val="22"/>
+    </w:rPr>
+  </w:style>
+  <w:style w:type="paragraph" w:customStyle="1" w:styleId="82">
+    <w:name w:val="Маркированный 8 сжатый одинар лев"/>
+    <w:basedOn w:val="a0"/>
+    <w:rsid w:val="00A42E2E"/>
+    <w:pPr>
+      <w:numPr>
+        <w:numId w:val="7"/>
+      </w:numPr>
+      <w:spacing w:before="60" w:after="60"/>
+    </w:pPr>
+    <w:rPr>
+      <w:rFonts w:ascii="Arial" w:hAnsi="Arial"/>
+      <w:sz w:val="16"/>
+      <w:szCs w:val="22"/>
+    </w:rPr>
+  </w:style>
+  <w:style w:type="numbering" w:customStyle="1" w:styleId="8">
+    <w:name w:val="Маркированный БАЗ 8 сжатый"/>
+    <w:rsid w:val="00A42E2E"/>
+    <w:pPr>
+      <w:numPr>
+        <w:numId w:val="10"/>
+      </w:numPr>
+    </w:pPr>
   </w:style>
 </w:styles>
 </file>
@@ -7389,7 +10550,7 @@
 </file>
 
 <file path=customXml/itemProps1.xml><?xml version="1.0" encoding="utf-8"?>
-<ds:datastoreItem xmlns:ds="http://schemas.openxmlformats.org/officeDocument/2006/customXml" ds:itemID="{314FE586-89DC-47BA-8BC8-FE91965BC582}">
+<ds:datastoreItem xmlns:ds="http://schemas.openxmlformats.org/officeDocument/2006/customXml" ds:itemID="{80256845-7973-4105-9CD8-2689A2B92D59}">
   <ds:schemaRefs>
     <ds:schemaRef ds:uri="http://schemas.openxmlformats.org/officeDocument/2006/bibliography"/>
   </ds:schemaRefs>

--- a/4304 Хафизов - Отчёт о НИР.docx
+++ b/4304 Хафизов - Отчёт о НИР.docx
@@ -1,6 +1,6 @@
 
 <file path=word/document.xml><?xml version="1.0" encoding="utf-8"?>
-<w:document xmlns:ve="http://schemas.openxmlformats.org/markup-compatibility/2006" xmlns:o="urn:schemas-microsoft-com:office:office" xmlns:r="http://schemas.openxmlformats.org/officeDocument/2006/relationships" xmlns:m="http://schemas.openxmlformats.org/officeDocument/2006/math" xmlns:v="urn:schemas-microsoft-com:vml" xmlns:wp="http://schemas.openxmlformats.org/drawingml/2006/wordprocessingDrawing" xmlns:w10="urn:schemas-microsoft-com:office:word" xmlns:w="http://schemas.openxmlformats.org/wordprocessingml/2006/main" xmlns:wne="http://schemas.microsoft.com/office/word/2006/wordml">
+<w:document xmlns:wpc="http://schemas.microsoft.com/office/word/2010/wordprocessingCanvas" xmlns:mc="http://schemas.openxmlformats.org/markup-compatibility/2006" xmlns:o="urn:schemas-microsoft-com:office:office" xmlns:r="http://schemas.openxmlformats.org/officeDocument/2006/relationships" xmlns:m="http://schemas.openxmlformats.org/officeDocument/2006/math" xmlns:v="urn:schemas-microsoft-com:vml" xmlns:wp14="http://schemas.microsoft.com/office/word/2010/wordprocessingDrawing" xmlns:wp="http://schemas.openxmlformats.org/drawingml/2006/wordprocessingDrawing" xmlns:w10="urn:schemas-microsoft-com:office:word" xmlns:w="http://schemas.openxmlformats.org/wordprocessingml/2006/main" xmlns:w14="http://schemas.microsoft.com/office/word/2010/wordml" xmlns:w15="http://schemas.microsoft.com/office/word/2012/wordml" xmlns:wpg="http://schemas.microsoft.com/office/word/2010/wordprocessingGroup" xmlns:wpi="http://schemas.microsoft.com/office/word/2010/wordprocessingInk" xmlns:wne="http://schemas.microsoft.com/office/word/2006/wordml" xmlns:wps="http://schemas.microsoft.com/office/word/2010/wordprocessingShape" mc:Ignorable="w14 w15 wp14">
   <w:body>
     <w:p>
       <w:pPr>
@@ -218,6 +218,7 @@
         <w:jc w:val="center"/>
         <w:rPr>
           <w:b/>
+          <w:color w:val="000000" w:themeColor="text1"/>
           <w:sz w:val="28"/>
           <w:szCs w:val="28"/>
         </w:rPr>
@@ -228,7 +229,16 @@
           <w:sz w:val="28"/>
           <w:szCs w:val="28"/>
         </w:rPr>
-        <w:t>по научно-исследовательской работе</w:t>
+        <w:t>по</w:t>
+      </w:r>
+      <w:r>
+        <w:rPr>
+          <w:b/>
+          <w:color w:val="000000" w:themeColor="text1"/>
+          <w:sz w:val="28"/>
+          <w:szCs w:val="28"/>
+        </w:rPr>
+        <w:t xml:space="preserve"> научно-исследовательской работе</w:t>
       </w:r>
     </w:p>
     <w:p>
@@ -236,61 +246,34 @@
         <w:spacing w:line="360" w:lineRule="auto"/>
         <w:jc w:val="center"/>
         <w:rPr>
+          <w:b/>
+          <w:bCs/>
+          <w:color w:val="000000" w:themeColor="text1"/>
+          <w:spacing w:val="5"/>
+          <w:sz w:val="28"/>
+          <w:szCs w:val="28"/>
+        </w:rPr>
+      </w:pPr>
+      <w:r>
+        <w:rPr>
           <w:rStyle w:val="aff0"/>
           <w:smallCaps w:val="0"/>
-          <w:sz w:val="28"/>
-          <w:szCs w:val="28"/>
-        </w:rPr>
-      </w:pPr>
+          <w:color w:val="000000" w:themeColor="text1"/>
+          <w:sz w:val="28"/>
+          <w:szCs w:val="28"/>
+        </w:rPr>
+        <w:t xml:space="preserve">Тема: </w:t>
+      </w:r>
       <w:r>
         <w:rPr>
           <w:rStyle w:val="aff0"/>
           <w:smallCaps w:val="0"/>
-          <w:sz w:val="28"/>
-          <w:szCs w:val="28"/>
-        </w:rPr>
-        <w:t xml:space="preserve">Тема: </w:t>
-      </w:r>
-      <w:r>
-        <w:rPr>
-          <w:rStyle w:val="aff0"/>
-          <w:smallCaps w:val="0"/>
-          <w:color w:val="FF0000"/>
-          <w:sz w:val="28"/>
-          <w:szCs w:val="28"/>
-        </w:rPr>
-        <w:t>Н</w:t>
-      </w:r>
-      <w:r>
-        <w:rPr>
-          <w:rStyle w:val="aff0"/>
-          <w:smallCaps w:val="0"/>
-          <w:color w:val="FF0000"/>
-          <w:sz w:val="28"/>
-          <w:szCs w:val="28"/>
-        </w:rPr>
-        <w:t>аименование темы</w:t>
-      </w:r>
-    </w:p>
-    <w:p>
-      <w:pPr>
-        <w:spacing w:line="360" w:lineRule="auto"/>
-        <w:jc w:val="center"/>
-        <w:rPr>
-          <w:sz w:val="28"/>
-          <w:szCs w:val="28"/>
-        </w:rPr>
-      </w:pPr>
-    </w:p>
-    <w:p>
-      <w:pPr>
-        <w:spacing w:line="360" w:lineRule="auto"/>
-        <w:jc w:val="center"/>
-        <w:rPr>
-          <w:sz w:val="28"/>
-          <w:szCs w:val="28"/>
-        </w:rPr>
-      </w:pPr>
+          <w:color w:val="000000" w:themeColor="text1"/>
+          <w:sz w:val="28"/>
+          <w:szCs w:val="28"/>
+        </w:rPr>
+        <w:t>Внедрение статистического анализа данных состояния устройств в программное обеспечение системы мониторинга железнодорожных станций</w:t>
+      </w:r>
     </w:p>
     <w:p>
       <w:pPr>
@@ -355,7 +338,7 @@
     <w:tbl>
       <w:tblPr>
         <w:tblW w:w="5000" w:type="pct"/>
-        <w:tblLook w:val="04A0"/>
+        <w:tblLook w:val="04A0" w:firstRow="1" w:lastRow="0" w:firstColumn="1" w:lastColumn="0" w:noHBand="0" w:noVBand="1"/>
       </w:tblPr>
       <w:tblGrid>
         <w:gridCol w:w="4166"/>
@@ -647,7 +630,7 @@
           <w:insideH w:val="single" w:sz="4" w:space="0" w:color="000000"/>
           <w:insideV w:val="single" w:sz="4" w:space="0" w:color="000000"/>
         </w:tblBorders>
-        <w:tblLook w:val="04A0"/>
+        <w:tblLook w:val="04A0" w:firstRow="1" w:lastRow="0" w:firstColumn="1" w:lastColumn="0" w:noHBand="0" w:noVBand="1"/>
       </w:tblPr>
       <w:tblGrid>
         <w:gridCol w:w="4265"/>
@@ -673,14 +656,14 @@
             <w:pPr>
               <w:spacing w:line="360" w:lineRule="auto"/>
               <w:rPr>
-                <w:color w:val="000000"/>
+                <w:color w:val="000000" w:themeColor="text1"/>
                 <w:sz w:val="28"/>
                 <w:szCs w:val="28"/>
               </w:rPr>
             </w:pPr>
             <w:r>
               <w:rPr>
-                <w:color w:val="000000"/>
+                <w:color w:val="000000" w:themeColor="text1"/>
                 <w:sz w:val="28"/>
                 <w:szCs w:val="28"/>
               </w:rPr>
@@ -688,7 +671,7 @@
             </w:r>
             <w:r>
               <w:rPr>
-                <w:color w:val="000000"/>
+                <w:color w:val="000000" w:themeColor="text1"/>
                 <w:sz w:val="28"/>
                 <w:szCs w:val="28"/>
               </w:rPr>
@@ -716,14 +699,14 @@
             <w:pPr>
               <w:spacing w:line="360" w:lineRule="auto"/>
               <w:rPr>
-                <w:color w:val="000000"/>
+                <w:color w:val="000000" w:themeColor="text1"/>
                 <w:sz w:val="28"/>
                 <w:szCs w:val="28"/>
               </w:rPr>
             </w:pPr>
             <w:r>
               <w:rPr>
-                <w:color w:val="000000"/>
+                <w:color w:val="000000" w:themeColor="text1"/>
                 <w:sz w:val="28"/>
                 <w:szCs w:val="28"/>
               </w:rPr>
@@ -731,7 +714,7 @@
             </w:r>
             <w:r>
               <w:rPr>
-                <w:color w:val="000000"/>
+                <w:color w:val="000000" w:themeColor="text1"/>
                 <w:sz w:val="28"/>
                 <w:szCs w:val="28"/>
               </w:rPr>
@@ -760,13 +743,14 @@
               <w:spacing w:line="360" w:lineRule="auto"/>
               <w:jc w:val="both"/>
               <w:rPr>
-                <w:color w:val="FF0000"/>
+                <w:color w:val="000000" w:themeColor="text1"/>
                 <w:sz w:val="28"/>
                 <w:szCs w:val="28"/>
               </w:rPr>
             </w:pPr>
             <w:r>
               <w:rPr>
+                <w:color w:val="000000" w:themeColor="text1"/>
                 <w:sz w:val="28"/>
                 <w:szCs w:val="28"/>
               </w:rPr>
@@ -774,7 +758,7 @@
             </w:r>
             <w:r>
               <w:rPr>
-                <w:color w:val="FF0000"/>
+                <w:color w:val="000000" w:themeColor="text1"/>
                 <w:sz w:val="28"/>
                 <w:szCs w:val="28"/>
               </w:rPr>
@@ -782,11 +766,27 @@
             </w:r>
             <w:r>
               <w:rPr>
-                <w:color w:val="000000"/>
+                <w:color w:val="000000" w:themeColor="text1"/>
                 <w:sz w:val="28"/>
                 <w:szCs w:val="28"/>
               </w:rPr>
-              <w:t>Внедрение функций статистического анализа данных состояния устройств в программное обеспечение системы микропроцессорной централизации ЭЦ-ЕМ/АБТЦ-ЕМ</w:t>
+              <w:t>Внедрение</w:t>
+            </w:r>
+            <w:r>
+              <w:rPr>
+                <w:color w:val="000000" w:themeColor="text1"/>
+                <w:sz w:val="28"/>
+                <w:szCs w:val="28"/>
+              </w:rPr>
+              <w:t xml:space="preserve"> статистического анализа данных состояния устройств в программное обеспечение системы</w:t>
+            </w:r>
+            <w:r>
+              <w:rPr>
+                <w:color w:val="000000" w:themeColor="text1"/>
+                <w:sz w:val="28"/>
+                <w:szCs w:val="28"/>
+              </w:rPr>
+              <w:t xml:space="preserve"> мониторинга железнодорожных станций</w:t>
             </w:r>
           </w:p>
         </w:tc>
@@ -948,6 +948,42 @@
                 <w:szCs w:val="28"/>
               </w:rPr>
             </w:pPr>
+            <w:r>
+              <w:rPr>
+                <w:sz w:val="28"/>
+                <w:szCs w:val="28"/>
+              </w:rPr>
+              <w:t xml:space="preserve">Дата </w:t>
+            </w:r>
+            <w:r>
+              <w:rPr>
+                <w:sz w:val="28"/>
+                <w:szCs w:val="28"/>
+              </w:rPr>
+              <w:t>выдачи задания</w:t>
+            </w:r>
+            <w:r>
+              <w:rPr>
+                <w:sz w:val="28"/>
+                <w:szCs w:val="28"/>
+              </w:rPr>
+              <w:t xml:space="preserve">: </w:t>
+            </w:r>
+            <w:r>
+              <w:rPr>
+                <w:sz w:val="28"/>
+                <w:szCs w:val="28"/>
+              </w:rPr>
+              <w:t>01.09.</w:t>
+            </w:r>
+            <w:r>
+              <w:rPr>
+                <w:color w:val="000000"/>
+                <w:sz w:val="28"/>
+                <w:szCs w:val="28"/>
+              </w:rPr>
+              <w:t>2019</w:t>
+            </w:r>
           </w:p>
         </w:tc>
       </w:tr>
@@ -983,11 +1019,11 @@
             </w:r>
             <w:r>
               <w:rPr>
-                <w:color w:val="FF0000"/>
+                <w:color w:val="000000"/>
                 <w:sz w:val="28"/>
                 <w:szCs w:val="28"/>
               </w:rPr>
-              <w:t>00.00.2000</w:t>
+              <w:t>25.12.2019</w:t>
             </w:r>
           </w:p>
         </w:tc>
@@ -1059,7 +1095,6 @@
               <w:rPr>
                 <w:sz w:val="28"/>
                 <w:szCs w:val="28"/>
-                <w:lang w:val="en-US"/>
               </w:rPr>
             </w:pPr>
             <w:r>
@@ -1186,16 +1221,15 @@
     <w:p>
       <w:pPr>
         <w:pStyle w:val="17"/>
+        <w:outlineLvl w:val="9"/>
       </w:pPr>
       <w:r>
         <w:br w:type="page"/>
       </w:r>
-      <w:bookmarkStart w:id="0" w:name="_Toc28190504"/>
       <w:r>
         <w:lastRenderedPageBreak/>
         <w:t>Аннотация</w:t>
       </w:r>
-      <w:bookmarkEnd w:id="0"/>
     </w:p>
     <w:p>
       <w:pPr>
@@ -1227,7 +1261,15 @@
           <w:sz w:val="28"/>
           <w:szCs w:val="28"/>
         </w:rPr>
-        <w:t xml:space="preserve">В данной работе исследуется подходы к обслуживанию напольных объектов железнодорожных станций. В настоящее время на станциях проводится только регламентное обслуживание (запланированное), что является неэффективным по затрате ресурсов (чел/часов). </w:t>
+        <w:t>В данной работе исследую</w:t>
+      </w:r>
+      <w:r>
+        <w:rPr>
+          <w:color w:val="000000"/>
+          <w:sz w:val="28"/>
+          <w:szCs w:val="28"/>
+        </w:rPr>
+        <w:t xml:space="preserve">тся подходы к обслуживанию напольных объектов железнодорожных станций. В настоящее время на станциях проводится только регламентное обслуживание (запланированное), что является неэффективным по затрате ресурсов (чел/часов). </w:t>
       </w:r>
       <w:r>
         <w:rPr>
@@ -1414,8 +1456,9 @@
           <w:szCs w:val="28"/>
           <w:lang w:val="en-US"/>
         </w:rPr>
-        <w:t>This paper explores approaches to servicing outdoor facilities at railway stations. At present, only scheduled maintenance (planned) is being carried out at the stations, which is inefficien</w:t>
-      </w:r>
+        <w:t xml:space="preserve">This paper explores approaches to servicing outdoor facilities at railway stations. At present, only scheduled maintenance (planned) </w:t>
+      </w:r>
+      <w:proofErr w:type="gramStart"/>
       <w:r>
         <w:rPr>
           <w:color w:val="000000"/>
@@ -1423,6 +1466,25 @@
           <w:szCs w:val="28"/>
           <w:lang w:val="en-US"/>
         </w:rPr>
+        <w:t>is being carried out</w:t>
+      </w:r>
+      <w:proofErr w:type="gramEnd"/>
+      <w:r>
+        <w:rPr>
+          <w:color w:val="000000"/>
+          <w:sz w:val="28"/>
+          <w:szCs w:val="28"/>
+          <w:lang w:val="en-US"/>
+        </w:rPr>
+        <w:t xml:space="preserve"> at the stations, which is inefficien</w:t>
+      </w:r>
+      <w:r>
+        <w:rPr>
+          <w:color w:val="000000"/>
+          <w:sz w:val="28"/>
+          <w:szCs w:val="28"/>
+          <w:lang w:val="en-US"/>
+        </w:rPr>
         <w:t>t in terms of resources (man/ hour</w:t>
       </w:r>
       <w:r>
@@ -1441,12 +1503,53 @@
           <w:szCs w:val="28"/>
           <w:lang w:val="en-US"/>
         </w:rPr>
-        <w:t>As a replacement for routine maintenance, conditional service is offered. The latter is implemented through the introduction of statistical analysis of the state data of objects.</w:t>
+        <w:t xml:space="preserve">As a replacement for routine maintenance, conditional service </w:t>
+      </w:r>
+      <w:proofErr w:type="gramStart"/>
+      <w:r>
+        <w:rPr>
+          <w:color w:val="000000"/>
+          <w:sz w:val="28"/>
+          <w:szCs w:val="28"/>
+          <w:lang w:val="en-US"/>
+        </w:rPr>
+        <w:t>is offered</w:t>
+      </w:r>
+      <w:proofErr w:type="gramEnd"/>
+      <w:r>
+        <w:rPr>
+          <w:color w:val="000000"/>
+          <w:sz w:val="28"/>
+          <w:szCs w:val="28"/>
+          <w:lang w:val="en-US"/>
+        </w:rPr>
+        <w:t xml:space="preserve">. The latter </w:t>
+      </w:r>
+      <w:proofErr w:type="gramStart"/>
+      <w:r>
+        <w:rPr>
+          <w:color w:val="000000"/>
+          <w:sz w:val="28"/>
+          <w:szCs w:val="28"/>
+          <w:lang w:val="en-US"/>
+        </w:rPr>
+        <w:t>is implemented</w:t>
+      </w:r>
+      <w:proofErr w:type="gramEnd"/>
+      <w:r>
+        <w:rPr>
+          <w:color w:val="000000"/>
+          <w:sz w:val="28"/>
+          <w:szCs w:val="28"/>
+          <w:lang w:val="en-US"/>
+        </w:rPr>
+        <w:t xml:space="preserve"> through the introduction of statistical analysis of the state data of objects.</w:t>
       </w:r>
     </w:p>
     <w:p>
       <w:pPr>
         <w:pStyle w:val="17"/>
+        <w:outlineLvl w:val="9"/>
         <w:rPr>
           <w:i/>
         </w:rPr>
@@ -1454,12 +1557,10 @@
       <w:r>
         <w:br w:type="page"/>
       </w:r>
-      <w:bookmarkStart w:id="1" w:name="_Toc28190505"/>
       <w:r>
         <w:lastRenderedPageBreak/>
         <w:t>Определения, обозначения и сокращения</w:t>
       </w:r>
-      <w:bookmarkEnd w:id="1"/>
     </w:p>
     <w:p/>
     <w:p>
@@ -1477,7 +1578,21 @@
           <w:sz w:val="28"/>
           <w:szCs w:val="28"/>
         </w:rPr>
-        <w:t>В настоящей пояснительной записке применяют следующие термины с соответствующими определениями:</w:t>
+        <w:t>В настоящей пояснительной записке применяют</w:t>
+      </w:r>
+      <w:r>
+        <w:rPr>
+          <w:sz w:val="28"/>
+          <w:szCs w:val="28"/>
+        </w:rPr>
+        <w:t>ся</w:t>
+      </w:r>
+      <w:r>
+        <w:rPr>
+          <w:sz w:val="28"/>
+          <w:szCs w:val="28"/>
+        </w:rPr>
+        <w:t xml:space="preserve"> следующие термины с соответствующими определениями:</w:t>
       </w:r>
     </w:p>
     <w:p>
@@ -1573,21 +1688,14 @@
           <w:sz w:val="28"/>
           <w:szCs w:val="28"/>
         </w:rPr>
-        <w:t>ЛКМ</w:t>
-      </w:r>
-      <w:r>
-        <w:rPr>
-          <w:sz w:val="28"/>
-          <w:szCs w:val="28"/>
-        </w:rPr>
-        <w:t xml:space="preserve"> – </w:t>
-      </w:r>
-      <w:r>
-        <w:rPr>
-          <w:sz w:val="28"/>
-          <w:szCs w:val="28"/>
-        </w:rPr>
-        <w:t>левая кнопка мыши</w:t>
+        <w:t xml:space="preserve">ПО – </w:t>
+      </w:r>
+      <w:r>
+        <w:rPr>
+          <w:sz w:val="28"/>
+          <w:szCs w:val="28"/>
+        </w:rPr>
+        <w:t>программное обеспечение</w:t>
       </w:r>
     </w:p>
     <w:p>
@@ -1605,28 +1713,21 @@
           <w:sz w:val="28"/>
           <w:szCs w:val="28"/>
         </w:rPr>
-        <w:t>П</w:t>
-      </w:r>
-      <w:r>
-        <w:rPr>
-          <w:sz w:val="28"/>
-          <w:szCs w:val="28"/>
-        </w:rPr>
-        <w:t>КМ</w:t>
-      </w:r>
-      <w:r>
-        <w:rPr>
-          <w:sz w:val="28"/>
-          <w:szCs w:val="28"/>
-        </w:rPr>
-        <w:t xml:space="preserve"> – правая</w:t>
-      </w:r>
-      <w:r>
-        <w:rPr>
-          <w:sz w:val="28"/>
-          <w:szCs w:val="28"/>
-        </w:rPr>
-        <w:t xml:space="preserve"> кнопка мыши</w:t>
+        <w:t>ПЭВМ</w:t>
+      </w:r>
+      <w:r>
+        <w:rPr>
+          <w:sz w:val="28"/>
+          <w:szCs w:val="28"/>
+        </w:rPr>
+        <w:t xml:space="preserve"> – </w:t>
+      </w:r>
+      <w:r>
+        <w:rPr>
+          <w:sz w:val="28"/>
+          <w:szCs w:val="28"/>
+        </w:rPr>
+        <w:t>промышленная ЭВМ</w:t>
       </w:r>
     </w:p>
     <w:p>
@@ -1644,14 +1745,21 @@
           <w:sz w:val="28"/>
           <w:szCs w:val="28"/>
         </w:rPr>
-        <w:t xml:space="preserve">ПО – </w:t>
-      </w:r>
-      <w:r>
-        <w:rPr>
-          <w:sz w:val="28"/>
-          <w:szCs w:val="28"/>
-        </w:rPr>
-        <w:t>программное обеспечение</w:t>
+        <w:t>СЖАТ</w:t>
+      </w:r>
+      <w:r>
+        <w:rPr>
+          <w:sz w:val="28"/>
+          <w:szCs w:val="28"/>
+        </w:rPr>
+        <w:t xml:space="preserve"> – </w:t>
+      </w:r>
+      <w:r>
+        <w:rPr>
+          <w:sz w:val="28"/>
+          <w:szCs w:val="28"/>
+        </w:rPr>
+        <w:t>система железнодорожной автоматики и телемеханики</w:t>
       </w:r>
     </w:p>
     <w:p>
@@ -1669,21 +1777,7 @@
           <w:sz w:val="28"/>
           <w:szCs w:val="28"/>
         </w:rPr>
-        <w:t>ПЭВМ</w:t>
-      </w:r>
-      <w:r>
-        <w:rPr>
-          <w:sz w:val="28"/>
-          <w:szCs w:val="28"/>
-        </w:rPr>
-        <w:t xml:space="preserve"> – </w:t>
-      </w:r>
-      <w:r>
-        <w:rPr>
-          <w:sz w:val="28"/>
-          <w:szCs w:val="28"/>
-        </w:rPr>
-        <w:t>промышленная ЭВМ</w:t>
+        <w:t>УБП – устройство бесперебойного питания</w:t>
       </w:r>
     </w:p>
     <w:p>
@@ -1701,7 +1795,7 @@
           <w:sz w:val="28"/>
           <w:szCs w:val="28"/>
         </w:rPr>
-        <w:t>СЖАТ</w:t>
+        <w:t>УВК РА</w:t>
       </w:r>
       <w:r>
         <w:rPr>
@@ -1715,7 +1809,7 @@
           <w:sz w:val="28"/>
           <w:szCs w:val="28"/>
         </w:rPr>
-        <w:t>система железнодорожной автоматики и телемеханики</w:t>
+        <w:t>управляющий вычислительный комплекс</w:t>
       </w:r>
     </w:p>
     <w:p>
@@ -1728,12 +1822,28 @@
           <w:szCs w:val="28"/>
         </w:rPr>
       </w:pPr>
-      <w:r>
-        <w:rPr>
-          <w:sz w:val="28"/>
-          <w:szCs w:val="28"/>
-        </w:rPr>
-        <w:t>УБП – устройство бесперебойного питания</w:t>
+      <w:proofErr w:type="spellStart"/>
+      <w:r>
+        <w:rPr>
+          <w:sz w:val="28"/>
+          <w:szCs w:val="28"/>
+        </w:rPr>
+        <w:t>УиСЖАТ</w:t>
+      </w:r>
+      <w:proofErr w:type="spellEnd"/>
+      <w:r>
+        <w:rPr>
+          <w:sz w:val="28"/>
+          <w:szCs w:val="28"/>
+        </w:rPr>
+        <w:t xml:space="preserve"> – </w:t>
+      </w:r>
+      <w:r>
+        <w:rPr>
+          <w:sz w:val="28"/>
+          <w:szCs w:val="28"/>
+        </w:rPr>
+        <w:t>устройство и/или система ЖАТ</w:t>
       </w:r>
     </w:p>
     <w:p>
@@ -1751,7 +1861,7 @@
           <w:sz w:val="28"/>
           <w:szCs w:val="28"/>
         </w:rPr>
-        <w:t>УВК РА</w:t>
+        <w:t>УТ</w:t>
       </w:r>
       <w:r>
         <w:rPr>
@@ -1765,7 +1875,7 @@
           <w:sz w:val="28"/>
           <w:szCs w:val="28"/>
         </w:rPr>
-        <w:t>управляющий вычислительный комплекс</w:t>
+        <w:t>удаленный терминал КСУ РА</w:t>
       </w:r>
     </w:p>
     <w:p>
@@ -1783,7 +1893,7 @@
           <w:sz w:val="28"/>
           <w:szCs w:val="28"/>
         </w:rPr>
-        <w:t>УиСЖАТ</w:t>
+        <w:t>ЭВМ</w:t>
       </w:r>
       <w:r>
         <w:rPr>
@@ -1797,7 +1907,7 @@
           <w:sz w:val="28"/>
           <w:szCs w:val="28"/>
         </w:rPr>
-        <w:t>устройство и/или система ЖАТ</w:t>
+        <w:t>электронная вычислительная машина</w:t>
       </w:r>
     </w:p>
     <w:p>
@@ -1815,7 +1925,7 @@
           <w:sz w:val="28"/>
           <w:szCs w:val="28"/>
         </w:rPr>
-        <w:t>УТ</w:t>
+        <w:t>ЭК</w:t>
       </w:r>
       <w:r>
         <w:rPr>
@@ -1829,7 +1939,7 @@
           <w:sz w:val="28"/>
           <w:szCs w:val="28"/>
         </w:rPr>
-        <w:t>удаленный терминал КСУ РА</w:t>
+        <w:t>элемент контроля</w:t>
       </w:r>
     </w:p>
     <w:p>
@@ -1847,70 +1957,6 @@
           <w:sz w:val="28"/>
           <w:szCs w:val="28"/>
         </w:rPr>
-        <w:t>ЭВМ</w:t>
-      </w:r>
-      <w:r>
-        <w:rPr>
-          <w:sz w:val="28"/>
-          <w:szCs w:val="28"/>
-        </w:rPr>
-        <w:t xml:space="preserve"> – </w:t>
-      </w:r>
-      <w:r>
-        <w:rPr>
-          <w:sz w:val="28"/>
-          <w:szCs w:val="28"/>
-        </w:rPr>
-        <w:t>электронная вычислительная машина</w:t>
-      </w:r>
-    </w:p>
-    <w:p>
-      <w:pPr>
-        <w:spacing w:line="360" w:lineRule="auto"/>
-        <w:ind w:firstLine="709"/>
-        <w:jc w:val="both"/>
-        <w:rPr>
-          <w:sz w:val="28"/>
-          <w:szCs w:val="28"/>
-        </w:rPr>
-      </w:pPr>
-      <w:r>
-        <w:rPr>
-          <w:sz w:val="28"/>
-          <w:szCs w:val="28"/>
-        </w:rPr>
-        <w:t>ЭК</w:t>
-      </w:r>
-      <w:r>
-        <w:rPr>
-          <w:sz w:val="28"/>
-          <w:szCs w:val="28"/>
-        </w:rPr>
-        <w:t xml:space="preserve"> – </w:t>
-      </w:r>
-      <w:r>
-        <w:rPr>
-          <w:sz w:val="28"/>
-          <w:szCs w:val="28"/>
-        </w:rPr>
-        <w:t>элемент контроля</w:t>
-      </w:r>
-    </w:p>
-    <w:p>
-      <w:pPr>
-        <w:spacing w:line="360" w:lineRule="auto"/>
-        <w:ind w:firstLine="709"/>
-        <w:jc w:val="both"/>
-        <w:rPr>
-          <w:sz w:val="28"/>
-          <w:szCs w:val="28"/>
-        </w:rPr>
-      </w:pPr>
-      <w:r>
-        <w:rPr>
-          <w:sz w:val="28"/>
-          <w:szCs w:val="28"/>
-        </w:rPr>
         <w:t>ЭЦ ЕМ/АБТЦ ЕМ</w:t>
       </w:r>
       <w:r>
@@ -1958,32 +2004,14 @@
         </w:rPr>
         <w:br w:type="page"/>
       </w:r>
-      <w:r>
-        <w:rPr>
-          <w:b/>
-          <w:caps/>
-          <w:sz w:val="28"/>
-          <w:szCs w:val="28"/>
-        </w:rPr>
-        <w:lastRenderedPageBreak/>
-        <w:t>содержание</w:t>
-      </w:r>
-    </w:p>
-    <w:p>
-      <w:pPr>
-        <w:spacing w:line="360" w:lineRule="auto"/>
-        <w:jc w:val="center"/>
-        <w:rPr>
-          <w:bCs/>
-          <w:sz w:val="28"/>
-          <w:szCs w:val="28"/>
-        </w:rPr>
-      </w:pPr>
     </w:p>
     <w:sdt>
       <w:sdtPr>
         <w:rPr>
-          <w:rFonts w:ascii="Times New Roman" w:hAnsi="Times New Roman" w:cs="Times New Roman"/>
+          <w:rFonts w:eastAsia="Times New Roman"/>
+          <w:bCs/>
+          <w:sz w:val="24"/>
+          <w:szCs w:val="24"/>
         </w:rPr>
         <w:id w:val="9568463"/>
         <w:docPartObj>
@@ -1993,28 +2021,18 @@
       </w:sdtPr>
       <w:sdtEndPr>
         <w:rPr>
-          <w:rFonts w:eastAsia="Times New Roman"/>
           <w:b w:val="0"/>
           <w:bCs w:val="0"/>
-          <w:color w:val="auto"/>
-          <w:lang w:eastAsia="ru-RU"/>
+          <w:caps w:val="0"/>
         </w:rPr>
       </w:sdtEndPr>
       <w:sdtContent>
         <w:p>
           <w:pPr>
-            <w:pStyle w:val="aff5"/>
-            <w:spacing w:line="360" w:lineRule="auto"/>
-            <w:jc w:val="both"/>
-            <w:rPr>
-              <w:rFonts w:ascii="Times New Roman" w:hAnsi="Times New Roman" w:cs="Times New Roman"/>
-            </w:rPr>
+            <w:pStyle w:val="17"/>
+            <w:spacing w:after="240"/>
           </w:pPr>
           <w:r>
-            <w:rPr>
-              <w:rFonts w:ascii="Times New Roman" w:hAnsi="Times New Roman" w:cs="Times New Roman"/>
-              <w:color w:val="000000" w:themeColor="text1"/>
-            </w:rPr>
             <w:t>Содержание</w:t>
           </w:r>
         </w:p>
@@ -2024,7 +2042,6 @@
             <w:tabs>
               <w:tab w:val="right" w:leader="dot" w:pos="9628"/>
             </w:tabs>
-            <w:spacing w:line="360" w:lineRule="auto"/>
             <w:rPr>
               <w:rFonts w:ascii="Times New Roman" w:hAnsi="Times New Roman" w:cs="Times New Roman"/>
               <w:noProof/>
@@ -2057,7 +2074,7 @@
             </w:rPr>
             <w:fldChar w:fldCharType="separate"/>
           </w:r>
-          <w:hyperlink w:anchor="_Toc28190504" w:history="1">
+          <w:hyperlink w:anchor="_Toc28222572" w:history="1">
             <w:r>
               <w:rPr>
                 <w:rStyle w:val="af8"/>
@@ -2066,7 +2083,7 @@
                 <w:sz w:val="28"/>
                 <w:szCs w:val="28"/>
               </w:rPr>
-              <w:t>Аннотация</w:t>
+              <w:t>Введение</w:t>
             </w:r>
             <w:r>
               <w:rPr>
@@ -2096,7 +2113,7 @@
                 <w:sz w:val="28"/>
                 <w:szCs w:val="28"/>
               </w:rPr>
-              <w:instrText xml:space="preserve"> PAGEREF _Toc28190504 \h </w:instrText>
+              <w:instrText xml:space="preserve"> PAGEREF _Toc28222572 \h </w:instrText>
             </w:r>
             <w:r>
               <w:rPr>
@@ -2125,7 +2142,7 @@
                 <w:sz w:val="28"/>
                 <w:szCs w:val="28"/>
               </w:rPr>
-              <w:t>3</w:t>
+              <w:t>6</w:t>
             </w:r>
             <w:r>
               <w:rPr>
@@ -2145,7 +2162,6 @@
             <w:tabs>
               <w:tab w:val="right" w:leader="dot" w:pos="9628"/>
             </w:tabs>
-            <w:spacing w:line="360" w:lineRule="auto"/>
             <w:rPr>
               <w:rFonts w:ascii="Times New Roman" w:hAnsi="Times New Roman" w:cs="Times New Roman"/>
               <w:noProof/>
@@ -2154,7 +2170,7 @@
               <w:lang w:eastAsia="ru-RU"/>
             </w:rPr>
           </w:pPr>
-          <w:hyperlink w:anchor="_Toc28190505" w:history="1">
+          <w:hyperlink w:anchor="_Toc28222573" w:history="1">
             <w:r>
               <w:rPr>
                 <w:rStyle w:val="af8"/>
@@ -2163,7 +2179,7 @@
                 <w:sz w:val="28"/>
                 <w:szCs w:val="28"/>
               </w:rPr>
-              <w:t>Определения, обозначения и сокращения</w:t>
+              <w:t>1. Обзор подходов обслуживания</w:t>
             </w:r>
             <w:r>
               <w:rPr>
@@ -2193,7 +2209,7 @@
                 <w:sz w:val="28"/>
                 <w:szCs w:val="28"/>
               </w:rPr>
-              <w:instrText xml:space="preserve"> PAGEREF _Toc28190505 \h </w:instrText>
+              <w:instrText xml:space="preserve"> PAGEREF _Toc28222573 \h </w:instrText>
             </w:r>
             <w:r>
               <w:rPr>
@@ -2222,7 +2238,7 @@
                 <w:sz w:val="28"/>
                 <w:szCs w:val="28"/>
               </w:rPr>
-              <w:t>4</w:t>
+              <w:t>8</w:t>
             </w:r>
             <w:r>
               <w:rPr>
@@ -2242,7 +2258,6 @@
             <w:tabs>
               <w:tab w:val="right" w:leader="dot" w:pos="9628"/>
             </w:tabs>
-            <w:spacing w:line="360" w:lineRule="auto"/>
             <w:rPr>
               <w:rFonts w:ascii="Times New Roman" w:hAnsi="Times New Roman" w:cs="Times New Roman"/>
               <w:noProof/>
@@ -2251,7 +2266,7 @@
               <w:lang w:eastAsia="ru-RU"/>
             </w:rPr>
           </w:pPr>
-          <w:hyperlink w:anchor="_Toc28190506" w:history="1">
+          <w:hyperlink w:anchor="_Toc28222574" w:history="1">
             <w:r>
               <w:rPr>
                 <w:rStyle w:val="af8"/>
@@ -2260,7 +2275,7 @@
                 <w:sz w:val="28"/>
                 <w:szCs w:val="28"/>
               </w:rPr>
-              <w:t>Введение</w:t>
+              <w:t>2. Требования для анализа</w:t>
             </w:r>
             <w:r>
               <w:rPr>
@@ -2290,7 +2305,7 @@
                 <w:sz w:val="28"/>
                 <w:szCs w:val="28"/>
               </w:rPr>
-              <w:instrText xml:space="preserve"> PAGEREF _Toc28190506 \h </w:instrText>
+              <w:instrText xml:space="preserve"> PAGEREF _Toc28222574 \h </w:instrText>
             </w:r>
             <w:r>
               <w:rPr>
@@ -2319,201 +2334,7 @@
                 <w:sz w:val="28"/>
                 <w:szCs w:val="28"/>
               </w:rPr>
-              <w:t>6</w:t>
-            </w:r>
-            <w:r>
-              <w:rPr>
-                <w:rFonts w:ascii="Times New Roman" w:hAnsi="Times New Roman" w:cs="Times New Roman"/>
-                <w:noProof/>
-                <w:webHidden/>
-                <w:sz w:val="28"/>
-                <w:szCs w:val="28"/>
-              </w:rPr>
-              <w:fldChar w:fldCharType="end"/>
-            </w:r>
-          </w:hyperlink>
-        </w:p>
-        <w:p>
-          <w:pPr>
-            <w:pStyle w:val="16"/>
-            <w:tabs>
-              <w:tab w:val="right" w:leader="dot" w:pos="9628"/>
-            </w:tabs>
-            <w:spacing w:line="360" w:lineRule="auto"/>
-            <w:rPr>
-              <w:rFonts w:ascii="Times New Roman" w:hAnsi="Times New Roman" w:cs="Times New Roman"/>
-              <w:noProof/>
-              <w:sz w:val="28"/>
-              <w:szCs w:val="28"/>
-              <w:lang w:eastAsia="ru-RU"/>
-            </w:rPr>
-          </w:pPr>
-          <w:hyperlink w:anchor="_Toc28190507" w:history="1">
-            <w:r>
-              <w:rPr>
-                <w:rStyle w:val="af8"/>
-                <w:rFonts w:ascii="Times New Roman" w:hAnsi="Times New Roman"/>
-                <w:noProof/>
-                <w:sz w:val="28"/>
-                <w:szCs w:val="28"/>
-              </w:rPr>
-              <w:t>1. Обзор подходов обслуживания</w:t>
-            </w:r>
-            <w:r>
-              <w:rPr>
-                <w:rFonts w:ascii="Times New Roman" w:hAnsi="Times New Roman" w:cs="Times New Roman"/>
-                <w:noProof/>
-                <w:webHidden/>
-                <w:sz w:val="28"/>
-                <w:szCs w:val="28"/>
-              </w:rPr>
-              <w:tab/>
-            </w:r>
-            <w:r>
-              <w:rPr>
-                <w:rFonts w:ascii="Times New Roman" w:hAnsi="Times New Roman" w:cs="Times New Roman"/>
-                <w:noProof/>
-                <w:webHidden/>
-                <w:sz w:val="28"/>
-                <w:szCs w:val="28"/>
-              </w:rPr>
-              <w:fldChar w:fldCharType="begin"/>
-            </w:r>
-            <w:r>
-              <w:rPr>
-                <w:rFonts w:ascii="Times New Roman" w:hAnsi="Times New Roman" w:cs="Times New Roman"/>
-                <w:noProof/>
-                <w:webHidden/>
-                <w:sz w:val="28"/>
-                <w:szCs w:val="28"/>
-              </w:rPr>
-              <w:instrText xml:space="preserve"> PAGEREF _Toc28190507 \h </w:instrText>
-            </w:r>
-            <w:r>
-              <w:rPr>
-                <w:rFonts w:ascii="Times New Roman" w:hAnsi="Times New Roman" w:cs="Times New Roman"/>
-                <w:noProof/>
-                <w:webHidden/>
-                <w:sz w:val="28"/>
-                <w:szCs w:val="28"/>
-              </w:rPr>
-            </w:r>
-            <w:r>
-              <w:rPr>
-                <w:rFonts w:ascii="Times New Roman" w:hAnsi="Times New Roman" w:cs="Times New Roman"/>
-                <w:noProof/>
-                <w:webHidden/>
-                <w:sz w:val="28"/>
-                <w:szCs w:val="28"/>
-              </w:rPr>
-              <w:fldChar w:fldCharType="separate"/>
-            </w:r>
-            <w:r>
-              <w:rPr>
-                <w:rFonts w:ascii="Times New Roman" w:hAnsi="Times New Roman" w:cs="Times New Roman"/>
-                <w:noProof/>
-                <w:webHidden/>
-                <w:sz w:val="28"/>
-                <w:szCs w:val="28"/>
-              </w:rPr>
-              <w:t>7</w:t>
-            </w:r>
-            <w:r>
-              <w:rPr>
-                <w:rFonts w:ascii="Times New Roman" w:hAnsi="Times New Roman" w:cs="Times New Roman"/>
-                <w:noProof/>
-                <w:webHidden/>
-                <w:sz w:val="28"/>
-                <w:szCs w:val="28"/>
-              </w:rPr>
-              <w:fldChar w:fldCharType="end"/>
-            </w:r>
-          </w:hyperlink>
-        </w:p>
-        <w:p>
-          <w:pPr>
-            <w:pStyle w:val="16"/>
-            <w:tabs>
-              <w:tab w:val="right" w:leader="dot" w:pos="9628"/>
-            </w:tabs>
-            <w:spacing w:line="360" w:lineRule="auto"/>
-            <w:rPr>
-              <w:rFonts w:ascii="Times New Roman" w:hAnsi="Times New Roman" w:cs="Times New Roman"/>
-              <w:noProof/>
-              <w:sz w:val="28"/>
-              <w:szCs w:val="28"/>
-              <w:lang w:eastAsia="ru-RU"/>
-            </w:rPr>
-          </w:pPr>
-          <w:hyperlink w:anchor="_Toc28190508" w:history="1">
-            <w:r>
-              <w:rPr>
-                <w:rStyle w:val="af8"/>
-                <w:rFonts w:ascii="Times New Roman" w:hAnsi="Times New Roman"/>
-                <w:noProof/>
-                <w:sz w:val="28"/>
-                <w:szCs w:val="28"/>
-              </w:rPr>
-              <w:t>2. Требования для анализа</w:t>
-            </w:r>
-            <w:r>
-              <w:rPr>
-                <w:rFonts w:ascii="Times New Roman" w:hAnsi="Times New Roman" w:cs="Times New Roman"/>
-                <w:noProof/>
-                <w:webHidden/>
-                <w:sz w:val="28"/>
-                <w:szCs w:val="28"/>
-              </w:rPr>
-              <w:tab/>
-            </w:r>
-            <w:r>
-              <w:rPr>
-                <w:rFonts w:ascii="Times New Roman" w:hAnsi="Times New Roman" w:cs="Times New Roman"/>
-                <w:noProof/>
-                <w:webHidden/>
-                <w:sz w:val="28"/>
-                <w:szCs w:val="28"/>
-              </w:rPr>
-              <w:fldChar w:fldCharType="begin"/>
-            </w:r>
-            <w:r>
-              <w:rPr>
-                <w:rFonts w:ascii="Times New Roman" w:hAnsi="Times New Roman" w:cs="Times New Roman"/>
-                <w:noProof/>
-                <w:webHidden/>
-                <w:sz w:val="28"/>
-                <w:szCs w:val="28"/>
-              </w:rPr>
-              <w:instrText xml:space="preserve"> PAGEREF _Toc28190508 \h </w:instrText>
-            </w:r>
-            <w:r>
-              <w:rPr>
-                <w:rFonts w:ascii="Times New Roman" w:hAnsi="Times New Roman" w:cs="Times New Roman"/>
-                <w:noProof/>
-                <w:webHidden/>
-                <w:sz w:val="28"/>
-                <w:szCs w:val="28"/>
-              </w:rPr>
-            </w:r>
-            <w:r>
-              <w:rPr>
-                <w:rFonts w:ascii="Times New Roman" w:hAnsi="Times New Roman" w:cs="Times New Roman"/>
-                <w:noProof/>
-                <w:webHidden/>
-                <w:sz w:val="28"/>
-                <w:szCs w:val="28"/>
-              </w:rPr>
-              <w:fldChar w:fldCharType="separate"/>
-            </w:r>
-            <w:r>
-              <w:rPr>
-                <w:rFonts w:ascii="Times New Roman" w:hAnsi="Times New Roman" w:cs="Times New Roman"/>
-                <w:noProof/>
-                <w:webHidden/>
-                <w:sz w:val="28"/>
-                <w:szCs w:val="28"/>
-              </w:rPr>
-              <w:t>8</w:t>
+              <w:t>9</w:t>
             </w:r>
             <w:r>
               <w:rPr>
@@ -2534,7 +2355,6 @@
               <w:tab w:val="left" w:pos="880"/>
               <w:tab w:val="right" w:leader="dot" w:pos="9628"/>
             </w:tabs>
-            <w:spacing w:line="360" w:lineRule="auto"/>
             <w:rPr>
               <w:rFonts w:ascii="Times New Roman" w:hAnsi="Times New Roman" w:cs="Times New Roman"/>
               <w:noProof/>
@@ -2543,7 +2363,7 @@
               <w:lang w:eastAsia="ru-RU"/>
             </w:rPr>
           </w:pPr>
-          <w:hyperlink w:anchor="_Toc28190509" w:history="1">
+          <w:hyperlink w:anchor="_Toc28222575" w:history="1">
             <w:r>
               <w:rPr>
                 <w:rStyle w:val="af8"/>
@@ -2602,7 +2422,7 @@
                 <w:sz w:val="28"/>
                 <w:szCs w:val="28"/>
               </w:rPr>
-              <w:instrText xml:space="preserve"> PAGEREF _Toc28190509 \h </w:instrText>
+              <w:instrText xml:space="preserve"> PAGEREF _Toc28222575 \h </w:instrText>
             </w:r>
             <w:r>
               <w:rPr>
@@ -2631,7 +2451,7 @@
                 <w:sz w:val="28"/>
                 <w:szCs w:val="28"/>
               </w:rPr>
-              <w:t>8</w:t>
+              <w:t>9</w:t>
             </w:r>
             <w:r>
               <w:rPr>
@@ -2652,7 +2472,6 @@
               <w:tab w:val="left" w:pos="880"/>
               <w:tab w:val="right" w:leader="dot" w:pos="9628"/>
             </w:tabs>
-            <w:spacing w:line="360" w:lineRule="auto"/>
             <w:rPr>
               <w:rFonts w:ascii="Times New Roman" w:hAnsi="Times New Roman" w:cs="Times New Roman"/>
               <w:noProof/>
@@ -2661,7 +2480,7 @@
               <w:lang w:eastAsia="ru-RU"/>
             </w:rPr>
           </w:pPr>
-          <w:hyperlink w:anchor="_Toc28190510" w:history="1">
+          <w:hyperlink w:anchor="_Toc28222576" w:history="1">
             <w:r>
               <w:rPr>
                 <w:rStyle w:val="af8"/>
@@ -2720,7 +2539,7 @@
                 <w:sz w:val="28"/>
                 <w:szCs w:val="28"/>
               </w:rPr>
-              <w:instrText xml:space="preserve"> PAGEREF _Toc28190510 \h </w:instrText>
+              <w:instrText xml:space="preserve"> PAGEREF _Toc28222576 \h </w:instrText>
             </w:r>
             <w:r>
               <w:rPr>
@@ -2749,7 +2568,7 @@
                 <w:sz w:val="28"/>
                 <w:szCs w:val="28"/>
               </w:rPr>
-              <w:t>9</w:t>
+              <w:t>10</w:t>
             </w:r>
             <w:r>
               <w:rPr>
@@ -2770,7 +2589,6 @@
               <w:tab w:val="left" w:pos="880"/>
               <w:tab w:val="right" w:leader="dot" w:pos="9628"/>
             </w:tabs>
-            <w:spacing w:line="360" w:lineRule="auto"/>
             <w:rPr>
               <w:rFonts w:ascii="Times New Roman" w:hAnsi="Times New Roman" w:cs="Times New Roman"/>
               <w:noProof/>
@@ -2779,7 +2597,7 @@
               <w:lang w:eastAsia="ru-RU"/>
             </w:rPr>
           </w:pPr>
-          <w:hyperlink w:anchor="_Toc28190511" w:history="1">
+          <w:hyperlink w:anchor="_Toc28222577" w:history="1">
             <w:r>
               <w:rPr>
                 <w:rStyle w:val="af8"/>
@@ -2838,7 +2656,7 @@
                 <w:sz w:val="28"/>
                 <w:szCs w:val="28"/>
               </w:rPr>
-              <w:instrText xml:space="preserve"> PAGEREF _Toc28190511 \h </w:instrText>
+              <w:instrText xml:space="preserve"> PAGEREF _Toc28222577 \h </w:instrText>
             </w:r>
             <w:r>
               <w:rPr>
@@ -2867,7 +2685,7 @@
                 <w:sz w:val="28"/>
                 <w:szCs w:val="28"/>
               </w:rPr>
-              <w:t>10</w:t>
+              <w:t>11</w:t>
             </w:r>
             <w:r>
               <w:rPr>
@@ -2888,7 +2706,6 @@
               <w:tab w:val="left" w:pos="880"/>
               <w:tab w:val="right" w:leader="dot" w:pos="9628"/>
             </w:tabs>
-            <w:spacing w:line="360" w:lineRule="auto"/>
             <w:rPr>
               <w:rFonts w:ascii="Times New Roman" w:hAnsi="Times New Roman" w:cs="Times New Roman"/>
               <w:noProof/>
@@ -2897,7 +2714,7 @@
               <w:lang w:eastAsia="ru-RU"/>
             </w:rPr>
           </w:pPr>
-          <w:hyperlink w:anchor="_Toc28190512" w:history="1">
+          <w:hyperlink w:anchor="_Toc28222578" w:history="1">
             <w:r>
               <w:rPr>
                 <w:rStyle w:val="af8"/>
@@ -2956,7 +2773,7 @@
                 <w:sz w:val="28"/>
                 <w:szCs w:val="28"/>
               </w:rPr>
-              <w:instrText xml:space="preserve"> PAGEREF _Toc28190512 \h </w:instrText>
+              <w:instrText xml:space="preserve"> PAGEREF _Toc28222578 \h </w:instrText>
             </w:r>
             <w:r>
               <w:rPr>
@@ -2985,7 +2802,7 @@
                 <w:sz w:val="28"/>
                 <w:szCs w:val="28"/>
               </w:rPr>
-              <w:t>10</w:t>
+              <w:t>12</w:t>
             </w:r>
             <w:r>
               <w:rPr>
@@ -3005,7 +2822,6 @@
             <w:tabs>
               <w:tab w:val="right" w:leader="dot" w:pos="9628"/>
             </w:tabs>
-            <w:spacing w:line="360" w:lineRule="auto"/>
             <w:rPr>
               <w:rFonts w:ascii="Times New Roman" w:hAnsi="Times New Roman" w:cs="Times New Roman"/>
               <w:noProof/>
@@ -3014,7 +2830,7 @@
               <w:lang w:eastAsia="ru-RU"/>
             </w:rPr>
           </w:pPr>
-          <w:hyperlink w:anchor="_Toc28190513" w:history="1">
+          <w:hyperlink w:anchor="_Toc28222579" w:history="1">
             <w:r>
               <w:rPr>
                 <w:rStyle w:val="af8"/>
@@ -3023,7 +2839,7 @@
                 <w:sz w:val="28"/>
                 <w:szCs w:val="28"/>
               </w:rPr>
-              <w:t>3. третий раздел</w:t>
+              <w:t>3. Описание предпологаемого способа решения</w:t>
             </w:r>
             <w:r>
               <w:rPr>
@@ -3053,7 +2869,7 @@
                 <w:sz w:val="28"/>
                 <w:szCs w:val="28"/>
               </w:rPr>
-              <w:instrText xml:space="preserve"> PAGEREF _Toc28190513 \h </w:instrText>
+              <w:instrText xml:space="preserve"> PAGEREF _Toc28222579 \h </w:instrText>
             </w:r>
             <w:r>
               <w:rPr>
@@ -3082,7 +2898,196 @@
                 <w:sz w:val="28"/>
                 <w:szCs w:val="28"/>
               </w:rPr>
-              <w:t>11</w:t>
+              <w:t>14</w:t>
+            </w:r>
+            <w:r>
+              <w:rPr>
+                <w:rFonts w:ascii="Times New Roman" w:hAnsi="Times New Roman" w:cs="Times New Roman"/>
+                <w:noProof/>
+                <w:webHidden/>
+                <w:sz w:val="28"/>
+                <w:szCs w:val="28"/>
+              </w:rPr>
+              <w:fldChar w:fldCharType="end"/>
+            </w:r>
+          </w:hyperlink>
+        </w:p>
+        <w:p>
+          <w:pPr>
+            <w:pStyle w:val="16"/>
+            <w:tabs>
+              <w:tab w:val="right" w:leader="dot" w:pos="9628"/>
+            </w:tabs>
+            <w:rPr>
+              <w:rFonts w:ascii="Times New Roman" w:hAnsi="Times New Roman" w:cs="Times New Roman"/>
+              <w:noProof/>
+              <w:sz w:val="28"/>
+              <w:szCs w:val="28"/>
+              <w:lang w:eastAsia="ru-RU"/>
+            </w:rPr>
+          </w:pPr>
+          <w:hyperlink w:anchor="_Toc28222580" w:history="1">
+            <w:r>
+              <w:rPr>
+                <w:rStyle w:val="af8"/>
+                <w:rFonts w:ascii="Times New Roman" w:hAnsi="Times New Roman"/>
+                <w:noProof/>
+                <w:sz w:val="28"/>
+                <w:szCs w:val="28"/>
+              </w:rPr>
+              <w:t>Заключение</w:t>
+            </w:r>
+            <w:r>
+              <w:rPr>
+                <w:rFonts w:ascii="Times New Roman" w:hAnsi="Times New Roman" w:cs="Times New Roman"/>
+                <w:noProof/>
+                <w:webHidden/>
+                <w:sz w:val="28"/>
+                <w:szCs w:val="28"/>
+              </w:rPr>
+              <w:tab/>
+            </w:r>
+            <w:r>
+              <w:rPr>
+                <w:rFonts w:ascii="Times New Roman" w:hAnsi="Times New Roman" w:cs="Times New Roman"/>
+                <w:noProof/>
+                <w:webHidden/>
+                <w:sz w:val="28"/>
+                <w:szCs w:val="28"/>
+              </w:rPr>
+              <w:fldChar w:fldCharType="begin"/>
+            </w:r>
+            <w:r>
+              <w:rPr>
+                <w:rFonts w:ascii="Times New Roman" w:hAnsi="Times New Roman" w:cs="Times New Roman"/>
+                <w:noProof/>
+                <w:webHidden/>
+                <w:sz w:val="28"/>
+                <w:szCs w:val="28"/>
+              </w:rPr>
+              <w:instrText xml:space="preserve"> PAGEREF _Toc28222580 \h </w:instrText>
+            </w:r>
+            <w:r>
+              <w:rPr>
+                <w:rFonts w:ascii="Times New Roman" w:hAnsi="Times New Roman" w:cs="Times New Roman"/>
+                <w:noProof/>
+                <w:webHidden/>
+                <w:sz w:val="28"/>
+                <w:szCs w:val="28"/>
+              </w:rPr>
+            </w:r>
+            <w:r>
+              <w:rPr>
+                <w:rFonts w:ascii="Times New Roman" w:hAnsi="Times New Roman" w:cs="Times New Roman"/>
+                <w:noProof/>
+                <w:webHidden/>
+                <w:sz w:val="28"/>
+                <w:szCs w:val="28"/>
+              </w:rPr>
+              <w:fldChar w:fldCharType="separate"/>
+            </w:r>
+            <w:r>
+              <w:rPr>
+                <w:rFonts w:ascii="Times New Roman" w:hAnsi="Times New Roman" w:cs="Times New Roman"/>
+                <w:noProof/>
+                <w:webHidden/>
+                <w:sz w:val="28"/>
+                <w:szCs w:val="28"/>
+              </w:rPr>
+              <w:t>20</w:t>
+            </w:r>
+            <w:r>
+              <w:rPr>
+                <w:rFonts w:ascii="Times New Roman" w:hAnsi="Times New Roman" w:cs="Times New Roman"/>
+                <w:noProof/>
+                <w:webHidden/>
+                <w:sz w:val="28"/>
+                <w:szCs w:val="28"/>
+              </w:rPr>
+              <w:fldChar w:fldCharType="end"/>
+            </w:r>
+          </w:hyperlink>
+        </w:p>
+        <w:p>
+          <w:pPr>
+            <w:pStyle w:val="16"/>
+            <w:tabs>
+              <w:tab w:val="right" w:leader="dot" w:pos="9628"/>
+            </w:tabs>
+            <w:rPr>
+              <w:noProof/>
+              <w:lang w:eastAsia="ru-RU"/>
+            </w:rPr>
+          </w:pPr>
+          <w:hyperlink w:anchor="_Toc28222581" w:history="1">
+            <w:r>
+              <w:rPr>
+                <w:rStyle w:val="af8"/>
+                <w:rFonts w:ascii="Times New Roman" w:hAnsi="Times New Roman"/>
+                <w:noProof/>
+                <w:sz w:val="28"/>
+                <w:szCs w:val="28"/>
+              </w:rPr>
+              <w:t>Список использованных источников</w:t>
+            </w:r>
+            <w:r>
+              <w:rPr>
+                <w:rFonts w:ascii="Times New Roman" w:hAnsi="Times New Roman" w:cs="Times New Roman"/>
+                <w:noProof/>
+                <w:webHidden/>
+                <w:sz w:val="28"/>
+                <w:szCs w:val="28"/>
+              </w:rPr>
+              <w:tab/>
+            </w:r>
+            <w:r>
+              <w:rPr>
+                <w:rFonts w:ascii="Times New Roman" w:hAnsi="Times New Roman" w:cs="Times New Roman"/>
+                <w:noProof/>
+                <w:webHidden/>
+                <w:sz w:val="28"/>
+                <w:szCs w:val="28"/>
+              </w:rPr>
+              <w:fldChar w:fldCharType="begin"/>
+            </w:r>
+            <w:r>
+              <w:rPr>
+                <w:rFonts w:ascii="Times New Roman" w:hAnsi="Times New Roman" w:cs="Times New Roman"/>
+                <w:noProof/>
+                <w:webHidden/>
+                <w:sz w:val="28"/>
+                <w:szCs w:val="28"/>
+              </w:rPr>
+              <w:instrText xml:space="preserve"> PAGEREF _Toc28222581 \h </w:instrText>
+            </w:r>
+            <w:r>
+              <w:rPr>
+                <w:rFonts w:ascii="Times New Roman" w:hAnsi="Times New Roman" w:cs="Times New Roman"/>
+                <w:noProof/>
+                <w:webHidden/>
+                <w:sz w:val="28"/>
+                <w:szCs w:val="28"/>
+              </w:rPr>
+            </w:r>
+            <w:r>
+              <w:rPr>
+                <w:rFonts w:ascii="Times New Roman" w:hAnsi="Times New Roman" w:cs="Times New Roman"/>
+                <w:noProof/>
+                <w:webHidden/>
+                <w:sz w:val="28"/>
+                <w:szCs w:val="28"/>
+              </w:rPr>
+              <w:fldChar w:fldCharType="separate"/>
+            </w:r>
+            <w:r>
+              <w:rPr>
+                <w:rFonts w:ascii="Times New Roman" w:hAnsi="Times New Roman" w:cs="Times New Roman"/>
+                <w:noProof/>
+                <w:webHidden/>
+                <w:sz w:val="28"/>
+                <w:szCs w:val="28"/>
+              </w:rPr>
+              <w:t>21</w:t>
             </w:r>
             <w:r>
               <w:rPr>
@@ -3131,7 +3136,7 @@
       <w:r>
         <w:br w:type="page"/>
       </w:r>
-      <w:bookmarkStart w:id="2" w:name="_Toc28190506"/>
+      <w:bookmarkStart w:id="0" w:name="_Toc28222572"/>
       <w:r>
         <w:lastRenderedPageBreak/>
         <w:t>В</w:t>
@@ -3139,7 +3144,7 @@
       <w:r>
         <w:t>ведение</w:t>
       </w:r>
-      <w:bookmarkEnd w:id="2"/>
+      <w:bookmarkEnd w:id="0"/>
     </w:p>
     <w:p>
       <w:pPr>
@@ -3243,7 +3248,7 @@
           <w:sz w:val="28"/>
           <w:szCs w:val="28"/>
         </w:rPr>
-        <w:t>Для возможности реализации обслуживания по состоянию требуется информация о количестве и временах перевода каждой стрелки. Данная информация в опосредственном виде уже содержится в</w:t>
+        <w:t>Для возможности реализации обслуживания по состоянию требуется ин</w:t>
       </w:r>
       <w:r>
         <w:rPr>
@@ -3251,6 +3256,47 @@
           <w:sz w:val="28"/>
           <w:szCs w:val="28"/>
         </w:rPr>
+        <w:t>формация о количестве и времени</w:t>
+      </w:r>
+      <w:r>
+        <w:rPr>
+          <w:color w:val="000000"/>
+          <w:sz w:val="28"/>
+          <w:szCs w:val="28"/>
+        </w:rPr>
+        <w:t xml:space="preserve"> перевода каждой стрелки. Данная информация в </w:t>
+      </w:r>
+      <w:r>
+        <w:rPr>
+          <w:color w:val="000000"/>
+          <w:sz w:val="28"/>
+          <w:szCs w:val="28"/>
+        </w:rPr>
+        <w:t xml:space="preserve">опосредованном </w:t>
+      </w:r>
+      <w:r>
+        <w:rPr>
+          <w:color w:val="000000"/>
+          <w:sz w:val="28"/>
+          <w:szCs w:val="28"/>
+        </w:rPr>
+        <w:t xml:space="preserve">виде уже содержится </w:t>
+      </w:r>
+      <w:proofErr w:type="gramStart"/>
+      <w:r>
+        <w:rPr>
+          <w:color w:val="000000"/>
+          <w:sz w:val="28"/>
+          <w:szCs w:val="28"/>
+        </w:rPr>
+        <w:t>в</w:t>
+      </w:r>
+      <w:r>
+        <w:rPr>
+          <w:color w:val="000000"/>
+          <w:sz w:val="28"/>
+          <w:szCs w:val="28"/>
+        </w:rPr>
         <w:t xml:space="preserve"> </w:t>
       </w:r>
       <w:r>
@@ -3259,7 +3305,16 @@
           <w:sz w:val="28"/>
           <w:szCs w:val="28"/>
         </w:rPr>
-        <w:t xml:space="preserve">архивах диагностических данных КСУ РА. Для реализации поставленной задачи необходимо </w:t>
+        <w:t>архивах</w:t>
+      </w:r>
+      <w:proofErr w:type="gramEnd"/>
+      <w:r>
+        <w:rPr>
+          <w:color w:val="000000"/>
+          <w:sz w:val="28"/>
+          <w:szCs w:val="28"/>
+        </w:rPr>
+        <w:t xml:space="preserve"> диагностических данных КСУ РА. Для реализации поставленной задачи необходимо </w:t>
       </w:r>
       <w:r>
         <w:rPr>
@@ -3319,7 +3374,7 @@
           <w:sz w:val="28"/>
           <w:szCs w:val="28"/>
         </w:rPr>
-        <w:t xml:space="preserve">т привести к отказу устройства. Например, постепенное увеличение времени однократного перевода стрелки, может означать деградацию механизма стрелочного привода. При этом </w:t>
+        <w:t>т привести к отказу</w:t>
       </w:r>
       <w:r>
         <w:rPr>
@@ -3327,17 +3382,179 @@
           <w:sz w:val="28"/>
           <w:szCs w:val="28"/>
         </w:rPr>
+        <w:t xml:space="preserve"> работы</w:t>
+      </w:r>
+      <w:r>
+        <w:rPr>
+          <w:color w:val="000000"/>
+          <w:sz w:val="28"/>
+          <w:szCs w:val="28"/>
+        </w:rPr>
+        <w:t xml:space="preserve"> устройства. Например, постепенное увеличение времени однократного перевода стрелки, может означать деградацию механизма стрелочного привода. При этом </w:t>
+      </w:r>
+      <w:r>
+        <w:rPr>
+          <w:color w:val="000000"/>
+          <w:sz w:val="28"/>
+          <w:szCs w:val="28"/>
+        </w:rPr>
         <w:t>электромеханику может быть выдана рекомендация о проведении внеочередного обслуживания стрелки.</w:t>
       </w:r>
     </w:p>
     <w:p>
       <w:pPr>
+        <w:spacing w:line="360" w:lineRule="auto"/>
+        <w:ind w:firstLine="709"/>
+        <w:jc w:val="both"/>
+        <w:rPr>
+          <w:color w:val="000000"/>
+          <w:sz w:val="28"/>
+          <w:szCs w:val="28"/>
+        </w:rPr>
+      </w:pPr>
+      <w:r>
+        <w:rPr>
+          <w:color w:val="000000"/>
+          <w:sz w:val="28"/>
+          <w:szCs w:val="28"/>
+        </w:rPr>
+        <w:t>Целью данной работы является изучение метода обслуживания по состоянию, а также разработка и внедрение статистического анализа данных устройств.</w:t>
+      </w:r>
+    </w:p>
+    <w:p>
+      <w:pPr>
+        <w:spacing w:line="360" w:lineRule="auto"/>
+        <w:ind w:firstLine="709"/>
+        <w:jc w:val="both"/>
+        <w:rPr>
+          <w:color w:val="000000"/>
+          <w:sz w:val="28"/>
+          <w:szCs w:val="28"/>
+        </w:rPr>
+      </w:pPr>
+      <w:r>
+        <w:rPr>
+          <w:color w:val="000000"/>
+          <w:sz w:val="28"/>
+          <w:szCs w:val="28"/>
+        </w:rPr>
+        <w:lastRenderedPageBreak/>
+        <w:t>Для достижения заданной цели поставлены следующие задачи:</w:t>
+      </w:r>
+    </w:p>
+    <w:p>
+      <w:pPr>
+        <w:pStyle w:val="Times142"/>
+        <w:numPr>
+          <w:ilvl w:val="0"/>
+          <w:numId w:val="39"/>
+        </w:numPr>
+        <w:ind w:hanging="720"/>
+      </w:pPr>
+      <w:r>
+        <w:t>Исследование регламентного обслуживания</w:t>
+      </w:r>
+    </w:p>
+    <w:p>
+      <w:pPr>
+        <w:pStyle w:val="Times142"/>
+        <w:numPr>
+          <w:ilvl w:val="0"/>
+          <w:numId w:val="39"/>
+        </w:numPr>
+        <w:ind w:hanging="720"/>
+      </w:pPr>
+      <w:r>
+        <w:t>Изучения статистического анализа</w:t>
+      </w:r>
+    </w:p>
+    <w:p>
+      <w:pPr>
+        <w:pStyle w:val="Times142"/>
+        <w:numPr>
+          <w:ilvl w:val="0"/>
+          <w:numId w:val="39"/>
+        </w:numPr>
+        <w:ind w:hanging="720"/>
+      </w:pPr>
+      <w:r>
+        <w:t>Формирование требований для анализа данных</w:t>
+      </w:r>
+    </w:p>
+    <w:p>
+      <w:pPr>
+        <w:pStyle w:val="Times142"/>
+        <w:numPr>
+          <w:ilvl w:val="0"/>
+          <w:numId w:val="39"/>
+        </w:numPr>
+        <w:ind w:hanging="720"/>
+      </w:pPr>
+      <w:r>
+        <w:t>Формирование функциональных требований</w:t>
+      </w:r>
+    </w:p>
+    <w:p>
+      <w:pPr>
+        <w:pStyle w:val="Times142"/>
+        <w:numPr>
+          <w:ilvl w:val="0"/>
+          <w:numId w:val="39"/>
+        </w:numPr>
+        <w:ind w:hanging="720"/>
+      </w:pPr>
+      <w:r>
+        <w:rPr>
+          <w:color w:val="000000"/>
+          <w:szCs w:val="28"/>
+        </w:rPr>
+        <w:t>Р</w:t>
+      </w:r>
+      <w:r>
+        <w:rPr>
+          <w:color w:val="000000"/>
+          <w:szCs w:val="28"/>
+        </w:rPr>
+        <w:t>азработка архитектуры взаимодействия между программными модулями КСУ РА и АРМ ШН РА</w:t>
+      </w:r>
+    </w:p>
+    <w:p>
+      <w:pPr>
+        <w:pStyle w:val="Times142"/>
+        <w:numPr>
+          <w:ilvl w:val="0"/>
+          <w:numId w:val="39"/>
+        </w:numPr>
+        <w:ind w:hanging="720"/>
+      </w:pPr>
+      <w:r>
+        <w:rPr>
+          <w:color w:val="000000"/>
+          <w:szCs w:val="28"/>
+        </w:rPr>
+        <w:t>Реализация программного модуля статистического анализатора</w:t>
+      </w:r>
+    </w:p>
+    <w:p>
+      <w:pPr>
+        <w:spacing w:line="360" w:lineRule="auto"/>
+        <w:ind w:firstLine="709"/>
+        <w:jc w:val="both"/>
+        <w:rPr>
+          <w:color w:val="000000"/>
+          <w:sz w:val="28"/>
+          <w:szCs w:val="28"/>
+        </w:rPr>
+      </w:pPr>
+    </w:p>
+    <w:p>
+      <w:pPr>
         <w:pStyle w:val="17"/>
       </w:pPr>
       <w:r>
         <w:br w:type="page"/>
       </w:r>
-      <w:bookmarkStart w:id="3" w:name="_Toc28190507"/>
+      <w:bookmarkStart w:id="1" w:name="_Toc28222573"/>
       <w:r>
         <w:lastRenderedPageBreak/>
         <w:t xml:space="preserve">1. </w:t>
@@ -3348,7 +3565,7 @@
       <w:r>
         <w:t>бзор подходов обслуживания</w:t>
       </w:r>
-      <w:bookmarkEnd w:id="3"/>
+      <w:bookmarkEnd w:id="1"/>
     </w:p>
     <w:p>
       <w:pPr>
@@ -3452,10 +3669,28 @@
         <w:pStyle w:val="aff2"/>
       </w:pPr>
       <w:r>
-        <w:t xml:space="preserve">Также данный подход имеет </w:t>
-      </w:r>
-      <w:r>
-        <w:t>главный недостаток – у всех напольных объектов разное количество включения/выключения, в зависимости от загруженности конкретного направления. Из-за чего подвижные приводы стрелок, лампочки светофоров и т.п. изнашиваются в разной степени.</w:t>
+        <w:t>Однако</w:t>
+      </w:r>
+      <w:r>
+        <w:t xml:space="preserve"> данный подход имеет </w:t>
+      </w:r>
+      <w:r>
+        <w:t xml:space="preserve">главный недостаток – у всех напольных объектов разное количество включения/выключения, в зависимости от загруженности конкретного направления. </w:t>
+      </w:r>
+      <w:r>
+        <w:t>По этой причине</w:t>
+      </w:r>
+      <w:r>
+        <w:t xml:space="preserve"> чего подвижные приводы стрелок, лампочки светофоров и т.п.</w:t>
+      </w:r>
+      <w:r>
+        <w:t xml:space="preserve"> </w:t>
+      </w:r>
+      <w:r>
+        <w:t>детали</w:t>
+      </w:r>
+      <w:r>
+        <w:t xml:space="preserve"> изнашиваются в разной степени.</w:t>
       </w:r>
     </w:p>
     <w:p>
@@ -3466,7 +3701,13 @@
         <w:t>Подход обслуживания по со</w:t>
       </w:r>
       <w:r>
-        <w:t>стоянию решает этот недостаток, так как помимо плановых работ, электромеханику выводится статусы по всем объектам (количество включений-выключений, общее время работы), а также рекомендации о проведении внеочередного обслуживания. Для этого требуется внедрить в существующую систему статистический анализ данных состояния устройств.</w:t>
+        <w:t>стоянию решает этот недостаток, так как помимо планов</w:t>
+      </w:r>
+      <w:r>
+        <w:t>ых работ, электромеханику выводя</w:t>
+      </w:r>
+      <w:r>
+        <w:t>тся статусы по всем объектам (количество включений-выключений, общее время работы), а также рекомендации о проведении внеочередного обслуживания. Для этого требуется внедрить в существующую систему статистический анализ данных состояния устройств.</w:t>
       </w:r>
     </w:p>
     <w:p>
@@ -3482,7 +3723,7 @@
       <w:r>
         <w:br w:type="page"/>
       </w:r>
-      <w:bookmarkStart w:id="4" w:name="_Toc28190508"/>
+      <w:bookmarkStart w:id="2" w:name="_Toc28222574"/>
       <w:r>
         <w:lastRenderedPageBreak/>
         <w:t xml:space="preserve">2. </w:t>
@@ -3490,7 +3731,9 @@
       <w:r>
         <w:t>Требования для анализа</w:t>
       </w:r>
-      <w:bookmarkEnd w:id="4"/>
+      <w:bookmarkStart w:id="3" w:name="_GoBack"/>
+      <w:bookmarkEnd w:id="2"/>
+      <w:bookmarkEnd w:id="3"/>
     </w:p>
     <w:p>
       <w:pPr>
@@ -3511,13 +3754,22 @@
         <w:t xml:space="preserve">Для того чтобы приступить к разработке функционала, необходимо определить и сформулировать требования к анализу данных состояния ЭК. </w:t>
       </w:r>
       <w:r>
-        <w:t xml:space="preserve">Для этого достаточным будет сформулировать общие </w:t>
-      </w:r>
-      <w:r>
-        <w:t>требования, требования для первичного и статистического анализа.</w:t>
-      </w:r>
-      <w:r>
-        <w:t>[1]</w:t>
+        <w:t xml:space="preserve">Для этого достаточно </w:t>
+      </w:r>
+      <w:r>
+        <w:t xml:space="preserve">сформулировать общие </w:t>
+      </w:r>
+      <w:r>
+        <w:t xml:space="preserve">требования, требования для первичного и статистического </w:t>
+      </w:r>
+      <w:r>
+        <w:t>анализа.</w:t>
+      </w:r>
+      <w:r>
+        <w:t xml:space="preserve"> [</w:t>
+      </w:r>
+      <w:r>
+        <w:t>1]</w:t>
       </w:r>
     </w:p>
     <w:p>
@@ -3531,7 +3783,7 @@
           <w:szCs w:val="28"/>
         </w:rPr>
       </w:pPr>
-      <w:bookmarkStart w:id="5" w:name="_Toc28190509"/>
+      <w:bookmarkStart w:id="4" w:name="_Toc28222575"/>
       <w:r>
         <w:rPr>
           <w:rFonts w:ascii="Times New Roman" w:hAnsi="Times New Roman"/>
@@ -3551,7 +3803,7 @@
         <w:tab/>
         <w:t>Общие требования</w:t>
       </w:r>
-      <w:bookmarkEnd w:id="5"/>
+      <w:bookmarkEnd w:id="4"/>
     </w:p>
     <w:p>
       <w:pPr>
@@ -4087,7 +4339,7 @@
           <w:szCs w:val="28"/>
         </w:rPr>
       </w:pPr>
-      <w:bookmarkStart w:id="6" w:name="_Toc28190510"/>
+      <w:bookmarkStart w:id="5" w:name="_Toc28222576"/>
       <w:r>
         <w:rPr>
           <w:rFonts w:ascii="Times New Roman" w:hAnsi="Times New Roman"/>
@@ -4107,7 +4359,7 @@
         <w:tab/>
         <w:t>Выполнение анализа и представление результатов</w:t>
       </w:r>
-      <w:bookmarkEnd w:id="6"/>
+      <w:bookmarkEnd w:id="5"/>
     </w:p>
     <w:p>
       <w:pPr>
@@ -4176,7 +4428,23 @@
           <w:szCs w:val="28"/>
         </w:rPr>
         <w:tab/>
-        <w:t>динамический – выполняется в процессе работы ПО по данным реального времени;</w:t>
+        <w:t xml:space="preserve">динамический – выполняется в процессе работы ПО </w:t>
+      </w:r>
+      <w:proofErr w:type="spellStart"/>
+      <w:r>
+        <w:rPr>
+          <w:sz w:val="28"/>
+          <w:szCs w:val="28"/>
+        </w:rPr>
+        <w:t>по</w:t>
+      </w:r>
+      <w:proofErr w:type="spellEnd"/>
+      <w:r>
+        <w:rPr>
+          <w:sz w:val="28"/>
+          <w:szCs w:val="28"/>
+        </w:rPr>
+        <w:t xml:space="preserve"> данным реального времени;</w:t>
       </w:r>
     </w:p>
     <w:p>
@@ -4202,7 +4470,23 @@
           <w:szCs w:val="28"/>
         </w:rPr>
         <w:tab/>
-        <w:t>комбинированный – выполняется по архивным данным до текущего момента, после чего дополняется в процессе работы ПО по данным реального времени</w:t>
+        <w:t xml:space="preserve">комбинированный – выполняется по архивным данным до текущего момента, после чего дополняется в процессе работы ПО </w:t>
+      </w:r>
+      <w:proofErr w:type="spellStart"/>
+      <w:r>
+        <w:rPr>
+          <w:sz w:val="28"/>
+          <w:szCs w:val="28"/>
+        </w:rPr>
+        <w:t>по</w:t>
+      </w:r>
+      <w:proofErr w:type="spellEnd"/>
+      <w:r>
+        <w:rPr>
+          <w:sz w:val="28"/>
+          <w:szCs w:val="28"/>
+        </w:rPr>
+        <w:t xml:space="preserve"> данным реального времени</w:t>
       </w:r>
       <w:r>
         <w:rPr>
@@ -4267,7 +4551,7 @@
           <w:szCs w:val="28"/>
         </w:rPr>
       </w:pPr>
-      <w:bookmarkStart w:id="7" w:name="_Toc28190511"/>
+      <w:bookmarkStart w:id="6" w:name="_Toc28222577"/>
       <w:r>
         <w:rPr>
           <w:rFonts w:ascii="Times New Roman" w:hAnsi="Times New Roman"/>
@@ -4287,7 +4571,7 @@
         <w:tab/>
         <w:t>Первичный анализ</w:t>
       </w:r>
-      <w:bookmarkEnd w:id="7"/>
+      <w:bookmarkEnd w:id="6"/>
     </w:p>
     <w:p>
       <w:pPr>
@@ -4337,7 +4621,7 @@
         <w:tblStyle w:val="af4"/>
         <w:tblW w:w="0" w:type="auto"/>
         <w:jc w:val="center"/>
-        <w:tblLook w:val="04A0"/>
+        <w:tblLook w:val="04A0" w:firstRow="1" w:lastRow="0" w:firstColumn="1" w:lastColumn="0" w:noHBand="0" w:noVBand="1"/>
       </w:tblPr>
       <w:tblGrid>
         <w:gridCol w:w="534"/>
@@ -4624,10 +4908,19 @@
                 <w:sz w:val="24"/>
                 <w:szCs w:val="24"/>
               </w:rPr>
-              <w:t>напряжение УБП 1 &gt;</w:t>
-            </w:r>
-            <w:bookmarkStart w:id="8" w:name="_GoBack"/>
-            <w:bookmarkEnd w:id="8"/>
+              <w:t xml:space="preserve">напряжение УБП </w:t>
+            </w:r>
+            <w:proofErr w:type="gramStart"/>
+            <w:r>
+              <w:rPr>
+                <w:rStyle w:val="83"/>
+                <w:rFonts w:ascii="Times New Roman" w:hAnsi="Times New Roman"/>
+                <w:sz w:val="24"/>
+                <w:szCs w:val="24"/>
+              </w:rPr>
+              <w:t>1 &gt;</w:t>
+            </w:r>
+            <w:proofErr w:type="gramEnd"/>
             <w:r>
               <w:rPr>
                 <w:rStyle w:val="83"/>
@@ -4661,7 +4954,27 @@
                 <w:sz w:val="24"/>
                 <w:szCs w:val="24"/>
               </w:rPr>
-              <w:t>напряжение УБП 1 &lt; 215 или &gt; 230;</w:t>
+              <w:t xml:space="preserve">напряжение УБП 1 </w:t>
+            </w:r>
+            <w:proofErr w:type="gramStart"/>
+            <w:r>
+              <w:rPr>
+                <w:rStyle w:val="83"/>
+                <w:rFonts w:ascii="Times New Roman" w:hAnsi="Times New Roman"/>
+                <w:sz w:val="24"/>
+                <w:szCs w:val="24"/>
+              </w:rPr>
+              <w:t>&lt; 215</w:t>
+            </w:r>
+            <w:proofErr w:type="gramEnd"/>
+            <w:r>
+              <w:rPr>
+                <w:rStyle w:val="83"/>
+                <w:rFonts w:ascii="Times New Roman" w:hAnsi="Times New Roman"/>
+                <w:sz w:val="24"/>
+                <w:szCs w:val="24"/>
+              </w:rPr>
+              <w:t xml:space="preserve"> или &gt; 230;</w:t>
             </w:r>
           </w:p>
           <w:p>
@@ -4687,7 +5000,27 @@
                 <w:sz w:val="24"/>
                 <w:szCs w:val="24"/>
               </w:rPr>
-              <w:t>напряжение УБП 1 &lt; 210;</w:t>
+              <w:t xml:space="preserve">напряжение УБП 1 </w:t>
+            </w:r>
+            <w:proofErr w:type="gramStart"/>
+            <w:r>
+              <w:rPr>
+                <w:rStyle w:val="83"/>
+                <w:rFonts w:ascii="Times New Roman" w:hAnsi="Times New Roman"/>
+                <w:sz w:val="24"/>
+                <w:szCs w:val="24"/>
+              </w:rPr>
+              <w:t>&lt; 210</w:t>
+            </w:r>
+            <w:proofErr w:type="gramEnd"/>
+            <w:r>
+              <w:rPr>
+                <w:rStyle w:val="83"/>
+                <w:rFonts w:ascii="Times New Roman" w:hAnsi="Times New Roman"/>
+                <w:sz w:val="24"/>
+                <w:szCs w:val="24"/>
+              </w:rPr>
+              <w:t>;</w:t>
             </w:r>
           </w:p>
         </w:tc>
@@ -4763,7 +5096,25 @@
                 <w:sz w:val="24"/>
                 <w:szCs w:val="24"/>
               </w:rPr>
-              <w:t>сигналы ПК  и МК стрелки 5 = 0 и ток перевода &gt; 10;</w:t>
+              <w:t xml:space="preserve">сигналы </w:t>
+            </w:r>
+            <w:proofErr w:type="gramStart"/>
+            <w:r>
+              <w:rPr>
+                <w:rFonts w:ascii="Times New Roman" w:hAnsi="Times New Roman"/>
+                <w:sz w:val="24"/>
+                <w:szCs w:val="24"/>
+              </w:rPr>
+              <w:t>ПК  и</w:t>
+            </w:r>
+            <w:proofErr w:type="gramEnd"/>
+            <w:r>
+              <w:rPr>
+                <w:rFonts w:ascii="Times New Roman" w:hAnsi="Times New Roman"/>
+                <w:sz w:val="24"/>
+                <w:szCs w:val="24"/>
+              </w:rPr>
+              <w:t xml:space="preserve"> МК стрелки 5 = 0 и ток перевода &gt; 10;</w:t>
             </w:r>
           </w:p>
           <w:p>
@@ -5019,7 +5370,27 @@
                 <w:sz w:val="24"/>
                 <w:szCs w:val="24"/>
               </w:rPr>
-              <w:t>напряжение &lt; 215 или &gt; 230 у любого УБП;</w:t>
+              <w:t xml:space="preserve">напряжение </w:t>
+            </w:r>
+            <w:proofErr w:type="gramStart"/>
+            <w:r>
+              <w:rPr>
+                <w:rStyle w:val="83"/>
+                <w:rFonts w:ascii="Times New Roman" w:hAnsi="Times New Roman"/>
+                <w:sz w:val="24"/>
+                <w:szCs w:val="24"/>
+              </w:rPr>
+              <w:t>&lt; 215</w:t>
+            </w:r>
+            <w:proofErr w:type="gramEnd"/>
+            <w:r>
+              <w:rPr>
+                <w:rStyle w:val="83"/>
+                <w:rFonts w:ascii="Times New Roman" w:hAnsi="Times New Roman"/>
+                <w:sz w:val="24"/>
+                <w:szCs w:val="24"/>
+              </w:rPr>
+              <w:t xml:space="preserve"> или &gt; 230 у любого УБП;</w:t>
             </w:r>
           </w:p>
           <w:p>
@@ -5061,9 +5432,9 @@
           <w:szCs w:val="28"/>
         </w:rPr>
       </w:pPr>
-      <w:bookmarkStart w:id="9" w:name="_Ref480301233"/>
-      <w:bookmarkStart w:id="10" w:name="_Toc490214935"/>
-      <w:bookmarkStart w:id="11" w:name="_Toc28190512"/>
+      <w:bookmarkStart w:id="7" w:name="_Ref480301233"/>
+      <w:bookmarkStart w:id="8" w:name="_Toc490214935"/>
+      <w:bookmarkStart w:id="9" w:name="_Toc28222578"/>
       <w:r>
         <w:rPr>
           <w:rFonts w:ascii="Times New Roman" w:hAnsi="Times New Roman"/>
@@ -5092,9 +5463,9 @@
         </w:rPr>
         <w:t>Статистический анализ</w:t>
       </w:r>
+      <w:bookmarkEnd w:id="7"/>
+      <w:bookmarkEnd w:id="8"/>
       <w:bookmarkEnd w:id="9"/>
-      <w:bookmarkEnd w:id="10"/>
-      <w:bookmarkEnd w:id="11"/>
     </w:p>
     <w:p>
       <w:pPr>
@@ -5173,7 +5544,7 @@
         <w:tblStyle w:val="af4"/>
         <w:tblW w:w="0" w:type="auto"/>
         <w:jc w:val="center"/>
-        <w:tblLook w:val="04A0"/>
+        <w:tblLook w:val="04A0" w:firstRow="1" w:lastRow="0" w:firstColumn="1" w:lastColumn="0" w:noHBand="0" w:noVBand="1"/>
       </w:tblPr>
       <w:tblGrid>
         <w:gridCol w:w="534"/>
@@ -5690,7 +6061,16 @@
                 <w:sz w:val="24"/>
                 <w:szCs w:val="24"/>
               </w:rPr>
-              <w:t>Определение распределения количества или средней / суммарной длительности событий во времени (по последовательным временным интервалам)*</w:t>
+              <w:t>Определение распределения количества или средней / суммарной длительности событий во времени (по последо</w:t>
+            </w:r>
+            <w:r>
+              <w:rPr>
+                <w:rStyle w:val="83"/>
+                <w:rFonts w:ascii="Times New Roman" w:hAnsi="Times New Roman"/>
+                <w:sz w:val="24"/>
+                <w:szCs w:val="24"/>
+              </w:rPr>
+              <w:t>вательным временным интервалам)</w:t>
             </w:r>
           </w:p>
         </w:tc>
@@ -5806,7 +6186,27 @@
                 <w:sz w:val="24"/>
                 <w:szCs w:val="24"/>
               </w:rPr>
-              <w:t xml:space="preserve">количество УБП с напряжением &lt; 215 или &gt; 230 </w:t>
+              <w:t xml:space="preserve">количество УБП с напряжением </w:t>
+            </w:r>
+            <w:proofErr w:type="gramStart"/>
+            <w:r>
+              <w:rPr>
+                <w:rStyle w:val="83"/>
+                <w:rFonts w:ascii="Times New Roman" w:hAnsi="Times New Roman"/>
+                <w:sz w:val="24"/>
+                <w:szCs w:val="24"/>
+              </w:rPr>
+              <w:t>&lt; 215</w:t>
+            </w:r>
+            <w:proofErr w:type="gramEnd"/>
+            <w:r>
+              <w:rPr>
+                <w:rStyle w:val="83"/>
+                <w:rFonts w:ascii="Times New Roman" w:hAnsi="Times New Roman"/>
+                <w:sz w:val="24"/>
+                <w:szCs w:val="24"/>
+              </w:rPr>
+              <w:t xml:space="preserve"> или &gt; 230 </w:t>
             </w:r>
             <w:r>
               <w:rPr>
@@ -5925,7 +6325,15 @@
         <w:t>н</w:t>
       </w:r>
       <w:r>
-        <w:t>а графике в виде гистограммы. Точки имеют значение, соответствующее количеству / длительности зафиксированных для данного ЭК событий;</w:t>
+        <w:t xml:space="preserve">а графике в виде гистограммы. Точки имеют значение, соответствующее количеству / </w:t>
+      </w:r>
+      <w:proofErr w:type="gramStart"/>
+      <w:r>
+        <w:t>длительности</w:t>
+      </w:r>
+      <w:proofErr w:type="gramEnd"/>
+      <w:r>
+        <w:t xml:space="preserve"> зафиксированных для данного ЭК событий;</w:t>
       </w:r>
     </w:p>
     <w:p>
@@ -5985,11 +6393,12 @@
     <w:p>
       <w:pPr>
         <w:pStyle w:val="17"/>
+        <w:spacing w:after="240"/>
       </w:pPr>
       <w:r>
         <w:br w:type="page"/>
       </w:r>
-      <w:bookmarkStart w:id="12" w:name="_Toc28190513"/>
+      <w:bookmarkStart w:id="10" w:name="_Toc28222579"/>
       <w:r>
         <w:lastRenderedPageBreak/>
         <w:t>3</w:t>
@@ -5997,69 +6406,74 @@
       <w:r>
         <w:t xml:space="preserve">. </w:t>
       </w:r>
-      <w:bookmarkEnd w:id="12"/>
-      <w:r>
-        <w:t>Описание способа решения</w:t>
-      </w:r>
-    </w:p>
-    <w:p>
-      <w:pPr>
-        <w:spacing w:line="360" w:lineRule="auto"/>
+      <w:r>
+        <w:t>Описание</w:t>
+      </w:r>
+      <w:r>
+        <w:t xml:space="preserve"> предпологаемого</w:t>
+      </w:r>
+      <w:r>
+        <w:t xml:space="preserve"> способа решения</w:t>
+      </w:r>
+      <w:bookmarkEnd w:id="10"/>
+    </w:p>
+    <w:p>
+      <w:pPr>
+        <w:pStyle w:val="aff2"/>
+        <w:spacing w:after="240"/>
+      </w:pPr>
+      <w:r>
+        <w:t>На ПЭВМ установлен ПО АРМ ШН</w:t>
+      </w:r>
+      <w:r>
+        <w:t xml:space="preserve"> </w:t>
+      </w:r>
+      <w:r>
+        <w:t>[2]</w:t>
+      </w:r>
+      <w:r>
+        <w:t xml:space="preserve">, которое </w:t>
+      </w:r>
+      <w:r>
+        <w:t xml:space="preserve">является комплексной системой мониторинга за всеми элементами на станции. Каждое событие отображается на </w:t>
+      </w:r>
+      <w:r>
+        <w:rPr>
+          <w:lang w:val="en-US"/>
+        </w:rPr>
+        <w:t>UI</w:t>
+      </w:r>
+      <w:r>
+        <w:t xml:space="preserve"> </w:t>
+      </w:r>
+      <w:r>
+        <w:t xml:space="preserve">в виде таблиц / графиков / сводок. Также данное ПО </w:t>
+      </w:r>
+      <w:r>
+        <w:t xml:space="preserve">при поступлении события архивирует все данные в </w:t>
+      </w:r>
+      <w:r>
+        <w:t>“</w:t>
+      </w:r>
+      <w:r>
+        <w:t>черный ящик</w:t>
+      </w:r>
+      <w:r>
+        <w:t>”</w:t>
+      </w:r>
+      <w:r>
+        <w:t>.</w:t>
+      </w:r>
+    </w:p>
+    <w:p>
+      <w:pPr>
+        <w:pStyle w:val="Times142"/>
+        <w:tabs>
+          <w:tab w:val="clear" w:pos="709"/>
+          <w:tab w:val="left" w:pos="0"/>
+        </w:tabs>
+        <w:ind w:firstLine="0"/>
         <w:jc w:val="center"/>
-        <w:rPr>
-          <w:bCs/>
-          <w:sz w:val="28"/>
-          <w:szCs w:val="28"/>
-        </w:rPr>
-      </w:pPr>
-    </w:p>
-    <w:p>
-      <w:pPr>
-        <w:pStyle w:val="aff2"/>
-      </w:pPr>
-      <w:r>
-        <w:t>На ПЭВМ установлен ПО АРМ ШН</w:t>
-      </w:r>
-      <w:r>
-        <w:t>[2]</w:t>
-      </w:r>
-      <w:r>
-        <w:t xml:space="preserve">, которое </w:t>
-      </w:r>
-      <w:r>
-        <w:t xml:space="preserve">является комплексной системой мониторинга за всеми элементами на станции. Каждое событие отображается на </w:t>
-      </w:r>
-      <w:r>
-        <w:rPr>
-          <w:lang w:val="en-US"/>
-        </w:rPr>
-        <w:t>UI</w:t>
-      </w:r>
-      <w:r>
-        <w:t xml:space="preserve"> </w:t>
-      </w:r>
-      <w:r>
-        <w:t xml:space="preserve">в виде таблиц / графиков / сводок. Также данное ПО </w:t>
-      </w:r>
-      <w:r>
-        <w:t xml:space="preserve">при поступлении события архивирует все данные в </w:t>
-      </w:r>
-      <w:r>
-        <w:t>“</w:t>
-      </w:r>
-      <w:r>
-        <w:t>черный ящик</w:t>
-      </w:r>
-      <w:r>
-        <w:t>”</w:t>
-      </w:r>
-      <w:r>
-        <w:t>.</w:t>
-      </w:r>
-    </w:p>
-    <w:p>
-      <w:pPr>
-        <w:pStyle w:val="aff2"/>
       </w:pPr>
       <w:r>
         <w:rPr>
@@ -6114,21 +6528,26 @@
     </w:p>
     <w:p>
       <w:pPr>
+        <w:pStyle w:val="Times142"/>
+        <w:spacing w:after="240"/>
+        <w:jc w:val="center"/>
+      </w:pPr>
+      <w:r>
+        <w:t>Рис.1 – главное окно ПО АРМ ШН РА</w:t>
+      </w:r>
+    </w:p>
+    <w:p>
+      <w:pPr>
         <w:pStyle w:val="aff2"/>
       </w:pPr>
       <w:r>
-        <w:t>Рис.1 – главное окно ПО АРМ ШН РА</w:t>
-      </w:r>
-    </w:p>
-    <w:p>
-      <w:pPr>
-        <w:pStyle w:val="aff2"/>
-      </w:pPr>
-      <w:r>
         <w:t>Архивы данных хранятся в б</w:t>
       </w:r>
       <w:r>
-        <w:t xml:space="preserve">айт файлах, в которые записаны состояние по всем </w:t>
+        <w:t>айт файлах, в которых записано</w:t>
+      </w:r>
+      <w:r>
+        <w:t xml:space="preserve"> состояние по всем </w:t>
       </w:r>
       <w:r>
         <w:t>объектам на станции в конкретный момент времени. Структура представлена на рис. 2.</w:t>
@@ -6136,7 +6555,9 @@
     </w:p>
     <w:p>
       <w:pPr>
-        <w:pStyle w:val="aff2"/>
+        <w:pStyle w:val="Times142"/>
+        <w:ind w:firstLine="0"/>
+        <w:jc w:val="center"/>
       </w:pPr>
       <w:r>
         <w:rPr>
@@ -6192,50 +6613,61 @@
     </w:p>
     <w:p>
       <w:pPr>
+        <w:pStyle w:val="Times142"/>
+        <w:spacing w:after="240"/>
+        <w:ind w:firstLine="0"/>
+        <w:jc w:val="center"/>
+      </w:pPr>
+      <w:r>
+        <w:t xml:space="preserve">Рисунок 2 </w:t>
+      </w:r>
+      <w:r>
+        <w:t>–</w:t>
+      </w:r>
+      <w:r>
+        <w:t xml:space="preserve"> </w:t>
+      </w:r>
+      <w:r>
+        <w:t>пример структуры данных на станции</w:t>
+      </w:r>
+    </w:p>
+    <w:p>
+      <w:pPr>
         <w:pStyle w:val="aff2"/>
       </w:pPr>
       <w:r>
-        <w:t xml:space="preserve">Рисунок 2 </w:t>
-      </w:r>
-      <w:r>
-        <w:t>–</w:t>
+        <w:t xml:space="preserve">Каждую секунду АРМ ШН РА получает данные с в виде приведённой структуры от КСУ РА, отображает на </w:t>
+      </w:r>
+      <w:r>
+        <w:rPr>
+          <w:lang w:val="en-US"/>
+        </w:rPr>
+        <w:t>UI</w:t>
       </w:r>
       <w:r>
         <w:t xml:space="preserve"> </w:t>
       </w:r>
       <w:r>
-        <w:t>пример структуры данных на станции</w:t>
-      </w:r>
-    </w:p>
-    <w:p>
-      <w:pPr>
-        <w:pStyle w:val="aff2"/>
-      </w:pPr>
-      <w:r>
-        <w:t xml:space="preserve">Каждую секунду АРМ ШН РА получает данные с в виде приведённой структуры от КСУ РА, отображает на </w:t>
-      </w:r>
-      <w:r>
-        <w:rPr>
-          <w:lang w:val="en-US"/>
-        </w:rPr>
-        <w:t>UI</w:t>
-      </w:r>
-      <w:r>
-        <w:t xml:space="preserve"> </w:t>
-      </w:r>
-      <w:r>
-        <w:t xml:space="preserve">и архивирует. Соответственно в архивах есть указано в какое время была получена структура. </w:t>
-      </w:r>
-      <w:r>
-        <w:t xml:space="preserve">Это обобщённая структура, которая содержит в себе все объекты. Также есть структуры конкретных типов объектов, например стрелки и светофоры. Рассмотрим структуру </w:t>
-      </w:r>
-      <w:r>
-        <w:t>сигналов стрелок:</w:t>
-      </w:r>
-    </w:p>
-    <w:p>
-      <w:pPr>
-        <w:pStyle w:val="aff2"/>
+        <w:t xml:space="preserve">и архивирует. Соответственно в архивах указано в какое время была получена структура. </w:t>
+      </w:r>
+      <w:r>
+        <w:t xml:space="preserve">Это обобщённая структура, которая содержит в себе все объекты. Также есть структуры конкретных типов объектов, </w:t>
+      </w:r>
+      <w:r>
+        <w:t>например,</w:t>
+      </w:r>
+      <w:r>
+        <w:t xml:space="preserve"> стрелки и светофоры. Рассмотрим структуру </w:t>
+      </w:r>
+      <w:r>
+        <w:t>сигналов стрелок на рис. 3.</w:t>
+      </w:r>
+    </w:p>
+    <w:p>
+      <w:pPr>
+        <w:pStyle w:val="Times142"/>
+        <w:ind w:firstLine="0"/>
+        <w:jc w:val="center"/>
       </w:pPr>
       <w:r>
         <w:rPr>
@@ -6291,111 +6723,1991 @@
     </w:p>
     <w:p>
       <w:pPr>
+        <w:pStyle w:val="Times142"/>
+        <w:ind w:firstLine="0"/>
+        <w:jc w:val="center"/>
+      </w:pPr>
+      <w:r>
+        <w:t>Рисунок 3 – структура сигналов стрелки</w:t>
+      </w:r>
+    </w:p>
+    <w:p>
+      <w:pPr>
         <w:pStyle w:val="aff2"/>
       </w:pPr>
       <w:r>
-        <w:t>Рисунок 3 – структура сигналов стрелки</w:t>
+        <w:t xml:space="preserve">Рассмотрим два конкретных сигнала </w:t>
+      </w:r>
+      <w:r>
+        <w:t>–</w:t>
+      </w:r>
+      <w:r>
+        <w:t xml:space="preserve"> </w:t>
+      </w:r>
+      <w:r>
+        <w:t xml:space="preserve">ПК (наличие плюсового положения) и МП (наличие минусового положения). </w:t>
+      </w:r>
+      <w:r>
+        <w:t>В оди</w:t>
+      </w:r>
+      <w:r>
+        <w:t>н момент времени у стрелки может</w:t>
+      </w:r>
+      <w:r>
+        <w:t xml:space="preserve"> быть 3 различных </w:t>
+      </w:r>
+      <w:r>
+        <w:t>состояния:</w:t>
       </w:r>
     </w:p>
     <w:p>
       <w:pPr>
         <w:pStyle w:val="aff2"/>
-      </w:pPr>
-      <w:r>
-        <w:t xml:space="preserve">Рассмотрим два конкретных сигнала </w:t>
-      </w:r>
-      <w:r>
-        <w:t>–</w:t>
+        <w:numPr>
+          <w:ilvl w:val="0"/>
+          <w:numId w:val="38"/>
+        </w:numPr>
+      </w:pPr>
+      <w:r>
+        <w:t>ПК = 1, МК = 0 – стрелка припаркована справа;</w:t>
+      </w:r>
+    </w:p>
+    <w:p>
+      <w:pPr>
+        <w:pStyle w:val="aff2"/>
+        <w:numPr>
+          <w:ilvl w:val="0"/>
+          <w:numId w:val="38"/>
+        </w:numPr>
+      </w:pPr>
+      <w:r>
+        <w:t>ПК = 0, МК = 1 – стрелка припаркована слева;</w:t>
+      </w:r>
+    </w:p>
+    <w:p>
+      <w:pPr>
+        <w:pStyle w:val="aff2"/>
+        <w:numPr>
+          <w:ilvl w:val="0"/>
+          <w:numId w:val="38"/>
+        </w:numPr>
+      </w:pPr>
+      <w:r>
+        <w:t>ПК = 0, МК = 0 – стрелка меняет положение.</w:t>
+      </w:r>
+    </w:p>
+    <w:p>
+      <w:pPr>
+        <w:pStyle w:val="aff2"/>
+      </w:pPr>
+      <w:r>
+        <w:t>Благодаря тому, что данные состояния отслеживаются каждую единицу времени</w:t>
       </w:r>
       <w:r>
         <w:t xml:space="preserve"> </w:t>
       </w:r>
       <w:r>
-        <w:t xml:space="preserve">ПК (наличие плюсового положения) и МП (наличие минусового положения). </w:t>
-      </w:r>
-      <w:r>
-        <w:t xml:space="preserve">В один момент времени у стрелки могут быть 3 различных </w:t>
-      </w:r>
-      <w:r>
-        <w:t>состояния:</w:t>
+        <w:rPr>
+          <w:lang w:val="en-US"/>
+        </w:rPr>
+        <w:t>T</w:t>
+      </w:r>
+      <w:r>
+        <w:t xml:space="preserve">, можно </w:t>
+      </w:r>
+      <w:r>
+        <w:t xml:space="preserve">узнать в какой момент стрелка начала своё передвижение и в какой момент закончила. </w:t>
+      </w:r>
+      <w:r>
+        <w:t xml:space="preserve">Разница между этими моментами </w:t>
+      </w:r>
+      <w:r>
+        <w:t>∆</w:t>
+      </w:r>
+      <w:r>
+        <w:rPr>
+          <w:lang w:val="en-US"/>
+        </w:rPr>
+        <w:t>T</w:t>
+      </w:r>
+      <w:r>
+        <w:t xml:space="preserve"> является временем работы привода, соответственно</w:t>
+      </w:r>
+      <w:r>
+        <w:t>,</w:t>
+      </w:r>
+      <w:r>
+        <w:t xml:space="preserve"> появляется возможность посчитать время фактической наработки привода. </w:t>
+      </w:r>
+      <w:r>
+        <w:t>В результате таких несложных вычислений можно отслеживать состояние оборудования в реальном времени.</w:t>
       </w:r>
     </w:p>
     <w:p>
       <w:pPr>
         <w:pStyle w:val="aff2"/>
       </w:pPr>
-      <w:r>
-        <w:t>ПК = 1, МК = 0 – стрелка припаркована справа;</w:t>
-      </w:r>
     </w:p>
     <w:p>
       <w:pPr>
         <w:pStyle w:val="aff2"/>
       </w:pPr>
-      <w:r>
-        <w:t>ПК = 0, МК = 1 – стрелка припаркована слева;</w:t>
-      </w:r>
     </w:p>
     <w:p>
       <w:pPr>
         <w:pStyle w:val="aff2"/>
       </w:pPr>
-      <w:r>
-        <w:t>ПК = 0, МК = 0 – стрелка меняет положение.</w:t>
-      </w:r>
     </w:p>
     <w:p>
       <w:pPr>
         <w:pStyle w:val="aff2"/>
       </w:pPr>
-      <w:r>
-        <w:t>Благодаря тому, что данные состояния отслеживаются каждую единицу времени</w:t>
-      </w:r>
-      <w:r>
-        <w:t xml:space="preserve"> </w:t>
-      </w:r>
-      <w:r>
-        <w:rPr>
-          <w:lang w:val="en-US"/>
-        </w:rPr>
-        <w:t>T</w:t>
-      </w:r>
-      <w:r>
-        <w:t xml:space="preserve">, можно </w:t>
-      </w:r>
-      <w:r>
-        <w:t xml:space="preserve">узнать в какой момент стрелка начала своё передвижение и в какой момент закончила. </w:t>
-      </w:r>
-      <w:r>
-        <w:t xml:space="preserve">Разница между этими моментами </w:t>
-      </w:r>
-      <w:r>
-        <w:t>∆</w:t>
-      </w:r>
-      <w:r>
-        <w:rPr>
-          <w:lang w:val="en-US"/>
-        </w:rPr>
-        <w:t>T</w:t>
-      </w:r>
-      <w:r>
-        <w:t xml:space="preserve"> является временем работы привода, соответственно</w:t>
-      </w:r>
-      <w:r>
-        <w:t xml:space="preserve"> появляется возможность посчитать время фактической наработки привода. </w:t>
-      </w:r>
     </w:p>
     <w:p>
       <w:pPr>
         <w:pStyle w:val="aff2"/>
       </w:pPr>
       <w:r>
+        <w:lastRenderedPageBreak/>
+        <w:t xml:space="preserve">Описание формата архивов из документации ПО АРМ ШН РА </w:t>
+      </w:r>
+      <w:r>
+        <w:t>[2]</w:t>
+      </w:r>
+      <w:r>
+        <w:t>:</w:t>
+      </w:r>
+    </w:p>
+    <w:tbl>
+      <w:tblPr>
+        <w:tblStyle w:val="af4"/>
+        <w:tblW w:w="0" w:type="auto"/>
+        <w:tblLook w:val="04A0" w:firstRow="1" w:lastRow="0" w:firstColumn="1" w:lastColumn="0" w:noHBand="0" w:noVBand="1"/>
+      </w:tblPr>
+      <w:tblGrid>
+        <w:gridCol w:w="9854"/>
+      </w:tblGrid>
+      <w:tr>
+        <w:tc>
+          <w:tcPr>
+            <w:tcW w:w="9854" w:type="dxa"/>
+          </w:tcPr>
+          <w:p>
+            <w:pPr>
+              <w:pStyle w:val="Times142"/>
+              <w:rPr>
+                <w:sz w:val="24"/>
+              </w:rPr>
+            </w:pPr>
+            <w:r>
+              <w:rPr>
+                <w:sz w:val="24"/>
+                <w:lang w:val="en-US"/>
+              </w:rPr>
+              <w:t>&lt;…&gt;</w:t>
+            </w:r>
+          </w:p>
+          <w:p>
+            <w:pPr>
+              <w:pStyle w:val="Times142"/>
+              <w:rPr>
+                <w:sz w:val="24"/>
+              </w:rPr>
+            </w:pPr>
+            <w:r>
+              <w:rPr>
+                <w:sz w:val="24"/>
+              </w:rPr>
+              <w:t>СТРУКТУРА АРХИВНЫХ ФАЙЛОВ</w:t>
+            </w:r>
+          </w:p>
+          <w:p>
+            <w:pPr>
+              <w:pStyle w:val="Times142"/>
+              <w:rPr>
+                <w:sz w:val="24"/>
+              </w:rPr>
+            </w:pPr>
+            <w:r>
+              <w:rPr>
+                <w:sz w:val="24"/>
+              </w:rPr>
+              <w:t xml:space="preserve">  * Структура архивных файлов:</w:t>
+            </w:r>
+          </w:p>
+          <w:p>
+            <w:pPr>
+              <w:pStyle w:val="Times142"/>
+              <w:rPr>
+                <w:sz w:val="24"/>
+              </w:rPr>
+            </w:pPr>
+            <w:r>
+              <w:rPr>
+                <w:sz w:val="24"/>
+              </w:rPr>
+              <w:t xml:space="preserve">        |</w:t>
+            </w:r>
+            <w:proofErr w:type="spellStart"/>
+            <w:r>
+              <w:rPr>
+                <w:sz w:val="24"/>
+              </w:rPr>
+              <w:t>заголовок|запись|запись</w:t>
+            </w:r>
+            <w:proofErr w:type="spellEnd"/>
+            <w:r>
+              <w:rPr>
+                <w:sz w:val="24"/>
+              </w:rPr>
+              <w:t>|...|запись|</w:t>
+            </w:r>
+          </w:p>
+          <w:p>
+            <w:pPr>
+              <w:pStyle w:val="Times142"/>
+              <w:rPr>
+                <w:sz w:val="24"/>
+              </w:rPr>
+            </w:pPr>
+            <w:r>
+              <w:rPr>
+                <w:sz w:val="24"/>
+              </w:rPr>
+              <w:t xml:space="preserve">  * Структура заголовка и записей:</w:t>
+            </w:r>
+          </w:p>
+          <w:p>
+            <w:pPr>
+              <w:pStyle w:val="Times142"/>
+              <w:rPr>
+                <w:sz w:val="24"/>
+              </w:rPr>
+            </w:pPr>
+            <w:r>
+              <w:rPr>
+                <w:sz w:val="24"/>
+              </w:rPr>
+              <w:t xml:space="preserve">        - </w:t>
+            </w:r>
+            <w:proofErr w:type="spellStart"/>
+            <w:r>
+              <w:rPr>
+                <w:sz w:val="24"/>
+              </w:rPr>
+              <w:t>T_Header</w:t>
+            </w:r>
+            <w:proofErr w:type="spellEnd"/>
+            <w:r>
+              <w:rPr>
+                <w:sz w:val="24"/>
+              </w:rPr>
+              <w:t xml:space="preserve"> - заголовок</w:t>
+            </w:r>
+          </w:p>
+          <w:p>
+            <w:pPr>
+              <w:pStyle w:val="Times142"/>
+              <w:rPr>
+                <w:sz w:val="24"/>
+              </w:rPr>
+            </w:pPr>
+            <w:r>
+              <w:rPr>
+                <w:sz w:val="24"/>
+              </w:rPr>
+              <w:t xml:space="preserve">        - </w:t>
+            </w:r>
+            <w:proofErr w:type="spellStart"/>
+            <w:r>
+              <w:rPr>
+                <w:sz w:val="24"/>
+              </w:rPr>
+              <w:t>T_Record</w:t>
+            </w:r>
+            <w:proofErr w:type="spellEnd"/>
+            <w:r>
+              <w:rPr>
+                <w:sz w:val="24"/>
+              </w:rPr>
+              <w:t xml:space="preserve"> - запись. В качестве записей используются пакеты формата </w:t>
+            </w:r>
+            <w:proofErr w:type="spellStart"/>
+            <w:r>
+              <w:rPr>
+                <w:sz w:val="24"/>
+              </w:rPr>
+              <w:t>C_ArmPacket</w:t>
+            </w:r>
+            <w:proofErr w:type="spellEnd"/>
+            <w:r>
+              <w:rPr>
+                <w:sz w:val="24"/>
+              </w:rPr>
+              <w:t>.</w:t>
+            </w:r>
+          </w:p>
+          <w:p>
+            <w:pPr>
+              <w:pStyle w:val="Times142"/>
+              <w:rPr>
+                <w:sz w:val="24"/>
+              </w:rPr>
+            </w:pPr>
+            <w:r>
+              <w:rPr>
+                <w:sz w:val="24"/>
+              </w:rPr>
+              <w:t xml:space="preserve">    Параметры использования отдельных полей отличаются для разных формат</w:t>
+            </w:r>
+            <w:r>
+              <w:rPr>
+                <w:sz w:val="24"/>
+              </w:rPr>
+              <w:t xml:space="preserve">ов (см. описание в </w:t>
+            </w:r>
+            <w:proofErr w:type="spellStart"/>
+            <w:r>
+              <w:rPr>
+                <w:sz w:val="24"/>
+              </w:rPr>
+              <w:t>arm</w:t>
+            </w:r>
+            <w:proofErr w:type="spellEnd"/>
+            <w:r>
+              <w:rPr>
+                <w:sz w:val="24"/>
+              </w:rPr>
+              <w:t>/</w:t>
+            </w:r>
+            <w:proofErr w:type="spellStart"/>
+            <w:r>
+              <w:rPr>
+                <w:sz w:val="24"/>
+              </w:rPr>
+              <w:t>exch.h</w:t>
+            </w:r>
+            <w:proofErr w:type="spellEnd"/>
+            <w:r>
+              <w:rPr>
+                <w:sz w:val="24"/>
+              </w:rPr>
+              <w:t>).</w:t>
+            </w:r>
+          </w:p>
+          <w:p>
+            <w:pPr>
+              <w:pStyle w:val="Times142"/>
+              <w:rPr>
+                <w:sz w:val="24"/>
+              </w:rPr>
+            </w:pPr>
+          </w:p>
+          <w:p>
+            <w:pPr>
+              <w:pStyle w:val="Times142"/>
+              <w:rPr>
+                <w:sz w:val="24"/>
+              </w:rPr>
+            </w:pPr>
+            <w:r>
+              <w:rPr>
+                <w:sz w:val="24"/>
+              </w:rPr>
+              <w:t xml:space="preserve">  1.2. ПРАВИЛА ФОРМИРОВАНИЯ АРХИВНЫХ ФАЙЛОВ</w:t>
+            </w:r>
+          </w:p>
+          <w:p>
+            <w:pPr>
+              <w:pStyle w:val="Times142"/>
+              <w:rPr>
+                <w:sz w:val="24"/>
+              </w:rPr>
+            </w:pPr>
+          </w:p>
+          <w:p>
+            <w:pPr>
+              <w:pStyle w:val="Times142"/>
+              <w:rPr>
+                <w:sz w:val="24"/>
+              </w:rPr>
+            </w:pPr>
+            <w:r>
+              <w:rPr>
+                <w:sz w:val="24"/>
+              </w:rPr>
+              <w:t xml:space="preserve">  * Архивные файлы формируются по дням. Каждый архивный файл содержит данные за одни сутки,</w:t>
+            </w:r>
+          </w:p>
+          <w:p>
+            <w:pPr>
+              <w:pStyle w:val="Times142"/>
+              <w:rPr>
+                <w:sz w:val="24"/>
+              </w:rPr>
+            </w:pPr>
+            <w:r>
+              <w:rPr>
+                <w:sz w:val="24"/>
+              </w:rPr>
+              <w:t xml:space="preserve">    с 00:00:00.000 по 23:59:59.999</w:t>
+            </w:r>
+          </w:p>
+          <w:p>
+            <w:pPr>
+              <w:pStyle w:val="Times142"/>
+              <w:rPr>
+                <w:sz w:val="24"/>
+              </w:rPr>
+            </w:pPr>
+          </w:p>
+          <w:p>
+            <w:pPr>
+              <w:pStyle w:val="Times142"/>
+              <w:rPr>
+                <w:sz w:val="24"/>
+              </w:rPr>
+            </w:pPr>
+            <w:r>
+              <w:rPr>
+                <w:sz w:val="24"/>
+              </w:rPr>
+              <w:t xml:space="preserve">  * В формате Ksu4 используется специальный алгоритм сжатия записей, здесь не рассматривается.</w:t>
+            </w:r>
+          </w:p>
+          <w:p>
+            <w:pPr>
+              <w:pStyle w:val="Times142"/>
+              <w:rPr>
+                <w:sz w:val="24"/>
+              </w:rPr>
+            </w:pPr>
+            <w:r>
+              <w:rPr>
+                <w:sz w:val="24"/>
+              </w:rPr>
+              <w:t xml:space="preserve">    Далее рассматрив</w:t>
+            </w:r>
+            <w:r>
+              <w:rPr>
+                <w:sz w:val="24"/>
+              </w:rPr>
+              <w:t>аются только форматы Ksu3, Ksu5</w:t>
+            </w:r>
+          </w:p>
+          <w:p>
+            <w:pPr>
+              <w:pStyle w:val="Times142"/>
+              <w:rPr>
+                <w:sz w:val="24"/>
+              </w:rPr>
+            </w:pPr>
+            <w:r>
+              <w:rPr>
+                <w:sz w:val="24"/>
+              </w:rPr>
+              <w:t xml:space="preserve">  * Для сокращения объема архивных файлов и отслеживания периодов отсутствия данных и перезагрузок (</w:t>
+            </w:r>
+            <w:proofErr w:type="spellStart"/>
+            <w:r>
+              <w:rPr>
+                <w:sz w:val="24"/>
+              </w:rPr>
+              <w:t>перезапусков</w:t>
+            </w:r>
+            <w:proofErr w:type="spellEnd"/>
+            <w:r>
+              <w:rPr>
+                <w:sz w:val="24"/>
+              </w:rPr>
+              <w:t xml:space="preserve"> ПО) используются следующие механизмы:</w:t>
+            </w:r>
+          </w:p>
+          <w:p>
+            <w:pPr>
+              <w:pStyle w:val="Times142"/>
+              <w:rPr>
+                <w:sz w:val="24"/>
+              </w:rPr>
+            </w:pPr>
+            <w:r>
+              <w:rPr>
+                <w:sz w:val="24"/>
+              </w:rPr>
+              <w:t xml:space="preserve">Использование полей </w:t>
+            </w:r>
+            <w:proofErr w:type="spellStart"/>
+            <w:r>
+              <w:rPr>
+                <w:sz w:val="24"/>
+              </w:rPr>
+              <w:t>luTime</w:t>
+            </w:r>
+            <w:proofErr w:type="spellEnd"/>
+            <w:r>
+              <w:rPr>
+                <w:sz w:val="24"/>
+              </w:rPr>
+              <w:t xml:space="preserve"> (</w:t>
+            </w:r>
+            <w:proofErr w:type="spellStart"/>
+            <w:r>
+              <w:rPr>
+                <w:sz w:val="24"/>
+              </w:rPr>
+              <w:t>last</w:t>
+            </w:r>
+            <w:proofErr w:type="spellEnd"/>
+            <w:r>
+              <w:rPr>
+                <w:sz w:val="24"/>
+              </w:rPr>
+              <w:t xml:space="preserve"> </w:t>
+            </w:r>
+            <w:proofErr w:type="spellStart"/>
+            <w:r>
+              <w:rPr>
+                <w:sz w:val="24"/>
+              </w:rPr>
+              <w:t>update</w:t>
+            </w:r>
+            <w:proofErr w:type="spellEnd"/>
+            <w:r>
+              <w:rPr>
+                <w:sz w:val="24"/>
+              </w:rPr>
+              <w:t xml:space="preserve"> </w:t>
+            </w:r>
+            <w:proofErr w:type="spellStart"/>
+            <w:r>
+              <w:rPr>
+                <w:sz w:val="24"/>
+              </w:rPr>
+              <w:t>time</w:t>
+            </w:r>
+            <w:proofErr w:type="spellEnd"/>
+            <w:r>
+              <w:rPr>
+                <w:sz w:val="24"/>
+              </w:rPr>
+              <w:t xml:space="preserve">) записей </w:t>
+            </w:r>
+            <w:proofErr w:type="spellStart"/>
+            <w:r>
+              <w:rPr>
+                <w:sz w:val="24"/>
+              </w:rPr>
+              <w:t>T_Record</w:t>
+            </w:r>
+            <w:proofErr w:type="spellEnd"/>
+            <w:r>
+              <w:rPr>
+                <w:sz w:val="24"/>
+              </w:rPr>
+              <w:t xml:space="preserve"> и заголовка </w:t>
+            </w:r>
+            <w:proofErr w:type="spellStart"/>
+            <w:r>
+              <w:rPr>
+                <w:sz w:val="24"/>
+              </w:rPr>
+              <w:t>T_Header</w:t>
+            </w:r>
+            <w:proofErr w:type="spellEnd"/>
+            <w:r>
+              <w:rPr>
+                <w:sz w:val="24"/>
+              </w:rPr>
+              <w:t xml:space="preserve"> файла</w:t>
+            </w:r>
+          </w:p>
+          <w:p>
+            <w:pPr>
+              <w:pStyle w:val="Times142"/>
+              <w:rPr>
+                <w:sz w:val="24"/>
+              </w:rPr>
+            </w:pPr>
+            <w:r>
+              <w:rPr>
+                <w:sz w:val="24"/>
+              </w:rPr>
+              <w:t>Добавление новой записи в архив только при:</w:t>
+            </w:r>
+          </w:p>
+          <w:p>
+            <w:pPr>
+              <w:pStyle w:val="Times142"/>
+              <w:numPr>
+                <w:ilvl w:val="0"/>
+                <w:numId w:val="34"/>
+              </w:numPr>
+              <w:rPr>
+                <w:sz w:val="24"/>
+              </w:rPr>
+            </w:pPr>
+            <w:r>
+              <w:rPr>
+                <w:sz w:val="24"/>
+              </w:rPr>
+              <w:t>изменении данных</w:t>
+            </w:r>
+          </w:p>
+          <w:p>
+            <w:pPr>
+              <w:pStyle w:val="Times142"/>
+              <w:numPr>
+                <w:ilvl w:val="0"/>
+                <w:numId w:val="34"/>
+              </w:numPr>
+              <w:rPr>
+                <w:sz w:val="24"/>
+              </w:rPr>
+            </w:pPr>
+            <w:r>
+              <w:rPr>
+                <w:sz w:val="24"/>
+              </w:rPr>
+              <w:t xml:space="preserve">фиксации потери связи на основании значения </w:t>
+            </w:r>
+            <w:proofErr w:type="spellStart"/>
+            <w:r>
+              <w:rPr>
+                <w:sz w:val="24"/>
+              </w:rPr>
+              <w:t>T_</w:t>
+            </w:r>
+            <w:proofErr w:type="gramStart"/>
+            <w:r>
+              <w:rPr>
+                <w:sz w:val="24"/>
+              </w:rPr>
+              <w:t>Header</w:t>
+            </w:r>
+            <w:proofErr w:type="spellEnd"/>
+            <w:r>
+              <w:rPr>
+                <w:sz w:val="24"/>
+              </w:rPr>
+              <w:t>::</w:t>
+            </w:r>
+            <w:proofErr w:type="spellStart"/>
+            <w:proofErr w:type="gramEnd"/>
+            <w:r>
+              <w:rPr>
+                <w:sz w:val="24"/>
+              </w:rPr>
+              <w:t>updatePeriod</w:t>
+            </w:r>
+            <w:proofErr w:type="spellEnd"/>
+          </w:p>
+          <w:p>
+            <w:pPr>
+              <w:pStyle w:val="Times142"/>
+              <w:numPr>
+                <w:ilvl w:val="0"/>
+                <w:numId w:val="34"/>
+              </w:numPr>
+              <w:rPr>
+                <w:sz w:val="24"/>
+              </w:rPr>
+            </w:pPr>
+            <w:r>
+              <w:rPr>
+                <w:sz w:val="24"/>
+              </w:rPr>
+              <w:t>перезапуска ПО</w:t>
+            </w:r>
+          </w:p>
+          <w:p>
+            <w:pPr>
+              <w:pStyle w:val="Times142"/>
+              <w:rPr>
+                <w:sz w:val="24"/>
+              </w:rPr>
+            </w:pPr>
+          </w:p>
+          <w:p>
+            <w:pPr>
+              <w:pStyle w:val="Times142"/>
+              <w:rPr>
+                <w:sz w:val="24"/>
+              </w:rPr>
+            </w:pPr>
+            <w:r>
+              <w:rPr>
+                <w:sz w:val="24"/>
+              </w:rPr>
+              <w:t xml:space="preserve">* </w:t>
+            </w:r>
+            <w:r>
+              <w:rPr>
+                <w:sz w:val="24"/>
+              </w:rPr>
+              <w:t xml:space="preserve">    </w:t>
+            </w:r>
+            <w:r>
+              <w:rPr>
+                <w:sz w:val="24"/>
+              </w:rPr>
+              <w:t xml:space="preserve">Поля </w:t>
+            </w:r>
+            <w:proofErr w:type="spellStart"/>
+            <w:r>
+              <w:rPr>
+                <w:sz w:val="24"/>
+              </w:rPr>
+              <w:t>luTime</w:t>
+            </w:r>
+            <w:proofErr w:type="spellEnd"/>
+            <w:r>
+              <w:rPr>
+                <w:sz w:val="24"/>
+              </w:rPr>
+              <w:t xml:space="preserve"> определяют время предыдущего поступления (обновления) данных.</w:t>
+            </w:r>
+          </w:p>
+          <w:p>
+            <w:pPr>
+              <w:pStyle w:val="Times142"/>
+              <w:rPr>
+                <w:sz w:val="24"/>
+              </w:rPr>
+            </w:pPr>
+            <w:r>
+              <w:rPr>
+                <w:sz w:val="24"/>
+              </w:rPr>
+              <w:t>* Алгоритм формирования файлов архивов для периодических данных (</w:t>
+            </w:r>
+            <w:proofErr w:type="spellStart"/>
+            <w:r>
+              <w:rPr>
+                <w:sz w:val="24"/>
+              </w:rPr>
+              <w:t>T_</w:t>
+            </w:r>
+            <w:proofErr w:type="gramStart"/>
+            <w:r>
+              <w:rPr>
+                <w:sz w:val="24"/>
+              </w:rPr>
+              <w:t>Header</w:t>
+            </w:r>
+            <w:proofErr w:type="spellEnd"/>
+            <w:r>
+              <w:rPr>
+                <w:sz w:val="24"/>
+              </w:rPr>
+              <w:t>::</w:t>
+            </w:r>
+            <w:proofErr w:type="spellStart"/>
+            <w:proofErr w:type="gramEnd"/>
+            <w:r>
+              <w:rPr>
+                <w:sz w:val="24"/>
+              </w:rPr>
+              <w:t>updatePeriod</w:t>
+            </w:r>
+            <w:proofErr w:type="spellEnd"/>
+            <w:r>
+              <w:rPr>
+                <w:sz w:val="24"/>
+              </w:rPr>
+              <w:t xml:space="preserve"> &gt; 0):</w:t>
+            </w:r>
+          </w:p>
+          <w:p>
+            <w:pPr>
+              <w:pStyle w:val="Times142"/>
+              <w:numPr>
+                <w:ilvl w:val="0"/>
+                <w:numId w:val="35"/>
+              </w:numPr>
+              <w:rPr>
+                <w:sz w:val="24"/>
+              </w:rPr>
+            </w:pPr>
+            <w:r>
+              <w:rPr>
+                <w:sz w:val="24"/>
+              </w:rPr>
+              <w:t>при поступлении очередных данных для записи в архив:</w:t>
+            </w:r>
+          </w:p>
+          <w:p>
+            <w:pPr>
+              <w:pStyle w:val="Times142"/>
+              <w:numPr>
+                <w:ilvl w:val="1"/>
+                <w:numId w:val="35"/>
+              </w:numPr>
+              <w:rPr>
+                <w:sz w:val="24"/>
+              </w:rPr>
+            </w:pPr>
+            <w:r>
+              <w:rPr>
+                <w:sz w:val="24"/>
+              </w:rPr>
+              <w:t xml:space="preserve">в следующих случаях делается новая запись </w:t>
+            </w:r>
+            <w:proofErr w:type="spellStart"/>
+            <w:r>
+              <w:rPr>
+                <w:sz w:val="24"/>
+              </w:rPr>
+              <w:t>T_Record</w:t>
+            </w:r>
+            <w:proofErr w:type="spellEnd"/>
+            <w:r>
+              <w:rPr>
+                <w:sz w:val="24"/>
+              </w:rPr>
+              <w:t xml:space="preserve"> с </w:t>
+            </w:r>
+            <w:proofErr w:type="spellStart"/>
+            <w:r>
+              <w:rPr>
+                <w:sz w:val="24"/>
+              </w:rPr>
+              <w:t>time</w:t>
+            </w:r>
+            <w:proofErr w:type="spellEnd"/>
+            <w:r>
+              <w:rPr>
+                <w:sz w:val="24"/>
+              </w:rPr>
+              <w:t xml:space="preserve"> == </w:t>
+            </w:r>
+            <w:proofErr w:type="spellStart"/>
+            <w:r>
+              <w:rPr>
+                <w:sz w:val="24"/>
+              </w:rPr>
+              <w:t>packet.time</w:t>
+            </w:r>
+            <w:proofErr w:type="spellEnd"/>
+            <w:r>
+              <w:rPr>
+                <w:sz w:val="24"/>
+              </w:rPr>
+              <w:t xml:space="preserve"> (время поступления пакета) и текущим значением </w:t>
+            </w:r>
+            <w:proofErr w:type="spellStart"/>
+            <w:r>
+              <w:rPr>
+                <w:sz w:val="24"/>
+              </w:rPr>
+              <w:t>T_</w:t>
+            </w:r>
+            <w:proofErr w:type="gramStart"/>
+            <w:r>
+              <w:rPr>
+                <w:sz w:val="24"/>
+              </w:rPr>
+              <w:t>Header</w:t>
+            </w:r>
+            <w:proofErr w:type="spellEnd"/>
+            <w:r>
+              <w:rPr>
+                <w:sz w:val="24"/>
+              </w:rPr>
+              <w:t>::</w:t>
+            </w:r>
+            <w:proofErr w:type="spellStart"/>
+            <w:proofErr w:type="gramEnd"/>
+            <w:r>
+              <w:rPr>
+                <w:sz w:val="24"/>
+              </w:rPr>
+              <w:t>luTime</w:t>
+            </w:r>
+            <w:proofErr w:type="spellEnd"/>
+            <w:r>
+              <w:rPr>
+                <w:sz w:val="24"/>
+              </w:rPr>
+              <w:t xml:space="preserve">, увеличивается количество записей </w:t>
+            </w:r>
+            <w:proofErr w:type="spellStart"/>
+            <w:r>
+              <w:rPr>
+                <w:sz w:val="24"/>
+              </w:rPr>
+              <w:t>T_Header</w:t>
+            </w:r>
+            <w:proofErr w:type="spellEnd"/>
+            <w:r>
+              <w:rPr>
+                <w:sz w:val="24"/>
+              </w:rPr>
+              <w:t>::</w:t>
+            </w:r>
+            <w:proofErr w:type="spellStart"/>
+            <w:r>
+              <w:rPr>
+                <w:sz w:val="24"/>
+              </w:rPr>
+              <w:t>recordsQuan</w:t>
+            </w:r>
+            <w:proofErr w:type="spellEnd"/>
+            <w:r>
+              <w:rPr>
+                <w:sz w:val="24"/>
+              </w:rPr>
+              <w:t>:</w:t>
+            </w:r>
+          </w:p>
+          <w:p>
+            <w:pPr>
+              <w:pStyle w:val="Times142"/>
+              <w:numPr>
+                <w:ilvl w:val="2"/>
+                <w:numId w:val="35"/>
+              </w:numPr>
+              <w:rPr>
+                <w:sz w:val="24"/>
+              </w:rPr>
+            </w:pPr>
+            <w:r>
+              <w:rPr>
+                <w:sz w:val="24"/>
+              </w:rPr>
+              <w:t xml:space="preserve">при отсутствии записей за текущие сутки / после перезапуска ПО </w:t>
+            </w:r>
+            <w:r>
+              <w:rPr>
+                <w:sz w:val="24"/>
+              </w:rPr>
+              <w:lastRenderedPageBreak/>
+              <w:t>(</w:t>
+            </w:r>
+            <w:proofErr w:type="spellStart"/>
+            <w:r>
+              <w:rPr>
+                <w:sz w:val="24"/>
+              </w:rPr>
+              <w:t>T_</w:t>
+            </w:r>
+            <w:proofErr w:type="gramStart"/>
+            <w:r>
+              <w:rPr>
+                <w:sz w:val="24"/>
+              </w:rPr>
+              <w:t>Header</w:t>
+            </w:r>
+            <w:proofErr w:type="spellEnd"/>
+            <w:r>
+              <w:rPr>
+                <w:sz w:val="24"/>
+              </w:rPr>
+              <w:t>::</w:t>
+            </w:r>
+            <w:proofErr w:type="spellStart"/>
+            <w:proofErr w:type="gramEnd"/>
+            <w:r>
+              <w:rPr>
+                <w:sz w:val="24"/>
+              </w:rPr>
+              <w:t>recordsQuan</w:t>
+            </w:r>
+            <w:proofErr w:type="spellEnd"/>
+            <w:r>
+              <w:rPr>
+                <w:sz w:val="24"/>
+              </w:rPr>
+              <w:t xml:space="preserve"> == 0). Первый пакет новых суток / после перезапуска ПО записывается всегда</w:t>
+            </w:r>
+          </w:p>
+          <w:p>
+            <w:pPr>
+              <w:pStyle w:val="Times142"/>
+              <w:numPr>
+                <w:ilvl w:val="2"/>
+                <w:numId w:val="35"/>
+              </w:numPr>
+              <w:rPr>
+                <w:sz w:val="24"/>
+              </w:rPr>
+            </w:pPr>
+            <w:r>
+              <w:rPr>
+                <w:sz w:val="24"/>
+              </w:rPr>
+              <w:t>при наличии изменения данных относительно предыдущей записи</w:t>
+            </w:r>
+          </w:p>
+          <w:p>
+            <w:pPr>
+              <w:pStyle w:val="Times142"/>
+              <w:numPr>
+                <w:ilvl w:val="1"/>
+                <w:numId w:val="35"/>
+              </w:numPr>
+              <w:rPr>
+                <w:sz w:val="24"/>
+              </w:rPr>
+            </w:pPr>
+            <w:r>
+              <w:rPr>
+                <w:sz w:val="24"/>
+              </w:rPr>
+              <w:t xml:space="preserve">текущее значение </w:t>
+            </w:r>
+            <w:proofErr w:type="spellStart"/>
+            <w:r>
+              <w:rPr>
+                <w:sz w:val="24"/>
+              </w:rPr>
+              <w:t>luTime</w:t>
+            </w:r>
+            <w:proofErr w:type="spellEnd"/>
+            <w:r>
+              <w:rPr>
+                <w:sz w:val="24"/>
+              </w:rPr>
+              <w:t xml:space="preserve"> обновляется (= </w:t>
+            </w:r>
+            <w:proofErr w:type="spellStart"/>
+            <w:r>
+              <w:rPr>
+                <w:sz w:val="24"/>
+              </w:rPr>
+              <w:t>packet.time</w:t>
+            </w:r>
+            <w:proofErr w:type="spellEnd"/>
+            <w:r>
+              <w:rPr>
+                <w:sz w:val="24"/>
+              </w:rPr>
+              <w:t>) (как при наличии, так и при отсутствии изменений данных),</w:t>
+            </w:r>
+            <w:r>
+              <w:rPr>
+                <w:sz w:val="24"/>
+              </w:rPr>
+              <w:t xml:space="preserve"> </w:t>
+            </w:r>
+            <w:r>
+              <w:rPr>
+                <w:sz w:val="24"/>
+              </w:rPr>
+              <w:t xml:space="preserve">значение </w:t>
+            </w:r>
+            <w:proofErr w:type="spellStart"/>
+            <w:r>
+              <w:rPr>
+                <w:sz w:val="24"/>
+              </w:rPr>
+              <w:t>T_</w:t>
+            </w:r>
+            <w:proofErr w:type="gramStart"/>
+            <w:r>
+              <w:rPr>
+                <w:sz w:val="24"/>
+              </w:rPr>
+              <w:t>Header</w:t>
+            </w:r>
+            <w:proofErr w:type="spellEnd"/>
+            <w:r>
+              <w:rPr>
+                <w:sz w:val="24"/>
+              </w:rPr>
+              <w:t>::</w:t>
+            </w:r>
+            <w:proofErr w:type="spellStart"/>
+            <w:proofErr w:type="gramEnd"/>
+            <w:r>
+              <w:rPr>
+                <w:sz w:val="24"/>
+              </w:rPr>
+              <w:t>luTime</w:t>
+            </w:r>
+            <w:proofErr w:type="spellEnd"/>
+            <w:r>
+              <w:rPr>
+                <w:sz w:val="24"/>
+              </w:rPr>
+              <w:t xml:space="preserve"> = новому текущему </w:t>
+            </w:r>
+            <w:proofErr w:type="spellStart"/>
+            <w:r>
+              <w:rPr>
+                <w:sz w:val="24"/>
+              </w:rPr>
+              <w:t>luTime</w:t>
+            </w:r>
+            <w:proofErr w:type="spellEnd"/>
+          </w:p>
+          <w:p>
+            <w:pPr>
+              <w:pStyle w:val="Times142"/>
+              <w:numPr>
+                <w:ilvl w:val="1"/>
+                <w:numId w:val="35"/>
+              </w:numPr>
+              <w:rPr>
+                <w:sz w:val="24"/>
+              </w:rPr>
+            </w:pPr>
+            <w:r>
+              <w:rPr>
+                <w:sz w:val="24"/>
+              </w:rPr>
+              <w:t xml:space="preserve">обновленный заголовок файла </w:t>
+            </w:r>
+            <w:proofErr w:type="spellStart"/>
+            <w:r>
+              <w:rPr>
+                <w:sz w:val="24"/>
+              </w:rPr>
+              <w:t>T_Header</w:t>
+            </w:r>
+            <w:proofErr w:type="spellEnd"/>
+            <w:r>
+              <w:rPr>
+                <w:sz w:val="24"/>
+              </w:rPr>
+              <w:t xml:space="preserve"> перезаписывается</w:t>
+            </w:r>
+          </w:p>
+          <w:p>
+            <w:pPr>
+              <w:pStyle w:val="Times142"/>
+              <w:numPr>
+                <w:ilvl w:val="0"/>
+                <w:numId w:val="35"/>
+              </w:numPr>
+              <w:rPr>
+                <w:sz w:val="24"/>
+              </w:rPr>
+            </w:pPr>
+            <w:r>
+              <w:rPr>
+                <w:sz w:val="24"/>
+              </w:rPr>
+              <w:t xml:space="preserve">при перезапуске ПО текущее значение </w:t>
+            </w:r>
+            <w:proofErr w:type="spellStart"/>
+            <w:r>
+              <w:rPr>
+                <w:sz w:val="24"/>
+              </w:rPr>
+              <w:t>T_</w:t>
+            </w:r>
+            <w:proofErr w:type="gramStart"/>
+            <w:r>
+              <w:rPr>
+                <w:sz w:val="24"/>
+              </w:rPr>
+              <w:t>Header</w:t>
+            </w:r>
+            <w:proofErr w:type="spellEnd"/>
+            <w:r>
+              <w:rPr>
+                <w:sz w:val="24"/>
+              </w:rPr>
+              <w:t>::</w:t>
+            </w:r>
+            <w:proofErr w:type="spellStart"/>
+            <w:proofErr w:type="gramEnd"/>
+            <w:r>
+              <w:rPr>
+                <w:sz w:val="24"/>
+              </w:rPr>
+              <w:t>luTime</w:t>
+            </w:r>
+            <w:proofErr w:type="spellEnd"/>
+            <w:r>
+              <w:rPr>
+                <w:sz w:val="24"/>
+              </w:rPr>
+              <w:t xml:space="preserve"> сбрасывается в 0</w:t>
+            </w:r>
+          </w:p>
+          <w:p>
+            <w:pPr>
+              <w:pStyle w:val="Times142"/>
+              <w:numPr>
+                <w:ilvl w:val="0"/>
+                <w:numId w:val="35"/>
+              </w:numPr>
+              <w:rPr>
+                <w:sz w:val="24"/>
+              </w:rPr>
+            </w:pPr>
+            <w:r>
+              <w:rPr>
+                <w:sz w:val="24"/>
+              </w:rPr>
+              <w:t>при переходе к формированию файла на следующие сутки:</w:t>
+            </w:r>
+          </w:p>
+          <w:p>
+            <w:pPr>
+              <w:pStyle w:val="Times142"/>
+              <w:numPr>
+                <w:ilvl w:val="1"/>
+                <w:numId w:val="35"/>
+              </w:numPr>
+              <w:rPr>
+                <w:sz w:val="24"/>
+                <w:lang w:val="en-US"/>
+              </w:rPr>
+            </w:pPr>
+            <w:proofErr w:type="spellStart"/>
+            <w:r>
+              <w:rPr>
+                <w:sz w:val="24"/>
+                <w:lang w:val="en-US"/>
+              </w:rPr>
+              <w:t>T_Header</w:t>
+            </w:r>
+            <w:proofErr w:type="spellEnd"/>
+            <w:r>
+              <w:rPr>
+                <w:sz w:val="24"/>
+                <w:lang w:val="en-US"/>
+              </w:rPr>
+              <w:t>::</w:t>
+            </w:r>
+            <w:proofErr w:type="spellStart"/>
+            <w:r>
+              <w:rPr>
+                <w:sz w:val="24"/>
+                <w:lang w:val="en-US"/>
+              </w:rPr>
+              <w:t>recordsQuan</w:t>
+            </w:r>
+            <w:proofErr w:type="spellEnd"/>
+            <w:r>
+              <w:rPr>
+                <w:sz w:val="24"/>
+                <w:lang w:val="en-US"/>
+              </w:rPr>
+              <w:t xml:space="preserve"> </w:t>
+            </w:r>
+            <w:r>
+              <w:rPr>
+                <w:sz w:val="24"/>
+              </w:rPr>
+              <w:t>сбрасывается</w:t>
+            </w:r>
+            <w:r>
+              <w:rPr>
+                <w:sz w:val="24"/>
+                <w:lang w:val="en-US"/>
+              </w:rPr>
+              <w:t xml:space="preserve"> </w:t>
+            </w:r>
+            <w:r>
+              <w:rPr>
+                <w:sz w:val="24"/>
+              </w:rPr>
+              <w:t>в</w:t>
+            </w:r>
+            <w:r>
+              <w:rPr>
+                <w:sz w:val="24"/>
+                <w:lang w:val="en-US"/>
+              </w:rPr>
+              <w:t xml:space="preserve"> 0</w:t>
+            </w:r>
+          </w:p>
+          <w:p>
+            <w:pPr>
+              <w:pStyle w:val="Times142"/>
+              <w:numPr>
+                <w:ilvl w:val="1"/>
+                <w:numId w:val="35"/>
+              </w:numPr>
+              <w:rPr>
+                <w:sz w:val="24"/>
+              </w:rPr>
+            </w:pPr>
+            <w:r>
+              <w:rPr>
+                <w:sz w:val="24"/>
+              </w:rPr>
+              <w:t xml:space="preserve">текущее значение </w:t>
+            </w:r>
+            <w:proofErr w:type="spellStart"/>
+            <w:r>
+              <w:rPr>
+                <w:sz w:val="24"/>
+              </w:rPr>
+              <w:t>luTime</w:t>
+            </w:r>
+            <w:proofErr w:type="spellEnd"/>
+            <w:r>
+              <w:rPr>
+                <w:sz w:val="24"/>
+              </w:rPr>
+              <w:t xml:space="preserve"> сохраняется</w:t>
+            </w:r>
+            <w:r>
+              <w:rPr>
+                <w:sz w:val="24"/>
+              </w:rPr>
+              <w:t xml:space="preserve"> </w:t>
+            </w:r>
+            <w:r>
+              <w:rPr>
+                <w:sz w:val="24"/>
+              </w:rPr>
+              <w:t xml:space="preserve">(т.е. значение </w:t>
+            </w:r>
+            <w:proofErr w:type="spellStart"/>
+            <w:r>
+              <w:rPr>
+                <w:sz w:val="24"/>
+              </w:rPr>
+              <w:t>luTime</w:t>
+            </w:r>
+            <w:proofErr w:type="spellEnd"/>
+            <w:r>
+              <w:rPr>
+                <w:sz w:val="24"/>
+              </w:rPr>
+              <w:t xml:space="preserve"> первой записи файла новых суток будет относиться к предыдущим суткам</w:t>
+            </w:r>
+            <w:r>
+              <w:rPr>
+                <w:sz w:val="24"/>
+              </w:rPr>
+              <w:t xml:space="preserve"> </w:t>
+            </w:r>
+            <w:r>
+              <w:rPr>
+                <w:sz w:val="24"/>
+              </w:rPr>
+              <w:t>при условии отсутствия перезапуска ПО между сменой суток)</w:t>
+            </w:r>
+          </w:p>
+          <w:p>
+            <w:pPr>
+              <w:pStyle w:val="Times142"/>
+              <w:rPr>
+                <w:sz w:val="24"/>
+              </w:rPr>
+            </w:pPr>
+            <w:r>
+              <w:rPr>
+                <w:sz w:val="24"/>
+              </w:rPr>
+              <w:t xml:space="preserve">  * Алгоритм формирования файлов архивов для спорадических данных (</w:t>
+            </w:r>
+            <w:proofErr w:type="spellStart"/>
+            <w:r>
+              <w:rPr>
+                <w:sz w:val="24"/>
+              </w:rPr>
+              <w:t>T_</w:t>
+            </w:r>
+            <w:proofErr w:type="gramStart"/>
+            <w:r>
+              <w:rPr>
+                <w:sz w:val="24"/>
+              </w:rPr>
+              <w:t>Header</w:t>
+            </w:r>
+            <w:proofErr w:type="spellEnd"/>
+            <w:r>
+              <w:rPr>
+                <w:sz w:val="24"/>
+              </w:rPr>
+              <w:t>::</w:t>
+            </w:r>
+            <w:proofErr w:type="spellStart"/>
+            <w:proofErr w:type="gramEnd"/>
+            <w:r>
+              <w:rPr>
+                <w:sz w:val="24"/>
+              </w:rPr>
+              <w:t>upd</w:t>
+            </w:r>
+            <w:r>
+              <w:rPr>
+                <w:sz w:val="24"/>
+              </w:rPr>
+              <w:t>atePeriod</w:t>
+            </w:r>
+            <w:proofErr w:type="spellEnd"/>
+            <w:r>
+              <w:rPr>
+                <w:sz w:val="24"/>
+              </w:rPr>
+              <w:t xml:space="preserve"> == 0):</w:t>
+            </w:r>
+          </w:p>
+          <w:p>
+            <w:pPr>
+              <w:pStyle w:val="Times142"/>
+              <w:numPr>
+                <w:ilvl w:val="0"/>
+                <w:numId w:val="36"/>
+              </w:numPr>
+              <w:rPr>
+                <w:sz w:val="24"/>
+              </w:rPr>
+            </w:pPr>
+            <w:r>
+              <w:rPr>
+                <w:sz w:val="24"/>
+              </w:rPr>
+              <w:t>при поступлении данных новая запись делается всегда</w:t>
+            </w:r>
+          </w:p>
+          <w:p>
+            <w:pPr>
+              <w:pStyle w:val="Times142"/>
+              <w:numPr>
+                <w:ilvl w:val="0"/>
+                <w:numId w:val="36"/>
+              </w:numPr>
+              <w:rPr>
+                <w:sz w:val="24"/>
+              </w:rPr>
+            </w:pPr>
+            <w:r>
+              <w:rPr>
+                <w:sz w:val="24"/>
+              </w:rPr>
+              <w:t xml:space="preserve">параметры </w:t>
+            </w:r>
+            <w:proofErr w:type="spellStart"/>
+            <w:r>
+              <w:rPr>
+                <w:sz w:val="24"/>
+              </w:rPr>
+              <w:t>luTime</w:t>
+            </w:r>
+            <w:proofErr w:type="spellEnd"/>
+            <w:r>
+              <w:rPr>
+                <w:sz w:val="24"/>
+              </w:rPr>
+              <w:t xml:space="preserve"> заголовка и записей заполняются аналогично периодическим данным</w:t>
+            </w:r>
+          </w:p>
+        </w:tc>
+      </w:tr>
+    </w:tbl>
+    <w:p>
+      <w:pPr>
+        <w:pStyle w:val="aff2"/>
+      </w:pPr>
+    </w:p>
+    <w:p>
+      <w:pPr>
+        <w:pStyle w:val="Times142"/>
+        <w:spacing w:line="360" w:lineRule="auto"/>
+      </w:pPr>
+      <w:r>
+        <w:t xml:space="preserve">Зная структуру архивных файлов, можно предположить каким образом проводить анализ данных. В заголовке хранится данные о записях, а также зная структуру сигналов объектов, можно извлечь необходимый бит информации о состоянии устройства. Таким образом можно </w:t>
+      </w:r>
+      <w:r>
+        <w:t>анализировать данные и выводить информацию в реальном времени. Далее приводится архитектура решения.</w:t>
+      </w:r>
+    </w:p>
+    <w:p>
+      <w:pPr>
+        <w:pStyle w:val="Times142"/>
+        <w:spacing w:line="360" w:lineRule="auto"/>
+        <w:ind w:firstLine="0"/>
+        <w:jc w:val="center"/>
+      </w:pPr>
+      <w:r>
+        <w:rPr>
+          <w:noProof/>
+        </w:rPr>
+        <w:drawing>
+          <wp:inline distT="0" distB="0" distL="0" distR="0" wp14:anchorId="06ED8A83" wp14:editId="7B7F77FF">
+            <wp:extent cx="5076825" cy="1857375"/>
+            <wp:effectExtent l="0" t="0" r="9525" b="9525"/>
+            <wp:docPr id="2" name="Рисунок 2"/>
+            <wp:cNvGraphicFramePr>
+              <a:graphicFrameLocks xmlns:a="http://schemas.openxmlformats.org/drawingml/2006/main" noChangeAspect="1"/>
+            </wp:cNvGraphicFramePr>
+            <a:graphic xmlns:a="http://schemas.openxmlformats.org/drawingml/2006/main">
+              <a:graphicData uri="http://schemas.openxmlformats.org/drawingml/2006/picture">
+                <pic:pic xmlns:pic="http://schemas.openxmlformats.org/drawingml/2006/picture">
+                  <pic:nvPicPr>
+                    <pic:cNvPr id="1" name=""/>
+                    <pic:cNvPicPr/>
+                  </pic:nvPicPr>
+                  <pic:blipFill>
+                    <a:blip r:embed="rId11"/>
+                    <a:stretch>
+                      <a:fillRect/>
+                    </a:stretch>
+                  </pic:blipFill>
+                  <pic:spPr>
+                    <a:xfrm>
+                      <a:off x="0" y="0"/>
+                      <a:ext cx="5076825" cy="1857375"/>
+                    </a:xfrm>
+                    <a:prstGeom prst="rect">
+                      <a:avLst/>
+                    </a:prstGeom>
+                  </pic:spPr>
+                </pic:pic>
+              </a:graphicData>
+            </a:graphic>
+          </wp:inline>
+        </w:drawing>
+      </w:r>
+    </w:p>
+    <w:p>
+      <w:pPr>
+        <w:pStyle w:val="Times142"/>
+        <w:spacing w:line="360" w:lineRule="auto"/>
+        <w:ind w:firstLine="0"/>
+        <w:jc w:val="center"/>
+      </w:pPr>
+      <w:r>
+        <w:t xml:space="preserve">Рисунок 4 – </w:t>
+      </w:r>
+      <w:r>
+        <w:t>А</w:t>
+      </w:r>
+      <w:r>
+        <w:t>рхитектура решения</w:t>
+      </w:r>
+    </w:p>
+    <w:p>
+      <w:pPr>
+        <w:pStyle w:val="Times142"/>
+        <w:spacing w:line="360" w:lineRule="auto"/>
+      </w:pPr>
+    </w:p>
+    <w:p>
+      <w:pPr>
+        <w:pStyle w:val="Times142"/>
+        <w:spacing w:line="360" w:lineRule="auto"/>
+      </w:pPr>
+      <w:r>
+        <w:lastRenderedPageBreak/>
+        <w:t xml:space="preserve">КСУ РА принимает и обрабатывает все сигналы с напольных устройств и формирует пакеты, которые передаёт ПО АРМ ШН РА для отображения. АРМ ШН в свою очередь архивирует данные в </w:t>
+      </w:r>
+      <w:r>
+        <w:t>“</w:t>
+      </w:r>
+      <w:r>
+        <w:t>чёрный ящик</w:t>
+      </w:r>
+      <w:r>
+        <w:t>”</w:t>
+      </w:r>
+      <w:r>
+        <w:t>. Разрабатываемый класс выгружает данные для анализа, формирует информацию о состоянии устройств и передаёт АРМ ШН.</w:t>
+      </w:r>
+      <w:r>
+        <w:t xml:space="preserve"> Из всего этого можно сформулировать следующие функциональные требования для класса анализатора:</w:t>
+      </w:r>
+    </w:p>
+    <w:p>
+      <w:pPr>
+        <w:pStyle w:val="Times142"/>
+        <w:numPr>
+          <w:ilvl w:val="0"/>
+          <w:numId w:val="37"/>
+        </w:numPr>
+        <w:spacing w:line="360" w:lineRule="auto"/>
+      </w:pPr>
+      <w:r>
+        <w:t>Анализ должен запланированным (по расписанию)</w:t>
+      </w:r>
+      <w:r>
+        <w:t>;</w:t>
+      </w:r>
+    </w:p>
+    <w:p>
+      <w:pPr>
+        <w:pStyle w:val="Times142"/>
+        <w:numPr>
+          <w:ilvl w:val="0"/>
+          <w:numId w:val="37"/>
+        </w:numPr>
+        <w:spacing w:line="360" w:lineRule="auto"/>
+      </w:pPr>
+      <w:r>
+        <w:t>А</w:t>
+      </w:r>
+      <w:r>
+        <w:t>нализ также должен запускаться при определённых событиях (аварии, неисправности);</w:t>
+      </w:r>
+    </w:p>
+    <w:p>
+      <w:pPr>
+        <w:pStyle w:val="Times142"/>
+        <w:numPr>
+          <w:ilvl w:val="0"/>
+          <w:numId w:val="37"/>
+        </w:numPr>
+        <w:spacing w:line="360" w:lineRule="auto"/>
+      </w:pPr>
+      <w:r>
+        <w:t>Необходимо следить за согласованностью данных;</w:t>
+      </w:r>
+    </w:p>
+    <w:p>
+      <w:pPr>
+        <w:pStyle w:val="Times142"/>
+        <w:numPr>
+          <w:ilvl w:val="0"/>
+          <w:numId w:val="37"/>
+        </w:numPr>
+        <w:spacing w:line="360" w:lineRule="auto"/>
+      </w:pPr>
+      <w:r>
+        <w:t>Класс должен вычислять фактическое время работы устройства;</w:t>
+      </w:r>
+    </w:p>
+    <w:p>
+      <w:pPr>
+        <w:pStyle w:val="Times142"/>
+        <w:numPr>
+          <w:ilvl w:val="0"/>
+          <w:numId w:val="37"/>
+        </w:numPr>
+        <w:spacing w:line="360" w:lineRule="auto"/>
+      </w:pPr>
+      <w:r>
+        <w:t>Следует сигнализировать о приближающемся износе устройства.</w:t>
+      </w:r>
+    </w:p>
+    <w:p>
+      <w:pPr>
+        <w:pStyle w:val="Times142"/>
+        <w:spacing w:line="360" w:lineRule="auto"/>
+      </w:pPr>
+      <w:r>
+        <w:t>Далее приводится прототип структуры на псевдокоде, которая формируется классом анализатором.</w:t>
+      </w:r>
+    </w:p>
+    <w:tbl>
+      <w:tblPr>
+        <w:tblStyle w:val="af4"/>
+        <w:tblW w:w="0" w:type="auto"/>
+        <w:tblLook w:val="04A0" w:firstRow="1" w:lastRow="0" w:firstColumn="1" w:lastColumn="0" w:noHBand="0" w:noVBand="1"/>
+      </w:tblPr>
+      <w:tblGrid>
+        <w:gridCol w:w="9854"/>
+      </w:tblGrid>
+      <w:tr>
+        <w:tc>
+          <w:tcPr>
+            <w:tcW w:w="9854" w:type="dxa"/>
+          </w:tcPr>
+          <w:p>
+            <w:pPr>
+              <w:pStyle w:val="Times142"/>
+              <w:spacing w:line="360" w:lineRule="auto"/>
+              <w:rPr>
+                <w:lang w:val="en-US"/>
+              </w:rPr>
+            </w:pPr>
+            <w:proofErr w:type="spellStart"/>
+            <w:r>
+              <w:rPr>
+                <w:lang w:val="en-US"/>
+              </w:rPr>
+              <w:t>struct</w:t>
+            </w:r>
+            <w:proofErr w:type="spellEnd"/>
+            <w:r>
+              <w:rPr>
+                <w:lang w:val="en-US"/>
+              </w:rPr>
+              <w:t xml:space="preserve"> </w:t>
+            </w:r>
+            <w:proofErr w:type="spellStart"/>
+            <w:r>
+              <w:rPr>
+                <w:lang w:val="en-US"/>
+              </w:rPr>
+              <w:t>Device_Info</w:t>
+            </w:r>
+            <w:proofErr w:type="spellEnd"/>
+            <w:r>
+              <w:rPr>
+                <w:lang w:val="en-US"/>
+              </w:rPr>
+              <w:t xml:space="preserve"> {</w:t>
+            </w:r>
+          </w:p>
+          <w:p>
+            <w:pPr>
+              <w:pStyle w:val="Times142"/>
+              <w:spacing w:line="360" w:lineRule="auto"/>
+              <w:rPr>
+                <w:lang w:val="en-US"/>
+              </w:rPr>
+            </w:pPr>
+            <w:r>
+              <w:rPr>
+                <w:lang w:val="en-US"/>
+              </w:rPr>
+              <w:tab/>
+              <w:t>union {</w:t>
+            </w:r>
+          </w:p>
+          <w:p>
+            <w:pPr>
+              <w:pStyle w:val="Times142"/>
+              <w:spacing w:line="360" w:lineRule="auto"/>
+              <w:rPr>
+                <w:lang w:val="en-US"/>
+              </w:rPr>
+            </w:pPr>
+            <w:r>
+              <w:rPr>
+                <w:lang w:val="en-US"/>
+              </w:rPr>
+              <w:t xml:space="preserve">        uint32_t    type; // </w:t>
+            </w:r>
+            <w:proofErr w:type="spellStart"/>
+            <w:r>
+              <w:rPr>
+                <w:lang w:val="en-US"/>
+              </w:rPr>
+              <w:t>тип</w:t>
+            </w:r>
+            <w:proofErr w:type="spellEnd"/>
+            <w:r>
+              <w:rPr>
+                <w:lang w:val="en-US"/>
+              </w:rPr>
+              <w:t xml:space="preserve"> </w:t>
+            </w:r>
+            <w:proofErr w:type="spellStart"/>
+            <w:r>
+              <w:rPr>
+                <w:lang w:val="en-US"/>
+              </w:rPr>
+              <w:t>устройства</w:t>
+            </w:r>
+            <w:proofErr w:type="spellEnd"/>
+          </w:p>
+          <w:p>
+            <w:pPr>
+              <w:pStyle w:val="Times142"/>
+              <w:spacing w:line="360" w:lineRule="auto"/>
+            </w:pPr>
+            <w:r>
+              <w:rPr>
+                <w:lang w:val="en-US"/>
+              </w:rPr>
+              <w:t xml:space="preserve">        </w:t>
+            </w:r>
+            <w:proofErr w:type="spellStart"/>
+            <w:r>
+              <w:rPr>
+                <w:lang w:val="en-US"/>
+              </w:rPr>
+              <w:t>uint</w:t>
+            </w:r>
+            <w:proofErr w:type="spellEnd"/>
+            <w:r>
+              <w:t>8_</w:t>
+            </w:r>
+            <w:r>
+              <w:rPr>
+                <w:lang w:val="en-US"/>
+              </w:rPr>
+              <w:t>t</w:t>
+            </w:r>
+            <w:r>
+              <w:t xml:space="preserve">     </w:t>
+            </w:r>
+            <w:proofErr w:type="spellStart"/>
+            <w:r>
+              <w:rPr>
+                <w:lang w:val="en-US"/>
+              </w:rPr>
+              <w:t>typeName</w:t>
+            </w:r>
+            <w:proofErr w:type="spellEnd"/>
+            <w:r>
+              <w:t>[ 4 ]; //</w:t>
+            </w:r>
+            <w:r>
+              <w:t xml:space="preserve"> </w:t>
+            </w:r>
+            <w:r>
+              <w:t>код устройства</w:t>
+            </w:r>
+          </w:p>
+          <w:p>
+            <w:pPr>
+              <w:pStyle w:val="Times142"/>
+              <w:spacing w:line="360" w:lineRule="auto"/>
+            </w:pPr>
+            <w:r>
+              <w:t xml:space="preserve">    };</w:t>
+            </w:r>
+          </w:p>
+          <w:p>
+            <w:pPr>
+              <w:pStyle w:val="Times142"/>
+              <w:spacing w:line="360" w:lineRule="auto"/>
+            </w:pPr>
+            <w:r>
+              <w:t xml:space="preserve">    </w:t>
+            </w:r>
+            <w:proofErr w:type="spellStart"/>
+            <w:r>
+              <w:rPr>
+                <w:lang w:val="en-US"/>
+              </w:rPr>
+              <w:t>uint</w:t>
+            </w:r>
+            <w:proofErr w:type="spellEnd"/>
+            <w:r>
+              <w:t>32_</w:t>
+            </w:r>
+            <w:r>
+              <w:rPr>
+                <w:lang w:val="en-US"/>
+              </w:rPr>
+              <w:t>t</w:t>
+            </w:r>
+            <w:r>
+              <w:t xml:space="preserve"> </w:t>
+            </w:r>
+            <w:proofErr w:type="spellStart"/>
+            <w:r>
+              <w:rPr>
+                <w:lang w:val="en-US"/>
+              </w:rPr>
+              <w:t>workingTime</w:t>
+            </w:r>
+            <w:proofErr w:type="spellEnd"/>
+            <w:r>
+              <w:t>; //</w:t>
+            </w:r>
+            <w:r>
+              <w:t xml:space="preserve"> фактическое время работы</w:t>
+            </w:r>
+          </w:p>
+          <w:p>
+            <w:pPr>
+              <w:pStyle w:val="Times142"/>
+              <w:spacing w:line="360" w:lineRule="auto"/>
+            </w:pPr>
+            <w:r>
+              <w:t xml:space="preserve">    </w:t>
+            </w:r>
+            <w:proofErr w:type="spellStart"/>
+            <w:r>
+              <w:rPr>
+                <w:lang w:val="en-US"/>
+              </w:rPr>
+              <w:t>int</w:t>
+            </w:r>
+            <w:proofErr w:type="spellEnd"/>
+            <w:r>
+              <w:t xml:space="preserve">[] </w:t>
+            </w:r>
+            <w:proofErr w:type="spellStart"/>
+            <w:r>
+              <w:rPr>
+                <w:lang w:val="en-US"/>
+              </w:rPr>
+              <w:t>transferTime</w:t>
+            </w:r>
+            <w:proofErr w:type="spellEnd"/>
+            <w:r>
+              <w:t>;</w:t>
+            </w:r>
+            <w:r>
+              <w:t xml:space="preserve"> // записи о времени перевода (для стрелок)</w:t>
+            </w:r>
+          </w:p>
+          <w:p>
+            <w:pPr>
+              <w:pStyle w:val="Times142"/>
+              <w:spacing w:line="360" w:lineRule="auto"/>
+            </w:pPr>
+            <w:r>
+              <w:t xml:space="preserve">    </w:t>
+            </w:r>
+            <w:proofErr w:type="spellStart"/>
+            <w:r>
+              <w:rPr>
+                <w:lang w:val="en-US"/>
+              </w:rPr>
+              <w:t>uint</w:t>
+            </w:r>
+            <w:proofErr w:type="spellEnd"/>
+            <w:r>
+              <w:t>32_</w:t>
+            </w:r>
+            <w:r>
+              <w:rPr>
+                <w:lang w:val="en-US"/>
+              </w:rPr>
+              <w:t>t</w:t>
+            </w:r>
+            <w:r>
+              <w:t xml:space="preserve"> </w:t>
+            </w:r>
+            <w:r>
+              <w:rPr>
+                <w:lang w:val="en-US"/>
+              </w:rPr>
+              <w:t>limit</w:t>
+            </w:r>
+            <w:r>
+              <w:t>;</w:t>
+            </w:r>
+            <w:r>
+              <w:t xml:space="preserve"> // лимит изнашивания устройства</w:t>
+            </w:r>
+          </w:p>
+          <w:p>
+            <w:pPr>
+              <w:pStyle w:val="Times142"/>
+              <w:spacing w:line="360" w:lineRule="auto"/>
+              <w:ind w:firstLine="0"/>
+              <w:rPr>
+                <w:lang w:val="en-US"/>
+              </w:rPr>
+            </w:pPr>
+            <w:r>
+              <w:rPr>
+                <w:lang w:val="en-US"/>
+              </w:rPr>
+              <w:t>}</w:t>
+            </w:r>
+          </w:p>
+        </w:tc>
+      </w:tr>
+    </w:tbl>
+    <w:p>
+      <w:pPr>
+        <w:pStyle w:val="Times142"/>
+        <w:spacing w:line="360" w:lineRule="auto"/>
+      </w:pPr>
+    </w:p>
+    <w:p>
+      <w:pPr>
+        <w:pStyle w:val="17"/>
+      </w:pPr>
+      <w:r>
         <w:br w:type="page"/>
       </w:r>
+      <w:bookmarkStart w:id="11" w:name="_Toc28222580"/>
       <w:r>
         <w:lastRenderedPageBreak/>
-        <w:t>заключение</w:t>
-      </w:r>
+        <w:t>З</w:t>
+      </w:r>
+      <w:r>
+        <w:t>аключение</w:t>
+      </w:r>
+      <w:bookmarkEnd w:id="11"/>
     </w:p>
     <w:p>
       <w:pPr>
@@ -6416,34 +8728,18 @@
         <w:ind w:firstLine="709"/>
         <w:jc w:val="both"/>
         <w:rPr>
-          <w:color w:val="FF0000"/>
-          <w:sz w:val="28"/>
-          <w:szCs w:val="28"/>
-        </w:rPr>
-      </w:pPr>
-      <w:r>
-        <w:rPr>
-          <w:color w:val="FF0000"/>
-          <w:sz w:val="28"/>
-          <w:szCs w:val="28"/>
-        </w:rPr>
-        <w:t>Кратко подвести итоги</w:t>
-      </w:r>
-      <w:r>
-        <w:rPr>
-          <w:color w:val="FF0000"/>
-          <w:sz w:val="28"/>
-          <w:szCs w:val="28"/>
-        </w:rPr>
-        <w:t>, проанализировать соответствие поставленной цели</w:t>
-      </w:r>
-      <w:r>
-        <w:rPr>
-          <w:color w:val="FF0000"/>
-          <w:sz w:val="28"/>
-          <w:szCs w:val="28"/>
-        </w:rPr>
-        <w:t xml:space="preserve"> и полученного результата.</w:t>
+          <w:color w:val="000000" w:themeColor="text1"/>
+          <w:sz w:val="28"/>
+          <w:szCs w:val="28"/>
+        </w:rPr>
+      </w:pPr>
+      <w:r>
+        <w:rPr>
+          <w:color w:val="000000" w:themeColor="text1"/>
+          <w:sz w:val="28"/>
+          <w:szCs w:val="28"/>
+        </w:rPr>
+        <w:t xml:space="preserve">В ходе научно-исследовательской работы был рассмотрен метод обслуживания по состоянию для железнодорожных станций. Были сформулированы требования для анализа данных, а также функциональные требования. </w:t>
       </w:r>
     </w:p>
     <w:p>
@@ -6452,6 +8748,51 @@
         <w:ind w:firstLine="709"/>
         <w:jc w:val="both"/>
         <w:rPr>
+          <w:color w:val="000000" w:themeColor="text1"/>
+          <w:sz w:val="28"/>
+          <w:szCs w:val="28"/>
+        </w:rPr>
+      </w:pPr>
+      <w:r>
+        <w:rPr>
+          <w:color w:val="000000" w:themeColor="text1"/>
+          <w:sz w:val="28"/>
+          <w:szCs w:val="28"/>
+        </w:rPr>
+        <w:t xml:space="preserve">В ходе описания предполагаемого решения была предложена архитектура взаимодействия между модулями КСУ РА и АРМ ШН РА. Представлен прототип структуры данных, который передаётся для отображения на </w:t>
+      </w:r>
+      <w:r>
+        <w:rPr>
+          <w:color w:val="000000" w:themeColor="text1"/>
+          <w:sz w:val="28"/>
+          <w:szCs w:val="28"/>
+          <w:lang w:val="en-US"/>
+        </w:rPr>
+        <w:t>UI</w:t>
+      </w:r>
+      <w:r>
+        <w:rPr>
+          <w:color w:val="000000" w:themeColor="text1"/>
+          <w:sz w:val="28"/>
+          <w:szCs w:val="28"/>
+        </w:rPr>
+        <w:t xml:space="preserve"> </w:t>
+      </w:r>
+      <w:r>
+        <w:rPr>
+          <w:color w:val="000000" w:themeColor="text1"/>
+          <w:sz w:val="28"/>
+          <w:szCs w:val="28"/>
+        </w:rPr>
+        <w:t xml:space="preserve">ПЭВМ электромеханика. </w:t>
+      </w:r>
+    </w:p>
+    <w:p>
+      <w:pPr>
+        <w:spacing w:line="360" w:lineRule="auto"/>
+        <w:ind w:firstLine="709"/>
+        <w:jc w:val="both"/>
+        <w:rPr>
           <w:color w:val="FF0000"/>
           <w:sz w:val="28"/>
           <w:szCs w:val="28"/>
@@ -6460,62 +8801,21 @@
     </w:p>
     <w:p>
       <w:pPr>
-        <w:spacing w:line="360" w:lineRule="auto"/>
-        <w:jc w:val="center"/>
-        <w:rPr>
-          <w:b/>
-          <w:caps/>
-          <w:color w:val="000000" w:themeColor="text1"/>
-          <w:sz w:val="28"/>
-          <w:szCs w:val="28"/>
-        </w:rPr>
-      </w:pPr>
-      <w:r>
-        <w:rPr>
-          <w:b/>
-          <w:caps/>
-          <w:sz w:val="28"/>
-          <w:szCs w:val="28"/>
-        </w:rPr>
+        <w:pStyle w:val="17"/>
+        <w:spacing w:after="240"/>
+      </w:pPr>
+      <w:r>
         <w:br w:type="page"/>
       </w:r>
-      <w:r>
-        <w:rPr>
-          <w:b/>
-          <w:caps/>
-          <w:color w:val="000000" w:themeColor="text1"/>
-          <w:sz w:val="28"/>
-          <w:szCs w:val="28"/>
-        </w:rPr>
+      <w:bookmarkStart w:id="12" w:name="_Toc28222581"/>
+      <w:r>
         <w:lastRenderedPageBreak/>
-        <w:t>список использованных источников</w:t>
-      </w:r>
-    </w:p>
-    <w:p>
-      <w:pPr>
-        <w:rPr>
-          <w:color w:val="000000" w:themeColor="text1"/>
-          <w:sz w:val="28"/>
-          <w:szCs w:val="28"/>
-        </w:rPr>
-      </w:pPr>
-    </w:p>
-    <w:p>
-      <w:pPr>
-        <w:pStyle w:val="aff2"/>
-      </w:pPr>
-      <w:r>
-        <w:t xml:space="preserve">Ниже представлены примеры библиографического описания, </w:t>
-      </w:r>
-      <w:r>
-        <w:rPr>
-          <w:caps/>
-        </w:rPr>
-        <w:t>В качестве названия источника</w:t>
-      </w:r>
-      <w:r>
-        <w:t xml:space="preserve"> в примерах приводится вариант, в котором применяется то или иное библиографическое описание.</w:t>
-      </w:r>
+        <w:t>С</w:t>
+      </w:r>
+      <w:r>
+        <w:t>писок использованных источников</w:t>
+      </w:r>
+      <w:bookmarkEnd w:id="12"/>
     </w:p>
     <w:p>
       <w:pPr>
@@ -6685,8 +8985,8 @@
       </w:pPr>
     </w:p>
     <w:sectPr>
-      <w:headerReference w:type="default" r:id="rId11"/>
-      <w:footerReference w:type="default" r:id="rId12"/>
+      <w:headerReference w:type="default" r:id="rId12"/>
+      <w:footerReference w:type="default" r:id="rId13"/>
       <w:pgSz w:w="11906" w:h="16838"/>
       <w:pgMar w:top="1134" w:right="567" w:bottom="1134" w:left="1701" w:header="425" w:footer="709" w:gutter="0"/>
       <w:cols w:space="708"/>
@@ -6698,7 +8998,7 @@
 </file>
 
 <file path=word/endnotes.xml><?xml version="1.0" encoding="utf-8"?>
-<w:endnotes xmlns:ve="http://schemas.openxmlformats.org/markup-compatibility/2006" xmlns:o="urn:schemas-microsoft-com:office:office" xmlns:r="http://schemas.openxmlformats.org/officeDocument/2006/relationships" xmlns:m="http://schemas.openxmlformats.org/officeDocument/2006/math" xmlns:v="urn:schemas-microsoft-com:vml" xmlns:wp="http://schemas.openxmlformats.org/drawingml/2006/wordprocessingDrawing" xmlns:w10="urn:schemas-microsoft-com:office:word" xmlns:w="http://schemas.openxmlformats.org/wordprocessingml/2006/main" xmlns:wne="http://schemas.microsoft.com/office/word/2006/wordml">
+<w:endnotes xmlns:wpc="http://schemas.microsoft.com/office/word/2010/wordprocessingCanvas" xmlns:mc="http://schemas.openxmlformats.org/markup-compatibility/2006" xmlns:o="urn:schemas-microsoft-com:office:office" xmlns:r="http://schemas.openxmlformats.org/officeDocument/2006/relationships" xmlns:m="http://schemas.openxmlformats.org/officeDocument/2006/math" xmlns:v="urn:schemas-microsoft-com:vml" xmlns:wp14="http://schemas.microsoft.com/office/word/2010/wordprocessingDrawing" xmlns:wp="http://schemas.openxmlformats.org/drawingml/2006/wordprocessingDrawing" xmlns:w10="urn:schemas-microsoft-com:office:word" xmlns:w="http://schemas.openxmlformats.org/wordprocessingml/2006/main" xmlns:w14="http://schemas.microsoft.com/office/word/2010/wordml" xmlns:w15="http://schemas.microsoft.com/office/word/2012/wordml" xmlns:wpg="http://schemas.microsoft.com/office/word/2010/wordprocessingGroup" xmlns:wpi="http://schemas.microsoft.com/office/word/2010/wordprocessingInk" xmlns:wne="http://schemas.microsoft.com/office/word/2006/wordml" xmlns:wps="http://schemas.microsoft.com/office/word/2010/wordprocessingShape" mc:Ignorable="w14 w15 wp14">
   <w:endnote w:type="separator" w:id="-1">
     <w:p>
       <w:r>
@@ -6717,7 +9017,7 @@
 </file>
 
 <file path=word/footer1.xml><?xml version="1.0" encoding="utf-8"?>
-<w:ftr xmlns:ve="http://schemas.openxmlformats.org/markup-compatibility/2006" xmlns:o="urn:schemas-microsoft-com:office:office" xmlns:r="http://schemas.openxmlformats.org/officeDocument/2006/relationships" xmlns:m="http://schemas.openxmlformats.org/officeDocument/2006/math" xmlns:v="urn:schemas-microsoft-com:vml" xmlns:wp="http://schemas.openxmlformats.org/drawingml/2006/wordprocessingDrawing" xmlns:w10="urn:schemas-microsoft-com:office:word" xmlns:w="http://schemas.openxmlformats.org/wordprocessingml/2006/main" xmlns:wne="http://schemas.microsoft.com/office/word/2006/wordml">
+<w:ftr xmlns:wpc="http://schemas.microsoft.com/office/word/2010/wordprocessingCanvas" xmlns:mc="http://schemas.openxmlformats.org/markup-compatibility/2006" xmlns:o="urn:schemas-microsoft-com:office:office" xmlns:r="http://schemas.openxmlformats.org/officeDocument/2006/relationships" xmlns:m="http://schemas.openxmlformats.org/officeDocument/2006/math" xmlns:v="urn:schemas-microsoft-com:vml" xmlns:wp14="http://schemas.microsoft.com/office/word/2010/wordprocessingDrawing" xmlns:wp="http://schemas.openxmlformats.org/drawingml/2006/wordprocessingDrawing" xmlns:w10="urn:schemas-microsoft-com:office:word" xmlns:w="http://schemas.openxmlformats.org/wordprocessingml/2006/main" xmlns:w14="http://schemas.microsoft.com/office/word/2010/wordml" xmlns:w15="http://schemas.microsoft.com/office/word/2012/wordml" xmlns:wpg="http://schemas.microsoft.com/office/word/2010/wordprocessingGroup" xmlns:wpi="http://schemas.microsoft.com/office/word/2010/wordprocessingInk" xmlns:wne="http://schemas.microsoft.com/office/word/2006/wordml" xmlns:wps="http://schemas.microsoft.com/office/word/2010/wordprocessingShape" mc:Ignorable="w14 w15 wp14">
   <w:p>
     <w:pPr>
       <w:pStyle w:val="af1"/>
@@ -6736,7 +9036,7 @@
       <w:rPr>
         <w:noProof/>
       </w:rPr>
-      <w:t>13</w:t>
+      <w:t>2</w:t>
     </w:r>
     <w:r>
       <w:fldChar w:fldCharType="end"/>
@@ -6751,7 +9051,7 @@
 </file>
 
 <file path=word/footnotes.xml><?xml version="1.0" encoding="utf-8"?>
-<w:footnotes xmlns:ve="http://schemas.openxmlformats.org/markup-compatibility/2006" xmlns:o="urn:schemas-microsoft-com:office:office" xmlns:r="http://schemas.openxmlformats.org/officeDocument/2006/relationships" xmlns:m="http://schemas.openxmlformats.org/officeDocument/2006/math" xmlns:v="urn:schemas-microsoft-com:vml" xmlns:wp="http://schemas.openxmlformats.org/drawingml/2006/wordprocessingDrawing" xmlns:w10="urn:schemas-microsoft-com:office:word" xmlns:w="http://schemas.openxmlformats.org/wordprocessingml/2006/main" xmlns:wne="http://schemas.microsoft.com/office/word/2006/wordml">
+<w:footnotes xmlns:wpc="http://schemas.microsoft.com/office/word/2010/wordprocessingCanvas" xmlns:mc="http://schemas.openxmlformats.org/markup-compatibility/2006" xmlns:o="urn:schemas-microsoft-com:office:office" xmlns:r="http://schemas.openxmlformats.org/officeDocument/2006/relationships" xmlns:m="http://schemas.openxmlformats.org/officeDocument/2006/math" xmlns:v="urn:schemas-microsoft-com:vml" xmlns:wp14="http://schemas.microsoft.com/office/word/2010/wordprocessingDrawing" xmlns:wp="http://schemas.openxmlformats.org/drawingml/2006/wordprocessingDrawing" xmlns:w10="urn:schemas-microsoft-com:office:word" xmlns:w="http://schemas.openxmlformats.org/wordprocessingml/2006/main" xmlns:w14="http://schemas.microsoft.com/office/word/2010/wordml" xmlns:w15="http://schemas.microsoft.com/office/word/2012/wordml" xmlns:wpg="http://schemas.microsoft.com/office/word/2010/wordprocessingGroup" xmlns:wpi="http://schemas.microsoft.com/office/word/2010/wordprocessingInk" xmlns:wne="http://schemas.microsoft.com/office/word/2006/wordml" xmlns:wps="http://schemas.microsoft.com/office/word/2010/wordprocessingShape" mc:Ignorable="w14 w15 wp14">
   <w:footnote w:type="separator" w:id="-1">
     <w:p>
       <w:r>
@@ -6770,7 +9070,7 @@
 </file>
 
 <file path=word/header1.xml><?xml version="1.0" encoding="utf-8"?>
-<w:hdr xmlns:ve="http://schemas.openxmlformats.org/markup-compatibility/2006" xmlns:o="urn:schemas-microsoft-com:office:office" xmlns:r="http://schemas.openxmlformats.org/officeDocument/2006/relationships" xmlns:m="http://schemas.openxmlformats.org/officeDocument/2006/math" xmlns:v="urn:schemas-microsoft-com:vml" xmlns:wp="http://schemas.openxmlformats.org/drawingml/2006/wordprocessingDrawing" xmlns:w10="urn:schemas-microsoft-com:office:word" xmlns:w="http://schemas.openxmlformats.org/wordprocessingml/2006/main" xmlns:wne="http://schemas.microsoft.com/office/word/2006/wordml">
+<w:hdr xmlns:wpc="http://schemas.microsoft.com/office/word/2010/wordprocessingCanvas" xmlns:mc="http://schemas.openxmlformats.org/markup-compatibility/2006" xmlns:o="urn:schemas-microsoft-com:office:office" xmlns:r="http://schemas.openxmlformats.org/officeDocument/2006/relationships" xmlns:m="http://schemas.openxmlformats.org/officeDocument/2006/math" xmlns:v="urn:schemas-microsoft-com:vml" xmlns:wp14="http://schemas.microsoft.com/office/word/2010/wordprocessingDrawing" xmlns:wp="http://schemas.openxmlformats.org/drawingml/2006/wordprocessingDrawing" xmlns:w10="urn:schemas-microsoft-com:office:word" xmlns:w="http://schemas.openxmlformats.org/wordprocessingml/2006/main" xmlns:w14="http://schemas.microsoft.com/office/word/2010/wordml" xmlns:w15="http://schemas.microsoft.com/office/word/2012/wordml" xmlns:wpg="http://schemas.microsoft.com/office/word/2010/wordprocessingGroup" xmlns:wpi="http://schemas.microsoft.com/office/word/2010/wordprocessingInk" xmlns:wne="http://schemas.microsoft.com/office/word/2006/wordml" xmlns:wps="http://schemas.microsoft.com/office/word/2010/wordprocessingShape" mc:Ignorable="w14 w15 wp14">
   <w:p>
     <w:pPr>
       <w:pStyle w:val="af6"/>
@@ -6785,7 +9085,7 @@
 </file>
 
 <file path=word/numbering.xml><?xml version="1.0" encoding="utf-8"?>
-<w:numbering xmlns:ve="http://schemas.openxmlformats.org/markup-compatibility/2006" xmlns:o="urn:schemas-microsoft-com:office:office" xmlns:r="http://schemas.openxmlformats.org/officeDocument/2006/relationships" xmlns:m="http://schemas.openxmlformats.org/officeDocument/2006/math" xmlns:v="urn:schemas-microsoft-com:vml" xmlns:wp="http://schemas.openxmlformats.org/drawingml/2006/wordprocessingDrawing" xmlns:w10="urn:schemas-microsoft-com:office:word" xmlns:w="http://schemas.openxmlformats.org/wordprocessingml/2006/main" xmlns:wne="http://schemas.microsoft.com/office/word/2006/wordml">
+<w:numbering xmlns:wpc="http://schemas.microsoft.com/office/word/2010/wordprocessingCanvas" xmlns:mc="http://schemas.openxmlformats.org/markup-compatibility/2006" xmlns:o="urn:schemas-microsoft-com:office:office" xmlns:r="http://schemas.openxmlformats.org/officeDocument/2006/relationships" xmlns:m="http://schemas.openxmlformats.org/officeDocument/2006/math" xmlns:v="urn:schemas-microsoft-com:vml" xmlns:wp14="http://schemas.microsoft.com/office/word/2010/wordprocessingDrawing" xmlns:wp="http://schemas.openxmlformats.org/drawingml/2006/wordprocessingDrawing" xmlns:w10="urn:schemas-microsoft-com:office:word" xmlns:w="http://schemas.openxmlformats.org/wordprocessingml/2006/main" xmlns:w14="http://schemas.microsoft.com/office/word/2010/wordml" xmlns:w15="http://schemas.microsoft.com/office/word/2012/wordml" xmlns:wpg="http://schemas.microsoft.com/office/word/2010/wordprocessingGroup" xmlns:wpi="http://schemas.microsoft.com/office/word/2010/wordprocessingInk" xmlns:wne="http://schemas.microsoft.com/office/word/2006/wordml" xmlns:wps="http://schemas.microsoft.com/office/word/2010/wordprocessingShape" mc:Ignorable="w14 w15 wp14">
   <w:abstractNum w:abstractNumId="0">
     <w:nsid w:val="016A7988"/>
     <w:multiLevelType w:val="multilevel"/>
@@ -6996,6 +9296,119 @@
     </w:lvl>
   </w:abstractNum>
   <w:abstractNum w:abstractNumId="2">
+    <w:nsid w:val="02CA2239"/>
+    <w:multiLevelType w:val="hybridMultilevel"/>
+    <w:tmpl w:val="5474648A"/>
+    <w:lvl w:ilvl="0" w:tplc="04190001">
+      <w:start w:val="1"/>
+      <w:numFmt w:val="bullet"/>
+      <w:lvlText w:val=""/>
+      <w:lvlJc w:val="left"/>
+      <w:pPr>
+        <w:ind w:left="1429" w:hanging="360"/>
+      </w:pPr>
+      <w:rPr>
+        <w:rFonts w:ascii="Symbol" w:hAnsi="Symbol" w:hint="default"/>
+      </w:rPr>
+    </w:lvl>
+    <w:lvl w:ilvl="1" w:tplc="04190003" w:tentative="1">
+      <w:start w:val="1"/>
+      <w:numFmt w:val="bullet"/>
+      <w:lvlText w:val="o"/>
+      <w:lvlJc w:val="left"/>
+      <w:pPr>
+        <w:ind w:left="2149" w:hanging="360"/>
+      </w:pPr>
+      <w:rPr>
+        <w:rFonts w:ascii="Courier New" w:hAnsi="Courier New" w:cs="Courier New" w:hint="default"/>
+      </w:rPr>
+    </w:lvl>
+    <w:lvl w:ilvl="2" w:tplc="04190005" w:tentative="1">
+      <w:start w:val="1"/>
+      <w:numFmt w:val="bullet"/>
+      <w:lvlText w:val=""/>
+      <w:lvlJc w:val="left"/>
+      <w:pPr>
+        <w:ind w:left="2869" w:hanging="360"/>
+      </w:pPr>
+      <w:rPr>
+        <w:rFonts w:ascii="Wingdings" w:hAnsi="Wingdings" w:hint="default"/>
+      </w:rPr>
+    </w:lvl>
+    <w:lvl w:ilvl="3" w:tplc="04190001" w:tentative="1">
+      <w:start w:val="1"/>
+      <w:numFmt w:val="bullet"/>
+      <w:lvlText w:val=""/>
+      <w:lvlJc w:val="left"/>
+      <w:pPr>
+        <w:ind w:left="3589" w:hanging="360"/>
+      </w:pPr>
+      <w:rPr>
+        <w:rFonts w:ascii="Symbol" w:hAnsi="Symbol" w:hint="default"/>
+      </w:rPr>
+    </w:lvl>
+    <w:lvl w:ilvl="4" w:tplc="04190003" w:tentative="1">
+      <w:start w:val="1"/>
+      <w:numFmt w:val="bullet"/>
+      <w:lvlText w:val="o"/>
+      <w:lvlJc w:val="left"/>
+      <w:pPr>
+        <w:ind w:left="4309" w:hanging="360"/>
+      </w:pPr>
+      <w:rPr>
+        <w:rFonts w:ascii="Courier New" w:hAnsi="Courier New" w:cs="Courier New" w:hint="default"/>
+      </w:rPr>
+    </w:lvl>
+    <w:lvl w:ilvl="5" w:tplc="04190005" w:tentative="1">
+      <w:start w:val="1"/>
+      <w:numFmt w:val="bullet"/>
+      <w:lvlText w:val=""/>
+      <w:lvlJc w:val="left"/>
+      <w:pPr>
+        <w:ind w:left="5029" w:hanging="360"/>
+      </w:pPr>
+      <w:rPr>
+        <w:rFonts w:ascii="Wingdings" w:hAnsi="Wingdings" w:hint="default"/>
+      </w:rPr>
+    </w:lvl>
+    <w:lvl w:ilvl="6" w:tplc="04190001" w:tentative="1">
+      <w:start w:val="1"/>
+      <w:numFmt w:val="bullet"/>
+      <w:lvlText w:val=""/>
+      <w:lvlJc w:val="left"/>
+      <w:pPr>
+        <w:ind w:left="5749" w:hanging="360"/>
+      </w:pPr>
+      <w:rPr>
+        <w:rFonts w:ascii="Symbol" w:hAnsi="Symbol" w:hint="default"/>
+      </w:rPr>
+    </w:lvl>
+    <w:lvl w:ilvl="7" w:tplc="04190003" w:tentative="1">
+      <w:start w:val="1"/>
+      <w:numFmt w:val="bullet"/>
+      <w:lvlText w:val="o"/>
+      <w:lvlJc w:val="left"/>
+      <w:pPr>
+        <w:ind w:left="6469" w:hanging="360"/>
+      </w:pPr>
+      <w:rPr>
+        <w:rFonts w:ascii="Courier New" w:hAnsi="Courier New" w:cs="Courier New" w:hint="default"/>
+      </w:rPr>
+    </w:lvl>
+    <w:lvl w:ilvl="8" w:tplc="04190005" w:tentative="1">
+      <w:start w:val="1"/>
+      <w:numFmt w:val="bullet"/>
+      <w:lvlText w:val=""/>
+      <w:lvlJc w:val="left"/>
+      <w:pPr>
+        <w:ind w:left="7189" w:hanging="360"/>
+      </w:pPr>
+      <w:rPr>
+        <w:rFonts w:ascii="Wingdings" w:hAnsi="Wingdings" w:hint="default"/>
+      </w:rPr>
+    </w:lvl>
+  </w:abstractNum>
+  <w:abstractNum w:abstractNumId="3">
     <w:nsid w:val="05095DD1"/>
     <w:multiLevelType w:val="hybridMultilevel"/>
     <w:tmpl w:val="66CACEC8"/>
@@ -7108,7 +9521,7 @@
       </w:rPr>
     </w:lvl>
   </w:abstractNum>
-  <w:abstractNum w:abstractNumId="3">
+  <w:abstractNum w:abstractNumId="4">
     <w:nsid w:val="08834BF1"/>
     <w:multiLevelType w:val="hybridMultilevel"/>
     <w:tmpl w:val="BF6ADEB2"/>
@@ -7224,7 +9637,96 @@
       </w:pPr>
     </w:lvl>
   </w:abstractNum>
-  <w:abstractNum w:abstractNumId="4">
+  <w:abstractNum w:abstractNumId="5">
+    <w:nsid w:val="0936032C"/>
+    <w:multiLevelType w:val="hybridMultilevel"/>
+    <w:tmpl w:val="D09C918A"/>
+    <w:lvl w:ilvl="0" w:tplc="222A195A">
+      <w:start w:val="1"/>
+      <w:numFmt w:val="decimal"/>
+      <w:lvlText w:val="%1."/>
+      <w:lvlJc w:val="left"/>
+      <w:pPr>
+        <w:ind w:left="1549" w:hanging="360"/>
+      </w:pPr>
+      <w:rPr>
+        <w:rFonts w:hint="default"/>
+      </w:rPr>
+    </w:lvl>
+    <w:lvl w:ilvl="1" w:tplc="04190019" w:tentative="1">
+      <w:start w:val="1"/>
+      <w:numFmt w:val="lowerLetter"/>
+      <w:lvlText w:val="%2."/>
+      <w:lvlJc w:val="left"/>
+      <w:pPr>
+        <w:ind w:left="2269" w:hanging="360"/>
+      </w:pPr>
+    </w:lvl>
+    <w:lvl w:ilvl="2" w:tplc="0419001B" w:tentative="1">
+      <w:start w:val="1"/>
+      <w:numFmt w:val="lowerRoman"/>
+      <w:lvlText w:val="%3."/>
+      <w:lvlJc w:val="right"/>
+      <w:pPr>
+        <w:ind w:left="2989" w:hanging="180"/>
+      </w:pPr>
+    </w:lvl>
+    <w:lvl w:ilvl="3" w:tplc="0419000F" w:tentative="1">
+      <w:start w:val="1"/>
+      <w:numFmt w:val="decimal"/>
+      <w:lvlText w:val="%4."/>
+      <w:lvlJc w:val="left"/>
+      <w:pPr>
+        <w:ind w:left="3709" w:hanging="360"/>
+      </w:pPr>
+    </w:lvl>
+    <w:lvl w:ilvl="4" w:tplc="04190019" w:tentative="1">
+      <w:start w:val="1"/>
+      <w:numFmt w:val="lowerLetter"/>
+      <w:lvlText w:val="%5."/>
+      <w:lvlJc w:val="left"/>
+      <w:pPr>
+        <w:ind w:left="4429" w:hanging="360"/>
+      </w:pPr>
+    </w:lvl>
+    <w:lvl w:ilvl="5" w:tplc="0419001B" w:tentative="1">
+      <w:start w:val="1"/>
+      <w:numFmt w:val="lowerRoman"/>
+      <w:lvlText w:val="%6."/>
+      <w:lvlJc w:val="right"/>
+      <w:pPr>
+        <w:ind w:left="5149" w:hanging="180"/>
+      </w:pPr>
+    </w:lvl>
+    <w:lvl w:ilvl="6" w:tplc="0419000F" w:tentative="1">
+      <w:start w:val="1"/>
+      <w:numFmt w:val="decimal"/>
+      <w:lvlText w:val="%7."/>
+      <w:lvlJc w:val="left"/>
+      <w:pPr>
+        <w:ind w:left="5869" w:hanging="360"/>
+      </w:pPr>
+    </w:lvl>
+    <w:lvl w:ilvl="7" w:tplc="04190019" w:tentative="1">
+      <w:start w:val="1"/>
+      <w:numFmt w:val="lowerLetter"/>
+      <w:lvlText w:val="%8."/>
+      <w:lvlJc w:val="left"/>
+      <w:pPr>
+        <w:ind w:left="6589" w:hanging="360"/>
+      </w:pPr>
+    </w:lvl>
+    <w:lvl w:ilvl="8" w:tplc="0419001B" w:tentative="1">
+      <w:start w:val="1"/>
+      <w:numFmt w:val="lowerRoman"/>
+      <w:lvlText w:val="%9."/>
+      <w:lvlJc w:val="right"/>
+      <w:pPr>
+        <w:ind w:left="7309" w:hanging="180"/>
+      </w:pPr>
+    </w:lvl>
+  </w:abstractNum>
+  <w:abstractNum w:abstractNumId="6">
     <w:nsid w:val="0FBF427A"/>
     <w:multiLevelType w:val="hybridMultilevel"/>
     <w:tmpl w:val="0398321A"/>
@@ -7314,7 +9816,7 @@
       </w:pPr>
     </w:lvl>
   </w:abstractNum>
-  <w:abstractNum w:abstractNumId="5">
+  <w:abstractNum w:abstractNumId="7">
     <w:nsid w:val="10303516"/>
     <w:multiLevelType w:val="hybridMultilevel"/>
     <w:tmpl w:val="8E6687BA"/>
@@ -7427,7 +9929,7 @@
       </w:rPr>
     </w:lvl>
   </w:abstractNum>
-  <w:abstractNum w:abstractNumId="6">
+  <w:abstractNum w:abstractNumId="8">
     <w:nsid w:val="11AF0F48"/>
     <w:multiLevelType w:val="hybridMultilevel"/>
     <w:tmpl w:val="EF8C7FB2"/>
@@ -7540,7 +10042,7 @@
       </w:rPr>
     </w:lvl>
   </w:abstractNum>
-  <w:abstractNum w:abstractNumId="7">
+  <w:abstractNum w:abstractNumId="9">
     <w:nsid w:val="1D9A4934"/>
     <w:multiLevelType w:val="hybridMultilevel"/>
     <w:tmpl w:val="108400A6"/>
@@ -7653,13 +10155,13 @@
       </w:rPr>
     </w:lvl>
   </w:abstractNum>
-  <w:abstractNum w:abstractNumId="8">
+  <w:abstractNum w:abstractNumId="10">
     <w:nsid w:val="20C3132B"/>
     <w:multiLevelType w:val="multilevel"/>
     <w:tmpl w:val="C528190A"/>
     <w:numStyleLink w:val="a"/>
   </w:abstractNum>
-  <w:abstractNum w:abstractNumId="9">
+  <w:abstractNum w:abstractNumId="11">
     <w:nsid w:val="23761F46"/>
     <w:multiLevelType w:val="hybridMultilevel"/>
     <w:tmpl w:val="07F80496"/>
@@ -7748,7 +10250,7 @@
       </w:pPr>
     </w:lvl>
   </w:abstractNum>
-  <w:abstractNum w:abstractNumId="10">
+  <w:abstractNum w:abstractNumId="12">
     <w:nsid w:val="27BF0839"/>
     <w:multiLevelType w:val="hybridMultilevel"/>
     <w:tmpl w:val="44EEF012"/>
@@ -7837,7 +10339,7 @@
       </w:pPr>
     </w:lvl>
   </w:abstractNum>
-  <w:abstractNum w:abstractNumId="11">
+  <w:abstractNum w:abstractNumId="13">
     <w:nsid w:val="2A361FEF"/>
     <w:multiLevelType w:val="hybridMultilevel"/>
     <w:tmpl w:val="A32AEC4E"/>
@@ -7950,11 +10452,11 @@
       </w:rPr>
     </w:lvl>
   </w:abstractNum>
-  <w:abstractNum w:abstractNumId="12">
+  <w:abstractNum w:abstractNumId="14">
     <w:nsid w:val="36E6422A"/>
     <w:multiLevelType w:val="hybridMultilevel"/>
     <w:tmpl w:val="0016B184"/>
-    <w:lvl w:ilvl="0">
+    <w:lvl w:ilvl="0" w:tplc="EEA82994">
       <w:start w:val="1"/>
       <w:numFmt w:val="bullet"/>
       <w:pStyle w:val="Times1412"/>
@@ -7977,7 +10479,7 @@
         <w:szCs w:val="24"/>
       </w:rPr>
     </w:lvl>
-    <w:lvl w:ilvl="1" w:tentative="1">
+    <w:lvl w:ilvl="1" w:tplc="79960AB6" w:tentative="1">
       <w:start w:val="1"/>
       <w:numFmt w:val="bullet"/>
       <w:lvlText w:val="o"/>
@@ -7989,7 +10491,7 @@
         <w:rFonts w:ascii="Courier New" w:hAnsi="Courier New" w:cs="Courier New" w:hint="default"/>
       </w:rPr>
     </w:lvl>
-    <w:lvl w:ilvl="2" w:tentative="1">
+    <w:lvl w:ilvl="2" w:tplc="46FA7BDA" w:tentative="1">
       <w:start w:val="1"/>
       <w:numFmt w:val="bullet"/>
       <w:lvlText w:val=""/>
@@ -8001,7 +10503,7 @@
         <w:rFonts w:ascii="Wingdings" w:hAnsi="Wingdings" w:hint="default"/>
       </w:rPr>
     </w:lvl>
-    <w:lvl w:ilvl="3" w:tentative="1">
+    <w:lvl w:ilvl="3" w:tplc="E9A60C42" w:tentative="1">
       <w:start w:val="1"/>
       <w:numFmt w:val="bullet"/>
       <w:lvlText w:val=""/>
@@ -8013,7 +10515,7 @@
         <w:rFonts w:ascii="Symbol" w:hAnsi="Symbol" w:hint="default"/>
       </w:rPr>
     </w:lvl>
-    <w:lvl w:ilvl="4" w:tentative="1">
+    <w:lvl w:ilvl="4" w:tplc="A300B252" w:tentative="1">
       <w:start w:val="1"/>
       <w:numFmt w:val="bullet"/>
       <w:lvlText w:val="o"/>
@@ -8025,7 +10527,7 @@
         <w:rFonts w:ascii="Courier New" w:hAnsi="Courier New" w:cs="Courier New" w:hint="default"/>
       </w:rPr>
     </w:lvl>
-    <w:lvl w:ilvl="5" w:tentative="1">
+    <w:lvl w:ilvl="5" w:tplc="7CF2B048" w:tentative="1">
       <w:start w:val="1"/>
       <w:numFmt w:val="bullet"/>
       <w:lvlText w:val=""/>
@@ -8037,7 +10539,7 @@
         <w:rFonts w:ascii="Wingdings" w:hAnsi="Wingdings" w:hint="default"/>
       </w:rPr>
     </w:lvl>
-    <w:lvl w:ilvl="6" w:tentative="1">
+    <w:lvl w:ilvl="6" w:tplc="31EA30F8" w:tentative="1">
       <w:start w:val="1"/>
       <w:numFmt w:val="bullet"/>
       <w:lvlText w:val=""/>
@@ -8049,7 +10551,7 @@
         <w:rFonts w:ascii="Symbol" w:hAnsi="Symbol" w:hint="default"/>
       </w:rPr>
     </w:lvl>
-    <w:lvl w:ilvl="7" w:tentative="1">
+    <w:lvl w:ilvl="7" w:tplc="05D28F1A" w:tentative="1">
       <w:start w:val="1"/>
       <w:numFmt w:val="bullet"/>
       <w:lvlText w:val="o"/>
@@ -8061,7 +10563,7 @@
         <w:rFonts w:ascii="Courier New" w:hAnsi="Courier New" w:cs="Courier New" w:hint="default"/>
       </w:rPr>
     </w:lvl>
-    <w:lvl w:ilvl="8" w:tentative="1">
+    <w:lvl w:ilvl="8" w:tplc="4A32C99E" w:tentative="1">
       <w:start w:val="1"/>
       <w:numFmt w:val="bullet"/>
       <w:lvlText w:val=""/>
@@ -8074,7 +10576,7 @@
       </w:rPr>
     </w:lvl>
   </w:abstractNum>
-  <w:abstractNum w:abstractNumId="13">
+  <w:abstractNum w:abstractNumId="15">
     <w:nsid w:val="38C50B4A"/>
     <w:multiLevelType w:val="hybridMultilevel"/>
     <w:tmpl w:val="899C9BEA"/>
@@ -8187,7 +10689,120 @@
       </w:rPr>
     </w:lvl>
   </w:abstractNum>
-  <w:abstractNum w:abstractNumId="14">
+  <w:abstractNum w:abstractNumId="16">
+    <w:nsid w:val="3C414D56"/>
+    <w:multiLevelType w:val="hybridMultilevel"/>
+    <w:tmpl w:val="2CE0E208"/>
+    <w:lvl w:ilvl="0" w:tplc="04190001">
+      <w:start w:val="1"/>
+      <w:numFmt w:val="bullet"/>
+      <w:lvlText w:val=""/>
+      <w:lvlJc w:val="left"/>
+      <w:pPr>
+        <w:ind w:left="1429" w:hanging="360"/>
+      </w:pPr>
+      <w:rPr>
+        <w:rFonts w:ascii="Symbol" w:hAnsi="Symbol" w:hint="default"/>
+      </w:rPr>
+    </w:lvl>
+    <w:lvl w:ilvl="1" w:tplc="04190003" w:tentative="1">
+      <w:start w:val="1"/>
+      <w:numFmt w:val="bullet"/>
+      <w:lvlText w:val="o"/>
+      <w:lvlJc w:val="left"/>
+      <w:pPr>
+        <w:ind w:left="2149" w:hanging="360"/>
+      </w:pPr>
+      <w:rPr>
+        <w:rFonts w:ascii="Courier New" w:hAnsi="Courier New" w:cs="Courier New" w:hint="default"/>
+      </w:rPr>
+    </w:lvl>
+    <w:lvl w:ilvl="2" w:tplc="04190005" w:tentative="1">
+      <w:start w:val="1"/>
+      <w:numFmt w:val="bullet"/>
+      <w:lvlText w:val=""/>
+      <w:lvlJc w:val="left"/>
+      <w:pPr>
+        <w:ind w:left="2869" w:hanging="360"/>
+      </w:pPr>
+      <w:rPr>
+        <w:rFonts w:ascii="Wingdings" w:hAnsi="Wingdings" w:hint="default"/>
+      </w:rPr>
+    </w:lvl>
+    <w:lvl w:ilvl="3" w:tplc="04190001" w:tentative="1">
+      <w:start w:val="1"/>
+      <w:numFmt w:val="bullet"/>
+      <w:lvlText w:val=""/>
+      <w:lvlJc w:val="left"/>
+      <w:pPr>
+        <w:ind w:left="3589" w:hanging="360"/>
+      </w:pPr>
+      <w:rPr>
+        <w:rFonts w:ascii="Symbol" w:hAnsi="Symbol" w:hint="default"/>
+      </w:rPr>
+    </w:lvl>
+    <w:lvl w:ilvl="4" w:tplc="04190003" w:tentative="1">
+      <w:start w:val="1"/>
+      <w:numFmt w:val="bullet"/>
+      <w:lvlText w:val="o"/>
+      <w:lvlJc w:val="left"/>
+      <w:pPr>
+        <w:ind w:left="4309" w:hanging="360"/>
+      </w:pPr>
+      <w:rPr>
+        <w:rFonts w:ascii="Courier New" w:hAnsi="Courier New" w:cs="Courier New" w:hint="default"/>
+      </w:rPr>
+    </w:lvl>
+    <w:lvl w:ilvl="5" w:tplc="04190005" w:tentative="1">
+      <w:start w:val="1"/>
+      <w:numFmt w:val="bullet"/>
+      <w:lvlText w:val=""/>
+      <w:lvlJc w:val="left"/>
+      <w:pPr>
+        <w:ind w:left="5029" w:hanging="360"/>
+      </w:pPr>
+      <w:rPr>
+        <w:rFonts w:ascii="Wingdings" w:hAnsi="Wingdings" w:hint="default"/>
+      </w:rPr>
+    </w:lvl>
+    <w:lvl w:ilvl="6" w:tplc="04190001" w:tentative="1">
+      <w:start w:val="1"/>
+      <w:numFmt w:val="bullet"/>
+      <w:lvlText w:val=""/>
+      <w:lvlJc w:val="left"/>
+      <w:pPr>
+        <w:ind w:left="5749" w:hanging="360"/>
+      </w:pPr>
+      <w:rPr>
+        <w:rFonts w:ascii="Symbol" w:hAnsi="Symbol" w:hint="default"/>
+      </w:rPr>
+    </w:lvl>
+    <w:lvl w:ilvl="7" w:tplc="04190003" w:tentative="1">
+      <w:start w:val="1"/>
+      <w:numFmt w:val="bullet"/>
+      <w:lvlText w:val="o"/>
+      <w:lvlJc w:val="left"/>
+      <w:pPr>
+        <w:ind w:left="6469" w:hanging="360"/>
+      </w:pPr>
+      <w:rPr>
+        <w:rFonts w:ascii="Courier New" w:hAnsi="Courier New" w:cs="Courier New" w:hint="default"/>
+      </w:rPr>
+    </w:lvl>
+    <w:lvl w:ilvl="8" w:tplc="04190005" w:tentative="1">
+      <w:start w:val="1"/>
+      <w:numFmt w:val="bullet"/>
+      <w:lvlText w:val=""/>
+      <w:lvlJc w:val="left"/>
+      <w:pPr>
+        <w:ind w:left="7189" w:hanging="360"/>
+      </w:pPr>
+      <w:rPr>
+        <w:rFonts w:ascii="Wingdings" w:hAnsi="Wingdings" w:hint="default"/>
+      </w:rPr>
+    </w:lvl>
+  </w:abstractNum>
+  <w:abstractNum w:abstractNumId="17">
     <w:nsid w:val="3CD27A42"/>
     <w:multiLevelType w:val="hybridMultilevel"/>
     <w:tmpl w:val="AE9C2690"/>
@@ -8328,7 +10943,7 @@
       </w:rPr>
     </w:lvl>
   </w:abstractNum>
-  <w:abstractNum w:abstractNumId="15">
+  <w:abstractNum w:abstractNumId="18">
     <w:nsid w:val="3EB434F4"/>
     <w:multiLevelType w:val="multilevel"/>
     <w:tmpl w:val="59801F04"/>
@@ -8480,11 +11095,11 @@
       </w:rPr>
     </w:lvl>
   </w:abstractNum>
-  <w:abstractNum w:abstractNumId="16">
+  <w:abstractNum w:abstractNumId="19">
     <w:nsid w:val="3EC833C0"/>
     <w:multiLevelType w:val="hybridMultilevel"/>
     <w:tmpl w:val="27E4B0A4"/>
-    <w:lvl w:ilvl="0">
+    <w:lvl w:ilvl="0" w:tplc="39189878">
       <w:start w:val="1"/>
       <w:numFmt w:val="decimal"/>
       <w:lvlText w:val="%1)"/>
@@ -8497,7 +11112,7 @@
         <w:b w:val="0"/>
       </w:rPr>
     </w:lvl>
-    <w:lvl w:ilvl="1" w:tentative="1">
+    <w:lvl w:ilvl="1" w:tplc="9AEA6ECE" w:tentative="1">
       <w:start w:val="1"/>
       <w:numFmt w:val="lowerLetter"/>
       <w:lvlText w:val="%2."/>
@@ -8506,7 +11121,7 @@
         <w:ind w:left="2149" w:hanging="360"/>
       </w:pPr>
     </w:lvl>
-    <w:lvl w:ilvl="2" w:tentative="1">
+    <w:lvl w:ilvl="2" w:tplc="6B8E7D2E" w:tentative="1">
       <w:start w:val="1"/>
       <w:numFmt w:val="lowerRoman"/>
       <w:lvlText w:val="%3."/>
@@ -8515,7 +11130,7 @@
         <w:ind w:left="2869" w:hanging="180"/>
       </w:pPr>
     </w:lvl>
-    <w:lvl w:ilvl="3" w:tentative="1">
+    <w:lvl w:ilvl="3" w:tplc="C6C4DEC2" w:tentative="1">
       <w:start w:val="1"/>
       <w:numFmt w:val="decimal"/>
       <w:lvlText w:val="%4."/>
@@ -8524,7 +11139,7 @@
         <w:ind w:left="3589" w:hanging="360"/>
       </w:pPr>
     </w:lvl>
-    <w:lvl w:ilvl="4" w:tentative="1">
+    <w:lvl w:ilvl="4" w:tplc="33ACC184" w:tentative="1">
       <w:start w:val="1"/>
       <w:numFmt w:val="lowerLetter"/>
       <w:lvlText w:val="%5."/>
@@ -8533,7 +11148,7 @@
         <w:ind w:left="4309" w:hanging="360"/>
       </w:pPr>
     </w:lvl>
-    <w:lvl w:ilvl="5" w:tentative="1">
+    <w:lvl w:ilvl="5" w:tplc="85D84522" w:tentative="1">
       <w:start w:val="1"/>
       <w:numFmt w:val="lowerRoman"/>
       <w:lvlText w:val="%6."/>
@@ -8542,7 +11157,7 @@
         <w:ind w:left="5029" w:hanging="180"/>
       </w:pPr>
     </w:lvl>
-    <w:lvl w:ilvl="6" w:tentative="1">
+    <w:lvl w:ilvl="6" w:tplc="82989330" w:tentative="1">
       <w:start w:val="1"/>
       <w:numFmt w:val="decimal"/>
       <w:lvlText w:val="%7."/>
@@ -8551,7 +11166,7 @@
         <w:ind w:left="5749" w:hanging="360"/>
       </w:pPr>
     </w:lvl>
-    <w:lvl w:ilvl="7" w:tentative="1">
+    <w:lvl w:ilvl="7" w:tplc="3980516E" w:tentative="1">
       <w:start w:val="1"/>
       <w:numFmt w:val="lowerLetter"/>
       <w:lvlText w:val="%8."/>
@@ -8560,7 +11175,7 @@
         <w:ind w:left="6469" w:hanging="360"/>
       </w:pPr>
     </w:lvl>
-    <w:lvl w:ilvl="8" w:tentative="1">
+    <w:lvl w:ilvl="8" w:tplc="62921B22" w:tentative="1">
       <w:start w:val="1"/>
       <w:numFmt w:val="lowerRoman"/>
       <w:lvlText w:val="%9."/>
@@ -8570,7 +11185,7 @@
       </w:pPr>
     </w:lvl>
   </w:abstractNum>
-  <w:abstractNum w:abstractNumId="17">
+  <w:abstractNum w:abstractNumId="20">
     <w:nsid w:val="40617C73"/>
     <w:multiLevelType w:val="hybridMultilevel"/>
     <w:tmpl w:val="4B94E18A"/>
@@ -8684,7 +11299,7 @@
       </w:rPr>
     </w:lvl>
   </w:abstractNum>
-  <w:abstractNum w:abstractNumId="18">
+  <w:abstractNum w:abstractNumId="21">
     <w:nsid w:val="41FC2817"/>
     <w:multiLevelType w:val="hybridMultilevel"/>
     <w:tmpl w:val="0C42BE2E"/>
@@ -8774,7 +11389,7 @@
       </w:pPr>
     </w:lvl>
   </w:abstractNum>
-  <w:abstractNum w:abstractNumId="19">
+  <w:abstractNum w:abstractNumId="22">
     <w:nsid w:val="42DC2A32"/>
     <w:multiLevelType w:val="multilevel"/>
     <w:tmpl w:val="C528190A"/>
@@ -8933,11 +11548,237 @@
       </w:rPr>
     </w:lvl>
   </w:abstractNum>
-  <w:abstractNum w:abstractNumId="20">
+  <w:abstractNum w:abstractNumId="23">
+    <w:nsid w:val="44983065"/>
+    <w:multiLevelType w:val="hybridMultilevel"/>
+    <w:tmpl w:val="8598AB0E"/>
+    <w:lvl w:ilvl="0" w:tplc="04190001">
+      <w:start w:val="1"/>
+      <w:numFmt w:val="bullet"/>
+      <w:lvlText w:val=""/>
+      <w:lvlJc w:val="left"/>
+      <w:pPr>
+        <w:ind w:left="1429" w:hanging="360"/>
+      </w:pPr>
+      <w:rPr>
+        <w:rFonts w:ascii="Symbol" w:hAnsi="Symbol" w:hint="default"/>
+      </w:rPr>
+    </w:lvl>
+    <w:lvl w:ilvl="1" w:tplc="04190003">
+      <w:start w:val="1"/>
+      <w:numFmt w:val="bullet"/>
+      <w:lvlText w:val="o"/>
+      <w:lvlJc w:val="left"/>
+      <w:pPr>
+        <w:ind w:left="2149" w:hanging="360"/>
+      </w:pPr>
+      <w:rPr>
+        <w:rFonts w:ascii="Courier New" w:hAnsi="Courier New" w:cs="Courier New" w:hint="default"/>
+      </w:rPr>
+    </w:lvl>
+    <w:lvl w:ilvl="2" w:tplc="04190005">
+      <w:start w:val="1"/>
+      <w:numFmt w:val="bullet"/>
+      <w:lvlText w:val=""/>
+      <w:lvlJc w:val="left"/>
+      <w:pPr>
+        <w:ind w:left="2869" w:hanging="360"/>
+      </w:pPr>
+      <w:rPr>
+        <w:rFonts w:ascii="Wingdings" w:hAnsi="Wingdings" w:hint="default"/>
+      </w:rPr>
+    </w:lvl>
+    <w:lvl w:ilvl="3" w:tplc="04190001" w:tentative="1">
+      <w:start w:val="1"/>
+      <w:numFmt w:val="bullet"/>
+      <w:lvlText w:val=""/>
+      <w:lvlJc w:val="left"/>
+      <w:pPr>
+        <w:ind w:left="3589" w:hanging="360"/>
+      </w:pPr>
+      <w:rPr>
+        <w:rFonts w:ascii="Symbol" w:hAnsi="Symbol" w:hint="default"/>
+      </w:rPr>
+    </w:lvl>
+    <w:lvl w:ilvl="4" w:tplc="04190003" w:tentative="1">
+      <w:start w:val="1"/>
+      <w:numFmt w:val="bullet"/>
+      <w:lvlText w:val="o"/>
+      <w:lvlJc w:val="left"/>
+      <w:pPr>
+        <w:ind w:left="4309" w:hanging="360"/>
+      </w:pPr>
+      <w:rPr>
+        <w:rFonts w:ascii="Courier New" w:hAnsi="Courier New" w:cs="Courier New" w:hint="default"/>
+      </w:rPr>
+    </w:lvl>
+    <w:lvl w:ilvl="5" w:tplc="04190005" w:tentative="1">
+      <w:start w:val="1"/>
+      <w:numFmt w:val="bullet"/>
+      <w:lvlText w:val=""/>
+      <w:lvlJc w:val="left"/>
+      <w:pPr>
+        <w:ind w:left="5029" w:hanging="360"/>
+      </w:pPr>
+      <w:rPr>
+        <w:rFonts w:ascii="Wingdings" w:hAnsi="Wingdings" w:hint="default"/>
+      </w:rPr>
+    </w:lvl>
+    <w:lvl w:ilvl="6" w:tplc="04190001" w:tentative="1">
+      <w:start w:val="1"/>
+      <w:numFmt w:val="bullet"/>
+      <w:lvlText w:val=""/>
+      <w:lvlJc w:val="left"/>
+      <w:pPr>
+        <w:ind w:left="5749" w:hanging="360"/>
+      </w:pPr>
+      <w:rPr>
+        <w:rFonts w:ascii="Symbol" w:hAnsi="Symbol" w:hint="default"/>
+      </w:rPr>
+    </w:lvl>
+    <w:lvl w:ilvl="7" w:tplc="04190003" w:tentative="1">
+      <w:start w:val="1"/>
+      <w:numFmt w:val="bullet"/>
+      <w:lvlText w:val="o"/>
+      <w:lvlJc w:val="left"/>
+      <w:pPr>
+        <w:ind w:left="6469" w:hanging="360"/>
+      </w:pPr>
+      <w:rPr>
+        <w:rFonts w:ascii="Courier New" w:hAnsi="Courier New" w:cs="Courier New" w:hint="default"/>
+      </w:rPr>
+    </w:lvl>
+    <w:lvl w:ilvl="8" w:tplc="04190005" w:tentative="1">
+      <w:start w:val="1"/>
+      <w:numFmt w:val="bullet"/>
+      <w:lvlText w:val=""/>
+      <w:lvlJc w:val="left"/>
+      <w:pPr>
+        <w:ind w:left="7189" w:hanging="360"/>
+      </w:pPr>
+      <w:rPr>
+        <w:rFonts w:ascii="Wingdings" w:hAnsi="Wingdings" w:hint="default"/>
+      </w:rPr>
+    </w:lvl>
+  </w:abstractNum>
+  <w:abstractNum w:abstractNumId="24">
+    <w:nsid w:val="4BF9610C"/>
+    <w:multiLevelType w:val="hybridMultilevel"/>
+    <w:tmpl w:val="C9D2F5B0"/>
+    <w:lvl w:ilvl="0" w:tplc="04190001">
+      <w:start w:val="1"/>
+      <w:numFmt w:val="bullet"/>
+      <w:lvlText w:val=""/>
+      <w:lvlJc w:val="left"/>
+      <w:pPr>
+        <w:ind w:left="1429" w:hanging="360"/>
+      </w:pPr>
+      <w:rPr>
+        <w:rFonts w:ascii="Symbol" w:hAnsi="Symbol" w:hint="default"/>
+      </w:rPr>
+    </w:lvl>
+    <w:lvl w:ilvl="1" w:tplc="04190003" w:tentative="1">
+      <w:start w:val="1"/>
+      <w:numFmt w:val="bullet"/>
+      <w:lvlText w:val="o"/>
+      <w:lvlJc w:val="left"/>
+      <w:pPr>
+        <w:ind w:left="2149" w:hanging="360"/>
+      </w:pPr>
+      <w:rPr>
+        <w:rFonts w:ascii="Courier New" w:hAnsi="Courier New" w:cs="Courier New" w:hint="default"/>
+      </w:rPr>
+    </w:lvl>
+    <w:lvl w:ilvl="2" w:tplc="04190005" w:tentative="1">
+      <w:start w:val="1"/>
+      <w:numFmt w:val="bullet"/>
+      <w:lvlText w:val=""/>
+      <w:lvlJc w:val="left"/>
+      <w:pPr>
+        <w:ind w:left="2869" w:hanging="360"/>
+      </w:pPr>
+      <w:rPr>
+        <w:rFonts w:ascii="Wingdings" w:hAnsi="Wingdings" w:hint="default"/>
+      </w:rPr>
+    </w:lvl>
+    <w:lvl w:ilvl="3" w:tplc="04190001" w:tentative="1">
+      <w:start w:val="1"/>
+      <w:numFmt w:val="bullet"/>
+      <w:lvlText w:val=""/>
+      <w:lvlJc w:val="left"/>
+      <w:pPr>
+        <w:ind w:left="3589" w:hanging="360"/>
+      </w:pPr>
+      <w:rPr>
+        <w:rFonts w:ascii="Symbol" w:hAnsi="Symbol" w:hint="default"/>
+      </w:rPr>
+    </w:lvl>
+    <w:lvl w:ilvl="4" w:tplc="04190003" w:tentative="1">
+      <w:start w:val="1"/>
+      <w:numFmt w:val="bullet"/>
+      <w:lvlText w:val="o"/>
+      <w:lvlJc w:val="left"/>
+      <w:pPr>
+        <w:ind w:left="4309" w:hanging="360"/>
+      </w:pPr>
+      <w:rPr>
+        <w:rFonts w:ascii="Courier New" w:hAnsi="Courier New" w:cs="Courier New" w:hint="default"/>
+      </w:rPr>
+    </w:lvl>
+    <w:lvl w:ilvl="5" w:tplc="04190005" w:tentative="1">
+      <w:start w:val="1"/>
+      <w:numFmt w:val="bullet"/>
+      <w:lvlText w:val=""/>
+      <w:lvlJc w:val="left"/>
+      <w:pPr>
+        <w:ind w:left="5029" w:hanging="360"/>
+      </w:pPr>
+      <w:rPr>
+        <w:rFonts w:ascii="Wingdings" w:hAnsi="Wingdings" w:hint="default"/>
+      </w:rPr>
+    </w:lvl>
+    <w:lvl w:ilvl="6" w:tplc="04190001" w:tentative="1">
+      <w:start w:val="1"/>
+      <w:numFmt w:val="bullet"/>
+      <w:lvlText w:val=""/>
+      <w:lvlJc w:val="left"/>
+      <w:pPr>
+        <w:ind w:left="5749" w:hanging="360"/>
+      </w:pPr>
+      <w:rPr>
+        <w:rFonts w:ascii="Symbol" w:hAnsi="Symbol" w:hint="default"/>
+      </w:rPr>
+    </w:lvl>
+    <w:lvl w:ilvl="7" w:tplc="04190003" w:tentative="1">
+      <w:start w:val="1"/>
+      <w:numFmt w:val="bullet"/>
+      <w:lvlText w:val="o"/>
+      <w:lvlJc w:val="left"/>
+      <w:pPr>
+        <w:ind w:left="6469" w:hanging="360"/>
+      </w:pPr>
+      <w:rPr>
+        <w:rFonts w:ascii="Courier New" w:hAnsi="Courier New" w:cs="Courier New" w:hint="default"/>
+      </w:rPr>
+    </w:lvl>
+    <w:lvl w:ilvl="8" w:tplc="04190005" w:tentative="1">
+      <w:start w:val="1"/>
+      <w:numFmt w:val="bullet"/>
+      <w:lvlText w:val=""/>
+      <w:lvlJc w:val="left"/>
+      <w:pPr>
+        <w:ind w:left="7189" w:hanging="360"/>
+      </w:pPr>
+      <w:rPr>
+        <w:rFonts w:ascii="Wingdings" w:hAnsi="Wingdings" w:hint="default"/>
+      </w:rPr>
+    </w:lvl>
+  </w:abstractNum>
+  <w:abstractNum w:abstractNumId="25">
     <w:nsid w:val="4EA73575"/>
     <w:multiLevelType w:val="hybridMultilevel"/>
     <w:tmpl w:val="1908BDFA"/>
-    <w:lvl w:ilvl="0">
+    <w:lvl w:ilvl="0" w:tplc="C794FF42">
       <w:start w:val="1"/>
       <w:numFmt w:val="bullet"/>
       <w:lvlText w:val=""/>
@@ -8949,7 +11790,7 @@
         <w:rFonts w:ascii="Symbol" w:hAnsi="Symbol" w:hint="default"/>
       </w:rPr>
     </w:lvl>
-    <w:lvl w:ilvl="1" w:tentative="1">
+    <w:lvl w:ilvl="1" w:tplc="1AA8E988" w:tentative="1">
       <w:start w:val="1"/>
       <w:numFmt w:val="bullet"/>
       <w:lvlText w:val="o"/>
@@ -8961,7 +11802,7 @@
         <w:rFonts w:ascii="Courier New" w:hAnsi="Courier New" w:cs="Courier New" w:hint="default"/>
       </w:rPr>
     </w:lvl>
-    <w:lvl w:ilvl="2" w:tentative="1">
+    <w:lvl w:ilvl="2" w:tplc="8D989386" w:tentative="1">
       <w:start w:val="1"/>
       <w:numFmt w:val="bullet"/>
       <w:lvlText w:val=""/>
@@ -8973,7 +11814,7 @@
         <w:rFonts w:ascii="Wingdings" w:hAnsi="Wingdings" w:hint="default"/>
       </w:rPr>
     </w:lvl>
-    <w:lvl w:ilvl="3" w:tentative="1">
+    <w:lvl w:ilvl="3" w:tplc="014AB956" w:tentative="1">
       <w:start w:val="1"/>
       <w:numFmt w:val="bullet"/>
       <w:lvlText w:val=""/>
@@ -8985,7 +11826,7 @@
         <w:rFonts w:ascii="Symbol" w:hAnsi="Symbol" w:hint="default"/>
       </w:rPr>
     </w:lvl>
-    <w:lvl w:ilvl="4" w:tentative="1">
+    <w:lvl w:ilvl="4" w:tplc="9650E406" w:tentative="1">
       <w:start w:val="1"/>
       <w:numFmt w:val="bullet"/>
       <w:lvlText w:val="o"/>
@@ -8997,7 +11838,7 @@
         <w:rFonts w:ascii="Courier New" w:hAnsi="Courier New" w:cs="Courier New" w:hint="default"/>
       </w:rPr>
     </w:lvl>
-    <w:lvl w:ilvl="5" w:tentative="1">
+    <w:lvl w:ilvl="5" w:tplc="64DCB2CC" w:tentative="1">
       <w:start w:val="1"/>
       <w:numFmt w:val="bullet"/>
       <w:lvlText w:val=""/>
@@ -9009,7 +11850,7 @@
         <w:rFonts w:ascii="Wingdings" w:hAnsi="Wingdings" w:hint="default"/>
       </w:rPr>
     </w:lvl>
-    <w:lvl w:ilvl="6" w:tentative="1">
+    <w:lvl w:ilvl="6" w:tplc="CF522FE6" w:tentative="1">
       <w:start w:val="1"/>
       <w:numFmt w:val="bullet"/>
       <w:lvlText w:val=""/>
@@ -9021,7 +11862,7 @@
         <w:rFonts w:ascii="Symbol" w:hAnsi="Symbol" w:hint="default"/>
       </w:rPr>
     </w:lvl>
-    <w:lvl w:ilvl="7" w:tentative="1">
+    <w:lvl w:ilvl="7" w:tplc="E80CB028" w:tentative="1">
       <w:start w:val="1"/>
       <w:numFmt w:val="bullet"/>
       <w:lvlText w:val="o"/>
@@ -9033,7 +11874,7 @@
         <w:rFonts w:ascii="Courier New" w:hAnsi="Courier New" w:cs="Courier New" w:hint="default"/>
       </w:rPr>
     </w:lvl>
-    <w:lvl w:ilvl="8" w:tentative="1">
+    <w:lvl w:ilvl="8" w:tplc="5CC45356" w:tentative="1">
       <w:start w:val="1"/>
       <w:numFmt w:val="bullet"/>
       <w:lvlText w:val=""/>
@@ -9046,17 +11887,329 @@
       </w:rPr>
     </w:lvl>
   </w:abstractNum>
-  <w:abstractNum w:abstractNumId="21">
+  <w:abstractNum w:abstractNumId="26">
+    <w:nsid w:val="54D06BFE"/>
+    <w:multiLevelType w:val="hybridMultilevel"/>
+    <w:tmpl w:val="701A128E"/>
+    <w:lvl w:ilvl="0" w:tplc="0419000F">
+      <w:start w:val="1"/>
+      <w:numFmt w:val="decimal"/>
+      <w:lvlText w:val="%1."/>
+      <w:lvlJc w:val="left"/>
+      <w:pPr>
+        <w:ind w:left="1429" w:hanging="360"/>
+      </w:pPr>
+    </w:lvl>
+    <w:lvl w:ilvl="1" w:tplc="04190019" w:tentative="1">
+      <w:start w:val="1"/>
+      <w:numFmt w:val="lowerLetter"/>
+      <w:lvlText w:val="%2."/>
+      <w:lvlJc w:val="left"/>
+      <w:pPr>
+        <w:ind w:left="2149" w:hanging="360"/>
+      </w:pPr>
+    </w:lvl>
+    <w:lvl w:ilvl="2" w:tplc="0419001B" w:tentative="1">
+      <w:start w:val="1"/>
+      <w:numFmt w:val="lowerRoman"/>
+      <w:lvlText w:val="%3."/>
+      <w:lvlJc w:val="right"/>
+      <w:pPr>
+        <w:ind w:left="2869" w:hanging="180"/>
+      </w:pPr>
+    </w:lvl>
+    <w:lvl w:ilvl="3" w:tplc="0419000F" w:tentative="1">
+      <w:start w:val="1"/>
+      <w:numFmt w:val="decimal"/>
+      <w:lvlText w:val="%4."/>
+      <w:lvlJc w:val="left"/>
+      <w:pPr>
+        <w:ind w:left="3589" w:hanging="360"/>
+      </w:pPr>
+    </w:lvl>
+    <w:lvl w:ilvl="4" w:tplc="04190019" w:tentative="1">
+      <w:start w:val="1"/>
+      <w:numFmt w:val="lowerLetter"/>
+      <w:lvlText w:val="%5."/>
+      <w:lvlJc w:val="left"/>
+      <w:pPr>
+        <w:ind w:left="4309" w:hanging="360"/>
+      </w:pPr>
+    </w:lvl>
+    <w:lvl w:ilvl="5" w:tplc="0419001B" w:tentative="1">
+      <w:start w:val="1"/>
+      <w:numFmt w:val="lowerRoman"/>
+      <w:lvlText w:val="%6."/>
+      <w:lvlJc w:val="right"/>
+      <w:pPr>
+        <w:ind w:left="5029" w:hanging="180"/>
+      </w:pPr>
+    </w:lvl>
+    <w:lvl w:ilvl="6" w:tplc="0419000F" w:tentative="1">
+      <w:start w:val="1"/>
+      <w:numFmt w:val="decimal"/>
+      <w:lvlText w:val="%7."/>
+      <w:lvlJc w:val="left"/>
+      <w:pPr>
+        <w:ind w:left="5749" w:hanging="360"/>
+      </w:pPr>
+    </w:lvl>
+    <w:lvl w:ilvl="7" w:tplc="04190019" w:tentative="1">
+      <w:start w:val="1"/>
+      <w:numFmt w:val="lowerLetter"/>
+      <w:lvlText w:val="%8."/>
+      <w:lvlJc w:val="left"/>
+      <w:pPr>
+        <w:ind w:left="6469" w:hanging="360"/>
+      </w:pPr>
+    </w:lvl>
+    <w:lvl w:ilvl="8" w:tplc="0419001B" w:tentative="1">
+      <w:start w:val="1"/>
+      <w:numFmt w:val="lowerRoman"/>
+      <w:lvlText w:val="%9."/>
+      <w:lvlJc w:val="right"/>
+      <w:pPr>
+        <w:ind w:left="7189" w:hanging="180"/>
+      </w:pPr>
+    </w:lvl>
+  </w:abstractNum>
+  <w:abstractNum w:abstractNumId="27">
+    <w:nsid w:val="57703642"/>
+    <w:multiLevelType w:val="hybridMultilevel"/>
+    <w:tmpl w:val="89F2A47E"/>
+    <w:lvl w:ilvl="0" w:tplc="04190001">
+      <w:start w:val="1"/>
+      <w:numFmt w:val="bullet"/>
+      <w:lvlText w:val=""/>
+      <w:lvlJc w:val="left"/>
+      <w:pPr>
+        <w:ind w:left="1429" w:hanging="360"/>
+      </w:pPr>
+      <w:rPr>
+        <w:rFonts w:ascii="Symbol" w:hAnsi="Symbol" w:hint="default"/>
+      </w:rPr>
+    </w:lvl>
+    <w:lvl w:ilvl="1" w:tplc="04190003">
+      <w:start w:val="1"/>
+      <w:numFmt w:val="bullet"/>
+      <w:lvlText w:val="o"/>
+      <w:lvlJc w:val="left"/>
+      <w:pPr>
+        <w:ind w:left="2149" w:hanging="360"/>
+      </w:pPr>
+      <w:rPr>
+        <w:rFonts w:ascii="Courier New" w:hAnsi="Courier New" w:cs="Courier New" w:hint="default"/>
+      </w:rPr>
+    </w:lvl>
+    <w:lvl w:ilvl="2" w:tplc="1A1CE812">
+      <w:start w:val="1"/>
+      <w:numFmt w:val="bullet"/>
+      <w:lvlText w:val="-"/>
+      <w:lvlJc w:val="left"/>
+      <w:pPr>
+        <w:ind w:left="2869" w:hanging="360"/>
+      </w:pPr>
+      <w:rPr>
+        <w:rFonts w:ascii="Times New Roman" w:eastAsia="Times New Roman" w:hAnsi="Times New Roman" w:cs="Times New Roman" w:hint="default"/>
+      </w:rPr>
+    </w:lvl>
+    <w:lvl w:ilvl="3" w:tplc="04190001" w:tentative="1">
+      <w:start w:val="1"/>
+      <w:numFmt w:val="bullet"/>
+      <w:lvlText w:val=""/>
+      <w:lvlJc w:val="left"/>
+      <w:pPr>
+        <w:ind w:left="3589" w:hanging="360"/>
+      </w:pPr>
+      <w:rPr>
+        <w:rFonts w:ascii="Symbol" w:hAnsi="Symbol" w:hint="default"/>
+      </w:rPr>
+    </w:lvl>
+    <w:lvl w:ilvl="4" w:tplc="04190003" w:tentative="1">
+      <w:start w:val="1"/>
+      <w:numFmt w:val="bullet"/>
+      <w:lvlText w:val="o"/>
+      <w:lvlJc w:val="left"/>
+      <w:pPr>
+        <w:ind w:left="4309" w:hanging="360"/>
+      </w:pPr>
+      <w:rPr>
+        <w:rFonts w:ascii="Courier New" w:hAnsi="Courier New" w:cs="Courier New" w:hint="default"/>
+      </w:rPr>
+    </w:lvl>
+    <w:lvl w:ilvl="5" w:tplc="04190005" w:tentative="1">
+      <w:start w:val="1"/>
+      <w:numFmt w:val="bullet"/>
+      <w:lvlText w:val=""/>
+      <w:lvlJc w:val="left"/>
+      <w:pPr>
+        <w:ind w:left="5029" w:hanging="360"/>
+      </w:pPr>
+      <w:rPr>
+        <w:rFonts w:ascii="Wingdings" w:hAnsi="Wingdings" w:hint="default"/>
+      </w:rPr>
+    </w:lvl>
+    <w:lvl w:ilvl="6" w:tplc="04190001" w:tentative="1">
+      <w:start w:val="1"/>
+      <w:numFmt w:val="bullet"/>
+      <w:lvlText w:val=""/>
+      <w:lvlJc w:val="left"/>
+      <w:pPr>
+        <w:ind w:left="5749" w:hanging="360"/>
+      </w:pPr>
+      <w:rPr>
+        <w:rFonts w:ascii="Symbol" w:hAnsi="Symbol" w:hint="default"/>
+      </w:rPr>
+    </w:lvl>
+    <w:lvl w:ilvl="7" w:tplc="04190003" w:tentative="1">
+      <w:start w:val="1"/>
+      <w:numFmt w:val="bullet"/>
+      <w:lvlText w:val="o"/>
+      <w:lvlJc w:val="left"/>
+      <w:pPr>
+        <w:ind w:left="6469" w:hanging="360"/>
+      </w:pPr>
+      <w:rPr>
+        <w:rFonts w:ascii="Courier New" w:hAnsi="Courier New" w:cs="Courier New" w:hint="default"/>
+      </w:rPr>
+    </w:lvl>
+    <w:lvl w:ilvl="8" w:tplc="04190005" w:tentative="1">
+      <w:start w:val="1"/>
+      <w:numFmt w:val="bullet"/>
+      <w:lvlText w:val=""/>
+      <w:lvlJc w:val="left"/>
+      <w:pPr>
+        <w:ind w:left="7189" w:hanging="360"/>
+      </w:pPr>
+      <w:rPr>
+        <w:rFonts w:ascii="Wingdings" w:hAnsi="Wingdings" w:hint="default"/>
+      </w:rPr>
+    </w:lvl>
+  </w:abstractNum>
+  <w:abstractNum w:abstractNumId="28">
+    <w:nsid w:val="5ACF1332"/>
+    <w:multiLevelType w:val="hybridMultilevel"/>
+    <w:tmpl w:val="39224B80"/>
+    <w:lvl w:ilvl="0" w:tplc="04190001">
+      <w:start w:val="1"/>
+      <w:numFmt w:val="bullet"/>
+      <w:lvlText w:val=""/>
+      <w:lvlJc w:val="left"/>
+      <w:pPr>
+        <w:ind w:left="1429" w:hanging="360"/>
+      </w:pPr>
+      <w:rPr>
+        <w:rFonts w:ascii="Symbol" w:hAnsi="Symbol" w:hint="default"/>
+      </w:rPr>
+    </w:lvl>
+    <w:lvl w:ilvl="1" w:tplc="04190003" w:tentative="1">
+      <w:start w:val="1"/>
+      <w:numFmt w:val="bullet"/>
+      <w:lvlText w:val="o"/>
+      <w:lvlJc w:val="left"/>
+      <w:pPr>
+        <w:ind w:left="2149" w:hanging="360"/>
+      </w:pPr>
+      <w:rPr>
+        <w:rFonts w:ascii="Courier New" w:hAnsi="Courier New" w:cs="Courier New" w:hint="default"/>
+      </w:rPr>
+    </w:lvl>
+    <w:lvl w:ilvl="2" w:tplc="04190005" w:tentative="1">
+      <w:start w:val="1"/>
+      <w:numFmt w:val="bullet"/>
+      <w:lvlText w:val=""/>
+      <w:lvlJc w:val="left"/>
+      <w:pPr>
+        <w:ind w:left="2869" w:hanging="360"/>
+      </w:pPr>
+      <w:rPr>
+        <w:rFonts w:ascii="Wingdings" w:hAnsi="Wingdings" w:hint="default"/>
+      </w:rPr>
+    </w:lvl>
+    <w:lvl w:ilvl="3" w:tplc="04190001" w:tentative="1">
+      <w:start w:val="1"/>
+      <w:numFmt w:val="bullet"/>
+      <w:lvlText w:val=""/>
+      <w:lvlJc w:val="left"/>
+      <w:pPr>
+        <w:ind w:left="3589" w:hanging="360"/>
+      </w:pPr>
+      <w:rPr>
+        <w:rFonts w:ascii="Symbol" w:hAnsi="Symbol" w:hint="default"/>
+      </w:rPr>
+    </w:lvl>
+    <w:lvl w:ilvl="4" w:tplc="04190003" w:tentative="1">
+      <w:start w:val="1"/>
+      <w:numFmt w:val="bullet"/>
+      <w:lvlText w:val="o"/>
+      <w:lvlJc w:val="left"/>
+      <w:pPr>
+        <w:ind w:left="4309" w:hanging="360"/>
+      </w:pPr>
+      <w:rPr>
+        <w:rFonts w:ascii="Courier New" w:hAnsi="Courier New" w:cs="Courier New" w:hint="default"/>
+      </w:rPr>
+    </w:lvl>
+    <w:lvl w:ilvl="5" w:tplc="04190005" w:tentative="1">
+      <w:start w:val="1"/>
+      <w:numFmt w:val="bullet"/>
+      <w:lvlText w:val=""/>
+      <w:lvlJc w:val="left"/>
+      <w:pPr>
+        <w:ind w:left="5029" w:hanging="360"/>
+      </w:pPr>
+      <w:rPr>
+        <w:rFonts w:ascii="Wingdings" w:hAnsi="Wingdings" w:hint="default"/>
+      </w:rPr>
+    </w:lvl>
+    <w:lvl w:ilvl="6" w:tplc="04190001" w:tentative="1">
+      <w:start w:val="1"/>
+      <w:numFmt w:val="bullet"/>
+      <w:lvlText w:val=""/>
+      <w:lvlJc w:val="left"/>
+      <w:pPr>
+        <w:ind w:left="5749" w:hanging="360"/>
+      </w:pPr>
+      <w:rPr>
+        <w:rFonts w:ascii="Symbol" w:hAnsi="Symbol" w:hint="default"/>
+      </w:rPr>
+    </w:lvl>
+    <w:lvl w:ilvl="7" w:tplc="04190003" w:tentative="1">
+      <w:start w:val="1"/>
+      <w:numFmt w:val="bullet"/>
+      <w:lvlText w:val="o"/>
+      <w:lvlJc w:val="left"/>
+      <w:pPr>
+        <w:ind w:left="6469" w:hanging="360"/>
+      </w:pPr>
+      <w:rPr>
+        <w:rFonts w:ascii="Courier New" w:hAnsi="Courier New" w:cs="Courier New" w:hint="default"/>
+      </w:rPr>
+    </w:lvl>
+    <w:lvl w:ilvl="8" w:tplc="04190005" w:tentative="1">
+      <w:start w:val="1"/>
+      <w:numFmt w:val="bullet"/>
+      <w:lvlText w:val=""/>
+      <w:lvlJc w:val="left"/>
+      <w:pPr>
+        <w:ind w:left="7189" w:hanging="360"/>
+      </w:pPr>
+      <w:rPr>
+        <w:rFonts w:ascii="Wingdings" w:hAnsi="Wingdings" w:hint="default"/>
+      </w:rPr>
+    </w:lvl>
+  </w:abstractNum>
+  <w:abstractNum w:abstractNumId="29">
     <w:nsid w:val="607F3DEB"/>
     <w:multiLevelType w:val="multilevel"/>
     <w:tmpl w:val="59801F04"/>
     <w:numStyleLink w:val="8"/>
   </w:abstractNum>
-  <w:abstractNum w:abstractNumId="22">
+  <w:abstractNum w:abstractNumId="30">
     <w:nsid w:val="61FD629D"/>
     <w:multiLevelType w:val="hybridMultilevel"/>
     <w:tmpl w:val="D2F0FBB4"/>
-    <w:lvl w:ilvl="0">
+    <w:lvl w:ilvl="0" w:tplc="CE9A9F26">
       <w:start w:val="1"/>
       <w:numFmt w:val="decimal"/>
       <w:lvlText w:val="%1."/>
@@ -9065,7 +12218,7 @@
         <w:ind w:left="1429" w:hanging="360"/>
       </w:pPr>
     </w:lvl>
-    <w:lvl w:ilvl="1" w:tentative="1">
+    <w:lvl w:ilvl="1" w:tplc="0D5E2FD6" w:tentative="1">
       <w:start w:val="1"/>
       <w:numFmt w:val="lowerLetter"/>
       <w:lvlText w:val="%2."/>
@@ -9074,7 +12227,7 @@
         <w:ind w:left="2149" w:hanging="360"/>
       </w:pPr>
     </w:lvl>
-    <w:lvl w:ilvl="2" w:tentative="1">
+    <w:lvl w:ilvl="2" w:tplc="7C483926" w:tentative="1">
       <w:start w:val="1"/>
       <w:numFmt w:val="lowerRoman"/>
       <w:lvlText w:val="%3."/>
@@ -9083,7 +12236,7 @@
         <w:ind w:left="2869" w:hanging="180"/>
       </w:pPr>
     </w:lvl>
-    <w:lvl w:ilvl="3" w:tentative="1">
+    <w:lvl w:ilvl="3" w:tplc="CA6625D8" w:tentative="1">
       <w:start w:val="1"/>
       <w:numFmt w:val="decimal"/>
       <w:lvlText w:val="%4."/>
@@ -9092,7 +12245,7 @@
         <w:ind w:left="3589" w:hanging="360"/>
       </w:pPr>
     </w:lvl>
-    <w:lvl w:ilvl="4" w:tentative="1">
+    <w:lvl w:ilvl="4" w:tplc="335EE6F2" w:tentative="1">
       <w:start w:val="1"/>
       <w:numFmt w:val="lowerLetter"/>
       <w:lvlText w:val="%5."/>
@@ -9101,7 +12254,7 @@
         <w:ind w:left="4309" w:hanging="360"/>
       </w:pPr>
     </w:lvl>
-    <w:lvl w:ilvl="5" w:tentative="1">
+    <w:lvl w:ilvl="5" w:tplc="5F1ADB80" w:tentative="1">
       <w:start w:val="1"/>
       <w:numFmt w:val="lowerRoman"/>
       <w:lvlText w:val="%6."/>
@@ -9110,7 +12263,7 @@
         <w:ind w:left="5029" w:hanging="180"/>
       </w:pPr>
     </w:lvl>
-    <w:lvl w:ilvl="6" w:tentative="1">
+    <w:lvl w:ilvl="6" w:tplc="45DA1C44" w:tentative="1">
       <w:start w:val="1"/>
       <w:numFmt w:val="decimal"/>
       <w:lvlText w:val="%7."/>
@@ -9119,7 +12272,7 @@
         <w:ind w:left="5749" w:hanging="360"/>
       </w:pPr>
     </w:lvl>
-    <w:lvl w:ilvl="7" w:tentative="1">
+    <w:lvl w:ilvl="7" w:tplc="E0B640FA" w:tentative="1">
       <w:start w:val="1"/>
       <w:numFmt w:val="lowerLetter"/>
       <w:lvlText w:val="%8."/>
@@ -9128,7 +12281,7 @@
         <w:ind w:left="6469" w:hanging="360"/>
       </w:pPr>
     </w:lvl>
-    <w:lvl w:ilvl="8" w:tentative="1">
+    <w:lvl w:ilvl="8" w:tplc="2DD219EE" w:tentative="1">
       <w:start w:val="1"/>
       <w:numFmt w:val="lowerRoman"/>
       <w:lvlText w:val="%9."/>
@@ -9138,7 +12291,120 @@
       </w:pPr>
     </w:lvl>
   </w:abstractNum>
-  <w:abstractNum w:abstractNumId="23">
+  <w:abstractNum w:abstractNumId="31">
+    <w:nsid w:val="620F2EA8"/>
+    <w:multiLevelType w:val="hybridMultilevel"/>
+    <w:tmpl w:val="32EC0B88"/>
+    <w:lvl w:ilvl="0" w:tplc="04190001">
+      <w:start w:val="1"/>
+      <w:numFmt w:val="bullet"/>
+      <w:lvlText w:val=""/>
+      <w:lvlJc w:val="left"/>
+      <w:pPr>
+        <w:ind w:left="1429" w:hanging="360"/>
+      </w:pPr>
+      <w:rPr>
+        <w:rFonts w:ascii="Symbol" w:hAnsi="Symbol" w:hint="default"/>
+      </w:rPr>
+    </w:lvl>
+    <w:lvl w:ilvl="1" w:tplc="04190003">
+      <w:start w:val="1"/>
+      <w:numFmt w:val="bullet"/>
+      <w:lvlText w:val="o"/>
+      <w:lvlJc w:val="left"/>
+      <w:pPr>
+        <w:ind w:left="2149" w:hanging="360"/>
+      </w:pPr>
+      <w:rPr>
+        <w:rFonts w:ascii="Courier New" w:hAnsi="Courier New" w:cs="Courier New" w:hint="default"/>
+      </w:rPr>
+    </w:lvl>
+    <w:lvl w:ilvl="2" w:tplc="04190005" w:tentative="1">
+      <w:start w:val="1"/>
+      <w:numFmt w:val="bullet"/>
+      <w:lvlText w:val=""/>
+      <w:lvlJc w:val="left"/>
+      <w:pPr>
+        <w:ind w:left="2869" w:hanging="360"/>
+      </w:pPr>
+      <w:rPr>
+        <w:rFonts w:ascii="Wingdings" w:hAnsi="Wingdings" w:hint="default"/>
+      </w:rPr>
+    </w:lvl>
+    <w:lvl w:ilvl="3" w:tplc="04190001" w:tentative="1">
+      <w:start w:val="1"/>
+      <w:numFmt w:val="bullet"/>
+      <w:lvlText w:val=""/>
+      <w:lvlJc w:val="left"/>
+      <w:pPr>
+        <w:ind w:left="3589" w:hanging="360"/>
+      </w:pPr>
+      <w:rPr>
+        <w:rFonts w:ascii="Symbol" w:hAnsi="Symbol" w:hint="default"/>
+      </w:rPr>
+    </w:lvl>
+    <w:lvl w:ilvl="4" w:tplc="04190003" w:tentative="1">
+      <w:start w:val="1"/>
+      <w:numFmt w:val="bullet"/>
+      <w:lvlText w:val="o"/>
+      <w:lvlJc w:val="left"/>
+      <w:pPr>
+        <w:ind w:left="4309" w:hanging="360"/>
+      </w:pPr>
+      <w:rPr>
+        <w:rFonts w:ascii="Courier New" w:hAnsi="Courier New" w:cs="Courier New" w:hint="default"/>
+      </w:rPr>
+    </w:lvl>
+    <w:lvl w:ilvl="5" w:tplc="04190005" w:tentative="1">
+      <w:start w:val="1"/>
+      <w:numFmt w:val="bullet"/>
+      <w:lvlText w:val=""/>
+      <w:lvlJc w:val="left"/>
+      <w:pPr>
+        <w:ind w:left="5029" w:hanging="360"/>
+      </w:pPr>
+      <w:rPr>
+        <w:rFonts w:ascii="Wingdings" w:hAnsi="Wingdings" w:hint="default"/>
+      </w:rPr>
+    </w:lvl>
+    <w:lvl w:ilvl="6" w:tplc="04190001" w:tentative="1">
+      <w:start w:val="1"/>
+      <w:numFmt w:val="bullet"/>
+      <w:lvlText w:val=""/>
+      <w:lvlJc w:val="left"/>
+      <w:pPr>
+        <w:ind w:left="5749" w:hanging="360"/>
+      </w:pPr>
+      <w:rPr>
+        <w:rFonts w:ascii="Symbol" w:hAnsi="Symbol" w:hint="default"/>
+      </w:rPr>
+    </w:lvl>
+    <w:lvl w:ilvl="7" w:tplc="04190003" w:tentative="1">
+      <w:start w:val="1"/>
+      <w:numFmt w:val="bullet"/>
+      <w:lvlText w:val="o"/>
+      <w:lvlJc w:val="left"/>
+      <w:pPr>
+        <w:ind w:left="6469" w:hanging="360"/>
+      </w:pPr>
+      <w:rPr>
+        <w:rFonts w:ascii="Courier New" w:hAnsi="Courier New" w:cs="Courier New" w:hint="default"/>
+      </w:rPr>
+    </w:lvl>
+    <w:lvl w:ilvl="8" w:tplc="04190005" w:tentative="1">
+      <w:start w:val="1"/>
+      <w:numFmt w:val="bullet"/>
+      <w:lvlText w:val=""/>
+      <w:lvlJc w:val="left"/>
+      <w:pPr>
+        <w:ind w:left="7189" w:hanging="360"/>
+      </w:pPr>
+      <w:rPr>
+        <w:rFonts w:ascii="Wingdings" w:hAnsi="Wingdings" w:hint="default"/>
+      </w:rPr>
+    </w:lvl>
+  </w:abstractNum>
+  <w:abstractNum w:abstractNumId="32">
     <w:nsid w:val="64A83CEC"/>
     <w:multiLevelType w:val="hybridMultilevel"/>
     <w:tmpl w:val="C360E2A6"/>
@@ -9251,7 +12517,7 @@
       </w:rPr>
     </w:lvl>
   </w:abstractNum>
-  <w:abstractNum w:abstractNumId="24">
+  <w:abstractNum w:abstractNumId="33">
     <w:nsid w:val="64C63A0C"/>
     <w:multiLevelType w:val="hybridMultilevel"/>
     <w:tmpl w:val="AF4A208E"/>
@@ -9340,7 +12606,7 @@
       </w:pPr>
     </w:lvl>
   </w:abstractNum>
-  <w:abstractNum w:abstractNumId="25">
+  <w:abstractNum w:abstractNumId="34">
     <w:nsid w:val="675F6B7C"/>
     <w:multiLevelType w:val="hybridMultilevel"/>
     <w:tmpl w:val="75049DDE"/>
@@ -9453,7 +12719,7 @@
       </w:rPr>
     </w:lvl>
   </w:abstractNum>
-  <w:abstractNum w:abstractNumId="26">
+  <w:abstractNum w:abstractNumId="35">
     <w:nsid w:val="6F19589E"/>
     <w:multiLevelType w:val="hybridMultilevel"/>
     <w:tmpl w:val="E884C2EA"/>
@@ -9566,7 +12832,7 @@
       </w:rPr>
     </w:lvl>
   </w:abstractNum>
-  <w:abstractNum w:abstractNumId="27">
+  <w:abstractNum w:abstractNumId="36">
     <w:nsid w:val="72E64027"/>
     <w:multiLevelType w:val="hybridMultilevel"/>
     <w:tmpl w:val="CF48B86C"/>
@@ -9679,7 +12945,7 @@
       </w:rPr>
     </w:lvl>
   </w:abstractNum>
-  <w:abstractNum w:abstractNumId="28">
+  <w:abstractNum w:abstractNumId="37">
     <w:nsid w:val="7EA42529"/>
     <w:multiLevelType w:val="hybridMultilevel"/>
     <w:tmpl w:val="A58C57AA"/>
@@ -9768,99 +13034,242 @@
       </w:pPr>
     </w:lvl>
   </w:abstractNum>
+  <w:abstractNum w:abstractNumId="38">
+    <w:nsid w:val="7FE13DB7"/>
+    <w:multiLevelType w:val="hybridMultilevel"/>
+    <w:tmpl w:val="B0B8149A"/>
+    <w:lvl w:ilvl="0" w:tplc="04190001">
+      <w:start w:val="1"/>
+      <w:numFmt w:val="bullet"/>
+      <w:lvlText w:val=""/>
+      <w:lvlJc w:val="left"/>
+      <w:pPr>
+        <w:ind w:left="1429" w:hanging="360"/>
+      </w:pPr>
+      <w:rPr>
+        <w:rFonts w:ascii="Symbol" w:hAnsi="Symbol" w:hint="default"/>
+      </w:rPr>
+    </w:lvl>
+    <w:lvl w:ilvl="1" w:tplc="04190003" w:tentative="1">
+      <w:start w:val="1"/>
+      <w:numFmt w:val="bullet"/>
+      <w:lvlText w:val="o"/>
+      <w:lvlJc w:val="left"/>
+      <w:pPr>
+        <w:ind w:left="2149" w:hanging="360"/>
+      </w:pPr>
+      <w:rPr>
+        <w:rFonts w:ascii="Courier New" w:hAnsi="Courier New" w:cs="Courier New" w:hint="default"/>
+      </w:rPr>
+    </w:lvl>
+    <w:lvl w:ilvl="2" w:tplc="04190005" w:tentative="1">
+      <w:start w:val="1"/>
+      <w:numFmt w:val="bullet"/>
+      <w:lvlText w:val=""/>
+      <w:lvlJc w:val="left"/>
+      <w:pPr>
+        <w:ind w:left="2869" w:hanging="360"/>
+      </w:pPr>
+      <w:rPr>
+        <w:rFonts w:ascii="Wingdings" w:hAnsi="Wingdings" w:hint="default"/>
+      </w:rPr>
+    </w:lvl>
+    <w:lvl w:ilvl="3" w:tplc="04190001" w:tentative="1">
+      <w:start w:val="1"/>
+      <w:numFmt w:val="bullet"/>
+      <w:lvlText w:val=""/>
+      <w:lvlJc w:val="left"/>
+      <w:pPr>
+        <w:ind w:left="3589" w:hanging="360"/>
+      </w:pPr>
+      <w:rPr>
+        <w:rFonts w:ascii="Symbol" w:hAnsi="Symbol" w:hint="default"/>
+      </w:rPr>
+    </w:lvl>
+    <w:lvl w:ilvl="4" w:tplc="04190003" w:tentative="1">
+      <w:start w:val="1"/>
+      <w:numFmt w:val="bullet"/>
+      <w:lvlText w:val="o"/>
+      <w:lvlJc w:val="left"/>
+      <w:pPr>
+        <w:ind w:left="4309" w:hanging="360"/>
+      </w:pPr>
+      <w:rPr>
+        <w:rFonts w:ascii="Courier New" w:hAnsi="Courier New" w:cs="Courier New" w:hint="default"/>
+      </w:rPr>
+    </w:lvl>
+    <w:lvl w:ilvl="5" w:tplc="04190005" w:tentative="1">
+      <w:start w:val="1"/>
+      <w:numFmt w:val="bullet"/>
+      <w:lvlText w:val=""/>
+      <w:lvlJc w:val="left"/>
+      <w:pPr>
+        <w:ind w:left="5029" w:hanging="360"/>
+      </w:pPr>
+      <w:rPr>
+        <w:rFonts w:ascii="Wingdings" w:hAnsi="Wingdings" w:hint="default"/>
+      </w:rPr>
+    </w:lvl>
+    <w:lvl w:ilvl="6" w:tplc="04190001" w:tentative="1">
+      <w:start w:val="1"/>
+      <w:numFmt w:val="bullet"/>
+      <w:lvlText w:val=""/>
+      <w:lvlJc w:val="left"/>
+      <w:pPr>
+        <w:ind w:left="5749" w:hanging="360"/>
+      </w:pPr>
+      <w:rPr>
+        <w:rFonts w:ascii="Symbol" w:hAnsi="Symbol" w:hint="default"/>
+      </w:rPr>
+    </w:lvl>
+    <w:lvl w:ilvl="7" w:tplc="04190003" w:tentative="1">
+      <w:start w:val="1"/>
+      <w:numFmt w:val="bullet"/>
+      <w:lvlText w:val="o"/>
+      <w:lvlJc w:val="left"/>
+      <w:pPr>
+        <w:ind w:left="6469" w:hanging="360"/>
+      </w:pPr>
+      <w:rPr>
+        <w:rFonts w:ascii="Courier New" w:hAnsi="Courier New" w:cs="Courier New" w:hint="default"/>
+      </w:rPr>
+    </w:lvl>
+    <w:lvl w:ilvl="8" w:tplc="04190005" w:tentative="1">
+      <w:start w:val="1"/>
+      <w:numFmt w:val="bullet"/>
+      <w:lvlText w:val=""/>
+      <w:lvlJc w:val="left"/>
+      <w:pPr>
+        <w:ind w:left="7189" w:hanging="360"/>
+      </w:pPr>
+      <w:rPr>
+        <w:rFonts w:ascii="Wingdings" w:hAnsi="Wingdings" w:hint="default"/>
+      </w:rPr>
+    </w:lvl>
+  </w:abstractNum>
   <w:num w:numId="1">
-    <w:abstractNumId w:val="14"/>
+    <w:abstractNumId w:val="17"/>
   </w:num>
   <w:num w:numId="2">
     <w:abstractNumId w:val="0"/>
   </w:num>
   <w:num w:numId="3">
-    <w:abstractNumId w:val="12"/>
+    <w:abstractNumId w:val="14"/>
   </w:num>
   <w:num w:numId="4">
-    <w:abstractNumId w:val="23"/>
+    <w:abstractNumId w:val="32"/>
   </w:num>
   <w:num w:numId="5">
+    <w:abstractNumId w:val="8"/>
+  </w:num>
+  <w:num w:numId="6">
+    <w:abstractNumId w:val="4"/>
+  </w:num>
+  <w:num w:numId="7">
+    <w:abstractNumId w:val="21"/>
+  </w:num>
+  <w:num w:numId="8">
     <w:abstractNumId w:val="6"/>
   </w:num>
-  <w:num w:numId="6">
-    <w:abstractNumId w:val="3"/>
+  <w:num w:numId="9">
+    <w:abstractNumId w:val="19"/>
   </w:num>
-  <w:num w:numId="7">
+  <w:num w:numId="10">
     <w:abstractNumId w:val="18"/>
   </w:num>
-  <w:num w:numId="8">
-    <w:abstractNumId w:val="4"/>
-  </w:num>
-  <w:num w:numId="9">
-    <w:abstractNumId w:val="16"/>
-  </w:num>
-  <w:num w:numId="10">
-    <w:abstractNumId w:val="15"/>
-  </w:num>
   <w:num w:numId="11">
-    <w:abstractNumId w:val="21"/>
+    <w:abstractNumId w:val="29"/>
   </w:num>
   <w:num w:numId="12">
-    <w:abstractNumId w:val="20"/>
+    <w:abstractNumId w:val="25"/>
   </w:num>
   <w:num w:numId="13">
-    <w:abstractNumId w:val="17"/>
+    <w:abstractNumId w:val="20"/>
   </w:num>
   <w:num w:numId="14">
     <w:abstractNumId w:val="1"/>
   </w:num>
   <w:num w:numId="15">
+    <w:abstractNumId w:val="36"/>
+  </w:num>
+  <w:num w:numId="16">
+    <w:abstractNumId w:val="30"/>
+  </w:num>
+  <w:num w:numId="17">
+    <w:abstractNumId w:val="33"/>
+  </w:num>
+  <w:num w:numId="18">
+    <w:abstractNumId w:val="11"/>
+  </w:num>
+  <w:num w:numId="19">
+    <w:abstractNumId w:val="13"/>
+  </w:num>
+  <w:num w:numId="20">
+    <w:abstractNumId w:val="3"/>
+  </w:num>
+  <w:num w:numId="21">
+    <w:abstractNumId w:val="7"/>
+  </w:num>
+  <w:num w:numId="22">
+    <w:abstractNumId w:val="22"/>
+  </w:num>
+  <w:num w:numId="23">
+    <w:abstractNumId w:val="10"/>
+  </w:num>
+  <w:num w:numId="24">
+    <w:abstractNumId w:val="15"/>
+  </w:num>
+  <w:num w:numId="25">
+    <w:abstractNumId w:val="34"/>
+  </w:num>
+  <w:num w:numId="26">
+    <w:abstractNumId w:val="12"/>
+  </w:num>
+  <w:num w:numId="27">
+    <w:abstractNumId w:val="37"/>
+  </w:num>
+  <w:num w:numId="28">
+    <w:abstractNumId w:val="35"/>
+  </w:num>
+  <w:num w:numId="29">
+    <w:abstractNumId w:val="9"/>
+  </w:num>
+  <w:num w:numId="30">
+    <w:abstractNumId w:val="26"/>
+  </w:num>
+  <w:num w:numId="31">
+    <w:abstractNumId w:val="5"/>
+  </w:num>
+  <w:num w:numId="32">
+    <w:abstractNumId w:val="31"/>
+  </w:num>
+  <w:num w:numId="33">
     <w:abstractNumId w:val="27"/>
   </w:num>
-  <w:num w:numId="16">
-    <w:abstractNumId w:val="22"/>
+  <w:num w:numId="34">
+    <w:abstractNumId w:val="2"/>
   </w:num>
-  <w:num w:numId="17">
+  <w:num w:numId="35">
+    <w:abstractNumId w:val="23"/>
+  </w:num>
+  <w:num w:numId="36">
+    <w:abstractNumId w:val="16"/>
+  </w:num>
+  <w:num w:numId="37">
+    <w:abstractNumId w:val="28"/>
+  </w:num>
+  <w:num w:numId="38">
     <w:abstractNumId w:val="24"/>
   </w:num>
-  <w:num w:numId="18">
-    <w:abstractNumId w:val="9"/>
-  </w:num>
-  <w:num w:numId="19">
-    <w:abstractNumId w:val="11"/>
-  </w:num>
-  <w:num w:numId="20">
-    <w:abstractNumId w:val="2"/>
-  </w:num>
-  <w:num w:numId="21">
-    <w:abstractNumId w:val="5"/>
-  </w:num>
-  <w:num w:numId="22">
-    <w:abstractNumId w:val="19"/>
-  </w:num>
-  <w:num w:numId="23">
-    <w:abstractNumId w:val="8"/>
-  </w:num>
-  <w:num w:numId="24">
-    <w:abstractNumId w:val="13"/>
-  </w:num>
-  <w:num w:numId="25">
-    <w:abstractNumId w:val="25"/>
-  </w:num>
-  <w:num w:numId="26">
-    <w:abstractNumId w:val="10"/>
-  </w:num>
-  <w:num w:numId="27">
-    <w:abstractNumId w:val="28"/>
-  </w:num>
-  <w:num w:numId="28">
-    <w:abstractNumId w:val="26"/>
-  </w:num>
-  <w:num w:numId="29">
-    <w:abstractNumId w:val="7"/>
+  <w:num w:numId="39">
+    <w:abstractNumId w:val="38"/>
   </w:num>
   <w:numIdMacAtCleanup w:val="3"/>
 </w:numbering>
 </file>
 
 <file path=word/styles.xml><?xml version="1.0" encoding="utf-8"?>
-<w:styles xmlns:r="http://schemas.openxmlformats.org/officeDocument/2006/relationships" xmlns:w="http://schemas.openxmlformats.org/wordprocessingml/2006/main">
+<w:styles xmlns:mc="http://schemas.openxmlformats.org/markup-compatibility/2006" xmlns:r="http://schemas.openxmlformats.org/officeDocument/2006/relationships" xmlns:w="http://schemas.openxmlformats.org/wordprocessingml/2006/main" xmlns:w14="http://schemas.microsoft.com/office/word/2010/wordml" xmlns:w15="http://schemas.microsoft.com/office/word/2012/wordml" mc:Ignorable="w14 w15">
   <w:docDefaults>
     <w:rPrDefault>
       <w:rPr>
@@ -9870,274 +13279,377 @@
     </w:rPrDefault>
     <w:pPrDefault/>
   </w:docDefaults>
-  <w:latentStyles w:defLockedState="0" w:defUIPriority="99" w:defSemiHidden="1" w:defUnhideWhenUsed="1" w:defQFormat="0" w:count="267">
-    <w:lsdException w:name="Normal" w:semiHidden="0" w:uiPriority="0" w:unhideWhenUsed="0" w:qFormat="1"/>
-    <w:lsdException w:name="heading 1" w:semiHidden="0" w:uiPriority="0" w:unhideWhenUsed="0" w:qFormat="1"/>
-    <w:lsdException w:name="heading 2" w:semiHidden="0" w:uiPriority="0" w:unhideWhenUsed="0" w:qFormat="1"/>
-    <w:lsdException w:name="heading 3" w:uiPriority="0" w:qFormat="1"/>
-    <w:lsdException w:name="heading 4" w:semiHidden="0" w:uiPriority="0" w:unhideWhenUsed="0" w:qFormat="1"/>
-    <w:lsdException w:name="heading 5" w:semiHidden="0" w:uiPriority="0" w:unhideWhenUsed="0" w:qFormat="1"/>
-    <w:lsdException w:name="heading 6" w:semiHidden="0" w:uiPriority="0" w:unhideWhenUsed="0" w:qFormat="1"/>
-    <w:lsdException w:name="heading 7" w:semiHidden="0" w:uiPriority="0" w:unhideWhenUsed="0" w:qFormat="1"/>
-    <w:lsdException w:name="heading 8" w:uiPriority="0" w:qFormat="1"/>
-    <w:lsdException w:name="heading 9" w:semiHidden="0" w:uiPriority="0" w:unhideWhenUsed="0" w:qFormat="1"/>
-    <w:lsdException w:name="index 1" w:locked="1"/>
-    <w:lsdException w:name="index 2" w:locked="1"/>
-    <w:lsdException w:name="index 3" w:locked="1"/>
-    <w:lsdException w:name="index 4" w:locked="1"/>
-    <w:lsdException w:name="index 5" w:locked="1"/>
-    <w:lsdException w:name="index 6" w:locked="1"/>
-    <w:lsdException w:name="index 7" w:locked="1"/>
-    <w:lsdException w:name="index 8" w:locked="1"/>
-    <w:lsdException w:name="index 9" w:locked="1"/>
-    <w:lsdException w:name="toc 1" w:semiHidden="0" w:uiPriority="39" w:unhideWhenUsed="0" w:qFormat="1"/>
-    <w:lsdException w:name="toc 2" w:semiHidden="0" w:uiPriority="39" w:unhideWhenUsed="0" w:qFormat="1"/>
-    <w:lsdException w:name="toc 3" w:semiHidden="0" w:uiPriority="39" w:unhideWhenUsed="0" w:qFormat="1"/>
-    <w:lsdException w:name="toc 4" w:semiHidden="0" w:uiPriority="0" w:unhideWhenUsed="0"/>
-    <w:lsdException w:name="toc 5" w:semiHidden="0" w:uiPriority="0" w:unhideWhenUsed="0"/>
-    <w:lsdException w:name="toc 6" w:semiHidden="0" w:uiPriority="0" w:unhideWhenUsed="0"/>
-    <w:lsdException w:name="toc 7" w:semiHidden="0" w:uiPriority="0" w:unhideWhenUsed="0"/>
-    <w:lsdException w:name="toc 8" w:semiHidden="0" w:uiPriority="0" w:unhideWhenUsed="0"/>
-    <w:lsdException w:name="toc 9" w:semiHidden="0" w:uiPriority="0" w:unhideWhenUsed="0"/>
-    <w:lsdException w:name="Normal Indent" w:locked="1"/>
-    <w:lsdException w:name="footnote text" w:locked="1"/>
-    <w:lsdException w:name="annotation text" w:locked="1"/>
-    <w:lsdException w:name="header" w:locked="1"/>
-    <w:lsdException w:name="footer" w:locked="1"/>
-    <w:lsdException w:name="index heading" w:locked="1"/>
-    <w:lsdException w:name="caption" w:uiPriority="0" w:qFormat="1"/>
-    <w:lsdException w:name="table of figures" w:locked="1"/>
-    <w:lsdException w:name="envelope address" w:locked="1"/>
-    <w:lsdException w:name="envelope return" w:locked="1"/>
-    <w:lsdException w:name="footnote reference" w:locked="1"/>
-    <w:lsdException w:name="annotation reference" w:locked="1"/>
-    <w:lsdException w:name="line number" w:locked="1"/>
-    <w:lsdException w:name="page number" w:locked="1"/>
-    <w:lsdException w:name="endnote reference" w:locked="1"/>
-    <w:lsdException w:name="endnote text" w:locked="1"/>
-    <w:lsdException w:name="table of authorities" w:locked="1"/>
-    <w:lsdException w:name="macro" w:locked="1"/>
-    <w:lsdException w:name="toa heading" w:locked="1"/>
-    <w:lsdException w:name="List" w:locked="1"/>
-    <w:lsdException w:name="List Bullet" w:locked="1" w:uiPriority="0"/>
-    <w:lsdException w:name="List Number" w:locked="1"/>
-    <w:lsdException w:name="List 2" w:locked="1"/>
-    <w:lsdException w:name="List 3" w:locked="1"/>
-    <w:lsdException w:name="List 4" w:locked="1"/>
-    <w:lsdException w:name="List 5" w:locked="1"/>
-    <w:lsdException w:name="List Bullet 2" w:locked="1"/>
-    <w:lsdException w:name="List Bullet 3" w:locked="1"/>
-    <w:lsdException w:name="List Bullet 4" w:locked="1"/>
-    <w:lsdException w:name="List Bullet 5" w:locked="1"/>
-    <w:lsdException w:name="List Number 2" w:locked="1"/>
-    <w:lsdException w:name="List Number 3" w:locked="1"/>
-    <w:lsdException w:name="List Number 4" w:locked="1"/>
-    <w:lsdException w:name="List Number 5" w:locked="1"/>
-    <w:lsdException w:name="Title" w:semiHidden="0" w:unhideWhenUsed="0" w:qFormat="1"/>
-    <w:lsdException w:name="Closing" w:locked="1"/>
-    <w:lsdException w:name="Signature" w:locked="1"/>
-    <w:lsdException w:name="Default Paragraph Font" w:semiHidden="0" w:uiPriority="0" w:unhideWhenUsed="0"/>
-    <w:lsdException w:name="Body Text" w:locked="1"/>
-    <w:lsdException w:name="Body Text Indent" w:locked="1"/>
-    <w:lsdException w:name="List Continue" w:locked="1"/>
-    <w:lsdException w:name="List Continue 2" w:locked="1"/>
-    <w:lsdException w:name="List Continue 3" w:locked="1"/>
-    <w:lsdException w:name="List Continue 4" w:locked="1"/>
-    <w:lsdException w:name="List Continue 5" w:locked="1"/>
-    <w:lsdException w:name="Message Header" w:locked="1"/>
-    <w:lsdException w:name="Subtitle" w:semiHidden="0" w:uiPriority="0" w:unhideWhenUsed="0" w:qFormat="1"/>
-    <w:lsdException w:name="Salutation" w:locked="1"/>
-    <w:lsdException w:name="Date" w:locked="1"/>
-    <w:lsdException w:name="Body Text First Indent" w:locked="1"/>
-    <w:lsdException w:name="Body Text First Indent 2" w:locked="1"/>
-    <w:lsdException w:name="Note Heading" w:locked="1"/>
-    <w:lsdException w:name="Body Text 2" w:locked="1" w:uiPriority="0"/>
-    <w:lsdException w:name="Body Text 3" w:locked="1"/>
-    <w:lsdException w:name="Body Text Indent 2" w:locked="1"/>
-    <w:lsdException w:name="Body Text Indent 3" w:locked="1"/>
-    <w:lsdException w:name="Block Text" w:locked="1"/>
-    <w:lsdException w:name="Hyperlink" w:locked="1"/>
-    <w:lsdException w:name="FollowedHyperlink" w:locked="1"/>
-    <w:lsdException w:name="Strong" w:semiHidden="0" w:uiPriority="0" w:unhideWhenUsed="0" w:qFormat="1"/>
-    <w:lsdException w:name="Emphasis" w:semiHidden="0" w:uiPriority="0" w:unhideWhenUsed="0" w:qFormat="1"/>
-    <w:lsdException w:name="Document Map" w:locked="1"/>
-    <w:lsdException w:name="Plain Text" w:locked="1" w:uiPriority="0"/>
-    <w:lsdException w:name="E-mail Signature" w:locked="1"/>
-    <w:lsdException w:name="HTML Top of Form" w:locked="1"/>
-    <w:lsdException w:name="HTML Bottom of Form" w:locked="1"/>
-    <w:lsdException w:name="Normal (Web)" w:locked="1"/>
-    <w:lsdException w:name="HTML Acronym" w:locked="1"/>
-    <w:lsdException w:name="HTML Address" w:locked="1"/>
-    <w:lsdException w:name="HTML Cite" w:locked="1"/>
-    <w:lsdException w:name="HTML Code" w:locked="1"/>
-    <w:lsdException w:name="HTML Definition" w:locked="1"/>
-    <w:lsdException w:name="HTML Keyboard" w:locked="1"/>
-    <w:lsdException w:name="HTML Preformatted" w:locked="1"/>
-    <w:lsdException w:name="HTML Sample" w:locked="1"/>
-    <w:lsdException w:name="HTML Typewriter" w:locked="1"/>
-    <w:lsdException w:name="HTML Variable" w:locked="1"/>
-    <w:lsdException w:name="Normal Table" w:locked="1"/>
-    <w:lsdException w:name="annotation subject" w:locked="1"/>
-    <w:lsdException w:name="No List" w:locked="1"/>
-    <w:lsdException w:name="Outline List 1" w:locked="1"/>
-    <w:lsdException w:name="Outline List 2" w:locked="1"/>
-    <w:lsdException w:name="Outline List 3" w:locked="1"/>
-    <w:lsdException w:name="Table Simple 1" w:locked="1"/>
-    <w:lsdException w:name="Table Simple 2" w:locked="1"/>
-    <w:lsdException w:name="Table Simple 3" w:locked="1"/>
-    <w:lsdException w:name="Table Classic 1" w:locked="1"/>
-    <w:lsdException w:name="Table Classic 2" w:locked="1"/>
-    <w:lsdException w:name="Table Classic 3" w:locked="1"/>
-    <w:lsdException w:name="Table Classic 4" w:locked="1"/>
-    <w:lsdException w:name="Table Colorful 1" w:locked="1"/>
-    <w:lsdException w:name="Table Colorful 2" w:locked="1"/>
-    <w:lsdException w:name="Table Colorful 3" w:locked="1"/>
-    <w:lsdException w:name="Table Columns 1" w:locked="1"/>
-    <w:lsdException w:name="Table Columns 2" w:locked="1"/>
-    <w:lsdException w:name="Table Columns 3" w:locked="1"/>
-    <w:lsdException w:name="Table Columns 4" w:locked="1"/>
-    <w:lsdException w:name="Table Columns 5" w:locked="1"/>
-    <w:lsdException w:name="Table Grid 1" w:locked="1"/>
-    <w:lsdException w:name="Table Grid 2" w:locked="1"/>
-    <w:lsdException w:name="Table Grid 3" w:locked="1"/>
-    <w:lsdException w:name="Table Grid 4" w:locked="1"/>
-    <w:lsdException w:name="Table Grid 5" w:locked="1"/>
-    <w:lsdException w:name="Table Grid 6" w:locked="1"/>
-    <w:lsdException w:name="Table Grid 7" w:locked="1"/>
-    <w:lsdException w:name="Table Grid 8" w:locked="1"/>
-    <w:lsdException w:name="Table List 1" w:locked="1"/>
-    <w:lsdException w:name="Table List 2" w:locked="1"/>
-    <w:lsdException w:name="Table List 3" w:locked="1"/>
-    <w:lsdException w:name="Table List 4" w:locked="1"/>
-    <w:lsdException w:name="Table List 5" w:locked="1"/>
-    <w:lsdException w:name="Table List 6" w:locked="1"/>
-    <w:lsdException w:name="Table List 7" w:locked="1"/>
-    <w:lsdException w:name="Table List 8" w:locked="1"/>
-    <w:lsdException w:name="Table 3D effects 1" w:locked="1"/>
-    <w:lsdException w:name="Table 3D effects 2" w:locked="1"/>
-    <w:lsdException w:name="Table 3D effects 3" w:locked="1"/>
-    <w:lsdException w:name="Table Contemporary" w:locked="1"/>
-    <w:lsdException w:name="Table Elegant" w:locked="1"/>
-    <w:lsdException w:name="Table Professional" w:locked="1"/>
-    <w:lsdException w:name="Table Subtle 1" w:locked="1"/>
-    <w:lsdException w:name="Table Subtle 2" w:locked="1"/>
-    <w:lsdException w:name="Table Web 1" w:locked="1"/>
-    <w:lsdException w:name="Table Web 2" w:locked="1"/>
-    <w:lsdException w:name="Table Web 3" w:locked="1"/>
-    <w:lsdException w:name="Balloon Text" w:locked="1"/>
-    <w:lsdException w:name="Table Grid" w:semiHidden="0" w:unhideWhenUsed="0"/>
-    <w:lsdException w:name="Table Theme" w:locked="1"/>
-    <w:lsdException w:name="Placeholder Text" w:unhideWhenUsed="0"/>
-    <w:lsdException w:name="No Spacing" w:semiHidden="0" w:uiPriority="1" w:unhideWhenUsed="0" w:qFormat="1"/>
-    <w:lsdException w:name="Light Shading" w:semiHidden="0" w:uiPriority="60" w:unhideWhenUsed="0"/>
-    <w:lsdException w:name="Light List" w:semiHidden="0" w:uiPriority="61" w:unhideWhenUsed="0"/>
-    <w:lsdException w:name="Light Grid" w:semiHidden="0" w:uiPriority="62" w:unhideWhenUsed="0"/>
-    <w:lsdException w:name="Medium Shading 1" w:semiHidden="0" w:uiPriority="63" w:unhideWhenUsed="0"/>
-    <w:lsdException w:name="Medium Shading 2" w:semiHidden="0" w:uiPriority="64" w:unhideWhenUsed="0"/>
-    <w:lsdException w:name="Medium List 1" w:semiHidden="0" w:uiPriority="65" w:unhideWhenUsed="0"/>
-    <w:lsdException w:name="Medium List 2" w:semiHidden="0" w:uiPriority="66" w:unhideWhenUsed="0"/>
-    <w:lsdException w:name="Medium Grid 1" w:semiHidden="0" w:uiPriority="67" w:unhideWhenUsed="0"/>
-    <w:lsdException w:name="Medium Grid 2" w:semiHidden="0" w:uiPriority="68" w:unhideWhenUsed="0"/>
-    <w:lsdException w:name="Medium Grid 3" w:semiHidden="0" w:uiPriority="69" w:unhideWhenUsed="0"/>
-    <w:lsdException w:name="Dark List" w:semiHidden="0" w:uiPriority="70" w:unhideWhenUsed="0"/>
-    <w:lsdException w:name="Colorful Shading" w:semiHidden="0" w:uiPriority="71" w:unhideWhenUsed="0"/>
-    <w:lsdException w:name="Colorful List" w:semiHidden="0" w:uiPriority="72" w:unhideWhenUsed="0"/>
-    <w:lsdException w:name="Colorful Grid" w:semiHidden="0" w:uiPriority="73" w:unhideWhenUsed="0"/>
-    <w:lsdException w:name="Light Shading Accent 1" w:semiHidden="0" w:uiPriority="60" w:unhideWhenUsed="0"/>
-    <w:lsdException w:name="Light List Accent 1" w:semiHidden="0" w:uiPriority="61" w:unhideWhenUsed="0"/>
-    <w:lsdException w:name="Light Grid Accent 1" w:semiHidden="0" w:uiPriority="62" w:unhideWhenUsed="0"/>
-    <w:lsdException w:name="Medium Shading 1 Accent 1" w:semiHidden="0" w:uiPriority="63" w:unhideWhenUsed="0"/>
-    <w:lsdException w:name="Medium Shading 2 Accent 1" w:semiHidden="0" w:uiPriority="64" w:unhideWhenUsed="0"/>
-    <w:lsdException w:name="Medium List 1 Accent 1" w:semiHidden="0" w:uiPriority="65" w:unhideWhenUsed="0"/>
-    <w:lsdException w:name="Revision" w:unhideWhenUsed="0"/>
-    <w:lsdException w:name="List Paragraph" w:semiHidden="0" w:uiPriority="34" w:unhideWhenUsed="0" w:qFormat="1"/>
-    <w:lsdException w:name="Quote" w:semiHidden="0" w:uiPriority="29" w:unhideWhenUsed="0" w:qFormat="1"/>
-    <w:lsdException w:name="Intense Quote" w:semiHidden="0" w:uiPriority="30" w:unhideWhenUsed="0" w:qFormat="1"/>
-    <w:lsdException w:name="Medium List 2 Accent 1" w:semiHidden="0" w:uiPriority="66" w:unhideWhenUsed="0"/>
-    <w:lsdException w:name="Medium Grid 1 Accent 1" w:semiHidden="0" w:uiPriority="67" w:unhideWhenUsed="0"/>
-    <w:lsdException w:name="Medium Grid 2 Accent 1" w:semiHidden="0" w:uiPriority="68" w:unhideWhenUsed="0"/>
-    <w:lsdException w:name="Medium Grid 3 Accent 1" w:semiHidden="0" w:uiPriority="69" w:unhideWhenUsed="0"/>
-    <w:lsdException w:name="Dark List Accent 1" w:semiHidden="0" w:uiPriority="70" w:unhideWhenUsed="0"/>
-    <w:lsdException w:name="Colorful Shading Accent 1" w:semiHidden="0" w:uiPriority="71" w:unhideWhenUsed="0"/>
-    <w:lsdException w:name="Colorful List Accent 1" w:semiHidden="0" w:uiPriority="72" w:unhideWhenUsed="0"/>
-    <w:lsdException w:name="Colorful Grid Accent 1" w:semiHidden="0" w:uiPriority="73" w:unhideWhenUsed="0"/>
-    <w:lsdException w:name="Light Shading Accent 2" w:semiHidden="0" w:uiPriority="60" w:unhideWhenUsed="0"/>
-    <w:lsdException w:name="Light List Accent 2" w:semiHidden="0" w:uiPriority="61" w:unhideWhenUsed="0"/>
-    <w:lsdException w:name="Light Grid Accent 2" w:semiHidden="0" w:uiPriority="62" w:unhideWhenUsed="0"/>
-    <w:lsdException w:name="Medium Shading 1 Accent 2" w:semiHidden="0" w:uiPriority="63" w:unhideWhenUsed="0"/>
-    <w:lsdException w:name="Medium Shading 2 Accent 2" w:semiHidden="0" w:uiPriority="64" w:unhideWhenUsed="0"/>
-    <w:lsdException w:name="Medium List 1 Accent 2" w:semiHidden="0" w:uiPriority="65" w:unhideWhenUsed="0"/>
-    <w:lsdException w:name="Medium List 2 Accent 2" w:semiHidden="0" w:uiPriority="66" w:unhideWhenUsed="0"/>
-    <w:lsdException w:name="Medium Grid 1 Accent 2" w:semiHidden="0" w:uiPriority="67" w:unhideWhenUsed="0"/>
-    <w:lsdException w:name="Medium Grid 2 Accent 2" w:semiHidden="0" w:uiPriority="68" w:unhideWhenUsed="0"/>
-    <w:lsdException w:name="Medium Grid 3 Accent 2" w:semiHidden="0" w:uiPriority="69" w:unhideWhenUsed="0"/>
-    <w:lsdException w:name="Dark List Accent 2" w:semiHidden="0" w:uiPriority="70" w:unhideWhenUsed="0"/>
-    <w:lsdException w:name="Colorful Shading Accent 2" w:semiHidden="0" w:uiPriority="71" w:unhideWhenUsed="0"/>
-    <w:lsdException w:name="Colorful List Accent 2" w:semiHidden="0" w:uiPriority="72" w:unhideWhenUsed="0"/>
-    <w:lsdException w:name="Colorful Grid Accent 2" w:semiHidden="0" w:uiPriority="73" w:unhideWhenUsed="0"/>
-    <w:lsdException w:name="Light Shading Accent 3" w:semiHidden="0" w:uiPriority="60" w:unhideWhenUsed="0"/>
-    <w:lsdException w:name="Light List Accent 3" w:semiHidden="0" w:uiPriority="61" w:unhideWhenUsed="0"/>
-    <w:lsdException w:name="Light Grid Accent 3" w:semiHidden="0" w:uiPriority="62" w:unhideWhenUsed="0"/>
-    <w:lsdException w:name="Medium Shading 1 Accent 3" w:semiHidden="0" w:uiPriority="63" w:unhideWhenUsed="0"/>
-    <w:lsdException w:name="Medium Shading 2 Accent 3" w:semiHidden="0" w:uiPriority="64" w:unhideWhenUsed="0"/>
-    <w:lsdException w:name="Medium List 1 Accent 3" w:semiHidden="0" w:uiPriority="65" w:unhideWhenUsed="0"/>
-    <w:lsdException w:name="Medium List 2 Accent 3" w:semiHidden="0" w:uiPriority="66" w:unhideWhenUsed="0"/>
-    <w:lsdException w:name="Medium Grid 1 Accent 3" w:semiHidden="0" w:uiPriority="67" w:unhideWhenUsed="0"/>
-    <w:lsdException w:name="Medium Grid 2 Accent 3" w:semiHidden="0" w:uiPriority="68" w:unhideWhenUsed="0"/>
-    <w:lsdException w:name="Medium Grid 3 Accent 3" w:semiHidden="0" w:uiPriority="69" w:unhideWhenUsed="0"/>
-    <w:lsdException w:name="Dark List Accent 3" w:semiHidden="0" w:uiPriority="70" w:unhideWhenUsed="0"/>
-    <w:lsdException w:name="Colorful Shading Accent 3" w:semiHidden="0" w:uiPriority="71" w:unhideWhenUsed="0"/>
-    <w:lsdException w:name="Colorful List Accent 3" w:semiHidden="0" w:uiPriority="72" w:unhideWhenUsed="0"/>
-    <w:lsdException w:name="Colorful Grid Accent 3" w:semiHidden="0" w:uiPriority="73" w:unhideWhenUsed="0"/>
-    <w:lsdException w:name="Light Shading Accent 4" w:semiHidden="0" w:uiPriority="60" w:unhideWhenUsed="0"/>
-    <w:lsdException w:name="Light List Accent 4" w:semiHidden="0" w:uiPriority="61" w:unhideWhenUsed="0"/>
-    <w:lsdException w:name="Light Grid Accent 4" w:semiHidden="0" w:uiPriority="62" w:unhideWhenUsed="0"/>
-    <w:lsdException w:name="Medium Shading 1 Accent 4" w:semiHidden="0" w:uiPriority="63" w:unhideWhenUsed="0"/>
-    <w:lsdException w:name="Medium Shading 2 Accent 4" w:semiHidden="0" w:uiPriority="64" w:unhideWhenUsed="0"/>
-    <w:lsdException w:name="Medium List 1 Accent 4" w:semiHidden="0" w:uiPriority="65" w:unhideWhenUsed="0"/>
-    <w:lsdException w:name="Medium List 2 Accent 4" w:semiHidden="0" w:uiPriority="66" w:unhideWhenUsed="0"/>
-    <w:lsdException w:name="Medium Grid 1 Accent 4" w:semiHidden="0" w:uiPriority="67" w:unhideWhenUsed="0"/>
-    <w:lsdException w:name="Medium Grid 2 Accent 4" w:semiHidden="0" w:uiPriority="68" w:unhideWhenUsed="0"/>
-    <w:lsdException w:name="Medium Grid 3 Accent 4" w:semiHidden="0" w:uiPriority="69" w:unhideWhenUsed="0"/>
-    <w:lsdException w:name="Dark List Accent 4" w:semiHidden="0" w:uiPriority="70" w:unhideWhenUsed="0"/>
-    <w:lsdException w:name="Colorful Shading Accent 4" w:semiHidden="0" w:uiPriority="71" w:unhideWhenUsed="0"/>
-    <w:lsdException w:name="Colorful List Accent 4" w:semiHidden="0" w:uiPriority="72" w:unhideWhenUsed="0"/>
-    <w:lsdException w:name="Colorful Grid Accent 4" w:semiHidden="0" w:uiPriority="73" w:unhideWhenUsed="0"/>
-    <w:lsdException w:name="Light Shading Accent 5" w:semiHidden="0" w:uiPriority="60" w:unhideWhenUsed="0"/>
-    <w:lsdException w:name="Light List Accent 5" w:semiHidden="0" w:uiPriority="61" w:unhideWhenUsed="0"/>
-    <w:lsdException w:name="Light Grid Accent 5" w:semiHidden="0" w:uiPriority="62" w:unhideWhenUsed="0"/>
-    <w:lsdException w:name="Medium Shading 1 Accent 5" w:semiHidden="0" w:uiPriority="63" w:unhideWhenUsed="0"/>
-    <w:lsdException w:name="Medium Shading 2 Accent 5" w:semiHidden="0" w:uiPriority="64" w:unhideWhenUsed="0"/>
-    <w:lsdException w:name="Medium List 1 Accent 5" w:semiHidden="0" w:uiPriority="65" w:unhideWhenUsed="0"/>
-    <w:lsdException w:name="Medium List 2 Accent 5" w:semiHidden="0" w:uiPriority="66" w:unhideWhenUsed="0"/>
-    <w:lsdException w:name="Medium Grid 1 Accent 5" w:semiHidden="0" w:uiPriority="67" w:unhideWhenUsed="0"/>
-    <w:lsdException w:name="Medium Grid 2 Accent 5" w:semiHidden="0" w:uiPriority="68" w:unhideWhenUsed="0"/>
-    <w:lsdException w:name="Medium Grid 3 Accent 5" w:semiHidden="0" w:uiPriority="69" w:unhideWhenUsed="0"/>
-    <w:lsdException w:name="Dark List Accent 5" w:semiHidden="0" w:uiPriority="70" w:unhideWhenUsed="0"/>
-    <w:lsdException w:name="Colorful Shading Accent 5" w:semiHidden="0" w:uiPriority="71" w:unhideWhenUsed="0"/>
-    <w:lsdException w:name="Colorful List Accent 5" w:semiHidden="0" w:uiPriority="72" w:unhideWhenUsed="0"/>
-    <w:lsdException w:name="Colorful Grid Accent 5" w:semiHidden="0" w:uiPriority="73" w:unhideWhenUsed="0"/>
-    <w:lsdException w:name="Light Shading Accent 6" w:semiHidden="0" w:uiPriority="60" w:unhideWhenUsed="0"/>
-    <w:lsdException w:name="Light List Accent 6" w:semiHidden="0" w:uiPriority="61" w:unhideWhenUsed="0"/>
-    <w:lsdException w:name="Light Grid Accent 6" w:semiHidden="0" w:uiPriority="62" w:unhideWhenUsed="0"/>
-    <w:lsdException w:name="Medium Shading 1 Accent 6" w:semiHidden="0" w:uiPriority="63" w:unhideWhenUsed="0"/>
-    <w:lsdException w:name="Medium Shading 2 Accent 6" w:semiHidden="0" w:uiPriority="64" w:unhideWhenUsed="0"/>
-    <w:lsdException w:name="Medium List 1 Accent 6" w:semiHidden="0" w:uiPriority="65" w:unhideWhenUsed="0"/>
-    <w:lsdException w:name="Medium List 2 Accent 6" w:semiHidden="0" w:uiPriority="66" w:unhideWhenUsed="0"/>
-    <w:lsdException w:name="Medium Grid 1 Accent 6" w:semiHidden="0" w:uiPriority="67" w:unhideWhenUsed="0"/>
-    <w:lsdException w:name="Medium Grid 2 Accent 6" w:semiHidden="0" w:uiPriority="68" w:unhideWhenUsed="0"/>
-    <w:lsdException w:name="Medium Grid 3 Accent 6" w:semiHidden="0" w:uiPriority="69" w:unhideWhenUsed="0"/>
-    <w:lsdException w:name="Dark List Accent 6" w:semiHidden="0" w:uiPriority="70" w:unhideWhenUsed="0"/>
-    <w:lsdException w:name="Colorful Shading Accent 6" w:semiHidden="0" w:uiPriority="71" w:unhideWhenUsed="0"/>
-    <w:lsdException w:name="Colorful List Accent 6" w:semiHidden="0" w:uiPriority="72" w:unhideWhenUsed="0"/>
-    <w:lsdException w:name="Colorful Grid Accent 6" w:semiHidden="0" w:uiPriority="73" w:unhideWhenUsed="0"/>
-    <w:lsdException w:name="Subtle Emphasis" w:semiHidden="0" w:uiPriority="19" w:unhideWhenUsed="0" w:qFormat="1"/>
-    <w:lsdException w:name="Intense Emphasis" w:semiHidden="0" w:uiPriority="21" w:unhideWhenUsed="0" w:qFormat="1"/>
-    <w:lsdException w:name="Subtle Reference" w:semiHidden="0" w:uiPriority="31" w:unhideWhenUsed="0" w:qFormat="1"/>
-    <w:lsdException w:name="Intense Reference" w:semiHidden="0" w:uiPriority="32" w:unhideWhenUsed="0" w:qFormat="1"/>
-    <w:lsdException w:name="Book Title" w:semiHidden="0" w:uiPriority="33" w:unhideWhenUsed="0" w:qFormat="1"/>
-    <w:lsdException w:name="Bibliography" w:uiPriority="37"/>
-    <w:lsdException w:name="TOC Heading" w:uiPriority="39" w:qFormat="1"/>
+  <w:latentStyles w:defLockedState="0" w:defUIPriority="99" w:defSemiHidden="0" w:defUnhideWhenUsed="0" w:defQFormat="0" w:count="371">
+    <w:lsdException w:name="Normal" w:uiPriority="0" w:qFormat="1"/>
+    <w:lsdException w:name="heading 1" w:uiPriority="0" w:qFormat="1"/>
+    <w:lsdException w:name="heading 2" w:uiPriority="0" w:qFormat="1"/>
+    <w:lsdException w:name="heading 3" w:semiHidden="1" w:uiPriority="0" w:unhideWhenUsed="1" w:qFormat="1"/>
+    <w:lsdException w:name="heading 4" w:uiPriority="0" w:qFormat="1"/>
+    <w:lsdException w:name="heading 5" w:uiPriority="0" w:qFormat="1"/>
+    <w:lsdException w:name="heading 6" w:uiPriority="0" w:qFormat="1"/>
+    <w:lsdException w:name="heading 7" w:uiPriority="0" w:qFormat="1"/>
+    <w:lsdException w:name="heading 8" w:semiHidden="1" w:uiPriority="0" w:unhideWhenUsed="1" w:qFormat="1"/>
+    <w:lsdException w:name="heading 9" w:uiPriority="0" w:qFormat="1"/>
+    <w:lsdException w:name="index 1" w:locked="1" w:semiHidden="1" w:unhideWhenUsed="1"/>
+    <w:lsdException w:name="index 2" w:locked="1" w:semiHidden="1" w:unhideWhenUsed="1"/>
+    <w:lsdException w:name="index 3" w:locked="1" w:semiHidden="1" w:unhideWhenUsed="1"/>
+    <w:lsdException w:name="index 4" w:locked="1" w:semiHidden="1" w:unhideWhenUsed="1"/>
+    <w:lsdException w:name="index 5" w:locked="1" w:semiHidden="1" w:unhideWhenUsed="1"/>
+    <w:lsdException w:name="index 6" w:locked="1" w:semiHidden="1" w:unhideWhenUsed="1"/>
+    <w:lsdException w:name="index 7" w:locked="1" w:semiHidden="1" w:unhideWhenUsed="1"/>
+    <w:lsdException w:name="index 8" w:locked="1" w:semiHidden="1" w:unhideWhenUsed="1"/>
+    <w:lsdException w:name="index 9" w:locked="1" w:semiHidden="1" w:unhideWhenUsed="1"/>
+    <w:lsdException w:name="toc 1" w:uiPriority="39" w:qFormat="1"/>
+    <w:lsdException w:name="toc 2" w:uiPriority="39" w:qFormat="1"/>
+    <w:lsdException w:name="toc 3" w:uiPriority="39" w:qFormat="1"/>
+    <w:lsdException w:name="toc 4" w:uiPriority="0"/>
+    <w:lsdException w:name="toc 5" w:uiPriority="0"/>
+    <w:lsdException w:name="toc 6" w:uiPriority="0"/>
+    <w:lsdException w:name="toc 7" w:uiPriority="0"/>
+    <w:lsdException w:name="toc 8" w:uiPriority="0"/>
+    <w:lsdException w:name="toc 9" w:uiPriority="0"/>
+    <w:lsdException w:name="Normal Indent" w:locked="1" w:semiHidden="1" w:unhideWhenUsed="1"/>
+    <w:lsdException w:name="footnote text" w:locked="1" w:semiHidden="1" w:unhideWhenUsed="1"/>
+    <w:lsdException w:name="annotation text" w:locked="1" w:semiHidden="1" w:unhideWhenUsed="1"/>
+    <w:lsdException w:name="header" w:locked="1" w:semiHidden="1" w:unhideWhenUsed="1"/>
+    <w:lsdException w:name="footer" w:locked="1" w:semiHidden="1" w:unhideWhenUsed="1"/>
+    <w:lsdException w:name="index heading" w:locked="1" w:semiHidden="1" w:unhideWhenUsed="1"/>
+    <w:lsdException w:name="caption" w:semiHidden="1" w:uiPriority="0" w:unhideWhenUsed="1" w:qFormat="1"/>
+    <w:lsdException w:name="table of figures" w:locked="1" w:semiHidden="1" w:unhideWhenUsed="1"/>
+    <w:lsdException w:name="envelope address" w:locked="1" w:semiHidden="1" w:unhideWhenUsed="1"/>
+    <w:lsdException w:name="envelope return" w:locked="1" w:semiHidden="1" w:unhideWhenUsed="1"/>
+    <w:lsdException w:name="footnote reference" w:locked="1" w:semiHidden="1" w:unhideWhenUsed="1"/>
+    <w:lsdException w:name="annotation reference" w:locked="1" w:semiHidden="1" w:unhideWhenUsed="1"/>
+    <w:lsdException w:name="line number" w:locked="1" w:semiHidden="1" w:unhideWhenUsed="1"/>
+    <w:lsdException w:name="page number" w:locked="1" w:semiHidden="1" w:unhideWhenUsed="1"/>
+    <w:lsdException w:name="endnote reference" w:locked="1" w:semiHidden="1" w:unhideWhenUsed="1"/>
+    <w:lsdException w:name="endnote text" w:locked="1" w:semiHidden="1" w:unhideWhenUsed="1"/>
+    <w:lsdException w:name="table of authorities" w:locked="1" w:semiHidden="1" w:unhideWhenUsed="1"/>
+    <w:lsdException w:name="macro" w:locked="1" w:semiHidden="1" w:unhideWhenUsed="1"/>
+    <w:lsdException w:name="toa heading" w:locked="1" w:semiHidden="1" w:unhideWhenUsed="1"/>
+    <w:lsdException w:name="List" w:locked="1" w:semiHidden="1" w:unhideWhenUsed="1"/>
+    <w:lsdException w:name="List Bullet" w:locked="1" w:semiHidden="1" w:uiPriority="0" w:unhideWhenUsed="1"/>
+    <w:lsdException w:name="List Number" w:locked="1" w:semiHidden="1" w:unhideWhenUsed="1"/>
+    <w:lsdException w:name="List 2" w:locked="1" w:semiHidden="1" w:unhideWhenUsed="1"/>
+    <w:lsdException w:name="List 3" w:locked="1" w:semiHidden="1" w:unhideWhenUsed="1"/>
+    <w:lsdException w:name="List 4" w:locked="1" w:semiHidden="1" w:unhideWhenUsed="1"/>
+    <w:lsdException w:name="List 5" w:locked="1" w:semiHidden="1" w:unhideWhenUsed="1"/>
+    <w:lsdException w:name="List Bullet 2" w:locked="1" w:semiHidden="1" w:unhideWhenUsed="1"/>
+    <w:lsdException w:name="List Bullet 3" w:locked="1" w:semiHidden="1" w:unhideWhenUsed="1"/>
+    <w:lsdException w:name="List Bullet 4" w:locked="1" w:semiHidden="1" w:unhideWhenUsed="1"/>
+    <w:lsdException w:name="List Bullet 5" w:locked="1" w:semiHidden="1" w:unhideWhenUsed="1"/>
+    <w:lsdException w:name="List Number 2" w:locked="1" w:semiHidden="1" w:unhideWhenUsed="1"/>
+    <w:lsdException w:name="List Number 3" w:locked="1" w:semiHidden="1" w:unhideWhenUsed="1"/>
+    <w:lsdException w:name="List Number 4" w:locked="1" w:semiHidden="1" w:unhideWhenUsed="1"/>
+    <w:lsdException w:name="List Number 5" w:locked="1" w:semiHidden="1" w:unhideWhenUsed="1"/>
+    <w:lsdException w:name="Title" w:qFormat="1"/>
+    <w:lsdException w:name="Closing" w:locked="1" w:semiHidden="1" w:unhideWhenUsed="1"/>
+    <w:lsdException w:name="Signature" w:locked="1" w:semiHidden="1" w:unhideWhenUsed="1"/>
+    <w:lsdException w:name="Default Paragraph Font" w:uiPriority="0"/>
+    <w:lsdException w:name="Body Text" w:locked="1" w:semiHidden="1" w:unhideWhenUsed="1"/>
+    <w:lsdException w:name="Body Text Indent" w:locked="1" w:semiHidden="1" w:unhideWhenUsed="1"/>
+    <w:lsdException w:name="List Continue" w:locked="1" w:semiHidden="1" w:unhideWhenUsed="1"/>
+    <w:lsdException w:name="List Continue 2" w:locked="1" w:semiHidden="1" w:unhideWhenUsed="1"/>
+    <w:lsdException w:name="List Continue 3" w:locked="1" w:semiHidden="1" w:unhideWhenUsed="1"/>
+    <w:lsdException w:name="List Continue 4" w:locked="1" w:semiHidden="1" w:unhideWhenUsed="1"/>
+    <w:lsdException w:name="List Continue 5" w:locked="1" w:semiHidden="1" w:unhideWhenUsed="1"/>
+    <w:lsdException w:name="Message Header" w:locked="1" w:semiHidden="1" w:unhideWhenUsed="1"/>
+    <w:lsdException w:name="Subtitle" w:uiPriority="0" w:qFormat="1"/>
+    <w:lsdException w:name="Salutation" w:locked="1" w:semiHidden="1" w:unhideWhenUsed="1"/>
+    <w:lsdException w:name="Date" w:locked="1" w:semiHidden="1" w:unhideWhenUsed="1"/>
+    <w:lsdException w:name="Body Text First Indent" w:locked="1" w:semiHidden="1" w:unhideWhenUsed="1"/>
+    <w:lsdException w:name="Body Text First Indent 2" w:locked="1" w:semiHidden="1" w:unhideWhenUsed="1"/>
+    <w:lsdException w:name="Note Heading" w:locked="1" w:semiHidden="1" w:unhideWhenUsed="1"/>
+    <w:lsdException w:name="Body Text 2" w:locked="1" w:semiHidden="1" w:uiPriority="0" w:unhideWhenUsed="1"/>
+    <w:lsdException w:name="Body Text 3" w:locked="1" w:semiHidden="1" w:unhideWhenUsed="1"/>
+    <w:lsdException w:name="Body Text Indent 2" w:locked="1" w:semiHidden="1" w:unhideWhenUsed="1"/>
+    <w:lsdException w:name="Body Text Indent 3" w:locked="1" w:semiHidden="1" w:unhideWhenUsed="1"/>
+    <w:lsdException w:name="Block Text" w:locked="1" w:semiHidden="1" w:unhideWhenUsed="1"/>
+    <w:lsdException w:name="Hyperlink" w:locked="1" w:semiHidden="1" w:unhideWhenUsed="1"/>
+    <w:lsdException w:name="FollowedHyperlink" w:locked="1" w:semiHidden="1" w:unhideWhenUsed="1"/>
+    <w:lsdException w:name="Strong" w:uiPriority="0" w:qFormat="1"/>
+    <w:lsdException w:name="Emphasis" w:uiPriority="0" w:qFormat="1"/>
+    <w:lsdException w:name="Document Map" w:locked="1" w:semiHidden="1" w:unhideWhenUsed="1"/>
+    <w:lsdException w:name="Plain Text" w:locked="1" w:semiHidden="1" w:uiPriority="0" w:unhideWhenUsed="1"/>
+    <w:lsdException w:name="E-mail Signature" w:locked="1" w:semiHidden="1" w:unhideWhenUsed="1"/>
+    <w:lsdException w:name="HTML Top of Form" w:locked="1" w:semiHidden="1" w:unhideWhenUsed="1"/>
+    <w:lsdException w:name="HTML Bottom of Form" w:locked="1" w:semiHidden="1" w:unhideWhenUsed="1"/>
+    <w:lsdException w:name="Normal (Web)" w:locked="1" w:semiHidden="1" w:unhideWhenUsed="1"/>
+    <w:lsdException w:name="HTML Acronym" w:locked="1" w:semiHidden="1" w:unhideWhenUsed="1"/>
+    <w:lsdException w:name="HTML Address" w:locked="1" w:semiHidden="1" w:unhideWhenUsed="1"/>
+    <w:lsdException w:name="HTML Cite" w:locked="1" w:semiHidden="1" w:unhideWhenUsed="1"/>
+    <w:lsdException w:name="HTML Code" w:locked="1" w:semiHidden="1" w:unhideWhenUsed="1"/>
+    <w:lsdException w:name="HTML Definition" w:locked="1" w:semiHidden="1" w:unhideWhenUsed="1"/>
+    <w:lsdException w:name="HTML Keyboard" w:locked="1" w:semiHidden="1" w:unhideWhenUsed="1"/>
+    <w:lsdException w:name="HTML Preformatted" w:locked="1" w:semiHidden="1" w:unhideWhenUsed="1"/>
+    <w:lsdException w:name="HTML Sample" w:locked="1" w:semiHidden="1" w:unhideWhenUsed="1"/>
+    <w:lsdException w:name="HTML Typewriter" w:locked="1" w:semiHidden="1" w:unhideWhenUsed="1"/>
+    <w:lsdException w:name="HTML Variable" w:locked="1" w:semiHidden="1" w:unhideWhenUsed="1"/>
+    <w:lsdException w:name="Normal Table" w:locked="1" w:semiHidden="1" w:unhideWhenUsed="1"/>
+    <w:lsdException w:name="annotation subject" w:locked="1" w:semiHidden="1" w:unhideWhenUsed="1"/>
+    <w:lsdException w:name="No List" w:locked="1" w:semiHidden="1" w:unhideWhenUsed="1"/>
+    <w:lsdException w:name="Outline List 1" w:locked="1" w:semiHidden="1" w:unhideWhenUsed="1"/>
+    <w:lsdException w:name="Outline List 2" w:locked="1" w:semiHidden="1" w:unhideWhenUsed="1"/>
+    <w:lsdException w:name="Outline List 3" w:locked="1" w:semiHidden="1" w:unhideWhenUsed="1"/>
+    <w:lsdException w:name="Table Simple 1" w:locked="1" w:semiHidden="1" w:unhideWhenUsed="1"/>
+    <w:lsdException w:name="Table Simple 2" w:locked="1" w:semiHidden="1" w:unhideWhenUsed="1"/>
+    <w:lsdException w:name="Table Simple 3" w:locked="1" w:semiHidden="1" w:unhideWhenUsed="1"/>
+    <w:lsdException w:name="Table Classic 1" w:locked="1" w:semiHidden="1" w:unhideWhenUsed="1"/>
+    <w:lsdException w:name="Table Classic 2" w:locked="1" w:semiHidden="1" w:unhideWhenUsed="1"/>
+    <w:lsdException w:name="Table Classic 3" w:locked="1" w:semiHidden="1" w:unhideWhenUsed="1"/>
+    <w:lsdException w:name="Table Classic 4" w:locked="1" w:semiHidden="1" w:unhideWhenUsed="1"/>
+    <w:lsdException w:name="Table Colorful 1" w:locked="1" w:semiHidden="1" w:unhideWhenUsed="1"/>
+    <w:lsdException w:name="Table Colorful 2" w:locked="1" w:semiHidden="1" w:unhideWhenUsed="1"/>
+    <w:lsdException w:name="Table Colorful 3" w:locked="1" w:semiHidden="1" w:unhideWhenUsed="1"/>
+    <w:lsdException w:name="Table Columns 1" w:locked="1" w:semiHidden="1" w:unhideWhenUsed="1"/>
+    <w:lsdException w:name="Table Columns 2" w:locked="1" w:semiHidden="1" w:unhideWhenUsed="1"/>
+    <w:lsdException w:name="Table Columns 3" w:locked="1" w:semiHidden="1" w:unhideWhenUsed="1"/>
+    <w:lsdException w:name="Table Columns 4" w:locked="1" w:semiHidden="1" w:unhideWhenUsed="1"/>
+    <w:lsdException w:name="Table Columns 5" w:locked="1" w:semiHidden="1" w:unhideWhenUsed="1"/>
+    <w:lsdException w:name="Table Grid 1" w:locked="1" w:semiHidden="1" w:unhideWhenUsed="1"/>
+    <w:lsdException w:name="Table Grid 2" w:locked="1" w:semiHidden="1" w:unhideWhenUsed="1"/>
+    <w:lsdException w:name="Table Grid 3" w:locked="1" w:semiHidden="1" w:unhideWhenUsed="1"/>
+    <w:lsdException w:name="Table Grid 4" w:locked="1" w:semiHidden="1" w:unhideWhenUsed="1"/>
+    <w:lsdException w:name="Table Grid 5" w:locked="1" w:semiHidden="1" w:unhideWhenUsed="1"/>
+    <w:lsdException w:name="Table Grid 6" w:locked="1" w:semiHidden="1" w:unhideWhenUsed="1"/>
+    <w:lsdException w:name="Table Grid 7" w:locked="1" w:semiHidden="1" w:unhideWhenUsed="1"/>
+    <w:lsdException w:name="Table Grid 8" w:locked="1" w:semiHidden="1" w:unhideWhenUsed="1"/>
+    <w:lsdException w:name="Table List 1" w:locked="1" w:semiHidden="1" w:unhideWhenUsed="1"/>
+    <w:lsdException w:name="Table List 2" w:locked="1" w:semiHidden="1" w:unhideWhenUsed="1"/>
+    <w:lsdException w:name="Table List 3" w:locked="1" w:semiHidden="1" w:unhideWhenUsed="1"/>
+    <w:lsdException w:name="Table List 4" w:locked="1" w:semiHidden="1" w:unhideWhenUsed="1"/>
+    <w:lsdException w:name="Table List 5" w:locked="1" w:semiHidden="1" w:unhideWhenUsed="1"/>
+    <w:lsdException w:name="Table List 6" w:locked="1" w:semiHidden="1" w:unhideWhenUsed="1"/>
+    <w:lsdException w:name="Table List 7" w:locked="1" w:semiHidden="1" w:unhideWhenUsed="1"/>
+    <w:lsdException w:name="Table List 8" w:locked="1" w:semiHidden="1" w:unhideWhenUsed="1"/>
+    <w:lsdException w:name="Table 3D effects 1" w:locked="1" w:semiHidden="1" w:unhideWhenUsed="1"/>
+    <w:lsdException w:name="Table 3D effects 2" w:locked="1" w:semiHidden="1" w:unhideWhenUsed="1"/>
+    <w:lsdException w:name="Table 3D effects 3" w:locked="1" w:semiHidden="1" w:unhideWhenUsed="1"/>
+    <w:lsdException w:name="Table Contemporary" w:locked="1" w:semiHidden="1" w:unhideWhenUsed="1"/>
+    <w:lsdException w:name="Table Elegant" w:locked="1" w:semiHidden="1" w:unhideWhenUsed="1"/>
+    <w:lsdException w:name="Table Professional" w:locked="1" w:semiHidden="1" w:unhideWhenUsed="1"/>
+    <w:lsdException w:name="Table Subtle 1" w:locked="1" w:semiHidden="1" w:unhideWhenUsed="1"/>
+    <w:lsdException w:name="Table Subtle 2" w:locked="1" w:semiHidden="1" w:unhideWhenUsed="1"/>
+    <w:lsdException w:name="Table Web 1" w:locked="1" w:semiHidden="1" w:unhideWhenUsed="1"/>
+    <w:lsdException w:name="Table Web 2" w:locked="1" w:semiHidden="1" w:unhideWhenUsed="1"/>
+    <w:lsdException w:name="Table Web 3" w:locked="1" w:semiHidden="1" w:unhideWhenUsed="1"/>
+    <w:lsdException w:name="Balloon Text" w:locked="1" w:semiHidden="1" w:unhideWhenUsed="1"/>
+    <w:lsdException w:name="Table Theme" w:locked="1" w:semiHidden="1" w:unhideWhenUsed="1"/>
+    <w:lsdException w:name="Placeholder Text" w:semiHidden="1"/>
+    <w:lsdException w:name="No Spacing" w:uiPriority="1" w:qFormat="1"/>
+    <w:lsdException w:name="Light Shading" w:uiPriority="60"/>
+    <w:lsdException w:name="Light List" w:uiPriority="61"/>
+    <w:lsdException w:name="Light Grid" w:uiPriority="62"/>
+    <w:lsdException w:name="Medium Shading 1" w:uiPriority="63"/>
+    <w:lsdException w:name="Medium Shading 2" w:uiPriority="64"/>
+    <w:lsdException w:name="Medium List 1" w:uiPriority="65"/>
+    <w:lsdException w:name="Medium List 2" w:uiPriority="66"/>
+    <w:lsdException w:name="Medium Grid 1" w:uiPriority="67"/>
+    <w:lsdException w:name="Medium Grid 2" w:uiPriority="68"/>
+    <w:lsdException w:name="Medium Grid 3" w:uiPriority="69"/>
+    <w:lsdException w:name="Dark List" w:uiPriority="70"/>
+    <w:lsdException w:name="Colorful Shading" w:uiPriority="71"/>
+    <w:lsdException w:name="Colorful List" w:uiPriority="72"/>
+    <w:lsdException w:name="Colorful Grid" w:uiPriority="73"/>
+    <w:lsdException w:name="Light Shading Accent 1" w:uiPriority="60"/>
+    <w:lsdException w:name="Light List Accent 1" w:uiPriority="61"/>
+    <w:lsdException w:name="Light Grid Accent 1" w:uiPriority="62"/>
+    <w:lsdException w:name="Medium Shading 1 Accent 1" w:uiPriority="63"/>
+    <w:lsdException w:name="Medium Shading 2 Accent 1" w:uiPriority="64"/>
+    <w:lsdException w:name="Medium List 1 Accent 1" w:uiPriority="65"/>
+    <w:lsdException w:name="Revision" w:semiHidden="1"/>
+    <w:lsdException w:name="List Paragraph" w:uiPriority="34" w:qFormat="1"/>
+    <w:lsdException w:name="Quote" w:uiPriority="29" w:qFormat="1"/>
+    <w:lsdException w:name="Intense Quote" w:uiPriority="30" w:qFormat="1"/>
+    <w:lsdException w:name="Medium List 2 Accent 1" w:uiPriority="66"/>
+    <w:lsdException w:name="Medium Grid 1 Accent 1" w:uiPriority="67"/>
+    <w:lsdException w:name="Medium Grid 2 Accent 1" w:uiPriority="68"/>
+    <w:lsdException w:name="Medium Grid 3 Accent 1" w:uiPriority="69"/>
+    <w:lsdException w:name="Dark List Accent 1" w:uiPriority="70"/>
+    <w:lsdException w:name="Colorful Shading Accent 1" w:uiPriority="71"/>
+    <w:lsdException w:name="Colorful List Accent 1" w:uiPriority="72"/>
+    <w:lsdException w:name="Colorful Grid Accent 1" w:uiPriority="73"/>
+    <w:lsdException w:name="Light Shading Accent 2" w:uiPriority="60"/>
+    <w:lsdException w:name="Light List Accent 2" w:uiPriority="61"/>
+    <w:lsdException w:name="Light Grid Accent 2" w:uiPriority="62"/>
+    <w:lsdException w:name="Medium Shading 1 Accent 2" w:uiPriority="63"/>
+    <w:lsdException w:name="Medium Shading 2 Accent 2" w:uiPriority="64"/>
+    <w:lsdException w:name="Medium List 1 Accent 2" w:uiPriority="65"/>
+    <w:lsdException w:name="Medium List 2 Accent 2" w:uiPriority="66"/>
+    <w:lsdException w:name="Medium Grid 1 Accent 2" w:uiPriority="67"/>
+    <w:lsdException w:name="Medium Grid 2 Accent 2" w:uiPriority="68"/>
+    <w:lsdException w:name="Medium Grid 3 Accent 2" w:uiPriority="69"/>
+    <w:lsdException w:name="Dark List Accent 2" w:uiPriority="70"/>
+    <w:lsdException w:name="Colorful Shading Accent 2" w:uiPriority="71"/>
+    <w:lsdException w:name="Colorful List Accent 2" w:uiPriority="72"/>
+    <w:lsdException w:name="Colorful Grid Accent 2" w:uiPriority="73"/>
+    <w:lsdException w:name="Light Shading Accent 3" w:uiPriority="60"/>
+    <w:lsdException w:name="Light List Accent 3" w:uiPriority="61"/>
+    <w:lsdException w:name="Light Grid Accent 3" w:uiPriority="62"/>
+    <w:lsdException w:name="Medium Shading 1 Accent 3" w:uiPriority="63"/>
+    <w:lsdException w:name="Medium Shading 2 Accent 3" w:uiPriority="64"/>
+    <w:lsdException w:name="Medium List 1 Accent 3" w:uiPriority="65"/>
+    <w:lsdException w:name="Medium List 2 Accent 3" w:uiPriority="66"/>
+    <w:lsdException w:name="Medium Grid 1 Accent 3" w:uiPriority="67"/>
+    <w:lsdException w:name="Medium Grid 2 Accent 3" w:uiPriority="68"/>
+    <w:lsdException w:name="Medium Grid 3 Accent 3" w:uiPriority="69"/>
+    <w:lsdException w:name="Dark List Accent 3" w:uiPriority="70"/>
+    <w:lsdException w:name="Colorful Shading Accent 3" w:uiPriority="71"/>
+    <w:lsdException w:name="Colorful List Accent 3" w:uiPriority="72"/>
+    <w:lsdException w:name="Colorful Grid Accent 3" w:uiPriority="73"/>
+    <w:lsdException w:name="Light Shading Accent 4" w:uiPriority="60"/>
+    <w:lsdException w:name="Light List Accent 4" w:uiPriority="61"/>
+    <w:lsdException w:name="Light Grid Accent 4" w:uiPriority="62"/>
+    <w:lsdException w:name="Medium Shading 1 Accent 4" w:uiPriority="63"/>
+    <w:lsdException w:name="Medium Shading 2 Accent 4" w:uiPriority="64"/>
+    <w:lsdException w:name="Medium List 1 Accent 4" w:uiPriority="65"/>
+    <w:lsdException w:name="Medium List 2 Accent 4" w:uiPriority="66"/>
+    <w:lsdException w:name="Medium Grid 1 Accent 4" w:uiPriority="67"/>
+    <w:lsdException w:name="Medium Grid 2 Accent 4" w:uiPriority="68"/>
+    <w:lsdException w:name="Medium Grid 3 Accent 4" w:uiPriority="69"/>
+    <w:lsdException w:name="Dark List Accent 4" w:uiPriority="70"/>
+    <w:lsdException w:name="Colorful Shading Accent 4" w:uiPriority="71"/>
+    <w:lsdException w:name="Colorful List Accent 4" w:uiPriority="72"/>
+    <w:lsdException w:name="Colorful Grid Accent 4" w:uiPriority="73"/>
+    <w:lsdException w:name="Light Shading Accent 5" w:uiPriority="60"/>
+    <w:lsdException w:name="Light List Accent 5" w:uiPriority="61"/>
+    <w:lsdException w:name="Light Grid Accent 5" w:uiPriority="62"/>
+    <w:lsdException w:name="Medium Shading 1 Accent 5" w:uiPriority="63"/>
+    <w:lsdException w:name="Medium Shading 2 Accent 5" w:uiPriority="64"/>
+    <w:lsdException w:name="Medium List 1 Accent 5" w:uiPriority="65"/>
+    <w:lsdException w:name="Medium List 2 Accent 5" w:uiPriority="66"/>
+    <w:lsdException w:name="Medium Grid 1 Accent 5" w:uiPriority="67"/>
+    <w:lsdException w:name="Medium Grid 2 Accent 5" w:uiPriority="68"/>
+    <w:lsdException w:name="Medium Grid 3 Accent 5" w:uiPriority="69"/>
+    <w:lsdException w:name="Dark List Accent 5" w:uiPriority="70"/>
+    <w:lsdException w:name="Colorful Shading Accent 5" w:uiPriority="71"/>
+    <w:lsdException w:name="Colorful List Accent 5" w:uiPriority="72"/>
+    <w:lsdException w:name="Colorful Grid Accent 5" w:uiPriority="73"/>
+    <w:lsdException w:name="Light Shading Accent 6" w:uiPriority="60"/>
+    <w:lsdException w:name="Light List Accent 6" w:uiPriority="61"/>
+    <w:lsdException w:name="Light Grid Accent 6" w:uiPriority="62"/>
+    <w:lsdException w:name="Medium Shading 1 Accent 6" w:uiPriority="63"/>
+    <w:lsdException w:name="Medium Shading 2 Accent 6" w:uiPriority="64"/>
+    <w:lsdException w:name="Medium List 1 Accent 6" w:uiPriority="65"/>
+    <w:lsdException w:name="Medium List 2 Accent 6" w:uiPriority="66"/>
+    <w:lsdException w:name="Medium Grid 1 Accent 6" w:uiPriority="67"/>
+    <w:lsdException w:name="Medium Grid 2 Accent 6" w:uiPriority="68"/>
+    <w:lsdException w:name="Medium Grid 3 Accent 6" w:uiPriority="69"/>
+    <w:lsdException w:name="Dark List Accent 6" w:uiPriority="70"/>
+    <w:lsdException w:name="Colorful Shading Accent 6" w:uiPriority="71"/>
+    <w:lsdException w:name="Colorful List Accent 6" w:uiPriority="72"/>
+    <w:lsdException w:name="Colorful Grid Accent 6" w:uiPriority="73"/>
+    <w:lsdException w:name="Subtle Emphasis" w:uiPriority="19" w:qFormat="1"/>
+    <w:lsdException w:name="Intense Emphasis" w:uiPriority="21" w:qFormat="1"/>
+    <w:lsdException w:name="Subtle Reference" w:uiPriority="31" w:qFormat="1"/>
+    <w:lsdException w:name="Intense Reference" w:uiPriority="32" w:qFormat="1"/>
+    <w:lsdException w:name="Book Title" w:uiPriority="33" w:qFormat="1"/>
+    <w:lsdException w:name="Bibliography" w:semiHidden="1" w:uiPriority="37" w:unhideWhenUsed="1"/>
+    <w:lsdException w:name="TOC Heading" w:semiHidden="1" w:uiPriority="39" w:unhideWhenUsed="1" w:qFormat="1"/>
+    <w:lsdException w:name="Plain Table 1" w:uiPriority="41"/>
+    <w:lsdException w:name="Plain Table 2" w:uiPriority="42"/>
+    <w:lsdException w:name="Plain Table 3" w:uiPriority="43"/>
+    <w:lsdException w:name="Plain Table 4" w:uiPriority="44"/>
+    <w:lsdException w:name="Plain Table 5" w:uiPriority="45"/>
+    <w:lsdException w:name="Grid Table Light" w:uiPriority="40"/>
+    <w:lsdException w:name="Grid Table 1 Light" w:uiPriority="46"/>
+    <w:lsdException w:name="Grid Table 2" w:uiPriority="47"/>
+    <w:lsdException w:name="Grid Table 3" w:uiPriority="48"/>
+    <w:lsdException w:name="Grid Table 4" w:uiPriority="49"/>
+    <w:lsdException w:name="Grid Table 5 Dark" w:uiPriority="50"/>
+    <w:lsdException w:name="Grid Table 6 Colorful" w:uiPriority="51"/>
+    <w:lsdException w:name="Grid Table 7 Colorful" w:uiPriority="52"/>
+    <w:lsdException w:name="Grid Table 1 Light Accent 1" w:uiPriority="46"/>
+    <w:lsdException w:name="Grid Table 2 Accent 1" w:uiPriority="47"/>
+    <w:lsdException w:name="Grid Table 3 Accent 1" w:uiPriority="48"/>
+    <w:lsdException w:name="Grid Table 4 Accent 1" w:uiPriority="49"/>
+    <w:lsdException w:name="Grid Table 5 Dark Accent 1" w:uiPriority="50"/>
+    <w:lsdException w:name="Grid Table 6 Colorful Accent 1" w:uiPriority="51"/>
+    <w:lsdException w:name="Grid Table 7 Colorful Accent 1" w:uiPriority="52"/>
+    <w:lsdException w:name="Grid Table 1 Light Accent 2" w:uiPriority="46"/>
+    <w:lsdException w:name="Grid Table 2 Accent 2" w:uiPriority="47"/>
+    <w:lsdException w:name="Grid Table 3 Accent 2" w:uiPriority="48"/>
+    <w:lsdException w:name="Grid Table 4 Accent 2" w:uiPriority="49"/>
+    <w:lsdException w:name="Grid Table 5 Dark Accent 2" w:uiPriority="50"/>
+    <w:lsdException w:name="Grid Table 6 Colorful Accent 2" w:uiPriority="51"/>
+    <w:lsdException w:name="Grid Table 7 Colorful Accent 2" w:uiPriority="52"/>
+    <w:lsdException w:name="Grid Table 1 Light Accent 3" w:uiPriority="46"/>
+    <w:lsdException w:name="Grid Table 2 Accent 3" w:uiPriority="47"/>
+    <w:lsdException w:name="Grid Table 3 Accent 3" w:uiPriority="48"/>
+    <w:lsdException w:name="Grid Table 4 Accent 3" w:uiPriority="49"/>
+    <w:lsdException w:name="Grid Table 5 Dark Accent 3" w:uiPriority="50"/>
+    <w:lsdException w:name="Grid Table 6 Colorful Accent 3" w:uiPriority="51"/>
+    <w:lsdException w:name="Grid Table 7 Colorful Accent 3" w:uiPriority="52"/>
+    <w:lsdException w:name="Grid Table 1 Light Accent 4" w:uiPriority="46"/>
+    <w:lsdException w:name="Grid Table 2 Accent 4" w:uiPriority="47"/>
+    <w:lsdException w:name="Grid Table 3 Accent 4" w:uiPriority="48"/>
+    <w:lsdException w:name="Grid Table 4 Accent 4" w:uiPriority="49"/>
+    <w:lsdException w:name="Grid Table 5 Dark Accent 4" w:uiPriority="50"/>
+    <w:lsdException w:name="Grid Table 6 Colorful Accent 4" w:uiPriority="51"/>
+    <w:lsdException w:name="Grid Table 7 Colorful Accent 4" w:uiPriority="52"/>
+    <w:lsdException w:name="Grid Table 1 Light Accent 5" w:uiPriority="46"/>
+    <w:lsdException w:name="Grid Table 2 Accent 5" w:uiPriority="47"/>
+    <w:lsdException w:name="Grid Table 3 Accent 5" w:uiPriority="48"/>
+    <w:lsdException w:name="Grid Table 4 Accent 5" w:uiPriority="49"/>
+    <w:lsdException w:name="Grid Table 5 Dark Accent 5" w:uiPriority="50"/>
+    <w:lsdException w:name="Grid Table 6 Colorful Accent 5" w:uiPriority="51"/>
+    <w:lsdException w:name="Grid Table 7 Colorful Accent 5" w:uiPriority="52"/>
+    <w:lsdException w:name="Grid Table 1 Light Accent 6" w:uiPriority="46"/>
+    <w:lsdException w:name="Grid Table 2 Accent 6" w:uiPriority="47"/>
+    <w:lsdException w:name="Grid Table 3 Accent 6" w:uiPriority="48"/>
+    <w:lsdException w:name="Grid Table 4 Accent 6" w:uiPriority="49"/>
+    <w:lsdException w:name="Grid Table 5 Dark Accent 6" w:uiPriority="50"/>
+    <w:lsdException w:name="Grid Table 6 Colorful Accent 6" w:uiPriority="51"/>
+    <w:lsdException w:name="Grid Table 7 Colorful Accent 6" w:uiPriority="52"/>
+    <w:lsdException w:name="List Table 1 Light" w:uiPriority="46"/>
+    <w:lsdException w:name="List Table 2" w:uiPriority="47"/>
+    <w:lsdException w:name="List Table 3" w:uiPriority="48"/>
+    <w:lsdException w:name="List Table 4" w:uiPriority="49"/>
+    <w:lsdException w:name="List Table 5 Dark" w:uiPriority="50"/>
+    <w:lsdException w:name="List Table 6 Colorful" w:uiPriority="51"/>
+    <w:lsdException w:name="List Table 7 Colorful" w:uiPriority="52"/>
+    <w:lsdException w:name="List Table 1 Light Accent 1" w:uiPriority="46"/>
+    <w:lsdException w:name="List Table 2 Accent 1" w:uiPriority="47"/>
+    <w:lsdException w:name="List Table 3 Accent 1" w:uiPriority="48"/>
+    <w:lsdException w:name="List Table 4 Accent 1" w:uiPriority="49"/>
+    <w:lsdException w:name="List Table 5 Dark Accent 1" w:uiPriority="50"/>
+    <w:lsdException w:name="List Table 6 Colorful Accent 1" w:uiPriority="51"/>
+    <w:lsdException w:name="List Table 7 Colorful Accent 1" w:uiPriority="52"/>
+    <w:lsdException w:name="List Table 1 Light Accent 2" w:uiPriority="46"/>
+    <w:lsdException w:name="List Table 2 Accent 2" w:uiPriority="47"/>
+    <w:lsdException w:name="List Table 3 Accent 2" w:uiPriority="48"/>
+    <w:lsdException w:name="List Table 4 Accent 2" w:uiPriority="49"/>
+    <w:lsdException w:name="List Table 5 Dark Accent 2" w:uiPriority="50"/>
+    <w:lsdException w:name="List Table 6 Colorful Accent 2" w:uiPriority="51"/>
+    <w:lsdException w:name="List Table 7 Colorful Accent 2" w:uiPriority="52"/>
+    <w:lsdException w:name="List Table 1 Light Accent 3" w:uiPriority="46"/>
+    <w:lsdException w:name="List Table 2 Accent 3" w:uiPriority="47"/>
+    <w:lsdException w:name="List Table 3 Accent 3" w:uiPriority="48"/>
+    <w:lsdException w:name="List Table 4 Accent 3" w:uiPriority="49"/>
+    <w:lsdException w:name="List Table 5 Dark Accent 3" w:uiPriority="50"/>
+    <w:lsdException w:name="List Table 6 Colorful Accent 3" w:uiPriority="51"/>
+    <w:lsdException w:name="List Table 7 Colorful Accent 3" w:uiPriority="52"/>
+    <w:lsdException w:name="List Table 1 Light Accent 4" w:uiPriority="46"/>
+    <w:lsdException w:name="List Table 2 Accent 4" w:uiPriority="47"/>
+    <w:lsdException w:name="List Table 3 Accent 4" w:uiPriority="48"/>
+    <w:lsdException w:name="List Table 4 Accent 4" w:uiPriority="49"/>
+    <w:lsdException w:name="List Table 5 Dark Accent 4" w:uiPriority="50"/>
+    <w:lsdException w:name="List Table 6 Colorful Accent 4" w:uiPriority="51"/>
+    <w:lsdException w:name="List Table 7 Colorful Accent 4" w:uiPriority="52"/>
+    <w:lsdException w:name="List Table 1 Light Accent 5" w:uiPriority="46"/>
+    <w:lsdException w:name="List Table 2 Accent 5" w:uiPriority="47"/>
+    <w:lsdException w:name="List Table 3 Accent 5" w:uiPriority="48"/>
+    <w:lsdException w:name="List Table 4 Accent 5" w:uiPriority="49"/>
+    <w:lsdException w:name="List Table 5 Dark Accent 5" w:uiPriority="50"/>
+    <w:lsdException w:name="List Table 6 Colorful Accent 5" w:uiPriority="51"/>
+    <w:lsdException w:name="List Table 7 Colorful Accent 5" w:uiPriority="52"/>
+    <w:lsdException w:name="List Table 1 Light Accent 6" w:uiPriority="46"/>
+    <w:lsdException w:name="List Table 2 Accent 6" w:uiPriority="47"/>
+    <w:lsdException w:name="List Table 3 Accent 6" w:uiPriority="48"/>
+    <w:lsdException w:name="List Table 4 Accent 6" w:uiPriority="49"/>
+    <w:lsdException w:name="List Table 5 Dark Accent 6" w:uiPriority="50"/>
+    <w:lsdException w:name="List Table 6 Colorful Accent 6" w:uiPriority="51"/>
+    <w:lsdException w:name="List Table 7 Colorful Accent 6" w:uiPriority="52"/>
   </w:latentStyles>
   <w:style w:type="paragraph" w:default="1" w:styleId="a1">
     <w:name w:val="Normal"/>
@@ -10346,7 +13858,6 @@
     <w:uiPriority w:val="99"/>
     <w:semiHidden/>
     <w:unhideWhenUsed/>
-    <w:qFormat/>
     <w:tblPr>
       <w:tblInd w:w="0" w:type="dxa"/>
       <w:tblCellMar>
@@ -11939,10 +15450,13 @@
     <w:link w:val="17"/>
     <w:rsid w:val="001C762B"/>
     <w:rPr>
+      <w:rFonts w:ascii="Times New Roman" w:hAnsi="Times New Roman" w:cs="Times New Roman"/>
       <w:b/>
+      <w:i/>
       <w:caps/>
       <w:sz w:val="28"/>
       <w:szCs w:val="28"/>
+      <w:lang w:eastAsia="ru-RU"/>
     </w:rPr>
   </w:style>
   <w:style w:type="numbering" w:customStyle="1" w:styleId="a">
@@ -12005,348 +15519,6 @@
     </w:rPr>
   </w:style>
 </w:styles>
-</file>
-
-<file path=word/glossary/document.xml><?xml version="1.0" encoding="utf-8"?>
-<w:glossaryDocument xmlns:ve="http://schemas.openxmlformats.org/markup-compatibility/2006" xmlns:o="urn:schemas-microsoft-com:office:office" xmlns:r="http://schemas.openxmlformats.org/officeDocument/2006/relationships" xmlns:m="http://schemas.openxmlformats.org/officeDocument/2006/math" xmlns:v="urn:schemas-microsoft-com:vml" xmlns:wp="http://schemas.openxmlformats.org/drawingml/2006/wordprocessingDrawing" xmlns:w10="urn:schemas-microsoft-com:office:word" xmlns:w="http://schemas.openxmlformats.org/wordprocessingml/2006/main" xmlns:wne="http://schemas.microsoft.com/office/word/2006/wordml">
-  <w:docParts/>
-</w:glossaryDocument>
-</file>
-
-<file path=word/glossary/fontTable.xml><?xml version="1.0" encoding="utf-8"?>
-<w:fonts xmlns:r="http://schemas.openxmlformats.org/officeDocument/2006/relationships" xmlns:w="http://schemas.openxmlformats.org/wordprocessingml/2006/main">
-  <w:font w:name="Times New Roman">
-    <w:panose1 w:val="02020603050405020304"/>
-    <w:charset w:val="CC"/>
-    <w:family w:val="roman"/>
-    <w:pitch w:val="variable"/>
-    <w:sig w:usb0="E0002AFF" w:usb1="C0007841" w:usb2="00000009" w:usb3="00000000" w:csb0="000001FF" w:csb1="00000000"/>
-  </w:font>
-  <w:font w:name="Symbol">
-    <w:panose1 w:val="05050102010706020507"/>
-    <w:charset w:val="02"/>
-    <w:family w:val="roman"/>
-    <w:pitch w:val="variable"/>
-    <w:sig w:usb0="00000000" w:usb1="10000000" w:usb2="00000000" w:usb3="00000000" w:csb0="80000000" w:csb1="00000000"/>
-  </w:font>
-  <w:font w:name="Courier New">
-    <w:panose1 w:val="02070309020205020404"/>
-    <w:charset w:val="CC"/>
-    <w:family w:val="modern"/>
-    <w:pitch w:val="fixed"/>
-    <w:sig w:usb0="E0002AFF" w:usb1="C0007843" w:usb2="00000009" w:usb3="00000000" w:csb0="000001FF" w:csb1="00000000"/>
-  </w:font>
-  <w:font w:name="Wingdings">
-    <w:panose1 w:val="05000000000000000000"/>
-    <w:charset w:val="02"/>
-    <w:family w:val="auto"/>
-    <w:pitch w:val="variable"/>
-    <w:sig w:usb0="00000000" w:usb1="10000000" w:usb2="00000000" w:usb3="00000000" w:csb0="80000000" w:csb1="00000000"/>
-  </w:font>
-  <w:font w:name="Calibri">
-    <w:panose1 w:val="020F0502020204030204"/>
-    <w:charset w:val="CC"/>
-    <w:family w:val="swiss"/>
-    <w:pitch w:val="variable"/>
-    <w:sig w:usb0="E00002FF" w:usb1="4000ACFF" w:usb2="00000001" w:usb3="00000000" w:csb0="0000019F" w:csb1="00000000"/>
-  </w:font>
-  <w:font w:name="Cambria">
-    <w:panose1 w:val="02040503050406030204"/>
-    <w:charset w:val="CC"/>
-    <w:family w:val="roman"/>
-    <w:pitch w:val="variable"/>
-    <w:sig w:usb0="E00002FF" w:usb1="400004FF" w:usb2="00000000" w:usb3="00000000" w:csb0="0000019F" w:csb1="00000000"/>
-  </w:font>
-  <w:font w:name="Arial">
-    <w:panose1 w:val="020B0604020202020204"/>
-    <w:charset w:val="CC"/>
-    <w:family w:val="swiss"/>
-    <w:pitch w:val="variable"/>
-    <w:sig w:usb0="E0002AFF" w:usb1="C0007843" w:usb2="00000009" w:usb3="00000000" w:csb0="000001FF" w:csb1="00000000"/>
-  </w:font>
-  <w:font w:name="Verdana">
-    <w:panose1 w:val="020B0604030504040204"/>
-    <w:charset w:val="CC"/>
-    <w:family w:val="swiss"/>
-    <w:pitch w:val="variable"/>
-    <w:sig w:usb0="A10006FF" w:usb1="4000205B" w:usb2="00000010" w:usb3="00000000" w:csb0="0000019F" w:csb1="00000000"/>
-  </w:font>
-  <w:font w:name="Helvetica">
-    <w:panose1 w:val="020B0604020202020204"/>
-    <w:charset w:val="CC"/>
-    <w:family w:val="swiss"/>
-    <w:pitch w:val="variable"/>
-    <w:sig w:usb0="E0002AFF" w:usb1="C0007843" w:usb2="00000009" w:usb3="00000000" w:csb0="000001FF" w:csb1="00000000"/>
-  </w:font>
-  <w:font w:name="Arial Unicode MS">
-    <w:panose1 w:val="020B0604020202020204"/>
-    <w:charset w:val="80"/>
-    <w:family w:val="swiss"/>
-    <w:pitch w:val="variable"/>
-    <w:sig w:usb0="F7FFAFFF" w:usb1="E9DFFFFF" w:usb2="0000003F" w:usb3="00000000" w:csb0="003F01FF" w:csb1="00000000"/>
-  </w:font>
-  <w:font w:name="Tahoma">
-    <w:panose1 w:val="020B0604030504040204"/>
-    <w:charset w:val="CC"/>
-    <w:family w:val="swiss"/>
-    <w:pitch w:val="variable"/>
-    <w:sig w:usb0="E1002EFF" w:usb1="C000605B" w:usb2="00000029" w:usb3="00000000" w:csb0="000101FF" w:csb1="00000000"/>
-  </w:font>
-</w:fonts>
-</file>
-
-<file path=word/glossary/settings.xml><?xml version="1.0" encoding="utf-8"?>
-<w:settings xmlns:o="urn:schemas-microsoft-com:office:office" xmlns:r="http://schemas.openxmlformats.org/officeDocument/2006/relationships" xmlns:m="http://schemas.openxmlformats.org/officeDocument/2006/math" xmlns:v="urn:schemas-microsoft-com:vml" xmlns:w10="urn:schemas-microsoft-com:office:word" xmlns:w="http://schemas.openxmlformats.org/wordprocessingml/2006/main" xmlns:sl="http://schemas.openxmlformats.org/schemaLibrary/2006/main">
-  <w:view w:val="normal"/>
-  <w:defaultTabStop w:val="708"/>
-  <w:characterSpacingControl w:val="doNotCompress"/>
-  <w:compat>
-    <w:useFELayout/>
-  </w:compat>
-  <w:rsids>
-    <w:rsidRoot w:val="00EC60DA"/>
-    <w:rsid w:val="007814CD"/>
-    <w:rsid w:val="00EC60DA"/>
-  </w:rsids>
-  <m:mathPr>
-    <m:mathFont m:val="Cambria Math"/>
-    <m:brkBin m:val="before"/>
-    <m:brkBinSub m:val="--"/>
-    <m:smallFrac m:val="off"/>
-    <m:dispDef/>
-    <m:lMargin m:val="0"/>
-    <m:rMargin m:val="0"/>
-    <m:defJc m:val="centerGroup"/>
-    <m:wrapIndent m:val="1440"/>
-    <m:intLim m:val="subSup"/>
-    <m:naryLim m:val="undOvr"/>
-  </m:mathPr>
-  <w:themeFontLang w:val="ru-RU"/>
-  <w:clrSchemeMapping w:bg1="light1" w:t1="dark1" w:bg2="light2" w:t2="dark2" w:accent1="accent1" w:accent2="accent2" w:accent3="accent3" w:accent4="accent4" w:accent5="accent5" w:accent6="accent6" w:hyperlink="hyperlink" w:followedHyperlink="followedHyperlink"/>
-  <w:decimalSymbol w:val=","/>
-  <w:listSeparator w:val=";"/>
-</w:settings>
-</file>
-
-<file path=word/glossary/styles.xml><?xml version="1.0" encoding="utf-8"?>
-<w:styles xmlns:r="http://schemas.openxmlformats.org/officeDocument/2006/relationships" xmlns:w="http://schemas.openxmlformats.org/wordprocessingml/2006/main">
-  <w:docDefaults>
-    <w:rPrDefault>
-      <w:rPr>
-        <w:rFonts w:asciiTheme="minorHAnsi" w:eastAsiaTheme="minorEastAsia" w:hAnsiTheme="minorHAnsi" w:cstheme="minorBidi"/>
-        <w:sz w:val="22"/>
-        <w:szCs w:val="22"/>
-        <w:lang w:val="ru-RU" w:eastAsia="ru-RU" w:bidi="ar-SA"/>
-      </w:rPr>
-    </w:rPrDefault>
-    <w:pPrDefault>
-      <w:pPr>
-        <w:spacing w:after="200" w:line="276" w:lineRule="auto"/>
-      </w:pPr>
-    </w:pPrDefault>
-  </w:docDefaults>
-  <w:latentStyles w:defLockedState="0" w:defUIPriority="99" w:defSemiHidden="1" w:defUnhideWhenUsed="1" w:defQFormat="0" w:count="267">
-    <w:lsdException w:name="Normal" w:semiHidden="0" w:uiPriority="0" w:unhideWhenUsed="0" w:qFormat="1"/>
-    <w:lsdException w:name="heading 1" w:semiHidden="0" w:uiPriority="9" w:unhideWhenUsed="0" w:qFormat="1"/>
-    <w:lsdException w:name="heading 2" w:uiPriority="9" w:qFormat="1"/>
-    <w:lsdException w:name="heading 3" w:uiPriority="9" w:qFormat="1"/>
-    <w:lsdException w:name="heading 4" w:uiPriority="9" w:qFormat="1"/>
-    <w:lsdException w:name="heading 5" w:uiPriority="9" w:qFormat="1"/>
-    <w:lsdException w:name="heading 6" w:uiPriority="9" w:qFormat="1"/>
-    <w:lsdException w:name="heading 7" w:uiPriority="9" w:qFormat="1"/>
-    <w:lsdException w:name="heading 8" w:uiPriority="9" w:qFormat="1"/>
-    <w:lsdException w:name="heading 9" w:uiPriority="9" w:qFormat="1"/>
-    <w:lsdException w:name="toc 1" w:uiPriority="39"/>
-    <w:lsdException w:name="toc 2" w:uiPriority="39"/>
-    <w:lsdException w:name="toc 3" w:uiPriority="39"/>
-    <w:lsdException w:name="toc 4" w:uiPriority="39"/>
-    <w:lsdException w:name="toc 5" w:uiPriority="39"/>
-    <w:lsdException w:name="toc 6" w:uiPriority="39"/>
-    <w:lsdException w:name="toc 7" w:uiPriority="39"/>
-    <w:lsdException w:name="toc 8" w:uiPriority="39"/>
-    <w:lsdException w:name="toc 9" w:uiPriority="39"/>
-    <w:lsdException w:name="caption" w:uiPriority="35" w:qFormat="1"/>
-    <w:lsdException w:name="Title" w:semiHidden="0" w:uiPriority="10" w:unhideWhenUsed="0" w:qFormat="1"/>
-    <w:lsdException w:name="Default Paragraph Font" w:uiPriority="1"/>
-    <w:lsdException w:name="Subtitle" w:semiHidden="0" w:uiPriority="11" w:unhideWhenUsed="0" w:qFormat="1"/>
-    <w:lsdException w:name="Strong" w:semiHidden="0" w:uiPriority="22" w:unhideWhenUsed="0" w:qFormat="1"/>
-    <w:lsdException w:name="Emphasis" w:semiHidden="0" w:uiPriority="20" w:unhideWhenUsed="0" w:qFormat="1"/>
-    <w:lsdException w:name="Table Grid" w:semiHidden="0" w:uiPriority="59" w:unhideWhenUsed="0"/>
-    <w:lsdException w:name="Placeholder Text" w:unhideWhenUsed="0"/>
-    <w:lsdException w:name="No Spacing" w:semiHidden="0" w:uiPriority="1" w:unhideWhenUsed="0" w:qFormat="1"/>
-    <w:lsdException w:name="Light Shading" w:semiHidden="0" w:uiPriority="60" w:unhideWhenUsed="0"/>
-    <w:lsdException w:name="Light List" w:semiHidden="0" w:uiPriority="61" w:unhideWhenUsed="0"/>
-    <w:lsdException w:name="Light Grid" w:semiHidden="0" w:uiPriority="62" w:unhideWhenUsed="0"/>
-    <w:lsdException w:name="Medium Shading 1" w:semiHidden="0" w:uiPriority="63" w:unhideWhenUsed="0"/>
-    <w:lsdException w:name="Medium Shading 2" w:semiHidden="0" w:uiPriority="64" w:unhideWhenUsed="0"/>
-    <w:lsdException w:name="Medium List 1" w:semiHidden="0" w:uiPriority="65" w:unhideWhenUsed="0"/>
-    <w:lsdException w:name="Medium List 2" w:semiHidden="0" w:uiPriority="66" w:unhideWhenUsed="0"/>
-    <w:lsdException w:name="Medium Grid 1" w:semiHidden="0" w:uiPriority="67" w:unhideWhenUsed="0"/>
-    <w:lsdException w:name="Medium Grid 2" w:semiHidden="0" w:uiPriority="68" w:unhideWhenUsed="0"/>
-    <w:lsdException w:name="Medium Grid 3" w:semiHidden="0" w:uiPriority="69" w:unhideWhenUsed="0"/>
-    <w:lsdException w:name="Dark List" w:semiHidden="0" w:uiPriority="70" w:unhideWhenUsed="0"/>
-    <w:lsdException w:name="Colorful Shading" w:semiHidden="0" w:uiPriority="71" w:unhideWhenUsed="0"/>
-    <w:lsdException w:name="Colorful List" w:semiHidden="0" w:uiPriority="72" w:unhideWhenUsed="0"/>
-    <w:lsdException w:name="Colorful Grid" w:semiHidden="0" w:uiPriority="73" w:unhideWhenUsed="0"/>
-    <w:lsdException w:name="Light Shading Accent 1" w:semiHidden="0" w:uiPriority="60" w:unhideWhenUsed="0"/>
-    <w:lsdException w:name="Light List Accent 1" w:semiHidden="0" w:uiPriority="61" w:unhideWhenUsed="0"/>
-    <w:lsdException w:name="Light Grid Accent 1" w:semiHidden="0" w:uiPriority="62" w:unhideWhenUsed="0"/>
-    <w:lsdException w:name="Medium Shading 1 Accent 1" w:semiHidden="0" w:uiPriority="63" w:unhideWhenUsed="0"/>
-    <w:lsdException w:name="Medium Shading 2 Accent 1" w:semiHidden="0" w:uiPriority="64" w:unhideWhenUsed="0"/>
-    <w:lsdException w:name="Medium List 1 Accent 1" w:semiHidden="0" w:uiPriority="65" w:unhideWhenUsed="0"/>
-    <w:lsdException w:name="Revision" w:unhideWhenUsed="0"/>
-    <w:lsdException w:name="List Paragraph" w:semiHidden="0" w:uiPriority="34" w:unhideWhenUsed="0" w:qFormat="1"/>
-    <w:lsdException w:name="Quote" w:semiHidden="0" w:uiPriority="29" w:unhideWhenUsed="0" w:qFormat="1"/>
-    <w:lsdException w:name="Intense Quote" w:semiHidden="0" w:uiPriority="30" w:unhideWhenUsed="0" w:qFormat="1"/>
-    <w:lsdException w:name="Medium List 2 Accent 1" w:semiHidden="0" w:uiPriority="66" w:unhideWhenUsed="0"/>
-    <w:lsdException w:name="Medium Grid 1 Accent 1" w:semiHidden="0" w:uiPriority="67" w:unhideWhenUsed="0"/>
-    <w:lsdException w:name="Medium Grid 2 Accent 1" w:semiHidden="0" w:uiPriority="68" w:unhideWhenUsed="0"/>
-    <w:lsdException w:name="Medium Grid 3 Accent 1" w:semiHidden="0" w:uiPriority="69" w:unhideWhenUsed="0"/>
-    <w:lsdException w:name="Dark List Accent 1" w:semiHidden="0" w:uiPriority="70" w:unhideWhenUsed="0"/>
-    <w:lsdException w:name="Colorful Shading Accent 1" w:semiHidden="0" w:uiPriority="71" w:unhideWhenUsed="0"/>
-    <w:lsdException w:name="Colorful List Accent 1" w:semiHidden="0" w:uiPriority="72" w:unhideWhenUsed="0"/>
-    <w:lsdException w:name="Colorful Grid Accent 1" w:semiHidden="0" w:uiPriority="73" w:unhideWhenUsed="0"/>
-    <w:lsdException w:name="Light Shading Accent 2" w:semiHidden="0" w:uiPriority="60" w:unhideWhenUsed="0"/>
-    <w:lsdException w:name="Light List Accent 2" w:semiHidden="0" w:uiPriority="61" w:unhideWhenUsed="0"/>
-    <w:lsdException w:name="Light Grid Accent 2" w:semiHidden="0" w:uiPriority="62" w:unhideWhenUsed="0"/>
-    <w:lsdException w:name="Medium Shading 1 Accent 2" w:semiHidden="0" w:uiPriority="63" w:unhideWhenUsed="0"/>
-    <w:lsdException w:name="Medium Shading 2 Accent 2" w:semiHidden="0" w:uiPriority="64" w:unhideWhenUsed="0"/>
-    <w:lsdException w:name="Medium List 1 Accent 2" w:semiHidden="0" w:uiPriority="65" w:unhideWhenUsed="0"/>
-    <w:lsdException w:name="Medium List 2 Accent 2" w:semiHidden="0" w:uiPriority="66" w:unhideWhenUsed="0"/>
-    <w:lsdException w:name="Medium Grid 1 Accent 2" w:semiHidden="0" w:uiPriority="67" w:unhideWhenUsed="0"/>
-    <w:lsdException w:name="Medium Grid 2 Accent 2" w:semiHidden="0" w:uiPriority="68" w:unhideWhenUsed="0"/>
-    <w:lsdException w:name="Medium Grid 3 Accent 2" w:semiHidden="0" w:uiPriority="69" w:unhideWhenUsed="0"/>
-    <w:lsdException w:name="Dark List Accent 2" w:semiHidden="0" w:uiPriority="70" w:unhideWhenUsed="0"/>
-    <w:lsdException w:name="Colorful Shading Accent 2" w:semiHidden="0" w:uiPriority="71" w:unhideWhenUsed="0"/>
-    <w:lsdException w:name="Colorful List Accent 2" w:semiHidden="0" w:uiPriority="72" w:unhideWhenUsed="0"/>
-    <w:lsdException w:name="Colorful Grid Accent 2" w:semiHidden="0" w:uiPriority="73" w:unhideWhenUsed="0"/>
-    <w:lsdException w:name="Light Shading Accent 3" w:semiHidden="0" w:uiPriority="60" w:unhideWhenUsed="0"/>
-    <w:lsdException w:name="Light List Accent 3" w:semiHidden="0" w:uiPriority="61" w:unhideWhenUsed="0"/>
-    <w:lsdException w:name="Light Grid Accent 3" w:semiHidden="0" w:uiPriority="62" w:unhideWhenUsed="0"/>
-    <w:lsdException w:name="Medium Shading 1 Accent 3" w:semiHidden="0" w:uiPriority="63" w:unhideWhenUsed="0"/>
-    <w:lsdException w:name="Medium Shading 2 Accent 3" w:semiHidden="0" w:uiPriority="64" w:unhideWhenUsed="0"/>
-    <w:lsdException w:name="Medium List 1 Accent 3" w:semiHidden="0" w:uiPriority="65" w:unhideWhenUsed="0"/>
-    <w:lsdException w:name="Medium List 2 Accent 3" w:semiHidden="0" w:uiPriority="66" w:unhideWhenUsed="0"/>
-    <w:lsdException w:name="Medium Grid 1 Accent 3" w:semiHidden="0" w:uiPriority="67" w:unhideWhenUsed="0"/>
-    <w:lsdException w:name="Medium Grid 2 Accent 3" w:semiHidden="0" w:uiPriority="68" w:unhideWhenUsed="0"/>
-    <w:lsdException w:name="Medium Grid 3 Accent 3" w:semiHidden="0" w:uiPriority="69" w:unhideWhenUsed="0"/>
-    <w:lsdException w:name="Dark List Accent 3" w:semiHidden="0" w:uiPriority="70" w:unhideWhenUsed="0"/>
-    <w:lsdException w:name="Colorful Shading Accent 3" w:semiHidden="0" w:uiPriority="71" w:unhideWhenUsed="0"/>
-    <w:lsdException w:name="Colorful List Accent 3" w:semiHidden="0" w:uiPriority="72" w:unhideWhenUsed="0"/>
-    <w:lsdException w:name="Colorful Grid Accent 3" w:semiHidden="0" w:uiPriority="73" w:unhideWhenUsed="0"/>
-    <w:lsdException w:name="Light Shading Accent 4" w:semiHidden="0" w:uiPriority="60" w:unhideWhenUsed="0"/>
-    <w:lsdException w:name="Light List Accent 4" w:semiHidden="0" w:uiPriority="61" w:unhideWhenUsed="0"/>
-    <w:lsdException w:name="Light Grid Accent 4" w:semiHidden="0" w:uiPriority="62" w:unhideWhenUsed="0"/>
-    <w:lsdException w:name="Medium Shading 1 Accent 4" w:semiHidden="0" w:uiPriority="63" w:unhideWhenUsed="0"/>
-    <w:lsdException w:name="Medium Shading 2 Accent 4" w:semiHidden="0" w:uiPriority="64" w:unhideWhenUsed="0"/>
-    <w:lsdException w:name="Medium List 1 Accent 4" w:semiHidden="0" w:uiPriority="65" w:unhideWhenUsed="0"/>
-    <w:lsdException w:name="Medium List 2 Accent 4" w:semiHidden="0" w:uiPriority="66" w:unhideWhenUsed="0"/>
-    <w:lsdException w:name="Medium Grid 1 Accent 4" w:semiHidden="0" w:uiPriority="67" w:unhideWhenUsed="0"/>
-    <w:lsdException w:name="Medium Grid 2 Accent 4" w:semiHidden="0" w:uiPriority="68" w:unhideWhenUsed="0"/>
-    <w:lsdException w:name="Medium Grid 3 Accent 4" w:semiHidden="0" w:uiPriority="69" w:unhideWhenUsed="0"/>
-    <w:lsdException w:name="Dark List Accent 4" w:semiHidden="0" w:uiPriority="70" w:unhideWhenUsed="0"/>
-    <w:lsdException w:name="Colorful Shading Accent 4" w:semiHidden="0" w:uiPriority="71" w:unhideWhenUsed="0"/>
-    <w:lsdException w:name="Colorful List Accent 4" w:semiHidden="0" w:uiPriority="72" w:unhideWhenUsed="0"/>
-    <w:lsdException w:name="Colorful Grid Accent 4" w:semiHidden="0" w:uiPriority="73" w:unhideWhenUsed="0"/>
-    <w:lsdException w:name="Light Shading Accent 5" w:semiHidden="0" w:uiPriority="60" w:unhideWhenUsed="0"/>
-    <w:lsdException w:name="Light List Accent 5" w:semiHidden="0" w:uiPriority="61" w:unhideWhenUsed="0"/>
-    <w:lsdException w:name="Light Grid Accent 5" w:semiHidden="0" w:uiPriority="62" w:unhideWhenUsed="0"/>
-    <w:lsdException w:name="Medium Shading 1 Accent 5" w:semiHidden="0" w:uiPriority="63" w:unhideWhenUsed="0"/>
-    <w:lsdException w:name="Medium Shading 2 Accent 5" w:semiHidden="0" w:uiPriority="64" w:unhideWhenUsed="0"/>
-    <w:lsdException w:name="Medium List 1 Accent 5" w:semiHidden="0" w:uiPriority="65" w:unhideWhenUsed="0"/>
-    <w:lsdException w:name="Medium List 2 Accent 5" w:semiHidden="0" w:uiPriority="66" w:unhideWhenUsed="0"/>
-    <w:lsdException w:name="Medium Grid 1 Accent 5" w:semiHidden="0" w:uiPriority="67" w:unhideWhenUsed="0"/>
-    <w:lsdException w:name="Medium Grid 2 Accent 5" w:semiHidden="0" w:uiPriority="68" w:unhideWhenUsed="0"/>
-    <w:lsdException w:name="Medium Grid 3 Accent 5" w:semiHidden="0" w:uiPriority="69" w:unhideWhenUsed="0"/>
-    <w:lsdException w:name="Dark List Accent 5" w:semiHidden="0" w:uiPriority="70" w:unhideWhenUsed="0"/>
-    <w:lsdException w:name="Colorful Shading Accent 5" w:semiHidden="0" w:uiPriority="71" w:unhideWhenUsed="0"/>
-    <w:lsdException w:name="Colorful List Accent 5" w:semiHidden="0" w:uiPriority="72" w:unhideWhenUsed="0"/>
-    <w:lsdException w:name="Colorful Grid Accent 5" w:semiHidden="0" w:uiPriority="73" w:unhideWhenUsed="0"/>
-    <w:lsdException w:name="Light Shading Accent 6" w:semiHidden="0" w:uiPriority="60" w:unhideWhenUsed="0"/>
-    <w:lsdException w:name="Light List Accent 6" w:semiHidden="0" w:uiPriority="61" w:unhideWhenUsed="0"/>
-    <w:lsdException w:name="Light Grid Accent 6" w:semiHidden="0" w:uiPriority="62" w:unhideWhenUsed="0"/>
-    <w:lsdException w:name="Medium Shading 1 Accent 6" w:semiHidden="0" w:uiPriority="63" w:unhideWhenUsed="0"/>
-    <w:lsdException w:name="Medium Shading 2 Accent 6" w:semiHidden="0" w:uiPriority="64" w:unhideWhenUsed="0"/>
-    <w:lsdException w:name="Medium List 1 Accent 6" w:semiHidden="0" w:uiPriority="65" w:unhideWhenUsed="0"/>
-    <w:lsdException w:name="Medium List 2 Accent 6" w:semiHidden="0" w:uiPriority="66" w:unhideWhenUsed="0"/>
-    <w:lsdException w:name="Medium Grid 1 Accent 6" w:semiHidden="0" w:uiPriority="67" w:unhideWhenUsed="0"/>
-    <w:lsdException w:name="Medium Grid 2 Accent 6" w:semiHidden="0" w:uiPriority="68" w:unhideWhenUsed="0"/>
-    <w:lsdException w:name="Medium Grid 3 Accent 6" w:semiHidden="0" w:uiPriority="69" w:unhideWhenUsed="0"/>
-    <w:lsdException w:name="Dark List Accent 6" w:semiHidden="0" w:uiPriority="70" w:unhideWhenUsed="0"/>
-    <w:lsdException w:name="Colorful Shading Accent 6" w:semiHidden="0" w:uiPriority="71" w:unhideWhenUsed="0"/>
-    <w:lsdException w:name="Colorful List Accent 6" w:semiHidden="0" w:uiPriority="72" w:unhideWhenUsed="0"/>
-    <w:lsdException w:name="Colorful Grid Accent 6" w:semiHidden="0" w:uiPriority="73" w:unhideWhenUsed="0"/>
-    <w:lsdException w:name="Subtle Emphasis" w:semiHidden="0" w:uiPriority="19" w:unhideWhenUsed="0" w:qFormat="1"/>
-    <w:lsdException w:name="Intense Emphasis" w:semiHidden="0" w:uiPriority="21" w:unhideWhenUsed="0" w:qFormat="1"/>
-    <w:lsdException w:name="Subtle Reference" w:semiHidden="0" w:uiPriority="31" w:unhideWhenUsed="0" w:qFormat="1"/>
-    <w:lsdException w:name="Intense Reference" w:semiHidden="0" w:uiPriority="32" w:unhideWhenUsed="0" w:qFormat="1"/>
-    <w:lsdException w:name="Book Title" w:semiHidden="0" w:uiPriority="33" w:unhideWhenUsed="0" w:qFormat="1"/>
-    <w:lsdException w:name="Bibliography" w:uiPriority="37"/>
-    <w:lsdException w:name="TOC Heading" w:uiPriority="39" w:qFormat="1"/>
-  </w:latentStyles>
-  <w:style w:type="paragraph" w:default="1" w:styleId="a">
-    <w:name w:val="Normal"/>
-    <w:qFormat/>
-  </w:style>
-  <w:style w:type="character" w:default="1" w:styleId="a0">
-    <w:name w:val="Default Paragraph Font"/>
-    <w:uiPriority w:val="1"/>
-    <w:semiHidden/>
-    <w:unhideWhenUsed/>
-  </w:style>
-  <w:style w:type="table" w:default="1" w:styleId="a1">
-    <w:name w:val="Normal Table"/>
-    <w:uiPriority w:val="99"/>
-    <w:semiHidden/>
-    <w:unhideWhenUsed/>
-    <w:qFormat/>
-    <w:tblPr>
-      <w:tblInd w:w="0" w:type="dxa"/>
-      <w:tblCellMar>
-        <w:top w:w="0" w:type="dxa"/>
-        <w:left w:w="108" w:type="dxa"/>
-        <w:bottom w:w="0" w:type="dxa"/>
-        <w:right w:w="108" w:type="dxa"/>
-      </w:tblCellMar>
-    </w:tblPr>
-  </w:style>
-  <w:style w:type="numbering" w:default="1" w:styleId="a2">
-    <w:name w:val="No List"/>
-    <w:uiPriority w:val="99"/>
-    <w:semiHidden/>
-    <w:unhideWhenUsed/>
-  </w:style>
-  <w:style w:type="paragraph" w:customStyle="1" w:styleId="5C1671F50DFF4BF0B2E07ADB503FD0DF">
-    <w:name w:val="5C1671F50DFF4BF0B2E07ADB503FD0DF"/>
-    <w:rsid w:val="00EC60DA"/>
-  </w:style>
-  <w:style w:type="paragraph" w:customStyle="1" w:styleId="3E941D768B014A7BBFFCC3AD19987747">
-    <w:name w:val="3E941D768B014A7BBFFCC3AD19987747"/>
-    <w:rsid w:val="00EC60DA"/>
-  </w:style>
-  <w:style w:type="paragraph" w:customStyle="1" w:styleId="EF0DB1D05FE24F75947BE9C7D408D089">
-    <w:name w:val="EF0DB1D05FE24F75947BE9C7D408D089"/>
-    <w:rsid w:val="00EC60DA"/>
-  </w:style>
-  <w:style w:type="paragraph" w:customStyle="1" w:styleId="8E3A39DA773F4ABBB7963F99B6A1D678">
-    <w:name w:val="8E3A39DA773F4ABBB7963F99B6A1D678"/>
-    <w:rsid w:val="00EC60DA"/>
-  </w:style>
-  <w:style w:type="paragraph" w:customStyle="1" w:styleId="6386CB4D97D94447BABBA1981BD131C0">
-    <w:name w:val="6386CB4D97D94447BABBA1981BD131C0"/>
-    <w:rsid w:val="00EC60DA"/>
-  </w:style>
-  <w:style w:type="paragraph" w:customStyle="1" w:styleId="138EB261FBC8468B9314CF847C5C2A0A">
-    <w:name w:val="138EB261FBC8468B9314CF847C5C2A0A"/>
-    <w:rsid w:val="00EC60DA"/>
-  </w:style>
-</w:styles>
-</file>
-
-<file path=word/glossary/webSettings.xml><?xml version="1.0" encoding="utf-8"?>
-<w:webSettings xmlns:r="http://schemas.openxmlformats.org/officeDocument/2006/relationships" xmlns:w="http://schemas.openxmlformats.org/wordprocessingml/2006/main">
-  <w:optimizeForBrowser/>
-</w:webSettings>
 </file>
 
 <file path=word/theme/theme1.xml><?xml version="1.0" encoding="utf-8"?>
@@ -12637,7 +15809,7 @@
 </file>
 
 <file path=customXml/itemProps1.xml><?xml version="1.0" encoding="utf-8"?>
-<ds:datastoreItem xmlns:ds="http://schemas.openxmlformats.org/officeDocument/2006/customXml" ds:itemID="{4F8E6DDD-9591-4240-AD83-B509F41E7217}">
+<ds:datastoreItem xmlns:ds="http://schemas.openxmlformats.org/officeDocument/2006/customXml" ds:itemID="{892E817B-5BF4-4F0E-9BE1-D6FEBBAD0905}">
   <ds:schemaRefs>
     <ds:schemaRef ds:uri="http://schemas.openxmlformats.org/officeDocument/2006/bibliography"/>
   </ds:schemaRefs>

--- a/4304 Хафизов - Отчёт о НИР.docx
+++ b/4304 Хафизов - Отчёт о НИР.docx
@@ -2083,7 +2083,27 @@
                 <w:sz w:val="28"/>
                 <w:szCs w:val="28"/>
               </w:rPr>
-              <w:t>Введение</w:t>
+              <w:t>Введе</w:t>
+            </w:r>
+            <w:r>
+              <w:rPr>
+                <w:rStyle w:val="af8"/>
+                <w:rFonts w:ascii="Times New Roman" w:hAnsi="Times New Roman"/>
+                <w:noProof/>
+                <w:sz w:val="28"/>
+                <w:szCs w:val="28"/>
+              </w:rPr>
+              <w:t>н</w:t>
+            </w:r>
+            <w:r>
+              <w:rPr>
+                <w:rStyle w:val="af8"/>
+                <w:rFonts w:ascii="Times New Roman" w:hAnsi="Times New Roman"/>
+                <w:noProof/>
+                <w:sz w:val="28"/>
+                <w:szCs w:val="28"/>
+              </w:rPr>
+              <w:t>ие</w:t>
             </w:r>
             <w:r>
               <w:rPr>
@@ -3731,9 +3751,7 @@
       <w:r>
         <w:t>Требования для анализа</w:t>
       </w:r>
-      <w:bookmarkStart w:id="3" w:name="_GoBack"/>
       <w:bookmarkEnd w:id="2"/>
-      <w:bookmarkEnd w:id="3"/>
     </w:p>
     <w:p>
       <w:pPr>
@@ -3783,7 +3801,7 @@
           <w:szCs w:val="28"/>
         </w:rPr>
       </w:pPr>
-      <w:bookmarkStart w:id="4" w:name="_Toc28222575"/>
+      <w:bookmarkStart w:id="3" w:name="_Toc28222575"/>
       <w:r>
         <w:rPr>
           <w:rFonts w:ascii="Times New Roman" w:hAnsi="Times New Roman"/>
@@ -3803,7 +3821,7 @@
         <w:tab/>
         <w:t>Общие требования</w:t>
       </w:r>
-      <w:bookmarkEnd w:id="4"/>
+      <w:bookmarkEnd w:id="3"/>
     </w:p>
     <w:p>
       <w:pPr>
@@ -4339,7 +4357,7 @@
           <w:szCs w:val="28"/>
         </w:rPr>
       </w:pPr>
-      <w:bookmarkStart w:id="5" w:name="_Toc28222576"/>
+      <w:bookmarkStart w:id="4" w:name="_Toc28222576"/>
       <w:r>
         <w:rPr>
           <w:rFonts w:ascii="Times New Roman" w:hAnsi="Times New Roman"/>
@@ -4359,7 +4377,7 @@
         <w:tab/>
         <w:t>Выполнение анализа и представление результатов</w:t>
       </w:r>
-      <w:bookmarkEnd w:id="5"/>
+      <w:bookmarkEnd w:id="4"/>
     </w:p>
     <w:p>
       <w:pPr>
@@ -4551,7 +4569,7 @@
           <w:szCs w:val="28"/>
         </w:rPr>
       </w:pPr>
-      <w:bookmarkStart w:id="6" w:name="_Toc28222577"/>
+      <w:bookmarkStart w:id="5" w:name="_Toc28222577"/>
       <w:r>
         <w:rPr>
           <w:rFonts w:ascii="Times New Roman" w:hAnsi="Times New Roman"/>
@@ -4571,7 +4589,7 @@
         <w:tab/>
         <w:t>Первичный анализ</w:t>
       </w:r>
-      <w:bookmarkEnd w:id="6"/>
+      <w:bookmarkEnd w:id="5"/>
     </w:p>
     <w:p>
       <w:pPr>
@@ -5432,9 +5450,9 @@
           <w:szCs w:val="28"/>
         </w:rPr>
       </w:pPr>
-      <w:bookmarkStart w:id="7" w:name="_Ref480301233"/>
-      <w:bookmarkStart w:id="8" w:name="_Toc490214935"/>
-      <w:bookmarkStart w:id="9" w:name="_Toc28222578"/>
+      <w:bookmarkStart w:id="6" w:name="_Ref480301233"/>
+      <w:bookmarkStart w:id="7" w:name="_Toc490214935"/>
+      <w:bookmarkStart w:id="8" w:name="_Toc28222578"/>
       <w:r>
         <w:rPr>
           <w:rFonts w:ascii="Times New Roman" w:hAnsi="Times New Roman"/>
@@ -5463,9 +5481,9 @@
         </w:rPr>
         <w:t>Статистический анализ</w:t>
       </w:r>
+      <w:bookmarkEnd w:id="6"/>
       <w:bookmarkEnd w:id="7"/>
       <w:bookmarkEnd w:id="8"/>
-      <w:bookmarkEnd w:id="9"/>
     </w:p>
     <w:p>
       <w:pPr>
@@ -6398,7 +6416,7 @@
       <w:r>
         <w:br w:type="page"/>
       </w:r>
-      <w:bookmarkStart w:id="10" w:name="_Toc28222579"/>
+      <w:bookmarkStart w:id="9" w:name="_Toc28222579"/>
       <w:r>
         <w:lastRenderedPageBreak/>
         <w:t>3</w:t>
@@ -6415,7 +6433,7 @@
       <w:r>
         <w:t xml:space="preserve"> способа решения</w:t>
       </w:r>
-      <w:bookmarkEnd w:id="10"/>
+      <w:bookmarkEnd w:id="9"/>
     </w:p>
     <w:p>
       <w:pPr>
@@ -8409,6 +8427,7 @@
                 <w:lang w:val="en-US"/>
               </w:rPr>
             </w:pPr>
+            <w:bookmarkStart w:id="10" w:name="_GoBack"/>
             <w:proofErr w:type="spellStart"/>
             <w:r>
               <w:rPr>
@@ -8682,6 +8701,7 @@
               </w:rPr>
               <w:t>}</w:t>
             </w:r>
+            <w:bookmarkEnd w:id="10"/>
           </w:p>
         </w:tc>
       </w:tr>
@@ -9036,7 +9056,7 @@
       <w:rPr>
         <w:noProof/>
       </w:rPr>
-      <w:t>2</w:t>
+      <w:t>19</w:t>
     </w:r>
     <w:r>
       <w:fldChar w:fldCharType="end"/>
@@ -15809,7 +15829,7 @@
 </file>
 
 <file path=customXml/itemProps1.xml><?xml version="1.0" encoding="utf-8"?>
-<ds:datastoreItem xmlns:ds="http://schemas.openxmlformats.org/officeDocument/2006/customXml" ds:itemID="{892E817B-5BF4-4F0E-9BE1-D6FEBBAD0905}">
+<ds:datastoreItem xmlns:ds="http://schemas.openxmlformats.org/officeDocument/2006/customXml" ds:itemID="{115F7C77-51DA-4838-B8C5-DD1FEEE78EE7}">
   <ds:schemaRefs>
     <ds:schemaRef ds:uri="http://schemas.openxmlformats.org/officeDocument/2006/bibliography"/>
   </ds:schemaRefs>
